--- a/Faisal Customisable Rummy Platform for Online Play.docx
+++ b/Faisal Customisable Rummy Platform for Online Play.docx
@@ -2,6 +2,9 @@
 <file path=word/document.xml><?xml version="1.0" encoding="utf-8"?>
 <w:document xmlns:wpc="http://schemas.microsoft.com/office/word/2010/wordprocessingCanvas" xmlns:cx="http://schemas.microsoft.com/office/drawing/2014/chartex" xmlns:cx1="http://schemas.microsoft.com/office/drawing/2015/9/8/chartex" xmlns:cx2="http://schemas.microsoft.com/office/drawing/2015/10/21/chartex" xmlns:cx3="http://schemas.microsoft.com/office/drawing/2016/5/9/chartex" xmlns:cx4="http://schemas.microsoft.com/office/drawing/2016/5/10/chartex" xmlns:cx5="http://schemas.microsoft.com/office/drawing/2016/5/11/chartex" xmlns:cx6="http://schemas.microsoft.com/office/drawing/2016/5/12/chartex" xmlns:cx7="http://schemas.microsoft.com/office/drawing/2016/5/13/chartex" xmlns:cx8="http://schemas.microsoft.com/office/drawing/2016/5/14/chartex" xmlns:mc="http://schemas.openxmlformats.org/markup-compatibility/2006" xmlns:aink="http://schemas.microsoft.com/office/drawing/2016/ink" xmlns:am3d="http://schemas.microsoft.com/office/drawing/2017/model3d" xmlns:o="urn:schemas-microsoft-com:office:office" xmlns:oel="http://schemas.microsoft.com/office/2019/extlst" xmlns:r="http://schemas.openxmlformats.org/officeDocument/2006/relationships" xmlns:m="http://schemas.openxmlformats.org/officeDocument/2006/math" xmlns:v="urn:schemas-microsoft-com:vml" xmlns:wp14="http://schemas.microsoft.com/office/word/2010/wordprocessingDrawing" xmlns:wp="http://schemas.openxmlformats.org/drawingml/2006/wordprocessingDrawing" xmlns:w10="urn:schemas-microsoft-com:office:word" xmlns:w="http://schemas.openxmlformats.org/wordprocessingml/2006/main" xmlns:w14="http://schemas.microsoft.com/office/word/2010/wordml" xmlns:w15="http://schemas.microsoft.com/office/word/2012/wordml" xmlns:w16cex="http://schemas.microsoft.com/office/word/2018/wordml/cex" xmlns:w16cid="http://schemas.microsoft.com/office/word/2016/wordml/cid" xmlns:w16="http://schemas.microsoft.com/office/word/2018/wordml" xmlns:w16du="http://schemas.microsoft.com/office/word/2023/wordml/word16du" xmlns:w16sdtdh="http://schemas.microsoft.com/office/word/2020/wordml/sdtdatahash" xmlns:w16sdtfl="http://schemas.microsoft.com/office/word/2024/wordml/sdtformatlock" xmlns:w16se="http://schemas.microsoft.com/office/word/2015/wordml/symex" xmlns:wpg="http://schemas.microsoft.com/office/word/2010/wordprocessingGroup" xmlns:wpi="http://schemas.microsoft.com/office/word/2010/wordprocessingInk" xmlns:wne="http://schemas.microsoft.com/office/word/2006/wordml" xmlns:wps="http://schemas.microsoft.com/office/word/2010/wordprocessingShape" mc:Ignorable="w14 w15 w16se w16cid w16 w16cex w16sdtdh w16sdtfl w16du wp14">
   <w:body>
+    <w:p/>
+    <w:p/>
+    <w:p/>
     <w:p/>
     <w:p/>
     <w:p/>
@@ -170,15 +173,7 @@
         </w:rPr>
       </w:pPr>
       <w:r>
-        <w:t xml:space="preserve">There are several ways to play Rummy. First is using a physical set of cards. Alternatively, dedicated platforms for Rummy can be used, such as </w:t>
-      </w:r>
-      <w:proofErr w:type="spellStart"/>
-      <w:r>
-        <w:t>RummyCircle</w:t>
-      </w:r>
-      <w:proofErr w:type="spellEnd"/>
-      <w:r>
-        <w:t xml:space="preserve"> and Rummy Palace which allow for online play. These systems will be analysed in depth to evaluate their strengths and limitations.</w:t>
+        <w:t>There are several ways to play Rummy. First is using a physical set of cards. Alternatively, dedicated platforms for Rummy can be used, such as RummyCircle and Rummy Palace which allow for online play. These systems will be analysed in depth to evaluate their strengths and limitations.</w:t>
       </w:r>
     </w:p>
     <w:p>
@@ -194,15 +189,7 @@
     </w:p>
     <w:p>
       <w:r>
-        <w:t xml:space="preserve">Through analysis of the traditional method of play, which remains the most common, insight can be gained on the core mechanics that must be replicated digitally, while also calling attention to the limitations that can be addressed in a digital platform.  For a systematic analysis to take place, IPSO charts and </w:t>
-      </w:r>
-      <w:proofErr w:type="gramStart"/>
-      <w:r>
-        <w:t>Data  Flow</w:t>
-      </w:r>
-      <w:proofErr w:type="gramEnd"/>
-      <w:r>
-        <w:t xml:space="preserve"> diagrams are used to analyse the processes, data flows, and other mechanisms of physical gameplay.</w:t>
+        <w:t>Through analysis of the traditional method of play, which remains the most common, insight can be gained on the core mechanics that must be replicated digitally, while also calling attention to the limitations that can be addressed in a digital platform.  For a systematic analysis to take place, IPSO charts and Data  Flow diagrams are used to analyse the processes, data flows, and other mechanisms of physical gameplay.</w:t>
       </w:r>
     </w:p>
     <w:p>
@@ -533,13 +520,8 @@
               <w:spacing w:before="0" w:after="0"/>
               <w:jc w:val="left"/>
             </w:pPr>
-            <w:proofErr w:type="gramStart"/>
-            <w:r>
-              <w:t>Players</w:t>
-            </w:r>
-            <w:proofErr w:type="gramEnd"/>
-            <w:r>
-              <w:t xml:space="preserve"> memory</w:t>
+            <w:r>
+              <w:t>Players memory</w:t>
             </w:r>
           </w:p>
         </w:tc>
@@ -637,15 +619,7 @@
     </w:tbl>
     <w:p>
       <w:r>
-        <w:t xml:space="preserve">This IPSO reveals how the system relies on the physical actions of players, along with their experience to remember and correctly apply rules to the other players. This dependence on human processes reduces the reliability and consistency of the game, leading to disputes among players regarding the method and state of play, especially regarding different variations. Furthermore, the storage is distributed across multiple physical objects, along with player memory, creating multiple points of failure where data can be lost or corrupted. Manual validation of the multiple data stores, that are in multiple formats, could be a </w:t>
-      </w:r>
-      <w:proofErr w:type="gramStart"/>
-      <w:r>
-        <w:t>time consuming</w:t>
-      </w:r>
-      <w:proofErr w:type="gramEnd"/>
-      <w:r>
-        <w:t xml:space="preserve"> process. Due to the absence of automated rule enforcement, the players are required to agree on the rules beforehand, relying on knowledge and good faith, rather than automated validations.</w:t>
+        <w:t>This IPSO reveals how the system relies on the physical actions of players, along with their experience to remember and correctly apply rules to the other players. This dependence on human processes reduces the reliability and consistency of the game, leading to disputes among players regarding the method and state of play, especially regarding different variations. Furthermore, the storage is distributed across multiple physical objects, along with player memory, creating multiple points of failure where data can be lost or corrupted. Manual validation of the multiple data stores, that are in multiple formats, could be a time consuming process. Due to the absence of automated rule enforcement, the players are required to agree on the rules beforehand, relying on knowledge and good faith, rather than automated validations.</w:t>
       </w:r>
     </w:p>
     <w:p/>
@@ -662,6 +636,9 @@
     </w:p>
     <w:p>
       <w:r>
+        <w:rPr>
+          <w:noProof/>
+        </w:rPr>
         <w:drawing>
           <wp:inline distT="114300" distB="114300" distL="114300" distR="114300" wp14:anchorId="5CD5DE05" wp14:editId="333E0A70">
             <wp:extent cx="5713953" cy="3219450"/>
@@ -701,15 +678,7 @@
     </w:p>
     <w:p>
       <w:r>
-        <w:t xml:space="preserve">The level 0 diagram reveals the limitations that exist in the </w:t>
-      </w:r>
-      <w:proofErr w:type="gramStart"/>
-      <w:r>
-        <w:t>high level</w:t>
-      </w:r>
-      <w:proofErr w:type="gramEnd"/>
-      <w:r>
-        <w:t xml:space="preserve"> structure of the system, particularly the lack of a centralised validation process. As such, all data must flow between players, and they must carry out verification of the different processes done. As such, the responsibility for correct execution of rules relies on the players themselves.</w:t>
+        <w:t>The level 0 diagram reveals the limitations that exist in the high level structure of the system, particularly the lack of a centralised validation process. As such, all data must flow between players, and they must carry out verification of the different processes done. As such, the responsibility for correct execution of rules relies on the players themselves.</w:t>
       </w:r>
     </w:p>
     <w:p/>
@@ -730,6 +699,9 @@
       <w:bookmarkStart w:id="8" w:name="_huhumlb2ku0k" w:colFirst="0" w:colLast="0"/>
       <w:bookmarkEnd w:id="8"/>
       <w:r>
+        <w:rPr>
+          <w:noProof/>
+        </w:rPr>
         <w:drawing>
           <wp:inline distT="114300" distB="114300" distL="114300" distR="114300" wp14:anchorId="6263B63F" wp14:editId="7B3A668E">
             <wp:extent cx="5762625" cy="2681812"/>
@@ -791,6 +763,9 @@
       <w:bookmarkStart w:id="9" w:name="_xvfe2n2cojhr" w:colFirst="0" w:colLast="0"/>
       <w:bookmarkEnd w:id="9"/>
       <w:r>
+        <w:rPr>
+          <w:noProof/>
+        </w:rPr>
         <w:lastRenderedPageBreak/>
         <w:drawing>
           <wp:inline distT="114300" distB="114300" distL="114300" distR="114300" wp14:anchorId="6E09FE02" wp14:editId="3D86DC9C">
@@ -901,33 +876,12 @@
       <w:bookmarkStart w:id="12" w:name="_2y6tlnhqkdql" w:colFirst="0" w:colLast="0"/>
       <w:bookmarkEnd w:id="12"/>
       <w:r>
-        <w:t>Online Rummy Platform (</w:t>
-      </w:r>
-      <w:proofErr w:type="spellStart"/>
-      <w:r>
-        <w:t>CardzMania</w:t>
-      </w:r>
-      <w:proofErr w:type="spellEnd"/>
-      <w:r>
-        <w:t>):</w:t>
-      </w:r>
-    </w:p>
-    <w:p>
-      <w:proofErr w:type="spellStart"/>
-      <w:r>
-        <w:t>CardzMania</w:t>
-      </w:r>
-      <w:proofErr w:type="spellEnd"/>
-      <w:r>
-        <w:t xml:space="preserve"> is an online card game platform, which allows for players to play a large variety of card games, including rummy. It offers many variations of card games, along with some customisable options. It also provides features such as game history and leaderboards. Throughout the following section, analysis will be done on </w:t>
-      </w:r>
-      <w:proofErr w:type="spellStart"/>
-      <w:r>
-        <w:t>CardzMania’s</w:t>
-      </w:r>
-      <w:proofErr w:type="spellEnd"/>
-      <w:r>
-        <w:t xml:space="preserve"> system architecture, user management, and game customisation abilities. Understanding of how this platform addresses limitations in the physical card system will also be pertinent.</w:t>
+        <w:t>Online Rummy Platform (CardzMania):</w:t>
+      </w:r>
+    </w:p>
+    <w:p>
+      <w:r>
+        <w:t>CardzMania is an online card game platform, which allows for players to play a large variety of card games, including rummy. It offers many variations of card games, along with some customisable options. It also provides features such as game history and leaderboards. Throughout the following section, analysis will be done on CardzMania’s system architecture, user management, and game customisation abilities. Understanding of how this platform addresses limitations in the physical card system will also be pertinent.</w:t>
       </w:r>
     </w:p>
     <w:p/>
@@ -943,6 +897,9 @@
     </w:p>
     <w:p>
       <w:r>
+        <w:rPr>
+          <w:noProof/>
+        </w:rPr>
         <w:drawing>
           <wp:inline distT="114300" distB="114300" distL="114300" distR="114300" wp14:anchorId="2F75142D" wp14:editId="07D5779F">
             <wp:extent cx="5724525" cy="947562"/>
@@ -983,28 +940,12 @@
     <w:p/>
     <w:p>
       <w:r>
-        <w:t xml:space="preserve">As shown above, </w:t>
-      </w:r>
-      <w:proofErr w:type="spellStart"/>
-      <w:r>
-        <w:t>CardzMania</w:t>
-      </w:r>
-      <w:proofErr w:type="spellEnd"/>
-      <w:r>
-        <w:t xml:space="preserve"> seems to operate on a simple client server model, where clients send actions and requests to a central game server. This central game server validates moves against the game logic loaded into memory at session initialisation, reducing cheating. Additionally, this ensures that all clients are synchronised to the current game state, as the updates are only received by clients when they are validated, and there is only one source for the game state. </w:t>
-      </w:r>
-    </w:p>
-    <w:p>
-      <w:r>
-        <w:t xml:space="preserve">However, due to the client server model, there exists a major bottleneck when it comes to scalability. Due to the centralisation of rules validation, the server load increases with the player count, as it must perform continuous rule validation for all current sessions. According to </w:t>
-      </w:r>
-      <w:proofErr w:type="spellStart"/>
-      <w:r>
-        <w:t>CardzMania</w:t>
-      </w:r>
-      <w:proofErr w:type="spellEnd"/>
-      <w:r>
-        <w:t>, they have 238,000</w:t>
+        <w:t xml:space="preserve">As shown above, CardzMania seems to operate on a simple client server model, where clients send actions and requests to a central game server. This central game server validates moves against the game logic loaded into memory at session initialisation, reducing cheating. Additionally, this ensures that all clients are synchronised to the current game state, as the updates are only received by clients when they are validated, and there is only one source for the game state. </w:t>
+      </w:r>
+    </w:p>
+    <w:p>
+      <w:r>
+        <w:t>However, due to the client server model, there exists a major bottleneck when it comes to scalability. Due to the centralisation of rules validation, the server load increases with the player count, as it must perform continuous rule validation for all current sessions. According to CardzMania, they have 238,000</w:t>
       </w:r>
       <w:hyperlink w:anchor="oznbccsgauts">
         <w:r>
@@ -1017,15 +958,7 @@
         </w:r>
       </w:hyperlink>
       <w:r>
-        <w:t xml:space="preserve"> registered users, where if even 1% play rummy at one, (600 game states with 4 players), the server must handle continuous validation for the sessions, representing a significant load. Another issue is the fact that it acts as a single point of failure, where if the server has an issue, all games stop. To handle this load, </w:t>
-      </w:r>
-      <w:proofErr w:type="spellStart"/>
-      <w:r>
-        <w:t>CardzMania</w:t>
-      </w:r>
-      <w:proofErr w:type="spellEnd"/>
-      <w:r>
-        <w:t xml:space="preserve"> likely uses horizontal scaling, with multiple game servers around the world, allowing for both load balance and reduced latency for international clients, while also removing the single point of failure from the </w:t>
+        <w:t xml:space="preserve"> registered users, where if even 1% play rummy at one, (600 game states with 4 players), the server must handle continuous validation for the sessions, representing a significant load. Another issue is the fact that it acts as a single point of failure, where if the server has an issue, all games stop. To handle this load, CardzMania likely uses horizontal scaling, with multiple game servers around the world, allowing for both load balance and reduced latency for international clients, while also removing the single point of failure from the </w:t>
       </w:r>
       <w:r>
         <w:t>system.</w:t>
@@ -1103,23 +1036,7 @@
     </w:p>
     <w:p>
       <w:r>
-        <w:t xml:space="preserve">In general, </w:t>
-      </w:r>
-      <w:proofErr w:type="spellStart"/>
-      <w:r>
-        <w:t>CardzMania</w:t>
-      </w:r>
-      <w:proofErr w:type="spellEnd"/>
-      <w:r>
-        <w:t xml:space="preserve"> offers customisability in terms of the types of games you </w:t>
-      </w:r>
-      <w:proofErr w:type="gramStart"/>
-      <w:r>
-        <w:t>are able to</w:t>
-      </w:r>
-      <w:proofErr w:type="gramEnd"/>
-      <w:r>
-        <w:t xml:space="preserve"> play on the site. It handles this by offering pre</w:t>
+        <w:t>In general, CardzMania offers customisability in terms of the types of games you are able to play on the site. It handles this by offering pre</w:t>
       </w:r>
       <w:r>
         <w:t>-</w:t>
@@ -1127,11 +1044,9 @@
       <w:r>
         <w:t xml:space="preserve">coded variations of the game that get loaded into memory at game state initialisation. These presets can then be </w:t>
       </w:r>
-      <w:proofErr w:type="spellStart"/>
-      <w:r>
-        <w:t>fine tuned</w:t>
-      </w:r>
-      <w:proofErr w:type="spellEnd"/>
+      <w:r>
+        <w:t>fine-tuned</w:t>
+      </w:r>
       <w:r>
         <w:t xml:space="preserve"> further, via a few options, such as </w:t>
       </w:r>
@@ -1149,23 +1064,7 @@
     </w:p>
     <w:p>
       <w:r>
-        <w:t xml:space="preserve">In contrast, physical card play offers all the flexibility through its lack of a centralised validation system, as the players </w:t>
-      </w:r>
-      <w:proofErr w:type="gramStart"/>
-      <w:r>
-        <w:t>are able to</w:t>
-      </w:r>
-      <w:proofErr w:type="gramEnd"/>
-      <w:r>
-        <w:t xml:space="preserve"> agree to any modification, even in the middle of a game, no matter how unconventional. </w:t>
-      </w:r>
-      <w:proofErr w:type="spellStart"/>
-      <w:r>
-        <w:t>CardzMania</w:t>
-      </w:r>
-      <w:proofErr w:type="spellEnd"/>
-      <w:r>
-        <w:t xml:space="preserve"> trades this flexibility for a simpler system that is more consistent and has better cheat prevention.</w:t>
+        <w:t>In contrast, physical card play offers all the flexibility through its lack of a centralised validation system, as the players are able to agree to any modification, even in the middle of a game, no matter how unconventional. CardzMania trades this flexibility for a simpler system that is more consistent and has better cheat prevention.</w:t>
       </w:r>
     </w:p>
     <w:p>
@@ -1174,15 +1073,7 @@
       </w:r>
       <w:r>
         <w:lastRenderedPageBreak/>
-        <w:t xml:space="preserve">turn structure, while maintaining the automated validation. The major challenge for this system would be how it can validate arbitrary rules consistently. </w:t>
-      </w:r>
-      <w:proofErr w:type="spellStart"/>
-      <w:r>
-        <w:t>CardzMania</w:t>
-      </w:r>
-      <w:proofErr w:type="spellEnd"/>
-      <w:r>
-        <w:t xml:space="preserve"> sidesteps this problem by using presets, but this </w:t>
+        <w:t xml:space="preserve">turn structure, while maintaining the automated validation. The major challenge for this system would be how it can validate arbitrary rules consistently. CardzMania sidesteps this problem by using presets, but this </w:t>
       </w:r>
       <w:r>
         <w:t>represents an</w:t>
@@ -1260,15 +1151,7 @@
     <w:p/>
     <w:p>
       <w:r>
-        <w:t xml:space="preserve">Faisal Mustafa: Question one (1): Do you ever feel like you’d like to play a quick game with friends but don’t have enough time to learn a completely new set of rules? Any </w:t>
-      </w:r>
-      <w:proofErr w:type="gramStart"/>
-      <w:r>
-        <w:t>particular game</w:t>
-      </w:r>
-      <w:proofErr w:type="gramEnd"/>
-      <w:r>
-        <w:t xml:space="preserve"> you learned recently that took much time to learn? How was the learning experience?</w:t>
+        <w:t>Faisal Mustafa: Question one (1): Do you ever feel like you’d like to play a quick game with friends but don’t have enough time to learn a completely new set of rules? Any particular game you learned recently that took much time to learn? How was the learning experience?</w:t>
       </w:r>
     </w:p>
     <w:p>
@@ -1340,15 +1223,7 @@
     </w:p>
     <w:p>
       <w:r>
-        <w:t xml:space="preserve">Gunmay Bhalla: I think it’s better when there is less information that the computer gives you easily, but all the information that is there should be displayed. For example, it should show the opponent's hand, like the back of it, and the number of cards in the hand should be accurate, but it shouldn’t show “x number of cards” underneath it. Like if someone has eight (8) cards, it should show that in the graphics, but it shouldn’t have like eight (8) cards in opponents </w:t>
-      </w:r>
-      <w:proofErr w:type="gramStart"/>
-      <w:r>
-        <w:t>hand written</w:t>
-      </w:r>
-      <w:proofErr w:type="gramEnd"/>
-      <w:r>
-        <w:t xml:space="preserve"> in the UI. It’s a double-edged sword because you don’t want someone to lose simply because they missed some information because they aren’t used to playing virtually. Maybe as an accessibility feature? Like a cheat sheet you can bring up while playing or something? Something like turn order though would need to be very explicit.</w:t>
+        <w:t>Gunmay Bhalla: I think it’s better when there is less information that the computer gives you easily, but all the information that is there should be displayed. For example, it should show the opponent's hand, like the back of it, and the number of cards in the hand should be accurate, but it shouldn’t show “x number of cards” underneath it. Like if someone has eight (8) cards, it should show that in the graphics, but it shouldn’t have like eight (8) cards in opponents hand written in the UI. It’s a double-edged sword because you don’t want someone to lose simply because they missed some information because they aren’t used to playing virtually. Maybe as an accessibility feature? Like a cheat sheet you can bring up while playing or something? Something like turn order though would need to be very explicit.</w:t>
       </w:r>
     </w:p>
     <w:p>
@@ -1436,28 +1311,12 @@
     <w:p/>
     <w:p>
       <w:r>
-        <w:t xml:space="preserve">Faisal Mustafa: Question one (1): Do you ever feel like you’d like to play a quick game with friends but don’t have enough time to learn a completely new set of rules? Any </w:t>
-      </w:r>
-      <w:proofErr w:type="gramStart"/>
-      <w:r>
-        <w:t>particular game</w:t>
-      </w:r>
-      <w:proofErr w:type="gramEnd"/>
-      <w:r>
-        <w:t xml:space="preserve"> you learned recently that took much time to learn? How was the learning experience?</w:t>
-      </w:r>
-    </w:p>
-    <w:p>
-      <w:r>
-        <w:t xml:space="preserve">Alan Golovanov: Definitely, most games have a huge learning curve. The skill ceiling is too high most of the time, which </w:t>
-      </w:r>
-      <w:proofErr w:type="gramStart"/>
-      <w:r>
-        <w:t>completely eliminates</w:t>
-      </w:r>
-      <w:proofErr w:type="gramEnd"/>
-      <w:r>
-        <w:t xml:space="preserve"> the ability to play for most players due to the number of players who have been playing for far too long.</w:t>
+        <w:t>Faisal Mustafa: Question one (1): Do you ever feel like you’d like to play a quick game with friends but don’t have enough time to learn a completely new set of rules? Any particular game you learned recently that took much time to learn? How was the learning experience?</w:t>
+      </w:r>
+    </w:p>
+    <w:p>
+      <w:r>
+        <w:t>Alan Golovanov: Definitely, most games have a huge learning curve. The skill ceiling is too high most of the time, which completely eliminates the ability to play for most players due to the number of players who have been playing for far too long.</w:t>
       </w:r>
     </w:p>
     <w:p>
@@ -1477,31 +1336,7 @@
     </w:p>
     <w:p>
       <w:r>
-        <w:t xml:space="preserve">Alan Golovanov: </w:t>
-      </w:r>
-      <w:proofErr w:type="gramStart"/>
-      <w:r>
-        <w:t>Definitely, definitely</w:t>
-      </w:r>
-      <w:proofErr w:type="gramEnd"/>
-      <w:r>
-        <w:t xml:space="preserve">. I think house rules </w:t>
-      </w:r>
-      <w:proofErr w:type="gramStart"/>
-      <w:r>
-        <w:t>definitely make</w:t>
-      </w:r>
-      <w:proofErr w:type="gramEnd"/>
-      <w:r>
-        <w:t xml:space="preserve"> the games more fun. If it is implemented right, they'd </w:t>
-      </w:r>
-      <w:proofErr w:type="gramStart"/>
-      <w:r>
-        <w:t>definitely change</w:t>
-      </w:r>
-      <w:proofErr w:type="gramEnd"/>
-      <w:r>
-        <w:t xml:space="preserve"> the game in a more positive way. The main time I add house rules is for games like UNO, stacking cards and things like that.</w:t>
+        <w:t>Alan Golovanov: Definitely, definitely. I think house rules definitely make the games more fun. If it is implemented right, they'd definitely change the game in a more positive way. The main time I add house rules is for games like UNO, stacking cards and things like that.</w:t>
       </w:r>
     </w:p>
     <w:p>
@@ -1511,23 +1346,7 @@
     </w:p>
     <w:p>
       <w:r>
-        <w:t xml:space="preserve">Alan Golovanov: Yeah, definitely. Uno does this, but not well. It's </w:t>
-      </w:r>
-      <w:proofErr w:type="gramStart"/>
-      <w:r>
-        <w:t>definitely hard</w:t>
-      </w:r>
-      <w:proofErr w:type="gramEnd"/>
-      <w:r>
-        <w:t xml:space="preserve"> to play and use the custom rules. They </w:t>
-      </w:r>
-      <w:proofErr w:type="gramStart"/>
-      <w:r>
-        <w:t>definitely propagate</w:t>
-      </w:r>
-      <w:proofErr w:type="gramEnd"/>
-      <w:r>
-        <w:t xml:space="preserve"> their own idea of the game, which kind of shows that most games nowadays have a bias towards their own creator's opinion. And I think that the players should be able to decide what the rules are. </w:t>
+        <w:t xml:space="preserve">Alan Golovanov: Yeah, definitely. Uno does this, but not well. It's definitely hard to play and use the custom rules. They definitely propagate their own idea of the game, which kind of shows that most games nowadays have a bias towards their own creator's opinion. And I think that the players should be able to decide what the rules are. </w:t>
       </w:r>
     </w:p>
     <w:p>
@@ -1564,39 +1383,7 @@
     <w:p>
       <w:r>
         <w:lastRenderedPageBreak/>
-        <w:t xml:space="preserve">Alan Golovanov: The visuals are </w:t>
-      </w:r>
-      <w:proofErr w:type="gramStart"/>
-      <w:r>
-        <w:t>definitely important</w:t>
-      </w:r>
-      <w:proofErr w:type="gramEnd"/>
-      <w:r>
-        <w:t xml:space="preserve">. Like, I think just the basics they </w:t>
-      </w:r>
-      <w:proofErr w:type="gramStart"/>
-      <w:r>
-        <w:t>have to</w:t>
-      </w:r>
-      <w:proofErr w:type="gramEnd"/>
-      <w:r>
-        <w:t xml:space="preserve"> like function well, more than look good. I just want it to be smooth. But audio, I would say for audio… </w:t>
-      </w:r>
-      <w:proofErr w:type="gramStart"/>
-      <w:r>
-        <w:t>as long as</w:t>
-      </w:r>
-      <w:proofErr w:type="gramEnd"/>
-      <w:r>
-        <w:t xml:space="preserve"> you get a good sounding audio that's satisfying to your ears, you don't need to invest into a lot of </w:t>
-      </w:r>
-      <w:proofErr w:type="gramStart"/>
-      <w:r>
-        <w:t>audio</w:t>
-      </w:r>
-      <w:proofErr w:type="gramEnd"/>
-      <w:r>
-        <w:t>, you know? It’s important, but not that important to enjoy the game.</w:t>
+        <w:t>Alan Golovanov: The visuals are definitely important. Like, I think just the basics they have to like function well, more than look good. I just want it to be smooth. But audio, I would say for audio… as long as you get a good sounding audio that's satisfying to your ears, you don't need to invest into a lot of audio, you know? It’s important, but not that important to enjoy the game.</w:t>
       </w:r>
     </w:p>
     <w:p>
@@ -1606,23 +1393,7 @@
     </w:p>
     <w:p>
       <w:r>
-        <w:t xml:space="preserve">Alan Golovanov: The most important information I need to know? I'd imagine it would be nice to know how many cards are left in the deck, you know? For some games it's important to know, it's just to have a feel for it. It </w:t>
-      </w:r>
-      <w:proofErr w:type="gramStart"/>
-      <w:r>
-        <w:t>has to</w:t>
-      </w:r>
-      <w:proofErr w:type="gramEnd"/>
-      <w:r>
-        <w:t xml:space="preserve"> be implemented in a way that's visually pleasing as well, not just a giant number, an implementation so that you can somewhat see them, it’s specific to the game. I think turn order would be important to know, as well </w:t>
-      </w:r>
-      <w:proofErr w:type="spellStart"/>
-      <w:r>
-        <w:t>a</w:t>
-      </w:r>
-      <w:proofErr w:type="spellEnd"/>
-      <w:r>
-        <w:t xml:space="preserve"> s obviously the number of cards in people’s hand.</w:t>
+        <w:t>Alan Golovanov: The most important information I need to know? I'd imagine it would be nice to know how many cards are left in the deck, you know? For some games it's important to know, it's just to have a feel for it. It has to be implemented in a way that's visually pleasing as well, not just a giant number, an implementation so that you can somewhat see them, it’s specific to the game. I think turn order would be important to know, as well a s obviously the number of cards in people’s hand.</w:t>
       </w:r>
     </w:p>
     <w:p>
@@ -1674,15 +1445,7 @@
         <w:t>bit. I</w:t>
       </w:r>
       <w:r>
-        <w:t xml:space="preserve"> play Uno sometimes on my phone. It's comfortable on my phone, easy to set up. Adding a friend is so annoying though. It takes so long. You </w:t>
-      </w:r>
-      <w:proofErr w:type="gramStart"/>
-      <w:r>
-        <w:t>have to</w:t>
-      </w:r>
-      <w:proofErr w:type="gramEnd"/>
-      <w:r>
-        <w:t xml:space="preserve"> send a link to the person instead of just searching for a username, because the usernames are always so long.</w:t>
+        <w:t xml:space="preserve"> play Uno sometimes on my phone. It's comfortable on my phone, easy to set up. Adding a friend is so annoying though. It takes so long. You have to send a link to the person instead of just searching for a username, because the usernames are always so long.</w:t>
       </w:r>
     </w:p>
     <w:p/>
@@ -1698,23 +1461,7 @@
     </w:p>
     <w:p>
       <w:r>
-        <w:t xml:space="preserve">The person I am interviewing is a friend of mine, Abiel. He is no stranger to complex card and board games, and equally so for weird online versions, as an </w:t>
-      </w:r>
-      <w:proofErr w:type="gramStart"/>
-      <w:r>
-        <w:t>avid dungeons</w:t>
-      </w:r>
-      <w:proofErr w:type="gramEnd"/>
-      <w:r>
-        <w:t xml:space="preserve"> and </w:t>
-      </w:r>
-      <w:proofErr w:type="gramStart"/>
-      <w:r>
-        <w:t>dragons</w:t>
-      </w:r>
-      <w:proofErr w:type="gramEnd"/>
-      <w:r>
-        <w:t xml:space="preserve"> player. As such, he is used to more demanding and </w:t>
+        <w:t xml:space="preserve">The person I am interviewing is a friend of mine, Abiel. He is no stranger to complex card and board games, and equally so for weird online versions, as an avid dungeons and dragons player. As such, he is used to more demanding and </w:t>
       </w:r>
       <w:r>
         <w:t>complex initial</w:t>
@@ -1742,15 +1489,7 @@
         <w:spacing w:after="0"/>
       </w:pPr>
       <w:r>
-        <w:t xml:space="preserve">Faisal Mustafa: Question one (1): Do you ever feel like you’d like to play a quick game with friends but don’t have enough time to learn a completely new set of rules? Any </w:t>
-      </w:r>
-      <w:proofErr w:type="gramStart"/>
-      <w:r>
-        <w:t>particular game</w:t>
-      </w:r>
-      <w:proofErr w:type="gramEnd"/>
-      <w:r>
-        <w:t xml:space="preserve"> you learned recently that took much time to learn? How was the learning experience?</w:t>
+        <w:t>Faisal Mustafa: Question one (1): Do you ever feel like you’d like to play a quick game with friends but don’t have enough time to learn a completely new set of rules? Any particular game you learned recently that took much time to learn? How was the learning experience?</w:t>
       </w:r>
     </w:p>
     <w:p>
@@ -1829,23 +1568,7 @@
         <w:t>I</w:t>
       </w:r>
       <w:r>
-        <w:t xml:space="preserve"> was to point to something it would be the friction of </w:t>
-      </w:r>
-      <w:proofErr w:type="gramStart"/>
-      <w:r>
-        <w:t>actually starting</w:t>
-      </w:r>
-      <w:proofErr w:type="gramEnd"/>
-      <w:r>
-        <w:t xml:space="preserve"> to play. Dungeons and Dragons </w:t>
-      </w:r>
-      <w:proofErr w:type="gramStart"/>
-      <w:r>
-        <w:t>has</w:t>
-      </w:r>
-      <w:proofErr w:type="gramEnd"/>
-      <w:r>
-        <w:t xml:space="preserve"> this issue if you try to play with an online tabletop.</w:t>
+        <w:t xml:space="preserve"> was to point to something it would be the friction of actually starting to play. Dungeons and Dragons has this issue if you try to play with an online tabletop.</w:t>
       </w:r>
     </w:p>
     <w:p>
@@ -2018,15 +1741,7 @@
     </w:p>
     <w:p>
       <w:r>
-        <w:t xml:space="preserve">In terms of the user interface and experience, the interviewees expressed a </w:t>
-      </w:r>
-      <w:proofErr w:type="gramStart"/>
-      <w:r>
-        <w:t>want for</w:t>
-      </w:r>
-      <w:proofErr w:type="gramEnd"/>
-      <w:r>
-        <w:t xml:space="preserve"> information to be displayed implicitly, </w:t>
+        <w:t xml:space="preserve">In terms of the user interface and experience, the interviewees expressed a want for information to be displayed implicitly, </w:t>
       </w:r>
       <w:r>
         <w:t>rather than</w:t>
@@ -2093,13 +1808,8 @@
       <w:pPr>
         <w:ind w:left="720"/>
       </w:pPr>
-      <w:proofErr w:type="gramStart"/>
-      <w:r>
-        <w:t>In order to</w:t>
-      </w:r>
-      <w:proofErr w:type="gramEnd"/>
-      <w:r>
-        <w:t xml:space="preserve"> address the issues found in the physical card system, where players must rely on memory and their interpretation of rules, creating disputes </w:t>
+      <w:r>
+        <w:t xml:space="preserve">In order to address the issues found in the physical card system, where players must rely on memory and their interpretation of rules, creating disputes </w:t>
       </w:r>
       <w:r>
         <w:t>over validity</w:t>
@@ -2203,15 +1913,7 @@
         <w:ind w:left="720"/>
       </w:pPr>
       <w:r>
-        <w:t xml:space="preserve">As found in the analysis of </w:t>
-      </w:r>
-      <w:proofErr w:type="spellStart"/>
-      <w:r>
-        <w:t>CardzMania</w:t>
-      </w:r>
-      <w:proofErr w:type="spellEnd"/>
-      <w:r>
-        <w:t>, a client-server system is the most efficient system for communication. This is because a client server model provides a single authoritative source for current and previous game states, removing the synchronization and difficult communication from a decentralised system. This ensures that all clients see identical information.</w:t>
+        <w:t>As found in the analysis of CardzMania, a client-server system is the most efficient system for communication. This is because a client server model provides a single authoritative source for current and previous game states, removing the synchronization and difficult communication from a decentralised system. This ensures that all clients see identical information.</w:t>
       </w:r>
     </w:p>
     <w:p>
@@ -2291,15 +1993,7 @@
         <w:ind w:left="720"/>
       </w:pPr>
       <w:r>
-        <w:t xml:space="preserve">Through the analysis of </w:t>
-      </w:r>
-      <w:proofErr w:type="spellStart"/>
-      <w:r>
-        <w:t>CardzMania</w:t>
-      </w:r>
-      <w:proofErr w:type="spellEnd"/>
-      <w:r>
-        <w:t>, it is revealed that users want to track their games. As well, all interviewees expressed a want for private lobbies and friends lists. This would be addressed through account creation.</w:t>
+        <w:t>Through the analysis of CardzMania, it is revealed that users want to track their games. As well, all interviewees expressed a want for private lobbies and friends lists. This would be addressed through account creation.</w:t>
       </w:r>
     </w:p>
     <w:p>
@@ -2721,6 +2415,9 @@
     </w:p>
     <w:p>
       <w:r>
+        <w:t>A</w:t>
+      </w:r>
+      <w:r>
         <w:t xml:space="preserve">s outlined in the </w:t>
       </w:r>
       <w:r>
@@ -2749,13 +2446,70 @@
         <w:t xml:space="preserve"> based on SQL. MySQL boasts exceptional performance for high frequency operations. Furthermore, it is extremely well supported with python, allowing for an easily deployable way to manage the database.</w:t>
       </w:r>
     </w:p>
-    <w:p>
-      <w:pPr>
+    <w:p/>
+    <w:p>
+      <w:pPr>
+        <w:pStyle w:val="Heading2"/>
+      </w:pPr>
+      <w:r>
+        <w:lastRenderedPageBreak/>
+        <w:t>IPSO Chart:</w:t>
+      </w:r>
+    </w:p>
+    <w:p>
+      <w:r>
         <w:rPr>
-          <w:rFonts w:ascii="Cambria" w:hAnsi="Cambria" w:cs="Cascadia Mono"/>
-          <w:szCs w:val="28"/>
+          <w:noProof/>
         </w:rPr>
-      </w:pPr>
+        <w:drawing>
+          <wp:inline distT="0" distB="0" distL="0" distR="0" wp14:anchorId="36D63DDB" wp14:editId="31BE817C">
+            <wp:extent cx="4584700" cy="4584700"/>
+            <wp:effectExtent l="0" t="0" r="6350" b="6350"/>
+            <wp:docPr id="803085857" name="Picture 1"/>
+            <wp:cNvGraphicFramePr>
+              <a:graphicFrameLocks xmlns:a="http://schemas.openxmlformats.org/drawingml/2006/main" noChangeAspect="1"/>
+            </wp:cNvGraphicFramePr>
+            <a:graphic xmlns:a="http://schemas.openxmlformats.org/drawingml/2006/main">
+              <a:graphicData uri="http://schemas.openxmlformats.org/drawingml/2006/picture">
+                <pic:pic xmlns:pic="http://schemas.openxmlformats.org/drawingml/2006/picture">
+                  <pic:nvPicPr>
+                    <pic:cNvPr id="0" name="Picture 1"/>
+                    <pic:cNvPicPr>
+                      <a:picLocks noChangeAspect="1" noChangeArrowheads="1"/>
+                    </pic:cNvPicPr>
+                  </pic:nvPicPr>
+                  <pic:blipFill>
+                    <a:blip r:embed="rId13">
+                      <a:extLst>
+                        <a:ext uri="{28A0092B-C50C-407E-A947-70E740481C1C}">
+                          <a14:useLocalDpi xmlns:a14="http://schemas.microsoft.com/office/drawing/2010/main" val="0"/>
+                        </a:ext>
+                      </a:extLst>
+                    </a:blip>
+                    <a:srcRect/>
+                    <a:stretch>
+                      <a:fillRect/>
+                    </a:stretch>
+                  </pic:blipFill>
+                  <pic:spPr bwMode="auto">
+                    <a:xfrm>
+                      <a:off x="0" y="0"/>
+                      <a:ext cx="4584700" cy="4584700"/>
+                    </a:xfrm>
+                    <a:prstGeom prst="rect">
+                      <a:avLst/>
+                    </a:prstGeom>
+                    <a:noFill/>
+                    <a:ln>
+                      <a:noFill/>
+                    </a:ln>
+                  </pic:spPr>
+                </pic:pic>
+              </a:graphicData>
+            </a:graphic>
+          </wp:inline>
+        </w:drawing>
+      </w:r>
     </w:p>
     <w:p>
       <w:pPr>
@@ -2763,459 +2517,3678 @@
       </w:pPr>
       <w:r>
         <w:lastRenderedPageBreak/>
-        <w:t>Database Design:</w:t>
-      </w:r>
-    </w:p>
-    <w:p>
-      <w:r>
-        <w:t>By utilising a relational database, the na</w:t>
-      </w:r>
-      <w:r>
-        <w:t>tural relationships that occur in House Rummy can be represented</w:t>
-      </w:r>
-      <w:r>
-        <w:t xml:space="preserve"> with the structured data it can provide</w:t>
-      </w:r>
-      <w:r>
-        <w:t>,</w:t>
-      </w:r>
-      <w:r>
-        <w:t xml:space="preserve"> while allowing for easy scalability. MySQL was chosen for its reliability and its ease of integration.</w:t>
-      </w:r>
-    </w:p>
-    <w:p>
-      <w:r>
-        <w:t>The database is normalised into 4 separate tables to eliminate data redundancy and ensure data integrity. The table below explains the tables, including its fields.</w:t>
+        <w:t>Level 1 DFD Diagram:</w:t>
+      </w:r>
+    </w:p>
+    <w:p>
+      <w:r>
+        <w:rPr>
+          <w:noProof/>
+        </w:rPr>
+        <w:drawing>
+          <wp:inline distT="0" distB="0" distL="0" distR="0" wp14:anchorId="6E7FE8CE" wp14:editId="09EF520E">
+            <wp:extent cx="5724525" cy="3948430"/>
+            <wp:effectExtent l="0" t="0" r="9525" b="0"/>
+            <wp:docPr id="750009557" name="Picture 1"/>
+            <wp:cNvGraphicFramePr>
+              <a:graphicFrameLocks xmlns:a="http://schemas.openxmlformats.org/drawingml/2006/main" noChangeAspect="1"/>
+            </wp:cNvGraphicFramePr>
+            <a:graphic xmlns:a="http://schemas.openxmlformats.org/drawingml/2006/main">
+              <a:graphicData uri="http://schemas.openxmlformats.org/drawingml/2006/picture">
+                <pic:pic xmlns:pic="http://schemas.openxmlformats.org/drawingml/2006/picture">
+                  <pic:nvPicPr>
+                    <pic:cNvPr id="0" name="Picture 1"/>
+                    <pic:cNvPicPr>
+                      <a:picLocks noChangeAspect="1" noChangeArrowheads="1"/>
+                    </pic:cNvPicPr>
+                  </pic:nvPicPr>
+                  <pic:blipFill>
+                    <a:blip r:embed="rId14">
+                      <a:extLst>
+                        <a:ext uri="{28A0092B-C50C-407E-A947-70E740481C1C}">
+                          <a14:useLocalDpi xmlns:a14="http://schemas.microsoft.com/office/drawing/2010/main" val="0"/>
+                        </a:ext>
+                      </a:extLst>
+                    </a:blip>
+                    <a:srcRect/>
+                    <a:stretch>
+                      <a:fillRect/>
+                    </a:stretch>
+                  </pic:blipFill>
+                  <pic:spPr bwMode="auto">
+                    <a:xfrm>
+                      <a:off x="0" y="0"/>
+                      <a:ext cx="5724525" cy="3948430"/>
+                    </a:xfrm>
+                    <a:prstGeom prst="rect">
+                      <a:avLst/>
+                    </a:prstGeom>
+                    <a:noFill/>
+                    <a:ln>
+                      <a:noFill/>
+                    </a:ln>
+                  </pic:spPr>
+                </pic:pic>
+              </a:graphicData>
+            </a:graphic>
+          </wp:inline>
+        </w:drawing>
+      </w:r>
+    </w:p>
+    <w:p/>
+    <w:p>
+      <w:r>
+        <w:t xml:space="preserve">The Dataflow diagram represents </w:t>
+      </w:r>
+      <w:r>
+        <w:t>how data flows through</w:t>
+      </w:r>
+      <w:r>
+        <w:t xml:space="preserve"> backend system of </w:t>
+      </w:r>
+      <w:r>
+        <w:t>House Rummy</w:t>
+      </w:r>
+      <w:r>
+        <w:t xml:space="preserve">, </w:t>
+      </w:r>
+      <w:r>
+        <w:t>showing interactions between the user and the system components</w:t>
+      </w:r>
+      <w:r>
+        <w:t>.</w:t>
+      </w:r>
+    </w:p>
+    <w:p>
+      <w:r>
+        <w:t>The u</w:t>
+      </w:r>
+      <w:r>
+        <w:t>ser is validated against the Users</w:t>
+      </w:r>
+      <w:r>
+        <w:t xml:space="preserve"> datastore </w:t>
+      </w:r>
+      <w:r>
+        <w:t xml:space="preserve">if attempting to login, or the </w:t>
+      </w:r>
+      <w:r>
+        <w:t>registered as a new entry</w:t>
+      </w:r>
+      <w:r>
+        <w:t xml:space="preserve"> </w:t>
+      </w:r>
+      <w:r>
+        <w:t>when signing</w:t>
+      </w:r>
+      <w:r>
+        <w:t xml:space="preserve"> up. The FriendsList </w:t>
+      </w:r>
+      <w:r>
+        <w:t>datastore</w:t>
+      </w:r>
+      <w:r>
+        <w:t xml:space="preserve"> is updated</w:t>
+      </w:r>
+      <w:r>
+        <w:t xml:space="preserve"> by sending and accepting friend requests</w:t>
+      </w:r>
+      <w:r>
+        <w:t>, allows for game invites based on connections in the FriendsList.</w:t>
+      </w:r>
+    </w:p>
+    <w:p>
+      <w:r>
+        <w:t>During Game Setup the user</w:t>
+      </w:r>
+      <w:r>
+        <w:t xml:space="preserve"> inputs in their custom ruleset configuration through either </w:t>
+      </w:r>
+      <w:r>
+        <w:t xml:space="preserve">UI controls </w:t>
+      </w:r>
+      <w:r>
+        <w:t>or by uploading a JSON file</w:t>
+      </w:r>
+      <w:r>
+        <w:t xml:space="preserve"> ruleset file. The JSON file is validated against the data types, data ranges, and allowed values</w:t>
+      </w:r>
+      <w:r>
+        <w:t xml:space="preserve">. </w:t>
+      </w:r>
+    </w:p>
+    <w:p>
+      <w:r>
+        <w:t xml:space="preserve">Users can </w:t>
+      </w:r>
+      <w:r>
+        <w:t xml:space="preserve">invite friends from the FriendsList to join the lobby. </w:t>
+      </w:r>
+      <w:r>
+        <w:t>When the game starts</w:t>
+      </w:r>
+      <w:r>
+        <w:t xml:space="preserve"> a new </w:t>
+      </w:r>
+      <w:r>
+        <w:t>record</w:t>
+      </w:r>
+      <w:r>
+        <w:t xml:space="preserve"> in the Games </w:t>
+      </w:r>
+      <w:r>
+        <w:t>datastore</w:t>
+      </w:r>
+      <w:r>
+        <w:t xml:space="preserve"> is created, which contains the ruleset</w:t>
+      </w:r>
+      <w:r>
+        <w:t xml:space="preserve"> JSON and game metadata, such as the status and timestamp it is made</w:t>
+      </w:r>
+      <w:r>
+        <w:t xml:space="preserve">. </w:t>
+      </w:r>
+      <w:r>
+        <w:t xml:space="preserve">The ruleset is initialised into the </w:t>
+      </w:r>
+      <w:r>
+        <w:t xml:space="preserve">In-Memory </w:t>
+      </w:r>
+      <w:r>
+        <w:t xml:space="preserve">In-Memory </w:t>
+      </w:r>
+      <w:r>
+        <w:t xml:space="preserve">GameState </w:t>
+      </w:r>
+      <w:r>
+        <w:t xml:space="preserve">datastore, which maintains the active </w:t>
+      </w:r>
+      <w:r>
+        <w:t>game state</w:t>
+      </w:r>
+      <w:r>
+        <w:t xml:space="preserve"> (hands, deck, table melds, etc), allowing for quick access in gameplay</w:t>
+      </w:r>
+    </w:p>
+    <w:p>
+      <w:r>
+        <w:t>The player actions process includes all the actions that can be performed in a game, such as drawing, melding, and discarding. This triggers the Validate Moves process, which checks the move against the active ruleset in the In-Memory Gamestate datastore. Invalid moves are returned as error messages to the user; valid moves are passed to the</w:t>
+      </w:r>
+      <w:r>
+        <w:t xml:space="preserve"> In-Memory Gamestate datastore, and the Moves Logging process</w:t>
+      </w:r>
+      <w:r>
+        <w:t xml:space="preserve">. This </w:t>
+      </w:r>
+      <w:r>
+        <w:t>process logs the move into the Moves datastore as JSON notation including full card data. Further, the current deck state, which contains the cards in order, is serialized and saved to the games datastore.</w:t>
+      </w:r>
+    </w:p>
+    <w:p>
+      <w:r>
+        <w:lastRenderedPageBreak/>
+        <w:t>Through this system</w:t>
+      </w:r>
+      <w:r>
+        <w:t>, where both moves and the current deck state are stored, there are two complementary methods of recovery:</w:t>
+      </w:r>
+    </w:p>
+    <w:p>
+      <w:r>
+        <w:t xml:space="preserve">Historical replays can be done through the moves datastore, as </w:t>
+      </w:r>
+      <w:r>
+        <w:t>it contains the complete move history along with card data, allowing for complete recreation any past game position, for replays.</w:t>
+      </w:r>
+    </w:p>
+    <w:p>
+      <w:r>
+        <w:t>Games can also be resumed through the Games datastore as they store the most recent deck, which allows for the game to be replayed up to the most recent moves to the moves list</w:t>
+      </w:r>
+      <w:r>
+        <w:t>, enabling a complete recreation of the game up to the point of resuming.</w:t>
+      </w:r>
+    </w:p>
+    <w:p>
+      <w:r>
+        <w:t xml:space="preserve">The Scoring System process </w:t>
+      </w:r>
+      <w:r>
+        <w:t>checks if a win condition has been detected after every valid move</w:t>
+      </w:r>
+      <w:r>
+        <w:t xml:space="preserve"> and </w:t>
+      </w:r>
+      <w:r>
+        <w:t>the,</w:t>
+      </w:r>
+      <w:r>
+        <w:t xml:space="preserve"> from the In-Memory Gamestate datastore</w:t>
+      </w:r>
+      <w:r>
+        <w:t>.</w:t>
+      </w:r>
+      <w:r>
+        <w:t xml:space="preserve"> Results are stored in the GameHistory datastore, that connects the Games and Users datastores. That is expanded on with the database design.</w:t>
+      </w:r>
+    </w:p>
+    <w:p/>
+    <w:p>
+      <w:pPr>
+        <w:pStyle w:val="Heading2"/>
+      </w:pPr>
+      <w:r>
+        <w:t>Data Structures:</w:t>
+      </w:r>
+    </w:p>
+    <w:p>
+      <w:r>
+        <w:t>There are two main types of data structures withing House rummy, persistent relational structures in MySQL and runtime structures in Python.</w:t>
+      </w:r>
+    </w:p>
+    <w:p>
+      <w:pPr>
+        <w:pStyle w:val="Heading3"/>
+      </w:pPr>
+      <w:r>
+        <w:t>Database Structures:</w:t>
+      </w:r>
+    </w:p>
+    <w:p>
+      <w:pPr>
+        <w:pStyle w:val="ListParagraph"/>
+        <w:numPr>
+          <w:ilvl w:val="0"/>
+          <w:numId w:val="2"/>
+        </w:numPr>
+      </w:pPr>
+      <w:r>
+        <w:t>Users: Stores user credentials and details</w:t>
+      </w:r>
+    </w:p>
+    <w:p>
+      <w:pPr>
+        <w:pStyle w:val="ListParagraph"/>
+        <w:numPr>
+          <w:ilvl w:val="0"/>
+          <w:numId w:val="2"/>
+        </w:numPr>
+      </w:pPr>
+      <w:r>
+        <w:t>Games: Stores ruleset, timestamp, and seed</w:t>
+      </w:r>
+    </w:p>
+    <w:p>
+      <w:pPr>
+        <w:pStyle w:val="ListParagraph"/>
+        <w:numPr>
+          <w:ilvl w:val="0"/>
+          <w:numId w:val="2"/>
+        </w:numPr>
+      </w:pPr>
+      <w:r>
+        <w:t>GameHistory: Links Games and Users, stores the result of a game for the user</w:t>
+      </w:r>
+    </w:p>
+    <w:p>
+      <w:pPr>
+        <w:pStyle w:val="ListParagraph"/>
+        <w:numPr>
+          <w:ilvl w:val="0"/>
+          <w:numId w:val="2"/>
+        </w:numPr>
+      </w:pPr>
+      <w:r>
+        <w:t>FriendsList: Self referential connections between users, stores status of friend request and friends’ online status</w:t>
+      </w:r>
+    </w:p>
+    <w:p>
+      <w:pPr>
+        <w:pStyle w:val="ListParagraph"/>
+        <w:numPr>
+          <w:ilvl w:val="0"/>
+          <w:numId w:val="2"/>
+        </w:numPr>
+      </w:pPr>
+      <w:r>
+        <w:t>Moves: Stores all actions in a game</w:t>
+      </w:r>
+    </w:p>
+    <w:p>
+      <w:pPr>
+        <w:pStyle w:val="Heading3"/>
+      </w:pPr>
+      <w:r>
+        <w:t>Runtime Structures (Backend – Python)</w:t>
+      </w:r>
+    </w:p>
+    <w:p>
+      <w:r>
+        <w:t xml:space="preserve">In the implementation of rummy, 6 different data structures are used: lists, dictionaries, </w:t>
+      </w:r>
+      <w:r>
+        <w:t>Enumerations</w:t>
+      </w:r>
+      <w:r>
+        <w:t>, tuples, stacks, and queues.</w:t>
+      </w:r>
+    </w:p>
+    <w:p>
+      <w:pPr>
+        <w:pStyle w:val="Heading4"/>
+      </w:pPr>
+      <w:r>
+        <w:t>Lists:</w:t>
+      </w:r>
+    </w:p>
+    <w:p>
+      <w:pPr>
+        <w:pStyle w:val="ListParagraph"/>
+        <w:numPr>
+          <w:ilvl w:val="0"/>
+          <w:numId w:val="2"/>
+        </w:numPr>
+      </w:pPr>
+      <w:r>
+        <w:t>Cards in hand = list(cards)</w:t>
+      </w:r>
+    </w:p>
+    <w:p>
+      <w:pPr>
+        <w:pStyle w:val="ListParagraph"/>
+      </w:pPr>
+      <w:r>
+        <w:t>Used to store the cards in hand for a certain player.</w:t>
+      </w:r>
+    </w:p>
+    <w:p>
+      <w:pPr>
+        <w:pStyle w:val="ListParagraph"/>
+      </w:pPr>
+    </w:p>
+    <w:p>
+      <w:pPr>
+        <w:pStyle w:val="ListParagraph"/>
+        <w:numPr>
+          <w:ilvl w:val="0"/>
+          <w:numId w:val="2"/>
+        </w:numPr>
+      </w:pPr>
+      <w:r>
+        <w:t>Deck</w:t>
+      </w:r>
+      <w:r>
+        <w:t xml:space="preserve"> = list(cards)</w:t>
+      </w:r>
+    </w:p>
+    <w:p>
+      <w:pPr>
+        <w:pStyle w:val="ListParagraph"/>
+      </w:pPr>
+      <w:r>
+        <w:t>Used to store the current cards in the deck</w:t>
+      </w:r>
+      <w:r>
+        <w:t>.</w:t>
+      </w:r>
+    </w:p>
+    <w:p>
+      <w:pPr>
+        <w:pStyle w:val="ListParagraph"/>
+      </w:pPr>
+    </w:p>
+    <w:p>
+      <w:pPr>
+        <w:pStyle w:val="ListParagraph"/>
+        <w:numPr>
+          <w:ilvl w:val="0"/>
+          <w:numId w:val="2"/>
+        </w:numPr>
+      </w:pPr>
+      <w:r>
+        <w:t>Discard pile = list(cards)</w:t>
+      </w:r>
+    </w:p>
+    <w:p>
+      <w:pPr>
+        <w:pStyle w:val="ListParagraph"/>
+      </w:pPr>
+      <w:r>
+        <w:t>Stores the current cards in the discard pile.</w:t>
+      </w:r>
+    </w:p>
+    <w:p>
+      <w:pPr>
+        <w:pStyle w:val="ListParagraph"/>
+      </w:pPr>
+    </w:p>
+    <w:p>
+      <w:pPr>
+        <w:pStyle w:val="ListParagraph"/>
+        <w:numPr>
+          <w:ilvl w:val="0"/>
+          <w:numId w:val="2"/>
+        </w:numPr>
+      </w:pPr>
+      <w:r>
+        <w:t>Melds = list(cards)</w:t>
+      </w:r>
+    </w:p>
+    <w:p>
+      <w:pPr>
+        <w:pStyle w:val="ListParagraph"/>
+      </w:pPr>
+      <w:r>
+        <w:t>Used to store the cards in a meld.</w:t>
+      </w:r>
+    </w:p>
+    <w:p>
+      <w:pPr>
+        <w:pStyle w:val="ListParagraph"/>
+      </w:pPr>
+    </w:p>
+    <w:p>
+      <w:pPr>
+        <w:pStyle w:val="ListParagraph"/>
+        <w:numPr>
+          <w:ilvl w:val="0"/>
+          <w:numId w:val="2"/>
+        </w:numPr>
+      </w:pPr>
+      <w:r>
+        <w:t>Table Melds = list(melds)</w:t>
+      </w:r>
+    </w:p>
+    <w:p>
+      <w:pPr>
+        <w:pStyle w:val="ListParagraph"/>
+      </w:pPr>
+      <w:r>
+        <w:t>Used to store all melds currently in play</w:t>
+      </w:r>
+    </w:p>
+    <w:p>
+      <w:r>
+        <w:lastRenderedPageBreak/>
+        <w:t>For the above examples, lists are used instead of arrays</w:t>
+      </w:r>
+      <w:r>
+        <w:t xml:space="preserve"> because of the flexibility they provide in dynamic sizing, </w:t>
+      </w:r>
+      <w:r>
+        <w:t>and for the constant insertions and deletions into and out of the lists.</w:t>
+      </w:r>
+    </w:p>
+    <w:p>
+      <w:pPr>
+        <w:pStyle w:val="Heading4"/>
+      </w:pPr>
+      <w:r>
+        <w:t>Dictionaries:</w:t>
+      </w:r>
+    </w:p>
+    <w:p>
+      <w:pPr>
+        <w:pStyle w:val="ListParagraph"/>
+        <w:numPr>
+          <w:ilvl w:val="0"/>
+          <w:numId w:val="2"/>
+        </w:numPr>
+      </w:pPr>
+      <w:r>
+        <w:t>Wild Assignments</w:t>
+      </w:r>
+      <w:r>
+        <w:t>: mapping the wild card with the card it is taking the place of inside a meld.</w:t>
+      </w:r>
+    </w:p>
+    <w:p>
+      <w:pPr>
+        <w:pStyle w:val="ListParagraph"/>
+        <w:numPr>
+          <w:ilvl w:val="0"/>
+          <w:numId w:val="2"/>
+        </w:numPr>
+      </w:pPr>
+      <w:r>
+        <w:t>Rank Index: mapping ranks to their overall index, used for sorting and run validation</w:t>
+      </w:r>
+    </w:p>
+    <w:p>
+      <w:pPr>
+        <w:pStyle w:val="ListParagraph"/>
+        <w:numPr>
+          <w:ilvl w:val="0"/>
+          <w:numId w:val="2"/>
+        </w:numPr>
+      </w:pPr>
+      <w:r>
+        <w:t>Index Rank: a flipped Rank Index dictionary, used for scoring melds, and validating wild replacement.</w:t>
+      </w:r>
+    </w:p>
+    <w:p>
+      <w:pPr>
+        <w:pStyle w:val="ListParagraph"/>
+        <w:numPr>
+          <w:ilvl w:val="0"/>
+          <w:numId w:val="2"/>
+        </w:numPr>
+      </w:pPr>
+      <w:r>
+        <w:t xml:space="preserve">Ruleset: In the process from going </w:t>
+      </w:r>
+      <w:r>
+        <w:t xml:space="preserve">JSON files to a ruleset class </w:t>
+      </w:r>
+      <w:r>
+        <w:t>and in reverse.</w:t>
+      </w:r>
+    </w:p>
+    <w:p>
+      <w:pPr>
+        <w:pStyle w:val="Heading4"/>
+        <w:rPr>
+          <w:i w:val="0"/>
+          <w:iCs w:val="0"/>
+          <w:color w:val="auto"/>
+          <w:sz w:val="22"/>
+          <w:szCs w:val="22"/>
+        </w:rPr>
+      </w:pPr>
+      <w:r>
+        <w:rPr>
+          <w:i w:val="0"/>
+          <w:iCs w:val="0"/>
+          <w:color w:val="auto"/>
+          <w:sz w:val="22"/>
+          <w:szCs w:val="22"/>
+        </w:rPr>
+        <w:t>Dictionaries are used for a multitude of reasons, including their O(1) key value lookup, improving the efficiency for operations that access them frequently. In sorting algorithms this is useful, as the index of a card must be looked up repeatedly, where the O(n) time complexity of a list would increase the total time complexity of the sorting algorithm. Further, the ruleset parameters are stored within a dictionary, which provides one to one mapping with JSON files. The use of a dictionary also enables partial configurations, where the user would only specify non default values.</w:t>
+      </w:r>
+    </w:p>
+    <w:p>
+      <w:pPr>
+        <w:pStyle w:val="Heading4"/>
+        <w:rPr>
+          <w:i w:val="0"/>
+          <w:iCs w:val="0"/>
+          <w:color w:val="auto"/>
+          <w:sz w:val="22"/>
+          <w:szCs w:val="22"/>
+        </w:rPr>
+      </w:pPr>
+      <w:r>
+        <w:rPr>
+          <w:i w:val="0"/>
+          <w:iCs w:val="0"/>
+          <w:color w:val="auto"/>
+          <w:sz w:val="22"/>
+          <w:szCs w:val="22"/>
+        </w:rPr>
+        <w:t>However, dictionaries have higher overhead than lists due to hash tables, but this is negligible due to the small datasets in use. (Maximum 30 key value pairs.)</w:t>
+      </w:r>
+    </w:p>
+    <w:p>
+      <w:pPr>
+        <w:pStyle w:val="Heading4"/>
+      </w:pPr>
+      <w:r>
+        <w:t>Enum</w:t>
+      </w:r>
+      <w:r>
+        <w:t>erations</w:t>
+      </w:r>
+      <w:r>
+        <w:t>:</w:t>
+      </w:r>
+    </w:p>
+    <w:p>
+      <w:r>
+        <w:t>There are two Enums used in the project, Suit and Moves.</w:t>
+      </w:r>
+    </w:p>
+    <w:p>
+      <w:pPr>
+        <w:pStyle w:val="ListParagraph"/>
+        <w:numPr>
+          <w:ilvl w:val="0"/>
+          <w:numId w:val="2"/>
+        </w:numPr>
+      </w:pPr>
+      <w:r>
+        <w:t>Suits: Defines the four suits as fixed values with index.</w:t>
+      </w:r>
+    </w:p>
+    <w:p>
+      <w:pPr>
+        <w:pStyle w:val="ListParagraph"/>
+        <w:numPr>
+          <w:ilvl w:val="0"/>
+          <w:numId w:val="2"/>
+        </w:numPr>
+      </w:pPr>
+      <w:r>
+        <w:t>Moves: Defines the 6 actions that can occur in a game.</w:t>
+      </w:r>
+    </w:p>
+    <w:p>
+      <w:pPr>
+        <w:pStyle w:val="ListParagraph"/>
+        <w:numPr>
+          <w:ilvl w:val="0"/>
+          <w:numId w:val="2"/>
+        </w:numPr>
+      </w:pPr>
+      <w:r>
+        <w:t>Melds: Defines the two different meld types, runs and sets.</w:t>
+      </w:r>
+    </w:p>
+    <w:p>
+      <w:r>
+        <w:t>The enumerations are used in both to improve validation, as they reduce the risk of invalid values, and only allow the specific elements outlined in the enumeration. This improves the reliability of the system, as only those recognised values can be used. Furthermore, the codebase is more readable, as ambiguous strings are replaced with clear identifiers.</w:t>
+      </w:r>
+    </w:p>
+    <w:p>
+      <w:pPr>
+        <w:pStyle w:val="Heading4"/>
+      </w:pPr>
+      <w:r>
+        <w:t>Tuples:</w:t>
+      </w:r>
+    </w:p>
+    <w:p>
+      <w:r>
+        <w:t xml:space="preserve">Tuples will be used throughout the code as return values, </w:t>
+      </w:r>
+      <w:r>
+        <w:t>using the consistent structure of Boolean, Data</w:t>
+      </w:r>
+      <w:r>
+        <w:t>.</w:t>
+      </w:r>
+      <w:r>
+        <w:t xml:space="preserve"> This allows each operation to indicate its success, while also returning any resulting data or an appropriate error message, Furthermore, operation failure is expected for validation functions, so exception handling would not be a valid method</w:t>
+      </w:r>
+      <w:r>
+        <w:t>.</w:t>
+      </w:r>
+    </w:p>
+    <w:p>
+      <w:r>
+        <w:t>Overhead is also minimised as python’s exception handling method is slow an uses more resources than a simple tuple, keeping execution more efficient.</w:t>
+      </w:r>
+    </w:p>
+    <w:p>
+      <w:pPr>
+        <w:pStyle w:val="Heading4"/>
+      </w:pPr>
+      <w:r>
+        <w:t>Stacks:</w:t>
+      </w:r>
+    </w:p>
+    <w:p>
+      <w:r>
+        <w:t>Stacks are used for the discard pile and the deck, as both follow the Last-In First-Out structure in the game, because only the top card in either pile is interactable. The use of a stack also ensures a O(1) time complexity for the actions of pushing or popping from the stack, increasing the efficiency of the application, while keeping the logic consistent with the game behaviour.</w:t>
+      </w:r>
+    </w:p>
+    <w:p>
+      <w:pPr>
+        <w:pStyle w:val="Heading4"/>
+      </w:pPr>
+      <w:r>
+        <w:lastRenderedPageBreak/>
+        <w:t>Circular Queue:</w:t>
+      </w:r>
+    </w:p>
+    <w:p>
+      <w:r>
+        <w:t>A circular queue is used for the turn order as it allows players to be processed in a continuous loop, without changing the structure. This maintains the loop, while allowing for enqueue and dequeue processes that are more efficient than equivalent list-based operations, making advancing turns be accomplished with minimal overhead.</w:t>
+      </w:r>
+    </w:p>
+    <w:p>
+      <w:pPr>
+        <w:pStyle w:val="Heading4"/>
+      </w:pPr>
+      <w:r>
+        <w:t>Wilds:</w:t>
+      </w:r>
+    </w:p>
+    <w:p>
+      <w:r>
+        <w:t>In the ruleset, wilds are stored as a list of tuples, with the first value of the tuple being the rank/name of the card, and the second value being the number of that card in the deck. This was chosen instead of linked lists or dictionaries for its smaller memory usage, while condensing all the values into one list.</w:t>
+      </w:r>
+    </w:p>
+    <w:p>
+      <w:pPr>
+        <w:pStyle w:val="Heading2"/>
+      </w:pPr>
+      <w:r>
+        <w:t>OOP Design:</w:t>
+      </w:r>
+    </w:p>
+    <w:p>
+      <w:r>
+        <w:t>Object oriented programming is used to manage the complexity of the project by encapsulating the data and methods into a single object, increasing code usability and maintainability by separating responsibilities. Furthermore, the ease of testing important given that customisability is a key requirement of the application.</w:t>
+      </w:r>
+    </w:p>
+    <w:p>
+      <w:pPr>
+        <w:pStyle w:val="Heading3"/>
+      </w:pPr>
+      <w:r>
+        <w:t xml:space="preserve"> Objects:</w:t>
+      </w:r>
+    </w:p>
+    <w:p>
+      <w:r>
+        <w:t>(+ indicates a public attribute or method, # indicates a private attribute or method.)</w:t>
       </w:r>
     </w:p>
     <w:tbl>
       <w:tblPr>
         <w:tblStyle w:val="TableGrid"/>
-        <w:tblW w:w="11227" w:type="dxa"/>
-        <w:tblInd w:w="-714" w:type="dxa"/>
+        <w:tblW w:w="9634" w:type="dxa"/>
         <w:tblLook w:val="04A0" w:firstRow="1" w:lastRow="0" w:firstColumn="1" w:lastColumn="0" w:noHBand="0" w:noVBand="1"/>
       </w:tblPr>
       <w:tblGrid>
-        <w:gridCol w:w="1702"/>
-        <w:gridCol w:w="1792"/>
-        <w:gridCol w:w="1231"/>
-        <w:gridCol w:w="1182"/>
-        <w:gridCol w:w="1659"/>
-        <w:gridCol w:w="1696"/>
-        <w:gridCol w:w="1965"/>
+        <w:gridCol w:w="1271"/>
+        <w:gridCol w:w="8363"/>
       </w:tblGrid>
       <w:tr>
         <w:tc>
           <w:tcPr>
-            <w:tcW w:w="1702" w:type="dxa"/>
+            <w:tcW w:w="9634" w:type="dxa"/>
+            <w:gridSpan w:val="2"/>
           </w:tcPr>
           <w:p>
-            <w:r>
-              <w:t>Table</w:t>
-            </w:r>
-          </w:p>
+            <w:pPr>
+              <w:jc w:val="center"/>
+            </w:pPr>
+            <w:r>
+              <w:t>Card Class</w:t>
+            </w:r>
+          </w:p>
+        </w:tc>
+      </w:tr>
+      <w:tr>
+        <w:trPr>
+          <w:trHeight w:val="901"/>
+        </w:trPr>
+        <w:tc>
+          <w:tcPr>
+            <w:tcW w:w="1271" w:type="dxa"/>
+          </w:tcPr>
+          <w:p>
+            <w:r>
+              <w:t>Attributes</w:t>
+            </w:r>
+          </w:p>
+          <w:p/>
+          <w:p/>
         </w:tc>
         <w:tc>
           <w:tcPr>
-            <w:tcW w:w="7560" w:type="dxa"/>
-            <w:gridSpan w:val="5"/>
+            <w:tcW w:w="8363" w:type="dxa"/>
+          </w:tcPr>
+          <w:p>
+            <w:r>
+              <w:t># Suit (Enumerator)</w:t>
+            </w:r>
+          </w:p>
+          <w:p>
+            <w:r>
+              <w:t># Rank (String)</w:t>
+            </w:r>
+          </w:p>
+          <w:p>
+            <w:r>
+              <w:t># Ruleset (Object)</w:t>
+            </w:r>
+          </w:p>
+        </w:tc>
+      </w:tr>
+      <w:tr>
+        <w:trPr>
+          <w:trHeight w:val="839"/>
+        </w:trPr>
+        <w:tc>
+          <w:tcPr>
+            <w:tcW w:w="1271" w:type="dxa"/>
+          </w:tcPr>
+          <w:p>
+            <w:r>
+              <w:t>Methods</w:t>
+            </w:r>
+          </w:p>
+          <w:p/>
+          <w:p/>
+        </w:tc>
+        <w:tc>
+          <w:tcPr>
+            <w:tcW w:w="8363" w:type="dxa"/>
+          </w:tcPr>
+          <w:p>
+            <w:r>
+              <w:t># __init__: Initialises the card object</w:t>
+            </w:r>
+          </w:p>
+          <w:p>
+            <w:r>
+              <w:t># __repr__: Defines the representation of the card in the form, “rank of suits”</w:t>
+            </w:r>
+          </w:p>
+          <w:p>
+            <w:r>
+              <w:t># __eq__: Defines the method to evaluate if two card objects are equal.</w:t>
+            </w:r>
+          </w:p>
+          <w:p>
+            <w:r>
+              <w:t>+ return_value: Returns the “value” of the card, e.g. King = 10.</w:t>
+            </w:r>
+          </w:p>
+          <w:p>
+            <w:r>
+              <w:t>+ return_rank_index: Returns the index of a card in a run, e.g. Jack = 11</w:t>
+            </w:r>
+          </w:p>
+          <w:p>
+            <w:r>
+              <w:t>+ to_dict: Creates a dictionary with value pairs of rank and suit to be exported to JSON</w:t>
+            </w:r>
+          </w:p>
+          <w:p>
+            <w:r>
+              <w:t>+ from_dict: reconstructs the class from a dictionary.</w:t>
+            </w:r>
+          </w:p>
+          <w:p>
+            <w:r>
+              <w:t>+ to_json: uses the JSON library and to_dict to create a JSON file with the card info + as data using to_dict.</w:t>
+            </w:r>
+          </w:p>
+          <w:p>
+            <w:r>
+              <w:t>+ from_json: reconstructs the class from the JSON file using from_dict.</w:t>
+            </w:r>
+          </w:p>
+        </w:tc>
+      </w:tr>
+    </w:tbl>
+    <w:p>
+      <w:r>
+        <w:t>The card is defined by its rank and suit, with the ruleset is used for validation, as it stores what cards are valid.</w:t>
+      </w:r>
+    </w:p>
+    <w:p/>
+    <w:tbl>
+      <w:tblPr>
+        <w:tblStyle w:val="TableGrid"/>
+        <w:tblW w:w="9634" w:type="dxa"/>
+        <w:tblLook w:val="04A0" w:firstRow="1" w:lastRow="0" w:firstColumn="1" w:lastColumn="0" w:noHBand="0" w:noVBand="1"/>
+      </w:tblPr>
+      <w:tblGrid>
+        <w:gridCol w:w="1271"/>
+        <w:gridCol w:w="8363"/>
+      </w:tblGrid>
+      <w:tr>
+        <w:tc>
+          <w:tcPr>
+            <w:tcW w:w="9634" w:type="dxa"/>
+            <w:gridSpan w:val="2"/>
           </w:tcPr>
           <w:p>
             <w:pPr>
               <w:jc w:val="center"/>
             </w:pPr>
             <w:r>
-              <w:t>Fields</w:t>
-            </w:r>
-          </w:p>
-        </w:tc>
-        <w:tc>
-          <w:tcPr>
-            <w:tcW w:w="1965" w:type="dxa"/>
-          </w:tcPr>
-          <w:p>
-            <w:pPr>
-              <w:jc w:val="center"/>
-            </w:pPr>
+              <w:t>Deck Class</w:t>
+            </w:r>
           </w:p>
         </w:tc>
       </w:tr>
       <w:tr>
         <w:tc>
           <w:tcPr>
-            <w:tcW w:w="1702" w:type="dxa"/>
+            <w:tcW w:w="1271" w:type="dxa"/>
           </w:tcPr>
           <w:p>
             <w:r>
-              <w:t>User</w:t>
+              <w:t>Attributes</w:t>
             </w:r>
           </w:p>
         </w:tc>
         <w:tc>
           <w:tcPr>
-            <w:tcW w:w="1792" w:type="dxa"/>
+            <w:tcW w:w="8363" w:type="dxa"/>
           </w:tcPr>
           <w:p>
-            <w:proofErr w:type="spellStart"/>
-            <w:r>
-              <w:t>User_ID</w:t>
-            </w:r>
-            <w:proofErr w:type="spellEnd"/>
-            <w:r>
-              <w:t xml:space="preserve"> (Int)</w:t>
-            </w:r>
-          </w:p>
-        </w:tc>
-        <w:tc>
-          <w:tcPr>
-            <w:tcW w:w="1231" w:type="dxa"/>
-          </w:tcPr>
-          <w:p>
-            <w:r>
-              <w:t>Username (string)</w:t>
-            </w:r>
-          </w:p>
-        </w:tc>
-        <w:tc>
-          <w:tcPr>
-            <w:tcW w:w="1182" w:type="dxa"/>
-          </w:tcPr>
-          <w:p>
-            <w:r>
-              <w:t>Password (Hashed) (int)</w:t>
-            </w:r>
-          </w:p>
-        </w:tc>
-        <w:tc>
-          <w:tcPr>
-            <w:tcW w:w="1659" w:type="dxa"/>
-          </w:tcPr>
-          <w:p>
-            <w:r>
-              <w:t>Email (string)</w:t>
-            </w:r>
-          </w:p>
-        </w:tc>
-        <w:tc>
-          <w:tcPr>
-            <w:tcW w:w="1696" w:type="dxa"/>
-          </w:tcPr>
-          <w:p>
-            <w:proofErr w:type="spellStart"/>
-            <w:r>
-              <w:t>Created_At</w:t>
-            </w:r>
-            <w:proofErr w:type="spellEnd"/>
-            <w:r>
-              <w:t xml:space="preserve"> (Timestamp)</w:t>
-            </w:r>
-          </w:p>
-        </w:tc>
-        <w:tc>
-          <w:tcPr>
-            <w:tcW w:w="1965" w:type="dxa"/>
-          </w:tcPr>
-          <w:p/>
+            <w:r>
+              <w:t>+ cards (Stack)</w:t>
+            </w:r>
+          </w:p>
+          <w:p>
+            <w:r>
+              <w:t># ruleset (Object)</w:t>
+            </w:r>
+          </w:p>
+          <w:p>
+            <w:r>
+              <w:t># seed (Integer)</w:t>
+            </w:r>
+          </w:p>
         </w:tc>
       </w:tr>
       <w:tr>
         <w:tc>
           <w:tcPr>
-            <w:tcW w:w="1702" w:type="dxa"/>
+            <w:tcW w:w="1271" w:type="dxa"/>
           </w:tcPr>
           <w:p>
             <w:r>
-              <w:t>Game</w:t>
+              <w:t>Methods</w:t>
             </w:r>
           </w:p>
         </w:tc>
         <w:tc>
           <w:tcPr>
-            <w:tcW w:w="1792" w:type="dxa"/>
+            <w:tcW w:w="8363" w:type="dxa"/>
           </w:tcPr>
           <w:p>
-            <w:proofErr w:type="spellStart"/>
-            <w:r>
-              <w:t>Game_ID</w:t>
-            </w:r>
-            <w:proofErr w:type="spellEnd"/>
-            <w:r>
-              <w:t xml:space="preserve"> (int)</w:t>
+            <w:r>
+              <w:t># __init__: Initialises the deck object, creates all the cards into the cards attribute. Creates random seed if no seed is given</w:t>
+            </w:r>
+          </w:p>
+          <w:p>
+            <w:r>
+              <w:t>+ shuffle: Uses a shuffling algorithm to shuffle all the cards, dependent on seed.</w:t>
+            </w:r>
+          </w:p>
+          <w:p>
+            <w:r>
+              <w:t>+ pop: pushes the top card from the stack</w:t>
+            </w:r>
+          </w:p>
+          <w:p>
+            <w:r>
+              <w:lastRenderedPageBreak/>
+              <w:t>+ get_size: returns the size of the deck</w:t>
+            </w:r>
+          </w:p>
+          <w:p>
+            <w:r>
+              <w:t>+ empty_check: checks if the deck is empty</w:t>
+            </w:r>
+          </w:p>
+          <w:p>
+            <w:r>
+              <w:t>+ push: pushes a card or a stack of cards to the deck</w:t>
             </w:r>
           </w:p>
         </w:tc>
+      </w:tr>
+    </w:tbl>
+    <w:p>
+      <w:r>
+        <w:lastRenderedPageBreak/>
+        <w:t>The deck is defined by the cards inside the deck, along with the ruleset to determine the number of standard 52 card decks, along with the wild cards.</w:t>
+      </w:r>
+    </w:p>
+    <w:p/>
+    <w:tbl>
+      <w:tblPr>
+        <w:tblStyle w:val="TableGrid"/>
+        <w:tblW w:w="9634" w:type="dxa"/>
+        <w:tblLook w:val="04A0" w:firstRow="1" w:lastRow="0" w:firstColumn="1" w:lastColumn="0" w:noHBand="0" w:noVBand="1"/>
+      </w:tblPr>
+      <w:tblGrid>
+        <w:gridCol w:w="1271"/>
+        <w:gridCol w:w="8363"/>
+      </w:tblGrid>
+      <w:tr>
         <w:tc>
           <w:tcPr>
-            <w:tcW w:w="1231" w:type="dxa"/>
+            <w:tcW w:w="9634" w:type="dxa"/>
+            <w:gridSpan w:val="2"/>
           </w:tcPr>
           <w:p>
-            <w:r>
-              <w:t>Ruleset (JSON)</w:t>
-            </w:r>
-          </w:p>
-        </w:tc>
-        <w:tc>
-          <w:tcPr>
-            <w:tcW w:w="1182" w:type="dxa"/>
-          </w:tcPr>
-          <w:p/>
-        </w:tc>
-        <w:tc>
-          <w:tcPr>
-            <w:tcW w:w="1659" w:type="dxa"/>
-          </w:tcPr>
-          <w:p>
-            <w:r>
-              <w:t>Status</w:t>
-            </w:r>
-          </w:p>
-        </w:tc>
-        <w:tc>
-          <w:tcPr>
-            <w:tcW w:w="1696" w:type="dxa"/>
-          </w:tcPr>
-          <w:p>
-            <w:proofErr w:type="spellStart"/>
-            <w:r>
-              <w:t>Created_At</w:t>
-            </w:r>
-            <w:proofErr w:type="spellEnd"/>
-            <w:r>
-              <w:t xml:space="preserve"> (Timestamp)</w:t>
-            </w:r>
-          </w:p>
-        </w:tc>
-        <w:tc>
-          <w:tcPr>
-            <w:tcW w:w="1965" w:type="dxa"/>
-          </w:tcPr>
-          <w:p/>
+            <w:pPr>
+              <w:jc w:val="center"/>
+            </w:pPr>
+            <w:r>
+              <w:t>Hand Class</w:t>
+            </w:r>
+          </w:p>
         </w:tc>
       </w:tr>
       <w:tr>
         <w:tc>
           <w:tcPr>
-            <w:tcW w:w="1702" w:type="dxa"/>
+            <w:tcW w:w="1271" w:type="dxa"/>
           </w:tcPr>
           <w:p>
             <w:r>
-              <w:t>Moves</w:t>
+              <w:t>Attributes</w:t>
             </w:r>
           </w:p>
         </w:tc>
         <w:tc>
           <w:tcPr>
-            <w:tcW w:w="1792" w:type="dxa"/>
+            <w:tcW w:w="8363" w:type="dxa"/>
           </w:tcPr>
           <w:p>
-            <w:proofErr w:type="spellStart"/>
-            <w:r>
-              <w:t>Move_ID</w:t>
-            </w:r>
-            <w:proofErr w:type="spellEnd"/>
-          </w:p>
-        </w:tc>
-        <w:tc>
-          <w:tcPr>
-            <w:tcW w:w="1231" w:type="dxa"/>
-          </w:tcPr>
-          <w:p>
-            <w:proofErr w:type="spellStart"/>
-            <w:r>
-              <w:t>Game_ID</w:t>
-            </w:r>
-            <w:proofErr w:type="spellEnd"/>
-          </w:p>
-        </w:tc>
-        <w:tc>
-          <w:tcPr>
-            <w:tcW w:w="1182" w:type="dxa"/>
-          </w:tcPr>
-          <w:p>
-            <w:proofErr w:type="spellStart"/>
-            <w:r>
-              <w:t>User_ID</w:t>
-            </w:r>
-            <w:proofErr w:type="spellEnd"/>
-          </w:p>
-        </w:tc>
-        <w:tc>
-          <w:tcPr>
-            <w:tcW w:w="1659" w:type="dxa"/>
-          </w:tcPr>
-          <w:p>
-            <w:proofErr w:type="spellStart"/>
-            <w:r>
-              <w:t>Move_Number</w:t>
-            </w:r>
-            <w:proofErr w:type="spellEnd"/>
-          </w:p>
-        </w:tc>
-        <w:tc>
-          <w:tcPr>
-            <w:tcW w:w="1696" w:type="dxa"/>
-          </w:tcPr>
-          <w:p>
-            <w:proofErr w:type="spellStart"/>
-            <w:r>
-              <w:t>Move_Notation</w:t>
-            </w:r>
-            <w:proofErr w:type="spellEnd"/>
-          </w:p>
-        </w:tc>
-        <w:tc>
-          <w:tcPr>
-            <w:tcW w:w="1965" w:type="dxa"/>
-          </w:tcPr>
-          <w:p>
-            <w:proofErr w:type="spellStart"/>
-            <w:r>
-              <w:t>Move_Timestamp</w:t>
-            </w:r>
-            <w:proofErr w:type="spellEnd"/>
+            <w:r>
+              <w:t>+ cards (List)</w:t>
+            </w:r>
+          </w:p>
+          <w:p>
+            <w:r>
+              <w:t>+ selected_cards (List)</w:t>
+            </w:r>
           </w:p>
         </w:tc>
       </w:tr>
       <w:tr>
         <w:tc>
           <w:tcPr>
-            <w:tcW w:w="1702" w:type="dxa"/>
+            <w:tcW w:w="1271" w:type="dxa"/>
           </w:tcPr>
           <w:p>
-            <w:proofErr w:type="spellStart"/>
-            <w:r>
-              <w:t>Game_History</w:t>
-            </w:r>
-            <w:proofErr w:type="spellEnd"/>
+            <w:r>
+              <w:t>Methods</w:t>
+            </w:r>
           </w:p>
         </w:tc>
         <w:tc>
           <w:tcPr>
-            <w:tcW w:w="1792" w:type="dxa"/>
+            <w:tcW w:w="8363" w:type="dxa"/>
           </w:tcPr>
           <w:p>
-            <w:proofErr w:type="spellStart"/>
-            <w:r>
-              <w:t>User_ID</w:t>
-            </w:r>
-            <w:proofErr w:type="spellEnd"/>
-            <w:r>
-              <w:t xml:space="preserve"> </w:t>
+            <w:r>
+              <w:t># __init__: Initialises the hand object.</w:t>
+            </w:r>
+          </w:p>
+          <w:p>
+            <w:r>
+              <w:t># __repr__: Defines the representation of the hand object as “card, card, card, …” and “selected cards: card, card, ...”</w:t>
+            </w:r>
+          </w:p>
+          <w:p>
+            <w:r>
+              <w:t>+ add_card: adds a card to the cards list</w:t>
+            </w:r>
+          </w:p>
+          <w:p>
+            <w:r>
+              <w:t>+ remove_card: deletes card from the card list</w:t>
+            </w:r>
+          </w:p>
+          <w:p>
+            <w:r>
+              <w:t>+ select_card: adds card to the selected_cards attribute</w:t>
+            </w:r>
+          </w:p>
+          <w:p>
+            <w:r>
+              <w:t>+ deselect_card: removes card from selected_cards attribute</w:t>
+            </w:r>
+          </w:p>
+          <w:p>
+            <w:r>
+              <w:t>+ sort_by_rank: Sorts cards list by rank</w:t>
+            </w:r>
+          </w:p>
+          <w:p>
+            <w:r>
+              <w:t>+ sort_by_suit: Sorts the cards by suits, then by rank.</w:t>
+            </w:r>
+          </w:p>
+          <w:p>
+            <w:r>
+              <w:t>+ is_empty: Checks if hand is empty</w:t>
             </w:r>
           </w:p>
         </w:tc>
+      </w:tr>
+    </w:tbl>
+    <w:p/>
+    <w:tbl>
+      <w:tblPr>
+        <w:tblStyle w:val="TableGrid"/>
+        <w:tblW w:w="9634" w:type="dxa"/>
+        <w:tblLook w:val="04A0" w:firstRow="1" w:lastRow="0" w:firstColumn="1" w:lastColumn="0" w:noHBand="0" w:noVBand="1"/>
+      </w:tblPr>
+      <w:tblGrid>
+        <w:gridCol w:w="1271"/>
+        <w:gridCol w:w="8363"/>
+      </w:tblGrid>
+      <w:tr>
         <w:tc>
           <w:tcPr>
-            <w:tcW w:w="1231" w:type="dxa"/>
+            <w:tcW w:w="9634" w:type="dxa"/>
+            <w:gridSpan w:val="2"/>
           </w:tcPr>
           <w:p>
-            <w:proofErr w:type="spellStart"/>
-            <w:r>
-              <w:t>Game_ID</w:t>
-            </w:r>
-            <w:proofErr w:type="spellEnd"/>
-          </w:p>
-        </w:tc>
-        <w:tc>
-          <w:tcPr>
-            <w:tcW w:w="1182" w:type="dxa"/>
-          </w:tcPr>
-          <w:p>
-            <w:r>
-              <w:t>Result</w:t>
-            </w:r>
-          </w:p>
-        </w:tc>
-        <w:tc>
-          <w:tcPr>
-            <w:tcW w:w="1659" w:type="dxa"/>
-          </w:tcPr>
-          <w:p>
-            <w:r>
-              <w:t>Role</w:t>
-            </w:r>
-          </w:p>
-        </w:tc>
-        <w:tc>
-          <w:tcPr>
-            <w:tcW w:w="1696" w:type="dxa"/>
-          </w:tcPr>
-          <w:p/>
-        </w:tc>
-        <w:tc>
-          <w:tcPr>
-            <w:tcW w:w="1965" w:type="dxa"/>
-          </w:tcPr>
-          <w:p/>
+            <w:pPr>
+              <w:jc w:val="center"/>
+            </w:pPr>
+            <w:r>
+              <w:t>Meld Class</w:t>
+            </w:r>
+          </w:p>
         </w:tc>
       </w:tr>
       <w:tr>
         <w:tc>
           <w:tcPr>
-            <w:tcW w:w="1702" w:type="dxa"/>
+            <w:tcW w:w="1271" w:type="dxa"/>
           </w:tcPr>
           <w:p>
-            <w:proofErr w:type="spellStart"/>
-            <w:r>
-              <w:t>Friends_List</w:t>
-            </w:r>
-            <w:proofErr w:type="spellEnd"/>
+            <w:r>
+              <w:t>Attributes</w:t>
+            </w:r>
           </w:p>
         </w:tc>
         <w:tc>
           <w:tcPr>
-            <w:tcW w:w="1792" w:type="dxa"/>
+            <w:tcW w:w="8363" w:type="dxa"/>
           </w:tcPr>
           <w:p>
-            <w:proofErr w:type="spellStart"/>
-            <w:r>
-              <w:t>User_ID</w:t>
-            </w:r>
-            <w:proofErr w:type="spellEnd"/>
+            <w:r>
+              <w:t>+ cards (List)</w:t>
+            </w:r>
+          </w:p>
+          <w:p>
+            <w:r>
+              <w:t># meld_type (Enumerator)</w:t>
+            </w:r>
+          </w:p>
+          <w:p>
+            <w:r>
+              <w:t># wild_assignments (Nested Dictionary)</w:t>
+            </w:r>
+          </w:p>
+          <w:p>
+            <w:r>
+              <w:t># ruleset (Ruleset Object)</w:t>
+            </w:r>
+          </w:p>
+        </w:tc>
+      </w:tr>
+      <w:tr>
+        <w:tc>
+          <w:tcPr>
+            <w:tcW w:w="1271" w:type="dxa"/>
+          </w:tcPr>
+          <w:p>
+            <w:r>
+              <w:t>Methods</w:t>
+            </w:r>
           </w:p>
         </w:tc>
         <w:tc>
           <w:tcPr>
-            <w:tcW w:w="1231" w:type="dxa"/>
+            <w:tcW w:w="8363" w:type="dxa"/>
           </w:tcPr>
           <w:p>
-            <w:proofErr w:type="spellStart"/>
-            <w:r>
-              <w:t>Friend_ID</w:t>
-            </w:r>
-            <w:proofErr w:type="spellEnd"/>
+            <w:r>
+              <w:t># __init__: Initialises the meld object, assigning wild cards the attributes of the card they are replacing.</w:t>
+            </w:r>
+          </w:p>
+          <w:p>
+            <w:r>
+              <w:t># __repr__: Defines the representation of the meld object as “card, card, card, …”</w:t>
+            </w:r>
+          </w:p>
+          <w:p>
+            <w:r>
+              <w:t># wild_assignment_run: Used during initialisation to assign wild cards their attributes if the meld_type is a run.</w:t>
+            </w:r>
+          </w:p>
+          <w:p>
+            <w:r>
+              <w:t># wild_assignment_set: Used during initialisation to assign wild cards their attributes if the meld_type is a set.</w:t>
+            </w:r>
+          </w:p>
+          <w:p>
+            <w:r>
+              <w:t># split_meld: used in wild assignments, splitting non wilds and wilds</w:t>
+            </w:r>
+          </w:p>
+          <w:p>
+            <w:r>
+              <w:t># is_ace_high_in_run: If an ace exists, checks whether it is high or low to know its score</w:t>
+            </w:r>
+          </w:p>
+          <w:p>
+            <w:r>
+              <w:t>+ get_card_value: Gets the value of any card in the meld, including wilds</w:t>
+            </w:r>
+          </w:p>
+          <w:p>
+            <w:r>
+              <w:t>+ get_meld_value: Gets the full value of the meld.</w:t>
+            </w:r>
+          </w:p>
+          <w:p>
+            <w:r>
+              <w:t>+ add_card: Adds card to the meld list</w:t>
+            </w:r>
+          </w:p>
+          <w:p>
+            <w:r>
+              <w:t># wild_card_comparison: Checks if a card has the same attributes as the card the wild is taking the place of</w:t>
+            </w:r>
+          </w:p>
+          <w:p>
+            <w:r>
+              <w:t>+replace_wild: replaces the wild card with a card with the same attributes, returning the wild card as well.</w:t>
+            </w:r>
+          </w:p>
+        </w:tc>
+      </w:tr>
+    </w:tbl>
+    <w:p/>
+    <w:tbl>
+      <w:tblPr>
+        <w:tblStyle w:val="TableGrid"/>
+        <w:tblW w:w="9634" w:type="dxa"/>
+        <w:tblLook w:val="04A0" w:firstRow="1" w:lastRow="0" w:firstColumn="1" w:lastColumn="0" w:noHBand="0" w:noVBand="1"/>
+      </w:tblPr>
+      <w:tblGrid>
+        <w:gridCol w:w="1271"/>
+        <w:gridCol w:w="8363"/>
+      </w:tblGrid>
+      <w:tr>
+        <w:tc>
+          <w:tcPr>
+            <w:tcW w:w="9634" w:type="dxa"/>
+            <w:gridSpan w:val="2"/>
+          </w:tcPr>
+          <w:p>
+            <w:pPr>
+              <w:jc w:val="center"/>
+            </w:pPr>
+            <w:r>
+              <w:t>Discard Pile Class</w:t>
+            </w:r>
+          </w:p>
+        </w:tc>
+      </w:tr>
+      <w:tr>
+        <w:tc>
+          <w:tcPr>
+            <w:tcW w:w="1271" w:type="dxa"/>
+          </w:tcPr>
+          <w:p>
+            <w:r>
+              <w:t>Attributes</w:t>
+            </w:r>
           </w:p>
         </w:tc>
         <w:tc>
           <w:tcPr>
-            <w:tcW w:w="1182" w:type="dxa"/>
+            <w:tcW w:w="8363" w:type="dxa"/>
           </w:tcPr>
           <w:p>
             <w:r>
-              <w:t>Status</w:t>
+              <w:t>+ cards (Stack)</w:t>
+            </w:r>
+          </w:p>
+        </w:tc>
+      </w:tr>
+      <w:tr>
+        <w:tc>
+          <w:tcPr>
+            <w:tcW w:w="1271" w:type="dxa"/>
+          </w:tcPr>
+          <w:p>
+            <w:r>
+              <w:t>Methods</w:t>
             </w:r>
           </w:p>
         </w:tc>
         <w:tc>
           <w:tcPr>
-            <w:tcW w:w="1659" w:type="dxa"/>
+            <w:tcW w:w="8363" w:type="dxa"/>
           </w:tcPr>
-          <w:p/>
+          <w:p>
+            <w:r>
+              <w:t># __init__: Initialises the discard pile.</w:t>
+            </w:r>
+          </w:p>
+          <w:p>
+            <w:r>
+              <w:t># __repr__: Defines the representation of the discard pile, acts equal to peek in a stack.</w:t>
+            </w:r>
+          </w:p>
+          <w:p>
+            <w:r>
+              <w:t>+ push: adds card to the top of the discard pile.</w:t>
+            </w:r>
+          </w:p>
+          <w:p>
+            <w:r>
+              <w:lastRenderedPageBreak/>
+              <w:t>+ pop: pops the top card of the discard pile.</w:t>
+            </w:r>
+          </w:p>
+          <w:p>
+            <w:r>
+              <w:t>+ split_discard_pile: Separates the top and rest of the discard pile, returning the bottom to be reshuffled</w:t>
+            </w:r>
+          </w:p>
+          <w:p>
+            <w:r>
+              <w:t>+ is_empty: Checks if the discard pile is empty</w:t>
+            </w:r>
+          </w:p>
+        </w:tc>
+      </w:tr>
+    </w:tbl>
+    <w:p/>
+    <w:tbl>
+      <w:tblPr>
+        <w:tblStyle w:val="TableGrid"/>
+        <w:tblW w:w="9634" w:type="dxa"/>
+        <w:tblLook w:val="04A0" w:firstRow="1" w:lastRow="0" w:firstColumn="1" w:lastColumn="0" w:noHBand="0" w:noVBand="1"/>
+      </w:tblPr>
+      <w:tblGrid>
+        <w:gridCol w:w="1271"/>
+        <w:gridCol w:w="8363"/>
+      </w:tblGrid>
+      <w:tr>
+        <w:tc>
+          <w:tcPr>
+            <w:tcW w:w="9634" w:type="dxa"/>
+            <w:gridSpan w:val="2"/>
+          </w:tcPr>
+          <w:p>
+            <w:pPr>
+              <w:jc w:val="center"/>
+            </w:pPr>
+            <w:r>
+              <w:t>Validator Class</w:t>
+            </w:r>
+          </w:p>
+        </w:tc>
+      </w:tr>
+      <w:tr>
+        <w:tc>
+          <w:tcPr>
+            <w:tcW w:w="1271" w:type="dxa"/>
+          </w:tcPr>
+          <w:p>
+            <w:r>
+              <w:t>Attributes</w:t>
+            </w:r>
+          </w:p>
         </w:tc>
         <w:tc>
           <w:tcPr>
-            <w:tcW w:w="1696" w:type="dxa"/>
+            <w:tcW w:w="8363" w:type="dxa"/>
           </w:tcPr>
-          <w:p/>
+          <w:p>
+            <w:r>
+              <w:t># ruleset (Ruleset Object)</w:t>
+            </w:r>
+          </w:p>
+        </w:tc>
+      </w:tr>
+      <w:tr>
+        <w:tc>
+          <w:tcPr>
+            <w:tcW w:w="1271" w:type="dxa"/>
+          </w:tcPr>
+          <w:p>
+            <w:r>
+              <w:t>Methods</w:t>
+            </w:r>
+          </w:p>
         </w:tc>
         <w:tc>
           <w:tcPr>
-            <w:tcW w:w="1965" w:type="dxa"/>
+            <w:tcW w:w="8363" w:type="dxa"/>
           </w:tcPr>
-          <w:p/>
+          <w:p>
+            <w:r>
+              <w:t># __init__: Initialises the validator.</w:t>
+            </w:r>
+          </w:p>
+          <w:p>
+            <w:r>
+              <w:t># draw_valdiation: Checks if the deck is not empty, and if drawing from the discard pile is currently allowed by the rules.</w:t>
+            </w:r>
+          </w:p>
+          <w:p>
+            <w:r>
+              <w:t># discard_validation: Checks if the card is in the players hand and if discarding the card is valid under ruleset.</w:t>
+            </w:r>
+          </w:p>
+          <w:p>
+            <w:r>
+              <w:t># run_validation: Validates if a run follows all the rules.</w:t>
+            </w:r>
+          </w:p>
+          <w:p>
+            <w:r>
+              <w:t># set_validation: Validates if a set follows all the rules.</w:t>
+            </w:r>
+          </w:p>
+          <w:p>
+            <w:r>
+              <w:t># meld_validaiton: Abstracts run_validation and set_validation</w:t>
+            </w:r>
+          </w:p>
+          <w:p>
+            <w:r>
+              <w:t># add_to_meld_validaiton: validates if you can add a card into a meld currently on the table</w:t>
+            </w:r>
+          </w:p>
+          <w:p>
+            <w:r>
+              <w:t># end_turn_validation: Validates if has completed all required moves to end a turn</w:t>
+            </w:r>
+          </w:p>
+          <w:p>
+            <w:r>
+              <w:t>+ Move validation: Abstraction of all previous validation steps</w:t>
+            </w:r>
+          </w:p>
         </w:tc>
       </w:tr>
     </w:tbl>
+    <w:p/>
+    <w:tbl>
+      <w:tblPr>
+        <w:tblStyle w:val="TableGrid"/>
+        <w:tblW w:w="9634" w:type="dxa"/>
+        <w:tblLook w:val="04A0" w:firstRow="1" w:lastRow="0" w:firstColumn="1" w:lastColumn="0" w:noHBand="0" w:noVBand="1"/>
+      </w:tblPr>
+      <w:tblGrid>
+        <w:gridCol w:w="1271"/>
+        <w:gridCol w:w="8363"/>
+      </w:tblGrid>
+      <w:tr>
+        <w:tc>
+          <w:tcPr>
+            <w:tcW w:w="9634" w:type="dxa"/>
+            <w:gridSpan w:val="2"/>
+          </w:tcPr>
+          <w:p>
+            <w:pPr>
+              <w:jc w:val="center"/>
+            </w:pPr>
+            <w:r>
+              <w:t>Player Class</w:t>
+            </w:r>
+          </w:p>
+        </w:tc>
+      </w:tr>
+      <w:tr>
+        <w:tc>
+          <w:tcPr>
+            <w:tcW w:w="1271" w:type="dxa"/>
+          </w:tcPr>
+          <w:p>
+            <w:r>
+              <w:t>Attributes</w:t>
+            </w:r>
+          </w:p>
+        </w:tc>
+        <w:tc>
+          <w:tcPr>
+            <w:tcW w:w="8363" w:type="dxa"/>
+          </w:tcPr>
+          <w:p>
+            <w:r>
+              <w:t>+ player_id (Integer)</w:t>
+            </w:r>
+          </w:p>
+          <w:p>
+            <w:r>
+              <w:t>+ name (String)</w:t>
+            </w:r>
+          </w:p>
+          <w:p>
+            <w:r>
+              <w:t>+ hand (Hand Object)</w:t>
+            </w:r>
+          </w:p>
+          <w:p>
+            <w:r>
+              <w:t># stored_melds (List of meld objects)</w:t>
+            </w:r>
+          </w:p>
+          <w:p>
+            <w:r>
+              <w:t>+ score (Integer)</w:t>
+            </w:r>
+          </w:p>
+          <w:p>
+            <w:r>
+              <w:t># has_melded (Boolean)</w:t>
+            </w:r>
+          </w:p>
+        </w:tc>
+      </w:tr>
+      <w:tr>
+        <w:tc>
+          <w:tcPr>
+            <w:tcW w:w="1271" w:type="dxa"/>
+          </w:tcPr>
+          <w:p>
+            <w:r>
+              <w:t>Methods</w:t>
+            </w:r>
+          </w:p>
+        </w:tc>
+        <w:tc>
+          <w:tcPr>
+            <w:tcW w:w="8363" w:type="dxa"/>
+          </w:tcPr>
+          <w:p>
+            <w:r>
+              <w:t># __init__: Initialises the player object.</w:t>
+            </w:r>
+          </w:p>
+          <w:p>
+            <w:r>
+              <w:t>+ store_meld: stores a valid meld into the stored_melds attribute</w:t>
+            </w:r>
+          </w:p>
+          <w:p>
+            <w:r>
+              <w:t>+ push: adds card to the top of the discard pile.</w:t>
+            </w:r>
+          </w:p>
+          <w:p>
+            <w:r>
+              <w:t>+ clear_stored_melds: clears the stored_melds list.</w:t>
+            </w:r>
+          </w:p>
+          <w:p>
+            <w:r>
+              <w:t>+ get_stored_melds_score: gets the total score of all the melds stored</w:t>
+            </w:r>
+          </w:p>
+          <w:p>
+            <w:r>
+              <w:t xml:space="preserve">+ play_stored_meld:  gets validated from validated class, before returning stored melds and </w:t>
+            </w:r>
+          </w:p>
+          <w:p>
+            <w:r>
+              <w:t>+ add_to_meld: adds card to meld on the table after being validated by Validator.</w:t>
+            </w:r>
+          </w:p>
+          <w:p>
+            <w:r>
+              <w:t>+ calculate_deadwood: calculates the score of all the cards in your hand, and adds that to your deadwood.</w:t>
+            </w:r>
+          </w:p>
+          <w:p>
+            <w:r>
+              <w:t>+ add_to_score: adds to player score</w:t>
+            </w:r>
+          </w:p>
+        </w:tc>
+      </w:tr>
+    </w:tbl>
+    <w:p/>
+    <w:tbl>
+      <w:tblPr>
+        <w:tblStyle w:val="TableGrid"/>
+        <w:tblW w:w="9634" w:type="dxa"/>
+        <w:tblLook w:val="04A0" w:firstRow="1" w:lastRow="0" w:firstColumn="1" w:lastColumn="0" w:noHBand="0" w:noVBand="1"/>
+      </w:tblPr>
+      <w:tblGrid>
+        <w:gridCol w:w="1271"/>
+        <w:gridCol w:w="8363"/>
+      </w:tblGrid>
+      <w:tr>
+        <w:tc>
+          <w:tcPr>
+            <w:tcW w:w="9634" w:type="dxa"/>
+            <w:gridSpan w:val="2"/>
+          </w:tcPr>
+          <w:p>
+            <w:pPr>
+              <w:jc w:val="center"/>
+            </w:pPr>
+            <w:r>
+              <w:t>Ruleset Class</w:t>
+            </w:r>
+          </w:p>
+        </w:tc>
+      </w:tr>
+      <w:tr>
+        <w:tc>
+          <w:tcPr>
+            <w:tcW w:w="1271" w:type="dxa"/>
+          </w:tcPr>
+          <w:p>
+            <w:r>
+              <w:t>Attributes</w:t>
+            </w:r>
+          </w:p>
+        </w:tc>
+        <w:tc>
+          <w:tcPr>
+            <w:tcW w:w="8363" w:type="dxa"/>
+          </w:tcPr>
+          <w:p>
+            <w:r>
+              <w:t>+ allow_sets (Boolean)</w:t>
+            </w:r>
+          </w:p>
+          <w:p>
+            <w:r>
+              <w:t>+ allow_runs (Boolean)</w:t>
+            </w:r>
+          </w:p>
+          <w:p>
+            <w:r>
+              <w:t>+ min_meld_size (Integer)</w:t>
+            </w:r>
+          </w:p>
+          <w:p>
+            <w:r>
+              <w:t xml:space="preserve">+ </w:t>
+            </w:r>
+            <w:r>
+              <w:t>max_meld_size_set (Integer)</w:t>
+            </w:r>
+          </w:p>
+          <w:p>
+            <w:r>
+              <w:t>+ max_meld_size_run (Integer)</w:t>
+            </w:r>
+          </w:p>
+          <w:p>
+            <w:r>
+              <w:t>+ min_initial_meld_score (Integer)</w:t>
+            </w:r>
+          </w:p>
+          <w:p>
+            <w:r>
+              <w:t>+ initial_meld_increment (Integer)</w:t>
+            </w:r>
+          </w:p>
+          <w:p>
+            <w:r>
+              <w:t>+ wilds (Array</w:t>
+            </w:r>
+            <w:r>
+              <w:t xml:space="preserve"> of Tuples)</w:t>
+            </w:r>
+          </w:p>
+          <w:p>
+            <w:r>
+              <w:t>+ wild_deadwood_score (Integer)</w:t>
+            </w:r>
+          </w:p>
+          <w:p>
+            <w:r>
+              <w:t>+ scoring_method (string)</w:t>
+            </w:r>
+          </w:p>
+          <w:p>
+            <w:r>
+              <w:lastRenderedPageBreak/>
+              <w:t>+ ace_low (Boolean)</w:t>
+            </w:r>
+          </w:p>
+          <w:p>
+            <w:r>
+              <w:t>+ ace_high (Boolean)</w:t>
+            </w:r>
+          </w:p>
+          <w:p>
+            <w:r>
+              <w:t>+ ace_both (Boolean)</w:t>
+            </w:r>
+          </w:p>
+          <w:p>
+            <w:r>
+              <w:t>+ ace_wrap_around (Boolean)</w:t>
+            </w:r>
+          </w:p>
+          <w:p>
+            <w:r>
+              <w:t>+ ace_high_score (Integer)</w:t>
+            </w:r>
+          </w:p>
+          <w:p>
+            <w:r>
+              <w:t>+ initial_hand_size (Integer)</w:t>
+            </w:r>
+          </w:p>
+          <w:p>
+            <w:r>
+              <w:t>+ num_decks (Integer)</w:t>
+            </w:r>
+          </w:p>
+          <w:p>
+            <w:r>
+              <w:t>+ require_melding_to_draw_from_dicard (Boolean)</w:t>
+            </w:r>
+          </w:p>
+          <w:p>
+            <w:r>
+              <w:t>+ allow_wild_replacement (Boolean)</w:t>
+            </w:r>
+          </w:p>
+          <w:p>
+            <w:r>
+              <w:t>+ allow_wild_only_melds (Boolean)</w:t>
+            </w:r>
+          </w:p>
+          <w:p>
+            <w:r>
+              <w:t>+ prevent_discard_same_card (Boolean)</w:t>
+            </w:r>
+          </w:p>
+        </w:tc>
+      </w:tr>
+      <w:tr>
+        <w:tc>
+          <w:tcPr>
+            <w:tcW w:w="1271" w:type="dxa"/>
+          </w:tcPr>
+          <w:p>
+            <w:r>
+              <w:lastRenderedPageBreak/>
+              <w:t>Methods</w:t>
+            </w:r>
+          </w:p>
+        </w:tc>
+        <w:tc>
+          <w:tcPr>
+            <w:tcW w:w="8363" w:type="dxa"/>
+          </w:tcPr>
+          <w:p>
+            <w:r>
+              <w:t>-</w:t>
+            </w:r>
+            <w:r>
+              <w:t xml:space="preserve"> __init__: Initialises the player object</w:t>
+            </w:r>
+          </w:p>
+          <w:p>
+            <w:r>
+              <w:t>- get_validated: validates whether the provided variable for each attribute. Allows defaults, expected types, allowed values, and min/max values for integers</w:t>
+            </w:r>
+          </w:p>
+          <w:p>
+            <w:r>
+              <w:t>+ push: adds card to the top of the discard pile.</w:t>
+            </w:r>
+          </w:p>
+          <w:p>
+            <w:r>
+              <w:t>+ clear_stored_melds: clears the stored_melds list.</w:t>
+            </w:r>
+          </w:p>
+          <w:p>
+            <w:r>
+              <w:t>+ get_stored_melds_score: gets the total score of all the melds stored</w:t>
+            </w:r>
+          </w:p>
+          <w:p>
+            <w:r>
+              <w:t xml:space="preserve">+ play_stored_meld:  gets validated from validated class, before returning stored melds and </w:t>
+            </w:r>
+          </w:p>
+          <w:p>
+            <w:r>
+              <w:t>+ add_to_meld: adds card to meld on the table after being validated by Validator.</w:t>
+            </w:r>
+          </w:p>
+          <w:p>
+            <w:r>
+              <w:t xml:space="preserve">+ calculate_deadwood: calculates the score of all the cards in your </w:t>
+            </w:r>
+            <w:r>
+              <w:t>hand and</w:t>
+            </w:r>
+            <w:r>
+              <w:t xml:space="preserve"> adds that to your deadwood.</w:t>
+            </w:r>
+          </w:p>
+          <w:p>
+            <w:r>
+              <w:t>+ add_to_score: adds to player score</w:t>
+            </w:r>
+          </w:p>
+        </w:tc>
+      </w:tr>
+    </w:tbl>
+    <w:p>
+      <w:pPr>
+        <w:pStyle w:val="Heading2"/>
+      </w:pPr>
+      <w:r>
+        <w:t>Algorithms:</w:t>
+      </w:r>
+    </w:p>
+    <w:p>
+      <w:r>
+        <w:t>Many Algorithms are used throughout the program for validation and sorting. All the algorithms shown here are assuming that the above objects exist with their attributes.</w:t>
+      </w:r>
+      <w:r>
+        <w:t xml:space="preserve"> </w:t>
+      </w:r>
+    </w:p>
+    <w:p>
+      <w:pPr>
+        <w:pStyle w:val="Heading3"/>
+      </w:pPr>
+      <w:r>
+        <w:t>Sorting Algorithms:</w:t>
+      </w:r>
+    </w:p>
+    <w:p>
+      <w:pPr>
+        <w:pStyle w:val="Heading4"/>
+      </w:pPr>
+      <w:r>
+        <w:t>QuickSort:</w:t>
+      </w:r>
+    </w:p>
+    <w:p>
+      <w:pPr>
+        <w:spacing w:before="0" w:after="0"/>
+      </w:pPr>
+      <w:r>
+        <w:t>FUNCTION quickstort(items)</w:t>
+      </w:r>
+    </w:p>
+    <w:p>
+      <w:pPr>
+        <w:spacing w:before="0" w:after="0"/>
+      </w:pPr>
+      <w:r>
+        <w:t xml:space="preserve">    IF LENGTH(items) &lt;= 1 THEN</w:t>
+      </w:r>
+    </w:p>
+    <w:p>
+      <w:pPr>
+        <w:spacing w:before="0" w:after="0"/>
+      </w:pPr>
+      <w:r>
+        <w:t xml:space="preserve">        RETURN items</w:t>
+      </w:r>
+    </w:p>
+    <w:p>
+      <w:pPr>
+        <w:spacing w:before="0" w:after="0"/>
+      </w:pPr>
+      <w:r>
+        <w:t xml:space="preserve">    </w:t>
+      </w:r>
+    </w:p>
+    <w:p>
+      <w:pPr>
+        <w:spacing w:before="0" w:after="0"/>
+      </w:pPr>
+      <w:r>
+        <w:t xml:space="preserve">    pivot &lt;-- </w:t>
+      </w:r>
+      <w:r>
+        <w:t>last item in items</w:t>
+      </w:r>
+    </w:p>
+    <w:p>
+      <w:pPr>
+        <w:spacing w:before="0" w:after="0"/>
+      </w:pPr>
+      <w:r>
+        <w:t xml:space="preserve">    items_greater &lt;-- </w:t>
+      </w:r>
+      <w:r>
+        <w:t>empty list</w:t>
+      </w:r>
+    </w:p>
+    <w:p>
+      <w:pPr>
+        <w:spacing w:before="0" w:after="0"/>
+      </w:pPr>
+      <w:r>
+        <w:t xml:space="preserve">    items_lesser &lt;-- </w:t>
+      </w:r>
+      <w:r>
+        <w:t>empty list</w:t>
+      </w:r>
+    </w:p>
+    <w:p>
+      <w:pPr>
+        <w:spacing w:before="0" w:after="0"/>
+      </w:pPr>
+      <w:r>
+        <w:t xml:space="preserve">    </w:t>
+      </w:r>
+    </w:p>
+    <w:p>
+      <w:pPr>
+        <w:spacing w:before="0" w:after="0"/>
+      </w:pPr>
+      <w:r>
+        <w:t xml:space="preserve">    FOR item IN ITEMS</w:t>
+      </w:r>
+    </w:p>
+    <w:p>
+      <w:pPr>
+        <w:spacing w:before="0" w:after="0"/>
+      </w:pPr>
+      <w:r>
+        <w:t xml:space="preserve">        IF item &gt; pivot THEN</w:t>
+      </w:r>
+    </w:p>
+    <w:p>
+      <w:pPr>
+        <w:spacing w:before="0" w:after="0"/>
+      </w:pPr>
+      <w:r>
+        <w:t xml:space="preserve">            </w:t>
+      </w:r>
+      <w:r>
+        <w:t>ADD item TO items_greater</w:t>
+      </w:r>
+    </w:p>
+    <w:p>
+      <w:pPr>
+        <w:spacing w:before="0" w:after="0"/>
+      </w:pPr>
+      <w:r>
+        <w:t xml:space="preserve">        ELSE</w:t>
+      </w:r>
+    </w:p>
+    <w:p>
+      <w:pPr>
+        <w:spacing w:before="0" w:after="0"/>
+      </w:pPr>
+      <w:r>
+        <w:t xml:space="preserve">            </w:t>
+      </w:r>
+      <w:r>
+        <w:t>ADD item TO items_lesser</w:t>
+      </w:r>
+    </w:p>
+    <w:p>
+      <w:pPr>
+        <w:spacing w:before="0" w:after="0"/>
+      </w:pPr>
+      <w:r>
+        <w:t xml:space="preserve">    </w:t>
+      </w:r>
+    </w:p>
+    <w:p>
+      <w:pPr>
+        <w:spacing w:before="0" w:after="0"/>
+      </w:pPr>
+      <w:r>
+        <w:t xml:space="preserve">    RETURN quicksort(items_lesser) + pivot + quicksort(items_greater)</w:t>
+      </w:r>
+    </w:p>
+    <w:p>
+      <w:pPr>
+        <w:spacing w:before="0" w:after="0"/>
+      </w:pPr>
+    </w:p>
+    <w:p>
+      <w:pPr>
+        <w:spacing w:before="0" w:after="0"/>
+      </w:pPr>
+      <w:r>
+        <w:t>Quicksort is used for both run validation and for sorting player hands. In run validation it is used to ensure that the list is al sequential with no breaks.</w:t>
+      </w:r>
+    </w:p>
+    <w:p>
+      <w:pPr>
+        <w:spacing w:before="0" w:after="0"/>
+      </w:pPr>
+    </w:p>
+    <w:p>
+      <w:pPr>
+        <w:pStyle w:val="Heading3"/>
+      </w:pPr>
+      <w:r>
+        <w:lastRenderedPageBreak/>
+        <w:t>Validation Algorithms:</w:t>
+      </w:r>
+    </w:p>
+    <w:p>
+      <w:r>
+        <w:t>The two algorithms below are the algorithms used for validating melds in the game</w:t>
+      </w:r>
+    </w:p>
+    <w:p>
+      <w:pPr>
+        <w:pStyle w:val="Heading4"/>
+      </w:pPr>
+      <w:r>
+        <w:t>Set Validation:</w:t>
+      </w:r>
+    </w:p>
+    <w:p>
+      <w:pPr>
+        <w:spacing w:before="0" w:after="0" w:line="276" w:lineRule="auto"/>
+      </w:pPr>
+      <w:r>
+        <w:t>F</w:t>
+      </w:r>
+      <w:r>
+        <w:t>UNCTION validate_set(cards, ruleset)</w:t>
+      </w:r>
+    </w:p>
+    <w:p>
+      <w:pPr>
+        <w:spacing w:before="0" w:after="0" w:line="276" w:lineRule="auto"/>
+      </w:pPr>
+      <w:r>
+        <w:t xml:space="preserve">    </w:t>
+      </w:r>
+    </w:p>
+    <w:p>
+      <w:pPr>
+        <w:spacing w:before="0" w:after="0" w:line="276" w:lineRule="auto"/>
+      </w:pPr>
+      <w:r>
+        <w:t xml:space="preserve">    IF ruleset.max_meld_size_</w:t>
+      </w:r>
+      <w:r>
+        <w:t>set</w:t>
+      </w:r>
+      <w:r>
+        <w:t xml:space="preserve"> IS NOT NONE </w:t>
+      </w:r>
+    </w:p>
+    <w:p>
+      <w:pPr>
+        <w:spacing w:before="0" w:after="0" w:line="276" w:lineRule="auto"/>
+      </w:pPr>
+      <w:r>
+        <w:t xml:space="preserve">    </w:t>
+      </w:r>
+      <w:r>
+        <w:t>AND LENGTH(meld) &gt; ruleset.max_meld_size_</w:t>
+      </w:r>
+      <w:r>
+        <w:t>set</w:t>
+      </w:r>
+      <w:r>
+        <w:t xml:space="preserve"> THEN</w:t>
+      </w:r>
+    </w:p>
+    <w:p>
+      <w:pPr>
+        <w:spacing w:before="0" w:after="0" w:line="276" w:lineRule="auto"/>
+      </w:pPr>
+      <w:r>
+        <w:t xml:space="preserve">        RETURN FALSE, "Meld Too Large"</w:t>
+      </w:r>
+    </w:p>
+    <w:p>
+      <w:pPr>
+        <w:spacing w:before="0" w:after="0" w:line="276" w:lineRule="auto"/>
+      </w:pPr>
+    </w:p>
+    <w:p>
+      <w:pPr>
+        <w:spacing w:before="0" w:after="0" w:line="276" w:lineRule="auto"/>
+      </w:pPr>
+      <w:r>
+        <w:t xml:space="preserve">    IF LENTH(cards) &lt; ruleset.min_meld_size THEN</w:t>
+      </w:r>
+    </w:p>
+    <w:p>
+      <w:pPr>
+        <w:spacing w:before="0" w:after="0" w:line="276" w:lineRule="auto"/>
+      </w:pPr>
+      <w:r>
+        <w:t xml:space="preserve">        RETURN FALSE, "Meld Too Small"</w:t>
+      </w:r>
+    </w:p>
+    <w:p>
+      <w:pPr>
+        <w:spacing w:before="0" w:after="0" w:line="276" w:lineRule="auto"/>
+      </w:pPr>
+      <w:r>
+        <w:t xml:space="preserve">    </w:t>
+      </w:r>
+    </w:p>
+    <w:p>
+      <w:pPr>
+        <w:spacing w:before="0" w:after="0" w:line="276" w:lineRule="auto"/>
+      </w:pPr>
+      <w:r>
+        <w:t xml:space="preserve">    suits </w:t>
+      </w:r>
+      <w:r>
+        <w:sym w:font="Wingdings" w:char="F0DF"/>
+      </w:r>
+      <w:r>
+        <w:t xml:space="preserve"> </w:t>
+      </w:r>
+      <w:r>
+        <w:t xml:space="preserve"> empty list</w:t>
+      </w:r>
+    </w:p>
+    <w:p>
+      <w:pPr>
+        <w:spacing w:before="0" w:after="0" w:line="276" w:lineRule="auto"/>
+      </w:pPr>
+      <w:r>
+        <w:t xml:space="preserve">    ranks </w:t>
+      </w:r>
+      <w:r>
+        <w:sym w:font="Wingdings" w:char="F0DF"/>
+      </w:r>
+      <w:r>
+        <w:t xml:space="preserve"> </w:t>
+      </w:r>
+      <w:r>
+        <w:t xml:space="preserve"> empty list</w:t>
+      </w:r>
+    </w:p>
+    <w:p>
+      <w:pPr>
+        <w:spacing w:before="0" w:after="0" w:line="276" w:lineRule="auto"/>
+      </w:pPr>
+      <w:r>
+        <w:t xml:space="preserve">    </w:t>
+      </w:r>
+    </w:p>
+    <w:p>
+      <w:pPr>
+        <w:spacing w:before="0" w:after="0" w:line="276" w:lineRule="auto"/>
+      </w:pPr>
+      <w:r>
+        <w:t xml:space="preserve">    FOR card IN cards</w:t>
+      </w:r>
+    </w:p>
+    <w:p>
+      <w:pPr>
+        <w:spacing w:before="0" w:after="0" w:line="276" w:lineRule="auto"/>
+      </w:pPr>
+      <w:r>
+        <w:t xml:space="preserve">        IF NOT ruleset.is_wild(card) THEN</w:t>
+      </w:r>
+    </w:p>
+    <w:p>
+      <w:pPr>
+        <w:spacing w:before="0" w:after="0" w:line="276" w:lineRule="auto"/>
+      </w:pPr>
+      <w:r>
+        <w:t xml:space="preserve">            ADD card.rank TO ranks</w:t>
+      </w:r>
+    </w:p>
+    <w:p>
+      <w:pPr>
+        <w:spacing w:before="0" w:after="0" w:line="276" w:lineRule="auto"/>
+      </w:pPr>
+      <w:r>
+        <w:t xml:space="preserve">            ADD card.suit TO suits</w:t>
+      </w:r>
+    </w:p>
+    <w:p>
+      <w:pPr>
+        <w:spacing w:before="0" w:after="0" w:line="276" w:lineRule="auto"/>
+      </w:pPr>
+      <w:r>
+        <w:t xml:space="preserve">            </w:t>
+      </w:r>
+    </w:p>
+    <w:p>
+      <w:pPr>
+        <w:spacing w:before="0" w:after="0" w:line="276" w:lineRule="auto"/>
+      </w:pPr>
+      <w:r>
+        <w:t xml:space="preserve">    IF LENGTH(SET(ranks)) != 1 THEN</w:t>
+      </w:r>
+    </w:p>
+    <w:p>
+      <w:pPr>
+        <w:spacing w:before="0" w:after="0" w:line="276" w:lineRule="auto"/>
+      </w:pPr>
+      <w:r>
+        <w:t xml:space="preserve">        RETURN FALSE, "Different Ranks I</w:t>
+      </w:r>
+      <w:r>
+        <w:t>N</w:t>
+      </w:r>
+      <w:r>
+        <w:t xml:space="preserve"> Set"</w:t>
+      </w:r>
+    </w:p>
+    <w:p>
+      <w:pPr>
+        <w:spacing w:before="0" w:after="0" w:line="276" w:lineRule="auto"/>
+      </w:pPr>
+      <w:r>
+        <w:t xml:space="preserve">    </w:t>
+      </w:r>
+    </w:p>
+    <w:p>
+      <w:pPr>
+        <w:spacing w:before="0" w:after="0" w:line="276" w:lineRule="auto"/>
+      </w:pPr>
+      <w:r>
+        <w:t xml:space="preserve">    IF LENGTH(SET(suits)) != LENGTH(suits) THEN</w:t>
+      </w:r>
+    </w:p>
+    <w:p>
+      <w:pPr>
+        <w:spacing w:before="0" w:after="0" w:line="276" w:lineRule="auto"/>
+      </w:pPr>
+      <w:r>
+        <w:t xml:space="preserve">        RETURN FALSE, "Multiple of the Same Suits in 1 Set"</w:t>
+      </w:r>
+    </w:p>
+    <w:p>
+      <w:pPr>
+        <w:spacing w:before="0" w:after="0" w:line="276" w:lineRule="auto"/>
+      </w:pPr>
+    </w:p>
+    <w:p>
+      <w:pPr>
+        <w:spacing w:before="0" w:after="0" w:line="276" w:lineRule="auto"/>
+      </w:pPr>
+      <w:r>
+        <w:t xml:space="preserve">    RETURN TRUE, cards</w:t>
+      </w:r>
+    </w:p>
+    <w:p/>
+    <w:p>
+      <w:r>
+        <w:t>The above pseudocode documents how sets are validated against both the general rules of the game and any specific rules in the ruleset. First the size of the meld is checked against the max and minimum meld size specified in the ruleset. If it passes, then it creates a list of all the ranks and suits of the non-wild cards. Wild cards are not considered here as they act as substitutes and do not affect the validity of any set. By using the length of the set of ranks, we can see the number of different ranks in use, which if it is not equal to 1, means the set is invalid. Further, as every suit must be different, the length of the set of suits must equal to the length of suits, so if that fails, the set is invalid. Finally, if it passes all validation steps, it returns true. Finally, all return operations are Tuples with the structure of (False, error_message) or (True, cards)</w:t>
+      </w:r>
+    </w:p>
+    <w:p>
+      <w:r>
+        <w:t>The algorithm is used when a set is attempted to be made.</w:t>
+      </w:r>
+    </w:p>
+    <w:p/>
+    <w:p>
+      <w:pPr>
+        <w:pStyle w:val="Heading4"/>
+      </w:pPr>
+      <w:r>
+        <w:t>Run Validation:</w:t>
+      </w:r>
+    </w:p>
+    <w:p/>
+    <w:p>
+      <w:pPr>
+        <w:spacing w:before="0" w:after="0" w:line="276" w:lineRule="auto"/>
+        <w:jc w:val="left"/>
+      </w:pPr>
+      <w:r>
+        <w:t>FUNCTION validate_run(cards, ruleset)</w:t>
+      </w:r>
+    </w:p>
+    <w:p>
+      <w:pPr>
+        <w:spacing w:before="0" w:after="0" w:line="276" w:lineRule="auto"/>
+        <w:jc w:val="left"/>
+      </w:pPr>
+      <w:r>
+        <w:lastRenderedPageBreak/>
+        <w:t xml:space="preserve">    </w:t>
+      </w:r>
+    </w:p>
+    <w:p>
+      <w:pPr>
+        <w:spacing w:before="0" w:after="0" w:line="276" w:lineRule="auto"/>
+        <w:jc w:val="left"/>
+      </w:pPr>
+      <w:r>
+        <w:t xml:space="preserve">    IF ruleset.max_meld_size_run IS NOT NONE </w:t>
+      </w:r>
+    </w:p>
+    <w:p>
+      <w:pPr>
+        <w:spacing w:before="0" w:after="0" w:line="276" w:lineRule="auto"/>
+        <w:jc w:val="left"/>
+      </w:pPr>
+      <w:r>
+        <w:t xml:space="preserve">    AND LENGTH(meld) &gt; ruleset.max_meld_size_run THEN</w:t>
+      </w:r>
+    </w:p>
+    <w:p>
+      <w:pPr>
+        <w:spacing w:before="0" w:after="0" w:line="276" w:lineRule="auto"/>
+        <w:jc w:val="left"/>
+      </w:pPr>
+      <w:r>
+        <w:t xml:space="preserve">    </w:t>
+      </w:r>
+    </w:p>
+    <w:p>
+      <w:pPr>
+        <w:spacing w:before="0" w:after="0" w:line="276" w:lineRule="auto"/>
+        <w:jc w:val="left"/>
+      </w:pPr>
+      <w:r>
+        <w:t xml:space="preserve">        RETURN FALSE, "Meld Too Large"</w:t>
+      </w:r>
+    </w:p>
+    <w:p>
+      <w:pPr>
+        <w:spacing w:before="0" w:after="0" w:line="276" w:lineRule="auto"/>
+        <w:jc w:val="left"/>
+      </w:pPr>
+      <w:r>
+        <w:t xml:space="preserve">        </w:t>
+      </w:r>
+    </w:p>
+    <w:p>
+      <w:pPr>
+        <w:spacing w:before="0" w:after="0" w:line="276" w:lineRule="auto"/>
+        <w:jc w:val="left"/>
+      </w:pPr>
+      <w:r>
+        <w:t xml:space="preserve">    IF LENTH(cards) &lt; ruleset.min_meld_size THEN</w:t>
+      </w:r>
+    </w:p>
+    <w:p>
+      <w:pPr>
+        <w:spacing w:before="0" w:after="0" w:line="276" w:lineRule="auto"/>
+        <w:jc w:val="left"/>
+      </w:pPr>
+      <w:r>
+        <w:t xml:space="preserve">    </w:t>
+      </w:r>
+    </w:p>
+    <w:p>
+      <w:pPr>
+        <w:spacing w:before="0" w:after="0" w:line="276" w:lineRule="auto"/>
+        <w:jc w:val="left"/>
+      </w:pPr>
+      <w:r>
+        <w:t xml:space="preserve">        RETURN FALSE, "Meld Too Small"</w:t>
+      </w:r>
+    </w:p>
+    <w:p>
+      <w:pPr>
+        <w:spacing w:before="0" w:after="0" w:line="276" w:lineRule="auto"/>
+        <w:jc w:val="left"/>
+      </w:pPr>
+      <w:r>
+        <w:t xml:space="preserve">    </w:t>
+      </w:r>
+    </w:p>
+    <w:p>
+      <w:pPr>
+        <w:spacing w:before="0" w:after="0" w:line="276" w:lineRule="auto"/>
+        <w:jc w:val="left"/>
+      </w:pPr>
+      <w:r>
+        <w:t xml:space="preserve">    wilds &lt;-- empty list</w:t>
+      </w:r>
+    </w:p>
+    <w:p>
+      <w:pPr>
+        <w:spacing w:before="0" w:after="0" w:line="276" w:lineRule="auto"/>
+        <w:jc w:val="left"/>
+      </w:pPr>
+      <w:r>
+        <w:t xml:space="preserve">    non_wilds &lt;-- empty list</w:t>
+      </w:r>
+    </w:p>
+    <w:p>
+      <w:pPr>
+        <w:spacing w:before="0" w:after="0" w:line="276" w:lineRule="auto"/>
+        <w:jc w:val="left"/>
+      </w:pPr>
+      <w:r>
+        <w:t xml:space="preserve">    </w:t>
+      </w:r>
+    </w:p>
+    <w:p>
+      <w:pPr>
+        <w:spacing w:before="0" w:after="0" w:line="276" w:lineRule="auto"/>
+        <w:jc w:val="left"/>
+      </w:pPr>
+      <w:r>
+        <w:t xml:space="preserve">    FOR card IN cards</w:t>
+      </w:r>
+    </w:p>
+    <w:p>
+      <w:pPr>
+        <w:spacing w:before="0" w:after="0" w:line="276" w:lineRule="auto"/>
+        <w:jc w:val="left"/>
+      </w:pPr>
+      <w:r>
+        <w:t xml:space="preserve">        IF ruleset.is_wild(card) THEN</w:t>
+      </w:r>
+    </w:p>
+    <w:p>
+      <w:pPr>
+        <w:spacing w:before="0" w:after="0" w:line="276" w:lineRule="auto"/>
+        <w:jc w:val="left"/>
+      </w:pPr>
+      <w:r>
+        <w:t xml:space="preserve">            ADD card TO wilds</w:t>
+      </w:r>
+    </w:p>
+    <w:p>
+      <w:pPr>
+        <w:spacing w:before="0" w:after="0" w:line="276" w:lineRule="auto"/>
+        <w:jc w:val="left"/>
+      </w:pPr>
+      <w:r>
+        <w:t xml:space="preserve">        ELSE</w:t>
+      </w:r>
+    </w:p>
+    <w:p>
+      <w:pPr>
+        <w:spacing w:before="0" w:after="0" w:line="276" w:lineRule="auto"/>
+        <w:jc w:val="left"/>
+      </w:pPr>
+      <w:r>
+        <w:t xml:space="preserve">            ADD card TO non_wilds</w:t>
+      </w:r>
+    </w:p>
+    <w:p>
+      <w:pPr>
+        <w:spacing w:before="0" w:after="0" w:line="276" w:lineRule="auto"/>
+        <w:jc w:val="left"/>
+      </w:pPr>
+      <w:r>
+        <w:t xml:space="preserve">    </w:t>
+      </w:r>
+    </w:p>
+    <w:p>
+      <w:pPr>
+        <w:spacing w:before="0" w:after="0" w:line="276" w:lineRule="auto"/>
+        <w:jc w:val="left"/>
+      </w:pPr>
+      <w:r>
+        <w:t xml:space="preserve">    IF NOT ruleset.allow_wild_only_melds AND LENGTH(ranks) == 0 THEN</w:t>
+      </w:r>
+    </w:p>
+    <w:p>
+      <w:pPr>
+        <w:spacing w:before="0" w:after="0" w:line="276" w:lineRule="auto"/>
+        <w:jc w:val="left"/>
+      </w:pPr>
+      <w:r>
+        <w:t xml:space="preserve">        RETURN FALSE, "Meld Contains Only Wild Cards"</w:t>
+      </w:r>
+    </w:p>
+    <w:p>
+      <w:pPr>
+        <w:spacing w:before="0" w:after="0" w:line="276" w:lineRule="auto"/>
+        <w:jc w:val="left"/>
+      </w:pPr>
+      <w:r>
+        <w:t xml:space="preserve">    </w:t>
+      </w:r>
+    </w:p>
+    <w:p>
+      <w:pPr>
+        <w:spacing w:before="0" w:after="0" w:line="276" w:lineRule="auto"/>
+        <w:jc w:val="left"/>
+      </w:pPr>
+      <w:r>
+        <w:t xml:space="preserve">    suits &lt;-- empty list</w:t>
+      </w:r>
+    </w:p>
+    <w:p>
+      <w:pPr>
+        <w:spacing w:before="0" w:after="0" w:line="276" w:lineRule="auto"/>
+        <w:jc w:val="left"/>
+      </w:pPr>
+      <w:r>
+        <w:t xml:space="preserve">    indices &lt;-- empty list</w:t>
+      </w:r>
+    </w:p>
+    <w:p>
+      <w:pPr>
+        <w:spacing w:before="0" w:after="0" w:line="276" w:lineRule="auto"/>
+        <w:jc w:val="left"/>
+      </w:pPr>
+      <w:r>
+        <w:t xml:space="preserve">    </w:t>
+      </w:r>
+    </w:p>
+    <w:p>
+      <w:pPr>
+        <w:spacing w:before="0" w:after="0" w:line="276" w:lineRule="auto"/>
+        <w:jc w:val="left"/>
+      </w:pPr>
+      <w:r>
+        <w:t xml:space="preserve">    FOR card IN non_wilds</w:t>
+      </w:r>
+    </w:p>
+    <w:p>
+      <w:pPr>
+        <w:spacing w:before="0" w:after="0" w:line="276" w:lineRule="auto"/>
+        <w:jc w:val="left"/>
+      </w:pPr>
+      <w:r>
+        <w:t xml:space="preserve">        ADD card.suit TO suits</w:t>
+      </w:r>
+    </w:p>
+    <w:p>
+      <w:pPr>
+        <w:spacing w:before="0" w:after="0" w:line="276" w:lineRule="auto"/>
+        <w:jc w:val="left"/>
+      </w:pPr>
+      <w:r>
+        <w:t xml:space="preserve">        ADD card.return_rank_index() TO indices</w:t>
+      </w:r>
+    </w:p>
+    <w:p>
+      <w:pPr>
+        <w:spacing w:before="0" w:after="0" w:line="276" w:lineRule="auto"/>
+        <w:jc w:val="left"/>
+      </w:pPr>
+      <w:r>
+        <w:t xml:space="preserve">    </w:t>
+      </w:r>
+    </w:p>
+    <w:p>
+      <w:pPr>
+        <w:spacing w:before="0" w:after="0" w:line="276" w:lineRule="auto"/>
+        <w:jc w:val="left"/>
+      </w:pPr>
+      <w:r>
+        <w:t xml:space="preserve">    indices &lt;-- quicksort(indices)</w:t>
+      </w:r>
+    </w:p>
+    <w:p>
+      <w:pPr>
+        <w:spacing w:before="0" w:after="0" w:line="276" w:lineRule="auto"/>
+        <w:jc w:val="left"/>
+      </w:pPr>
+      <w:r>
+        <w:t xml:space="preserve">    </w:t>
+      </w:r>
+    </w:p>
+    <w:p>
+      <w:pPr>
+        <w:spacing w:before="0" w:after="0" w:line="276" w:lineRule="auto"/>
+        <w:jc w:val="left"/>
+      </w:pPr>
+      <w:r>
+        <w:t xml:space="preserve">    IF LENGTH(SET(suits)) != 1 THEN</w:t>
+      </w:r>
+    </w:p>
+    <w:p>
+      <w:pPr>
+        <w:spacing w:before="0" w:after="0" w:line="276" w:lineRule="auto"/>
+        <w:jc w:val="left"/>
+      </w:pPr>
+      <w:r>
+        <w:t xml:space="preserve">        RETURN FALSE, "Multiples Suits in 1 Run"</w:t>
+      </w:r>
+    </w:p>
+    <w:p>
+      <w:pPr>
+        <w:spacing w:before="0" w:after="0" w:line="276" w:lineRule="auto"/>
+        <w:jc w:val="left"/>
+      </w:pPr>
+      <w:r>
+        <w:t xml:space="preserve">    </w:t>
+      </w:r>
+    </w:p>
+    <w:p>
+      <w:pPr>
+        <w:spacing w:before="0" w:after="0" w:line="276" w:lineRule="auto"/>
+        <w:jc w:val="left"/>
+      </w:pPr>
+      <w:r>
+        <w:t xml:space="preserve">    IF LENGTH(SET(indices)) != LENGTH(indices) THEN</w:t>
+      </w:r>
+    </w:p>
+    <w:p>
+      <w:pPr>
+        <w:spacing w:before="0" w:after="0" w:line="276" w:lineRule="auto"/>
+        <w:jc w:val="left"/>
+      </w:pPr>
+      <w:r>
+        <w:t xml:space="preserve">        RETURN FALSE, "Multiples of the Same Ranks"</w:t>
+      </w:r>
+    </w:p>
+    <w:p>
+      <w:pPr>
+        <w:spacing w:before="0" w:after="0" w:line="276" w:lineRule="auto"/>
+        <w:jc w:val="left"/>
+      </w:pPr>
+      <w:r>
+        <w:t xml:space="preserve">    </w:t>
+      </w:r>
+    </w:p>
+    <w:p>
+      <w:pPr>
+        <w:spacing w:before="0" w:after="0" w:line="276" w:lineRule="auto"/>
+        <w:jc w:val="left"/>
+      </w:pPr>
+      <w:r>
+        <w:t xml:space="preserve">    IF ruleset.ace_low </w:t>
+      </w:r>
+      <w:r>
+        <w:t xml:space="preserve">OR ruleset.ace_both </w:t>
+      </w:r>
+      <w:r>
+        <w:t>THEN</w:t>
+      </w:r>
+    </w:p>
+    <w:p>
+      <w:pPr>
+        <w:spacing w:before="0" w:after="0" w:line="276" w:lineRule="auto"/>
+        <w:jc w:val="left"/>
+      </w:pPr>
+      <w:r>
+        <w:t xml:space="preserve">    </w:t>
+      </w:r>
+    </w:p>
+    <w:p>
+      <w:pPr>
+        <w:spacing w:before="0" w:after="0" w:line="276" w:lineRule="auto"/>
+        <w:jc w:val="left"/>
+      </w:pPr>
+      <w:r>
+        <w:t xml:space="preserve">        min_index &lt;-- MINIMUM(indices)</w:t>
+      </w:r>
+    </w:p>
+    <w:p>
+      <w:pPr>
+        <w:spacing w:before="0" w:after="0" w:line="276" w:lineRule="auto"/>
+        <w:jc w:val="left"/>
+      </w:pPr>
+      <w:r>
+        <w:t xml:space="preserve">        max_index &lt;-- MAXIMUM(indices)</w:t>
+      </w:r>
+    </w:p>
+    <w:p>
+      <w:pPr>
+        <w:spacing w:before="0" w:after="0" w:line="276" w:lineRule="auto"/>
+        <w:jc w:val="left"/>
+      </w:pPr>
+      <w:r>
+        <w:t xml:space="preserve">        span &lt;-- max_index - min_index + 1</w:t>
+      </w:r>
+    </w:p>
+    <w:p>
+      <w:pPr>
+        <w:spacing w:before="0" w:after="0" w:line="276" w:lineRule="auto"/>
+        <w:jc w:val="left"/>
+      </w:pPr>
+      <w:r>
+        <w:t xml:space="preserve">        gaps &lt;-- span - LENGTH(non_wilds)</w:t>
+      </w:r>
+    </w:p>
+    <w:p>
+      <w:pPr>
+        <w:spacing w:before="0" w:after="0" w:line="276" w:lineRule="auto"/>
+        <w:jc w:val="left"/>
+      </w:pPr>
+      <w:r>
+        <w:t xml:space="preserve">    </w:t>
+      </w:r>
+    </w:p>
+    <w:p>
+      <w:pPr>
+        <w:spacing w:before="0" w:after="0" w:line="276" w:lineRule="auto"/>
+        <w:jc w:val="left"/>
+      </w:pPr>
+      <w:r>
+        <w:t xml:space="preserve">        IF gaps &lt;= LENGTH(wilds) THEN</w:t>
+      </w:r>
+    </w:p>
+    <w:p>
+      <w:pPr>
+        <w:spacing w:before="0" w:after="0" w:line="276" w:lineRule="auto"/>
+        <w:jc w:val="left"/>
+      </w:pPr>
+      <w:r>
+        <w:t xml:space="preserve">            RETURN TRUE</w:t>
+      </w:r>
+    </w:p>
+    <w:p>
+      <w:pPr>
+        <w:spacing w:before="0" w:after="0" w:line="276" w:lineRule="auto"/>
+        <w:jc w:val="left"/>
+      </w:pPr>
+      <w:r>
+        <w:t xml:space="preserve">    </w:t>
+      </w:r>
+    </w:p>
+    <w:p>
+      <w:pPr>
+        <w:spacing w:before="0" w:after="0" w:line="276" w:lineRule="auto"/>
+        <w:jc w:val="left"/>
+      </w:pPr>
+      <w:r>
+        <w:t xml:space="preserve">        has_ace &lt;-- FALSE</w:t>
+      </w:r>
+    </w:p>
+    <w:p>
+      <w:pPr>
+        <w:spacing w:before="0" w:after="0" w:line="276" w:lineRule="auto"/>
+        <w:jc w:val="left"/>
+      </w:pPr>
+      <w:r>
+        <w:lastRenderedPageBreak/>
+        <w:t xml:space="preserve">        has_king &lt;-- FALSE</w:t>
+      </w:r>
+    </w:p>
+    <w:p>
+      <w:pPr>
+        <w:spacing w:before="0" w:after="0" w:line="276" w:lineRule="auto"/>
+        <w:jc w:val="left"/>
+      </w:pPr>
+      <w:r>
+        <w:t xml:space="preserve">    </w:t>
+      </w:r>
+    </w:p>
+    <w:p>
+      <w:pPr>
+        <w:spacing w:before="0" w:after="0" w:line="276" w:lineRule="auto"/>
+        <w:jc w:val="left"/>
+      </w:pPr>
+      <w:r>
+        <w:t xml:space="preserve">    FOR index IN indices</w:t>
+      </w:r>
+    </w:p>
+    <w:p>
+      <w:pPr>
+        <w:spacing w:before="0" w:after="0" w:line="276" w:lineRule="auto"/>
+        <w:jc w:val="left"/>
+      </w:pPr>
+      <w:r>
+        <w:t xml:space="preserve">        IF index == 0 THEN</w:t>
+      </w:r>
+    </w:p>
+    <w:p>
+      <w:pPr>
+        <w:spacing w:before="0" w:after="0" w:line="276" w:lineRule="auto"/>
+        <w:jc w:val="left"/>
+      </w:pPr>
+      <w:r>
+        <w:t xml:space="preserve">            has_ace &lt;-- TRUE, cards</w:t>
+      </w:r>
+    </w:p>
+    <w:p>
+      <w:pPr>
+        <w:spacing w:before="0" w:after="0" w:line="276" w:lineRule="auto"/>
+        <w:jc w:val="left"/>
+      </w:pPr>
+      <w:r>
+        <w:t xml:space="preserve">        ELSE IF index == 12 THEN</w:t>
+      </w:r>
+    </w:p>
+    <w:p>
+      <w:pPr>
+        <w:spacing w:before="0" w:after="0" w:line="276" w:lineRule="auto"/>
+        <w:jc w:val="left"/>
+      </w:pPr>
+      <w:r>
+        <w:t xml:space="preserve">            has_king == TRUE</w:t>
+      </w:r>
+    </w:p>
+    <w:p>
+      <w:pPr>
+        <w:spacing w:before="0" w:after="0" w:line="276" w:lineRule="auto"/>
+        <w:jc w:val="left"/>
+      </w:pPr>
+      <w:r>
+        <w:t xml:space="preserve">            </w:t>
+      </w:r>
+    </w:p>
+    <w:p>
+      <w:pPr>
+        <w:spacing w:before="0" w:after="0" w:line="276" w:lineRule="auto"/>
+        <w:jc w:val="left"/>
+      </w:pPr>
+      <w:r>
+        <w:t xml:space="preserve">            </w:t>
+      </w:r>
+    </w:p>
+    <w:p>
+      <w:pPr>
+        <w:spacing w:before="0" w:after="0" w:line="276" w:lineRule="auto"/>
+        <w:jc w:val="left"/>
+      </w:pPr>
+      <w:r>
+        <w:t xml:space="preserve">    IF ruleset.ace_high OR ruleset.ace_both THEN</w:t>
+      </w:r>
+    </w:p>
+    <w:p>
+      <w:pPr>
+        <w:spacing w:before="0" w:after="0" w:line="276" w:lineRule="auto"/>
+        <w:jc w:val="left"/>
+      </w:pPr>
+      <w:r>
+        <w:t xml:space="preserve">            </w:t>
+      </w:r>
+    </w:p>
+    <w:p>
+      <w:pPr>
+        <w:spacing w:before="0" w:after="0" w:line="276" w:lineRule="auto"/>
+        <w:jc w:val="left"/>
+      </w:pPr>
+      <w:r>
+        <w:t xml:space="preserve">        adjusted_indices = []</w:t>
+      </w:r>
+    </w:p>
+    <w:p>
+      <w:pPr>
+        <w:spacing w:before="0" w:after="0" w:line="276" w:lineRule="auto"/>
+        <w:jc w:val="left"/>
+      </w:pPr>
+      <w:r>
+        <w:t xml:space="preserve">        FOR index IN indices</w:t>
+      </w:r>
+    </w:p>
+    <w:p>
+      <w:pPr>
+        <w:spacing w:before="0" w:after="0" w:line="276" w:lineRule="auto"/>
+        <w:jc w:val="left"/>
+      </w:pPr>
+      <w:r>
+        <w:t xml:space="preserve">            IF index == 0 THEN</w:t>
+      </w:r>
+    </w:p>
+    <w:p>
+      <w:pPr>
+        <w:spacing w:before="0" w:after="0" w:line="276" w:lineRule="auto"/>
+        <w:jc w:val="left"/>
+      </w:pPr>
+      <w:r>
+        <w:t xml:space="preserve">                ADD 13 TO adjusted_indices</w:t>
+      </w:r>
+    </w:p>
+    <w:p>
+      <w:pPr>
+        <w:spacing w:before="0" w:after="0" w:line="276" w:lineRule="auto"/>
+        <w:jc w:val="left"/>
+      </w:pPr>
+      <w:r>
+        <w:t xml:space="preserve">            ELSE</w:t>
+      </w:r>
+    </w:p>
+    <w:p>
+      <w:pPr>
+        <w:spacing w:before="0" w:after="0" w:line="276" w:lineRule="auto"/>
+        <w:jc w:val="left"/>
+      </w:pPr>
+      <w:r>
+        <w:t xml:space="preserve">                ADD index TO adjusted_indices</w:t>
+      </w:r>
+    </w:p>
+    <w:p>
+      <w:pPr>
+        <w:spacing w:before="0" w:after="0" w:line="276" w:lineRule="auto"/>
+        <w:jc w:val="left"/>
+      </w:pPr>
+      <w:r>
+        <w:t xml:space="preserve">            </w:t>
+      </w:r>
+    </w:p>
+    <w:p>
+      <w:pPr>
+        <w:spacing w:before="0" w:after="0" w:line="276" w:lineRule="auto"/>
+        <w:jc w:val="left"/>
+      </w:pPr>
+      <w:r>
+        <w:t xml:space="preserve">        adjusted_indices = quicksort(adjusted_indices)</w:t>
+      </w:r>
+    </w:p>
+    <w:p>
+      <w:pPr>
+        <w:spacing w:before="0" w:after="0" w:line="276" w:lineRule="auto"/>
+        <w:jc w:val="left"/>
+      </w:pPr>
+      <w:r>
+        <w:t xml:space="preserve">            </w:t>
+      </w:r>
+    </w:p>
+    <w:p>
+      <w:pPr>
+        <w:spacing w:before="0" w:after="0" w:line="276" w:lineRule="auto"/>
+        <w:jc w:val="left"/>
+      </w:pPr>
+      <w:r>
+        <w:t xml:space="preserve">        min_index &lt;-- MINIMUM(adjusted_indices)</w:t>
+      </w:r>
+    </w:p>
+    <w:p>
+      <w:pPr>
+        <w:spacing w:before="0" w:after="0" w:line="276" w:lineRule="auto"/>
+        <w:jc w:val="left"/>
+      </w:pPr>
+      <w:r>
+        <w:t xml:space="preserve">        max_index &lt;-- MAXIMUM(adjusted_indices)</w:t>
+      </w:r>
+    </w:p>
+    <w:p>
+      <w:pPr>
+        <w:spacing w:before="0" w:after="0" w:line="276" w:lineRule="auto"/>
+        <w:jc w:val="left"/>
+      </w:pPr>
+      <w:r>
+        <w:t xml:space="preserve">        span &lt;-- max_index - min_index + 1</w:t>
+      </w:r>
+    </w:p>
+    <w:p>
+      <w:pPr>
+        <w:spacing w:before="0" w:after="0" w:line="276" w:lineRule="auto"/>
+        <w:jc w:val="left"/>
+      </w:pPr>
+      <w:r>
+        <w:t xml:space="preserve">        gaps &lt;-- span - LENGTH(non_wilds)</w:t>
+      </w:r>
+    </w:p>
+    <w:p>
+      <w:pPr>
+        <w:spacing w:before="0" w:after="0" w:line="276" w:lineRule="auto"/>
+        <w:jc w:val="left"/>
+      </w:pPr>
+      <w:r>
+        <w:t xml:space="preserve">            </w:t>
+      </w:r>
+    </w:p>
+    <w:p>
+      <w:pPr>
+        <w:spacing w:before="0" w:after="0" w:line="276" w:lineRule="auto"/>
+        <w:jc w:val="left"/>
+      </w:pPr>
+      <w:r>
+        <w:t xml:space="preserve">        IF gaps &lt;= LENGTH(wilds) THEN</w:t>
+      </w:r>
+    </w:p>
+    <w:p>
+      <w:pPr>
+        <w:spacing w:before="0" w:after="0" w:line="276" w:lineRule="auto"/>
+        <w:jc w:val="left"/>
+      </w:pPr>
+      <w:r>
+        <w:t xml:space="preserve">            RETURN TRUE, cards</w:t>
+      </w:r>
+    </w:p>
+    <w:p>
+      <w:pPr>
+        <w:spacing w:before="0" w:after="0" w:line="276" w:lineRule="auto"/>
+        <w:jc w:val="left"/>
+      </w:pPr>
+      <w:r>
+        <w:t xml:space="preserve">            </w:t>
+      </w:r>
+    </w:p>
+    <w:p>
+      <w:pPr>
+        <w:spacing w:before="0" w:after="0" w:line="276" w:lineRule="auto"/>
+        <w:jc w:val="left"/>
+      </w:pPr>
+      <w:r>
+        <w:t xml:space="preserve">        IF ruleset.ace_wrap_around AND has_king THEN</w:t>
+      </w:r>
+    </w:p>
+    <w:p>
+      <w:pPr>
+        <w:spacing w:before="0" w:after="0" w:line="276" w:lineRule="auto"/>
+        <w:jc w:val="left"/>
+      </w:pPr>
+      <w:r>
+        <w:t xml:space="preserve">           low_indices &lt;-- empty list    </w:t>
+      </w:r>
+    </w:p>
+    <w:p>
+      <w:pPr>
+        <w:spacing w:before="0" w:after="0" w:line="276" w:lineRule="auto"/>
+        <w:jc w:val="left"/>
+      </w:pPr>
+      <w:r>
+        <w:t xml:space="preserve">           high_indices &lt;-- empty list</w:t>
+      </w:r>
+    </w:p>
+    <w:p>
+      <w:pPr>
+        <w:spacing w:before="0" w:after="0" w:line="276" w:lineRule="auto"/>
+        <w:jc w:val="left"/>
+      </w:pPr>
+      <w:r>
+        <w:t xml:space="preserve">            </w:t>
+      </w:r>
+    </w:p>
+    <w:p>
+      <w:pPr>
+        <w:spacing w:before="0" w:after="0" w:line="276" w:lineRule="auto"/>
+        <w:jc w:val="left"/>
+      </w:pPr>
+      <w:r>
+        <w:t xml:space="preserve">           FOR index IN indices</w:t>
+      </w:r>
+    </w:p>
+    <w:p>
+      <w:pPr>
+        <w:spacing w:before="0" w:after="0" w:line="276" w:lineRule="auto"/>
+        <w:jc w:val="left"/>
+      </w:pPr>
+      <w:r>
+        <w:t xml:space="preserve">               IF index &lt; </w:t>
+      </w:r>
+      <w:r>
+        <w:t>9</w:t>
+      </w:r>
+      <w:r>
+        <w:t xml:space="preserve"> THEN</w:t>
+      </w:r>
+    </w:p>
+    <w:p>
+      <w:pPr>
+        <w:spacing w:before="0" w:after="0" w:line="276" w:lineRule="auto"/>
+        <w:jc w:val="left"/>
+      </w:pPr>
+      <w:r>
+        <w:t xml:space="preserve">                   ADD index TO low_indices</w:t>
+      </w:r>
+    </w:p>
+    <w:p>
+      <w:pPr>
+        <w:spacing w:before="0" w:after="0" w:line="276" w:lineRule="auto"/>
+        <w:jc w:val="left"/>
+      </w:pPr>
+      <w:r>
+        <w:t xml:space="preserve">               ELSE IF index &gt;= 10 THEN</w:t>
+      </w:r>
+    </w:p>
+    <w:p>
+      <w:pPr>
+        <w:spacing w:before="0" w:after="0" w:line="276" w:lineRule="auto"/>
+        <w:jc w:val="left"/>
+      </w:pPr>
+      <w:r>
+        <w:t xml:space="preserve">                   ADD index TO high_indices</w:t>
+      </w:r>
+    </w:p>
+    <w:p>
+      <w:pPr>
+        <w:spacing w:before="0" w:after="0" w:line="276" w:lineRule="auto"/>
+        <w:jc w:val="left"/>
+      </w:pPr>
+      <w:r>
+        <w:t xml:space="preserve">                </w:t>
+      </w:r>
+    </w:p>
+    <w:p>
+      <w:pPr>
+        <w:spacing w:before="0" w:after="0" w:line="276" w:lineRule="auto"/>
+        <w:jc w:val="left"/>
+      </w:pPr>
+      <w:r>
+        <w:t xml:space="preserve">               IF LENGTH(low_indices) &gt; 0 AND LENGTH(high_indices) &gt;0 THEN</w:t>
+      </w:r>
+    </w:p>
+    <w:p>
+      <w:pPr>
+        <w:spacing w:before="0" w:after="0" w:line="276" w:lineRule="auto"/>
+        <w:jc w:val="left"/>
+      </w:pPr>
+      <w:r>
+        <w:t xml:space="preserve">                   low_span &lt;-- MAX(low_indices) - MIN(low_indices)</w:t>
+      </w:r>
+    </w:p>
+    <w:p>
+      <w:pPr>
+        <w:spacing w:before="0" w:after="0" w:line="276" w:lineRule="auto"/>
+        <w:jc w:val="left"/>
+      </w:pPr>
+      <w:r>
+        <w:t xml:space="preserve">                   high_span &lt;-- MAX(high_indices) - MIN(high_indices)</w:t>
+      </w:r>
+    </w:p>
+    <w:p>
+      <w:pPr>
+        <w:spacing w:before="0" w:after="0" w:line="276" w:lineRule="auto"/>
+        <w:jc w:val="left"/>
+      </w:pPr>
+      <w:r>
+        <w:t xml:space="preserve">                    </w:t>
+      </w:r>
+    </w:p>
+    <w:p>
+      <w:pPr>
+        <w:spacing w:before="0" w:after="0" w:line="276" w:lineRule="auto"/>
+        <w:jc w:val="left"/>
+      </w:pPr>
+      <w:r>
+        <w:t xml:space="preserve">                   total_gaps &lt;-- (low_span - LENGTH(low_indices))</w:t>
+      </w:r>
+    </w:p>
+    <w:p>
+      <w:pPr>
+        <w:spacing w:before="0" w:after="0" w:line="276" w:lineRule="auto"/>
+        <w:jc w:val="left"/>
+      </w:pPr>
+      <w:r>
+        <w:t xml:space="preserve">                   + (high_span - LENGTH(high_indices))</w:t>
+      </w:r>
+    </w:p>
+    <w:p>
+      <w:pPr>
+        <w:spacing w:before="0" w:after="0" w:line="276" w:lineRule="auto"/>
+        <w:jc w:val="left"/>
+      </w:pPr>
+      <w:r>
+        <w:t xml:space="preserve">                   </w:t>
+      </w:r>
+    </w:p>
+    <w:p>
+      <w:pPr>
+        <w:spacing w:before="0" w:after="0" w:line="276" w:lineRule="auto"/>
+        <w:jc w:val="left"/>
+      </w:pPr>
+      <w:r>
+        <w:t xml:space="preserve">                   IF total_gaps &lt;= LENGTH(wilds) THEN</w:t>
+      </w:r>
+    </w:p>
+    <w:p>
+      <w:pPr>
+        <w:spacing w:before="0" w:after="0" w:line="276" w:lineRule="auto"/>
+        <w:jc w:val="left"/>
+      </w:pPr>
+      <w:r>
+        <w:t xml:space="preserve">                       RETURN TRUE, cards</w:t>
+      </w:r>
+    </w:p>
+    <w:p>
+      <w:pPr>
+        <w:spacing w:before="0" w:after="0" w:line="276" w:lineRule="auto"/>
+        <w:jc w:val="left"/>
+      </w:pPr>
+    </w:p>
+    <w:p>
+      <w:pPr>
+        <w:spacing w:before="0" w:after="0" w:line="276" w:lineRule="auto"/>
+        <w:jc w:val="left"/>
+      </w:pPr>
+      <w:r>
+        <w:lastRenderedPageBreak/>
+        <w:t xml:space="preserve">    RETURN FALSE, "Invalid Run"        </w:t>
+      </w:r>
+    </w:p>
+    <w:p>
+      <w:pPr>
+        <w:spacing w:line="276" w:lineRule="auto"/>
+      </w:pPr>
+      <w:r>
+        <w:t>The above algorithm validates whether a group of cards constitutes a run for a given ruleset. The first validation step is for the size of the run, ensuring that that no unnecessary computation is expended if a rule is clearly violated. Then, wild and non-wilds are separated</w:t>
+      </w:r>
+      <w:r>
+        <w:t xml:space="preserve"> because wild cads can act as substitutes, so only the non-wilds are needed. The next important part of validation uses the SET function to confirm that all non-wild have the same suit and no duplicate ranks exist.</w:t>
+      </w:r>
+    </w:p>
+    <w:p>
+      <w:pPr>
+        <w:spacing w:line="276" w:lineRule="auto"/>
+      </w:pPr>
+      <w:r>
+        <w:t>Next is the gap calculation, which calculates the number of gaps between the non</w:t>
+      </w:r>
+      <w:r>
+        <w:t>-</w:t>
+      </w:r>
+      <w:r>
+        <w:t>wilds</w:t>
+      </w:r>
+      <w:r>
+        <w:t>. It then validates if the number of gaps is equal to the number of wilds. Further, for ace_high it changes the index of ace from 0 to 13, and then does the gaps validation. For ace_wrap_around, it validates sequences going King, Ace, 2, etc.</w:t>
+      </w:r>
+    </w:p>
+    <w:p>
+      <w:pPr>
+        <w:spacing w:line="276" w:lineRule="auto"/>
+      </w:pPr>
+      <w:r>
+        <w:t>As with the previous validation, it returns tuples with the patterns of either True, cards or False, error message.</w:t>
+      </w:r>
+    </w:p>
+    <w:p>
+      <w:pPr>
+        <w:pStyle w:val="Heading3"/>
+      </w:pPr>
+      <w:r>
+        <w:t>Deck Algorithms:</w:t>
+      </w:r>
+    </w:p>
+    <w:p>
+      <w:r>
+        <w:t>There are two algorithms used in the Deck: Deck creation and shuffling.</w:t>
+      </w:r>
+    </w:p>
+    <w:p>
+      <w:pPr>
+        <w:pStyle w:val="Heading4"/>
+      </w:pPr>
+      <w:r>
+        <w:t>Deck Creation:</w:t>
+      </w:r>
+    </w:p>
+    <w:p>
+      <w:r>
+        <w:t>This creates a deck of cards based on the ruleset provided.</w:t>
+      </w:r>
+    </w:p>
+    <w:p>
+      <w:pPr>
+        <w:spacing w:before="0" w:after="0" w:line="276" w:lineRule="auto"/>
+      </w:pPr>
+      <w:r>
+        <w:t>FUNCTION create_deck(ruleset)</w:t>
+      </w:r>
+    </w:p>
+    <w:p>
+      <w:pPr>
+        <w:spacing w:before="0" w:after="0" w:line="276" w:lineRule="auto"/>
+      </w:pPr>
+      <w:r>
+        <w:t xml:space="preserve">    </w:t>
+      </w:r>
+    </w:p>
+    <w:p>
+      <w:pPr>
+        <w:spacing w:before="0" w:after="0" w:line="276" w:lineRule="auto"/>
+      </w:pPr>
+      <w:r>
+        <w:t xml:space="preserve">    cards &lt;-- empty list</w:t>
+      </w:r>
+    </w:p>
+    <w:p>
+      <w:pPr>
+        <w:spacing w:before="0" w:after="0" w:line="276" w:lineRule="auto"/>
+      </w:pPr>
+      <w:r>
+        <w:t xml:space="preserve">    </w:t>
+      </w:r>
+    </w:p>
+    <w:p>
+      <w:pPr>
+        <w:spacing w:before="0" w:after="0" w:line="276" w:lineRule="auto"/>
+      </w:pPr>
+      <w:r>
+        <w:t xml:space="preserve">    FOR deck &lt;-- 1 IN RANGE(ruleset.num_decks)</w:t>
+      </w:r>
+    </w:p>
+    <w:p>
+      <w:pPr>
+        <w:spacing w:before="0" w:after="0" w:line="276" w:lineRule="auto"/>
+      </w:pPr>
+      <w:r>
+        <w:t xml:space="preserve">        FOR rank IN rank_index</w:t>
+      </w:r>
+    </w:p>
+    <w:p>
+      <w:pPr>
+        <w:spacing w:before="0" w:after="0" w:line="276" w:lineRule="auto"/>
+      </w:pPr>
+      <w:r>
+        <w:t xml:space="preserve">            IF rank NOT IN ruleset.wilds THEN</w:t>
+      </w:r>
+    </w:p>
+    <w:p>
+      <w:pPr>
+        <w:spacing w:before="0" w:after="0" w:line="276" w:lineRule="auto"/>
+      </w:pPr>
+      <w:r>
+        <w:t xml:space="preserve">                FOR suit IN Suit</w:t>
+      </w:r>
+    </w:p>
+    <w:p>
+      <w:pPr>
+        <w:spacing w:before="0" w:after="0" w:line="276" w:lineRule="auto"/>
+      </w:pPr>
+      <w:r>
+        <w:t xml:space="preserve">                    card &lt;-- create_card(rank, suit, ruleset)</w:t>
+      </w:r>
+    </w:p>
+    <w:p>
+      <w:pPr>
+        <w:spacing w:before="0" w:after="0" w:line="276" w:lineRule="auto"/>
+      </w:pPr>
+      <w:r>
+        <w:t xml:space="preserve">                    ADD card TO cards</w:t>
+      </w:r>
+    </w:p>
+    <w:p>
+      <w:pPr>
+        <w:spacing w:before="0" w:after="0" w:line="276" w:lineRule="auto"/>
+      </w:pPr>
+      <w:r>
+        <w:t xml:space="preserve">    </w:t>
+      </w:r>
+    </w:p>
+    <w:p>
+      <w:pPr>
+        <w:spacing w:before="0" w:after="0" w:line="276" w:lineRule="auto"/>
+      </w:pPr>
+      <w:r>
+        <w:t xml:space="preserve">    FOR wild, num_wild IN ruleset.wilds</w:t>
+      </w:r>
+    </w:p>
+    <w:p>
+      <w:pPr>
+        <w:spacing w:before="0" w:after="0" w:line="276" w:lineRule="auto"/>
+      </w:pPr>
+      <w:r>
+        <w:t xml:space="preserve">        FOR i &lt;-- 1 IN RANGE(num_wild)</w:t>
+      </w:r>
+    </w:p>
+    <w:p>
+      <w:pPr>
+        <w:spacing w:before="0" w:after="0" w:line="276" w:lineRule="auto"/>
+      </w:pPr>
+      <w:r>
+        <w:t xml:space="preserve">            card &lt;-- create_card(wild, NONE, ruleset)</w:t>
+      </w:r>
+    </w:p>
+    <w:p>
+      <w:pPr>
+        <w:spacing w:before="0" w:after="0" w:line="276" w:lineRule="auto"/>
+      </w:pPr>
+      <w:r>
+        <w:t xml:space="preserve">            ADD card TO cards</w:t>
+      </w:r>
+    </w:p>
+    <w:p>
+      <w:pPr>
+        <w:spacing w:before="0" w:after="0" w:line="276" w:lineRule="auto"/>
+      </w:pPr>
+    </w:p>
+    <w:p>
+      <w:pPr>
+        <w:spacing w:before="0" w:after="0" w:line="276" w:lineRule="auto"/>
+      </w:pPr>
+      <w:r>
+        <w:t xml:space="preserve">    RETURN cards</w:t>
+      </w:r>
+    </w:p>
+    <w:p>
+      <w:r>
+        <w:t>The first for loop creates all non-wild cards, by using nested for loops. The second for loop creates all wild cards, using the tuple given in the ruleset.wilds, before adding them to the deck. The deck is then returned.</w:t>
+      </w:r>
+    </w:p>
+    <w:p>
+      <w:pPr>
+        <w:pStyle w:val="Heading4"/>
+      </w:pPr>
+      <w:r>
+        <w:t>Deck Shuffling:</w:t>
+      </w:r>
+    </w:p>
+    <w:p/>
+    <w:p>
+      <w:pPr>
+        <w:spacing w:before="0" w:after="0" w:line="276" w:lineRule="auto"/>
+      </w:pPr>
+      <w:r>
+        <w:t>FUNCTION shuffle(cards)</w:t>
+      </w:r>
+    </w:p>
+    <w:p>
+      <w:pPr>
+        <w:spacing w:before="0" w:after="0" w:line="276" w:lineRule="auto"/>
+      </w:pPr>
+    </w:p>
+    <w:p>
+      <w:pPr>
+        <w:spacing w:before="0" w:after="0" w:line="276" w:lineRule="auto"/>
+      </w:pPr>
+      <w:r>
+        <w:t xml:space="preserve">    FOR i FROM last index OF card</w:t>
+      </w:r>
+      <w:r>
+        <w:t>s</w:t>
+      </w:r>
+      <w:r>
+        <w:t xml:space="preserve"> DOWN TO 1</w:t>
+      </w:r>
+    </w:p>
+    <w:p>
+      <w:pPr>
+        <w:spacing w:before="0" w:after="0" w:line="276" w:lineRule="auto"/>
+      </w:pPr>
+      <w:r>
+        <w:t xml:space="preserve">        roll = random integer between 0 and i (inclusive)</w:t>
+      </w:r>
+    </w:p>
+    <w:p>
+      <w:pPr>
+        <w:spacing w:before="0" w:after="0" w:line="276" w:lineRule="auto"/>
+      </w:pPr>
+      <w:r>
+        <w:t xml:space="preserve">        SWAP cards[i] WITH cards[roll]</w:t>
+      </w:r>
+    </w:p>
+    <w:p>
+      <w:pPr>
+        <w:spacing w:before="0" w:after="0" w:line="276" w:lineRule="auto"/>
+      </w:pPr>
+    </w:p>
+    <w:p>
+      <w:pPr>
+        <w:spacing w:before="0" w:after="0" w:line="276" w:lineRule="auto"/>
+      </w:pPr>
+      <w:r>
+        <w:t>This is a fischer-yates algorithm is used to swap two cards from the deck, ensuring a perfect shuffle in O(n) time complexity. This is used rather than picking a random card from the deck when drawing, to reduce it to an algorithm only used once when a deck is created.</w:t>
+      </w:r>
+    </w:p>
+    <w:p>
+      <w:pPr>
+        <w:spacing w:before="0" w:after="0" w:line="276" w:lineRule="auto"/>
+      </w:pPr>
+    </w:p>
+    <w:p>
+      <w:pPr>
+        <w:pStyle w:val="Heading2"/>
+      </w:pPr>
+      <w:r>
+        <w:t>Database Design:</w:t>
+      </w:r>
+    </w:p>
+    <w:p>
+      <w:r>
+        <w:rPr>
+          <w:noProof/>
+        </w:rPr>
+        <w:drawing>
+          <wp:inline distT="0" distB="0" distL="0" distR="0" wp14:anchorId="6F03ECB2" wp14:editId="049C6D4B">
+            <wp:extent cx="5727700" cy="4819650"/>
+            <wp:effectExtent l="0" t="0" r="6350" b="0"/>
+            <wp:docPr id="1738645933" name="Picture 1"/>
+            <wp:cNvGraphicFramePr>
+              <a:graphicFrameLocks xmlns:a="http://schemas.openxmlformats.org/drawingml/2006/main" noChangeAspect="1"/>
+            </wp:cNvGraphicFramePr>
+            <a:graphic xmlns:a="http://schemas.openxmlformats.org/drawingml/2006/main">
+              <a:graphicData uri="http://schemas.openxmlformats.org/drawingml/2006/picture">
+                <pic:pic xmlns:pic="http://schemas.openxmlformats.org/drawingml/2006/picture">
+                  <pic:nvPicPr>
+                    <pic:cNvPr id="0" name="Picture 1"/>
+                    <pic:cNvPicPr>
+                      <a:picLocks noChangeAspect="1" noChangeArrowheads="1"/>
+                    </pic:cNvPicPr>
+                  </pic:nvPicPr>
+                  <pic:blipFill>
+                    <a:blip r:embed="rId15">
+                      <a:extLst>
+                        <a:ext uri="{28A0092B-C50C-407E-A947-70E740481C1C}">
+                          <a14:useLocalDpi xmlns:a14="http://schemas.microsoft.com/office/drawing/2010/main" val="0"/>
+                        </a:ext>
+                      </a:extLst>
+                    </a:blip>
+                    <a:srcRect/>
+                    <a:stretch>
+                      <a:fillRect/>
+                    </a:stretch>
+                  </pic:blipFill>
+                  <pic:spPr bwMode="auto">
+                    <a:xfrm>
+                      <a:off x="0" y="0"/>
+                      <a:ext cx="5727700" cy="4819650"/>
+                    </a:xfrm>
+                    <a:prstGeom prst="rect">
+                      <a:avLst/>
+                    </a:prstGeom>
+                    <a:noFill/>
+                    <a:ln>
+                      <a:noFill/>
+                    </a:ln>
+                  </pic:spPr>
+                </pic:pic>
+              </a:graphicData>
+            </a:graphic>
+          </wp:inline>
+        </w:drawing>
+      </w:r>
+    </w:p>
+    <w:p>
+      <w:r>
+        <w:t>By utilising a relational database, the natural relationships in House Rummy can be represented with the structured data it can provide, while enforcing the referential integrity of the system. As mentioned previously, MySQL is used for its maturity and support with my preferred back-end Flask, with the library Flask-SQLAlchemy.</w:t>
+      </w:r>
+    </w:p>
+    <w:p>
+      <w:r>
+        <w:t>The database is normalised to the third normal form, reducing data redundancy and ensuring each attribute is dependent on one primary key. This is except for the deliberate use of the JSON file format in the database, specifically:</w:t>
+      </w:r>
+    </w:p>
+    <w:p>
+      <w:pPr>
+        <w:pStyle w:val="ListParagraph"/>
+        <w:numPr>
+          <w:ilvl w:val="0"/>
+          <w:numId w:val="2"/>
+        </w:numPr>
+      </w:pPr>
+      <w:r>
+        <w:t>The ruleset field in the Games table (JSON)</w:t>
+      </w:r>
+    </w:p>
+    <w:p>
+      <w:pPr>
+        <w:pStyle w:val="ListParagraph"/>
+        <w:numPr>
+          <w:ilvl w:val="0"/>
+          <w:numId w:val="2"/>
+        </w:numPr>
+      </w:pPr>
+      <w:r>
+        <w:t>The card field in the Moves table (JSON)</w:t>
+      </w:r>
+    </w:p>
+    <w:p>
+      <w:r>
+        <w:t>While strictly speaking these do not adhere to the first normal form, as they are non-atomic elements, due to the practical system requirements they are the optimal choice. JSON files solve the issue of storing complex data, by having a file with variable structure that can be processed as a unit. This is useful because it avoids the needs of additional tables and fields, keeping the schema simple. The ruleset field especially benefits from the varied structure, as with updates new rule parameters can be added or removed without changing the database schema. This introduces a new problem, where the amount of complex relational queries are reduced, which could be useful, such as looking for a move that played a specific card. However, the general access pattern does not rely on such queries.</w:t>
+      </w:r>
+    </w:p>
+    <w:p/>
+    <w:p>
+      <w:r>
+        <w:t>The database schema is made up of 5 tables:</w:t>
+      </w:r>
+    </w:p>
+    <w:p>
+      <w:pPr>
+        <w:pStyle w:val="ListParagraph"/>
+        <w:numPr>
+          <w:ilvl w:val="0"/>
+          <w:numId w:val="2"/>
+        </w:numPr>
+        <w:spacing w:line="276" w:lineRule="auto"/>
+      </w:pPr>
+      <w:r>
+        <w:t>Users: Stores credentials and the time stamp for when the account was created.</w:t>
+      </w:r>
+    </w:p>
+    <w:p>
+      <w:pPr>
+        <w:pStyle w:val="ListParagraph"/>
+        <w:numPr>
+          <w:ilvl w:val="0"/>
+          <w:numId w:val="2"/>
+        </w:numPr>
+        <w:spacing w:line="276" w:lineRule="auto"/>
+      </w:pPr>
+      <w:r>
+        <w:t>Games: Stores the ruleset used, the timestamp that the game was created, and the seed used by the game.</w:t>
+      </w:r>
+    </w:p>
+    <w:p>
+      <w:pPr>
+        <w:pStyle w:val="ListParagraph"/>
+        <w:spacing w:line="276" w:lineRule="auto"/>
+      </w:pPr>
+      <w:r>
+        <w:t>The seed initialises the random number generator, which when combined with the Moves table, allows for full reconstruction at any point within a game.</w:t>
+      </w:r>
+    </w:p>
+    <w:p>
+      <w:pPr>
+        <w:pStyle w:val="ListParagraph"/>
+        <w:numPr>
+          <w:ilvl w:val="0"/>
+          <w:numId w:val="2"/>
+        </w:numPr>
+        <w:spacing w:line="276" w:lineRule="auto"/>
+      </w:pPr>
+      <w:r>
+        <w:t>GameHistory: Links users to games, showing the role they played, along with the personal result of the user.</w:t>
+      </w:r>
+    </w:p>
+    <w:p>
+      <w:pPr>
+        <w:pStyle w:val="ListParagraph"/>
+        <w:numPr>
+          <w:ilvl w:val="0"/>
+          <w:numId w:val="2"/>
+        </w:numPr>
+        <w:spacing w:line="276" w:lineRule="auto"/>
+      </w:pPr>
+      <w:r>
+        <w:t>FriendsList: Self-referential connections between users, along with status for whether the friend request is pending, denied, or accepted.</w:t>
+      </w:r>
+    </w:p>
+    <w:p>
+      <w:pPr>
+        <w:pStyle w:val="ListParagraph"/>
+        <w:numPr>
+          <w:ilvl w:val="0"/>
+          <w:numId w:val="2"/>
+        </w:numPr>
+        <w:spacing w:line="276" w:lineRule="auto"/>
+      </w:pPr>
+      <w:r>
+        <w:t>Moves: Stores every action performed, including the move type, and who performed the action. The card field stores the card used in the move if one exists, or the field is null if the action does not include a specific card, e.g. Shuffling, allowing for both player and system actions to be represented in this structure.</w:t>
+      </w:r>
+    </w:p>
+    <w:p>
+      <w:pPr>
+        <w:pStyle w:val="ListParagraph"/>
+        <w:spacing w:line="276" w:lineRule="auto"/>
+      </w:pPr>
+      <w:r>
+        <w:t>System actions are recorded with an identifier in the user_id field, rather than a user, allowing for them to be separated while retaining consistency in the structure.</w:t>
+      </w:r>
+    </w:p>
+    <w:p>
+      <w:pPr>
+        <w:spacing w:line="276" w:lineRule="auto"/>
+      </w:pPr>
+      <w:r>
+        <w:t>The reconstruction approach mentioned above is used to reduce the amount of redundant data that will be stored, as it creates a single source of data, the Moves table. Furthermore, inconsistency is reduced as there is no saved states that can conflict with the moves list. However, this reconstruction requires to retrieve moves from the database, before replaying them sequentially, which has a time complexity of O(n) while a save state has a time complexity of O(1).</w:t>
+      </w:r>
+    </w:p>
+    <w:p>
+      <w:r>
+        <w:t xml:space="preserve">Foreign key constraints exist for all tables that use foreign keys, which prevent records from referencing non-existent foreign keys, therefore preventing orphaned records. </w:t>
+      </w:r>
+    </w:p>
+    <w:p/>
     <w:p/>
     <w:p>
       <w:pPr>
@@ -3274,7 +6247,10 @@
     </w:p>
     <w:p>
       <w:r>
-        <w:t>Joker(s): A wild card that represents itself into another card when forming melds. Specificities depend on the selected rule set.</w:t>
+        <w:t>Wilds</w:t>
+      </w:r>
+      <w:r>
+        <w:t>(s): A wild card that represents itself into another card when forming melds. Specificities depend on the selected rule set.</w:t>
       </w:r>
     </w:p>
     <w:p>
@@ -3304,7 +6280,6 @@
       <w:bookmarkStart w:id="25" w:name="_mc27cbkyrtnw" w:colFirst="0" w:colLast="0"/>
       <w:bookmarkEnd w:id="25"/>
       <w:r>
-        <w:lastRenderedPageBreak/>
         <w:t>Bibliography:</w:t>
       </w:r>
     </w:p>
@@ -3312,36 +6287,19 @@
       <w:bookmarkStart w:id="26" w:name="oznbccsgauts" w:colFirst="0" w:colLast="0"/>
       <w:bookmarkEnd w:id="26"/>
       <w:r>
-        <w:t xml:space="preserve">[1] </w:t>
-      </w:r>
-      <w:proofErr w:type="spellStart"/>
-      <w:r>
-        <w:t>CardzMania</w:t>
-      </w:r>
-      <w:proofErr w:type="spellEnd"/>
-      <w:r>
-        <w:t xml:space="preserve"> 2026, </w:t>
-      </w:r>
-      <w:proofErr w:type="spellStart"/>
+        <w:t xml:space="preserve">[1] CardzMania 2026, </w:t>
+      </w:r>
       <w:r>
         <w:rPr>
           <w:i/>
           <w:iCs/>
         </w:rPr>
-        <w:t>CardzMania</w:t>
-      </w:r>
-      <w:proofErr w:type="spellEnd"/>
-      <w:r>
-        <w:rPr>
-          <w:i/>
-          <w:iCs/>
-        </w:rPr>
-        <w:t xml:space="preserve"> - Play 50+ card games online with up to 12 players</w:t>
+        <w:t>CardzMania - Play 50+ card games online with up to 12 players</w:t>
       </w:r>
       <w:r>
         <w:t xml:space="preserve">. Available at: </w:t>
       </w:r>
-      <w:hyperlink r:id="rId13">
+      <w:hyperlink r:id="rId16">
         <w:r>
           <w:rPr>
             <w:color w:val="1155CC"/>
@@ -3356,7 +6314,8 @@
     </w:p>
     <w:p/>
     <w:sectPr>
-      <w:headerReference w:type="default" r:id="rId14"/>
+      <w:headerReference w:type="default" r:id="rId17"/>
+      <w:footerReference w:type="default" r:id="rId18"/>
       <w:pgSz w:w="11906" w:h="16838"/>
       <w:pgMar w:top="1440" w:right="1440" w:bottom="1440" w:left="1440" w:header="708" w:footer="708" w:gutter="0"/>
       <w:pgNumType w:start="1"/>
@@ -3389,6 +6348,60 @@
     </w:p>
   </w:endnote>
 </w:endnotes>
+</file>
+
+<file path=word/footer1.xml><?xml version="1.0" encoding="utf-8"?>
+<w:ftr xmlns:wpc="http://schemas.microsoft.com/office/word/2010/wordprocessingCanvas" xmlns:cx="http://schemas.microsoft.com/office/drawing/2014/chartex" xmlns:cx1="http://schemas.microsoft.com/office/drawing/2015/9/8/chartex" xmlns:cx2="http://schemas.microsoft.com/office/drawing/2015/10/21/chartex" xmlns:cx3="http://schemas.microsoft.com/office/drawing/2016/5/9/chartex" xmlns:cx4="http://schemas.microsoft.com/office/drawing/2016/5/10/chartex" xmlns:cx5="http://schemas.microsoft.com/office/drawing/2016/5/11/chartex" xmlns:cx6="http://schemas.microsoft.com/office/drawing/2016/5/12/chartex" xmlns:cx7="http://schemas.microsoft.com/office/drawing/2016/5/13/chartex" xmlns:cx8="http://schemas.microsoft.com/office/drawing/2016/5/14/chartex" xmlns:mc="http://schemas.openxmlformats.org/markup-compatibility/2006" xmlns:aink="http://schemas.microsoft.com/office/drawing/2016/ink" xmlns:am3d="http://schemas.microsoft.com/office/drawing/2017/model3d" xmlns:o="urn:schemas-microsoft-com:office:office" xmlns:oel="http://schemas.microsoft.com/office/2019/extlst" xmlns:r="http://schemas.openxmlformats.org/officeDocument/2006/relationships" xmlns:m="http://schemas.openxmlformats.org/officeDocument/2006/math" xmlns:v="urn:schemas-microsoft-com:vml" xmlns:wp14="http://schemas.microsoft.com/office/word/2010/wordprocessingDrawing" xmlns:wp="http://schemas.openxmlformats.org/drawingml/2006/wordprocessingDrawing" xmlns:w10="urn:schemas-microsoft-com:office:word" xmlns:w="http://schemas.openxmlformats.org/wordprocessingml/2006/main" xmlns:w14="http://schemas.microsoft.com/office/word/2010/wordml" xmlns:w15="http://schemas.microsoft.com/office/word/2012/wordml" xmlns:w16cex="http://schemas.microsoft.com/office/word/2018/wordml/cex" xmlns:w16cid="http://schemas.microsoft.com/office/word/2016/wordml/cid" xmlns:w16="http://schemas.microsoft.com/office/word/2018/wordml" xmlns:w16du="http://schemas.microsoft.com/office/word/2023/wordml/word16du" xmlns:w16sdtdh="http://schemas.microsoft.com/office/word/2020/wordml/sdtdatahash" xmlns:w16sdtfl="http://schemas.microsoft.com/office/word/2024/wordml/sdtformatlock" xmlns:w16se="http://schemas.microsoft.com/office/word/2015/wordml/symex" xmlns:wpg="http://schemas.microsoft.com/office/word/2010/wordprocessingGroup" xmlns:wpi="http://schemas.microsoft.com/office/word/2010/wordprocessingInk" xmlns:wne="http://schemas.microsoft.com/office/word/2006/wordml" xmlns:wps="http://schemas.microsoft.com/office/word/2010/wordprocessingShape" mc:Ignorable="w14 w15 w16se w16cid w16 w16cex w16sdtdh w16sdtfl w16du wp14">
+  <w:sdt>
+    <w:sdtPr>
+      <w:id w:val="-616912881"/>
+      <w:docPartObj>
+        <w:docPartGallery w:val="Page Numbers (Bottom of Page)"/>
+        <w:docPartUnique/>
+      </w:docPartObj>
+    </w:sdtPr>
+    <w:sdtContent>
+      <w:p>
+        <w:pPr>
+          <w:pStyle w:val="Footer"/>
+          <w:jc w:val="right"/>
+        </w:pPr>
+        <w:r>
+          <w:t xml:space="preserve">Page | </w:t>
+        </w:r>
+        <w:r>
+          <w:fldChar w:fldCharType="begin"/>
+        </w:r>
+        <w:r>
+          <w:instrText xml:space="preserve"> PAGE   \* MERGEFORMAT </w:instrText>
+        </w:r>
+        <w:r>
+          <w:fldChar w:fldCharType="separate"/>
+        </w:r>
+        <w:r>
+          <w:rPr>
+            <w:noProof/>
+          </w:rPr>
+          <w:t>2</w:t>
+        </w:r>
+        <w:r>
+          <w:rPr>
+            <w:noProof/>
+          </w:rPr>
+          <w:fldChar w:fldCharType="end"/>
+        </w:r>
+        <w:r>
+          <w:t xml:space="preserve"> </w:t>
+        </w:r>
+      </w:p>
+    </w:sdtContent>
+  </w:sdt>
+  <w:p>
+    <w:pPr>
+      <w:pStyle w:val="Footer"/>
+    </w:pPr>
+  </w:p>
+</w:ftr>
 </file>
 
 <file path=word/footnotes.xml><?xml version="1.0" encoding="utf-8"?>
@@ -3429,6 +6442,207 @@
 <file path=word/numbering.xml><?xml version="1.0" encoding="utf-8"?>
 <w:numbering xmlns:wpc="http://schemas.microsoft.com/office/word/2010/wordprocessingCanvas" xmlns:cx="http://schemas.microsoft.com/office/drawing/2014/chartex" xmlns:cx1="http://schemas.microsoft.com/office/drawing/2015/9/8/chartex" xmlns:cx2="http://schemas.microsoft.com/office/drawing/2015/10/21/chartex" xmlns:cx3="http://schemas.microsoft.com/office/drawing/2016/5/9/chartex" xmlns:cx4="http://schemas.microsoft.com/office/drawing/2016/5/10/chartex" xmlns:cx5="http://schemas.microsoft.com/office/drawing/2016/5/11/chartex" xmlns:cx6="http://schemas.microsoft.com/office/drawing/2016/5/12/chartex" xmlns:cx7="http://schemas.microsoft.com/office/drawing/2016/5/13/chartex" xmlns:cx8="http://schemas.microsoft.com/office/drawing/2016/5/14/chartex" xmlns:mc="http://schemas.openxmlformats.org/markup-compatibility/2006" xmlns:aink="http://schemas.microsoft.com/office/drawing/2016/ink" xmlns:am3d="http://schemas.microsoft.com/office/drawing/2017/model3d" xmlns:o="urn:schemas-microsoft-com:office:office" xmlns:oel="http://schemas.microsoft.com/office/2019/extlst" xmlns:r="http://schemas.openxmlformats.org/officeDocument/2006/relationships" xmlns:m="http://schemas.openxmlformats.org/officeDocument/2006/math" xmlns:v="urn:schemas-microsoft-com:vml" xmlns:wp14="http://schemas.microsoft.com/office/word/2010/wordprocessingDrawing" xmlns:wp="http://schemas.openxmlformats.org/drawingml/2006/wordprocessingDrawing" xmlns:w10="urn:schemas-microsoft-com:office:word" xmlns:w="http://schemas.openxmlformats.org/wordprocessingml/2006/main" xmlns:w14="http://schemas.microsoft.com/office/word/2010/wordml" xmlns:w15="http://schemas.microsoft.com/office/word/2012/wordml" xmlns:w16cex="http://schemas.microsoft.com/office/word/2018/wordml/cex" xmlns:w16cid="http://schemas.microsoft.com/office/word/2016/wordml/cid" xmlns:w16="http://schemas.microsoft.com/office/word/2018/wordml" xmlns:w16du="http://schemas.microsoft.com/office/word/2023/wordml/word16du" xmlns:w16sdtdh="http://schemas.microsoft.com/office/word/2020/wordml/sdtdatahash" xmlns:w16sdtfl="http://schemas.microsoft.com/office/word/2024/wordml/sdtformatlock" xmlns:w16se="http://schemas.microsoft.com/office/word/2015/wordml/symex" xmlns:wpg="http://schemas.microsoft.com/office/word/2010/wordprocessingGroup" xmlns:wpi="http://schemas.microsoft.com/office/word/2010/wordprocessingInk" xmlns:wne="http://schemas.microsoft.com/office/word/2006/wordml" xmlns:wps="http://schemas.microsoft.com/office/word/2010/wordprocessingShape" mc:Ignorable="w14 w15 w16se w16cid w16 w16cex w16sdtdh w16sdtfl w16du wp14">
   <w:abstractNum w:abstractNumId="0" w15:restartNumberingAfterBreak="0">
+    <w:nsid w:val="088E711F"/>
+    <w:multiLevelType w:val="hybridMultilevel"/>
+    <w:tmpl w:val="73920196"/>
+    <w:lvl w:ilvl="0" w:tplc="7FC05710">
+      <w:start w:val="1"/>
+      <w:numFmt w:val="decimal"/>
+      <w:lvlText w:val="%1-"/>
+      <w:lvlJc w:val="left"/>
+      <w:pPr>
+        <w:ind w:left="720" w:hanging="360"/>
+      </w:pPr>
+      <w:rPr>
+        <w:rFonts w:hint="default"/>
+      </w:rPr>
+    </w:lvl>
+    <w:lvl w:ilvl="1" w:tplc="04090019" w:tentative="1">
+      <w:start w:val="1"/>
+      <w:numFmt w:val="lowerLetter"/>
+      <w:lvlText w:val="%2."/>
+      <w:lvlJc w:val="left"/>
+      <w:pPr>
+        <w:ind w:left="1440" w:hanging="360"/>
+      </w:pPr>
+    </w:lvl>
+    <w:lvl w:ilvl="2" w:tplc="0409001B" w:tentative="1">
+      <w:start w:val="1"/>
+      <w:numFmt w:val="lowerRoman"/>
+      <w:lvlText w:val="%3."/>
+      <w:lvlJc w:val="right"/>
+      <w:pPr>
+        <w:ind w:left="2160" w:hanging="180"/>
+      </w:pPr>
+    </w:lvl>
+    <w:lvl w:ilvl="3" w:tplc="0409000F" w:tentative="1">
+      <w:start w:val="1"/>
+      <w:numFmt w:val="decimal"/>
+      <w:lvlText w:val="%4."/>
+      <w:lvlJc w:val="left"/>
+      <w:pPr>
+        <w:ind w:left="2880" w:hanging="360"/>
+      </w:pPr>
+    </w:lvl>
+    <w:lvl w:ilvl="4" w:tplc="04090019" w:tentative="1">
+      <w:start w:val="1"/>
+      <w:numFmt w:val="lowerLetter"/>
+      <w:lvlText w:val="%5."/>
+      <w:lvlJc w:val="left"/>
+      <w:pPr>
+        <w:ind w:left="3600" w:hanging="360"/>
+      </w:pPr>
+    </w:lvl>
+    <w:lvl w:ilvl="5" w:tplc="0409001B" w:tentative="1">
+      <w:start w:val="1"/>
+      <w:numFmt w:val="lowerRoman"/>
+      <w:lvlText w:val="%6."/>
+      <w:lvlJc w:val="right"/>
+      <w:pPr>
+        <w:ind w:left="4320" w:hanging="180"/>
+      </w:pPr>
+    </w:lvl>
+    <w:lvl w:ilvl="6" w:tplc="0409000F" w:tentative="1">
+      <w:start w:val="1"/>
+      <w:numFmt w:val="decimal"/>
+      <w:lvlText w:val="%7."/>
+      <w:lvlJc w:val="left"/>
+      <w:pPr>
+        <w:ind w:left="5040" w:hanging="360"/>
+      </w:pPr>
+    </w:lvl>
+    <w:lvl w:ilvl="7" w:tplc="04090019" w:tentative="1">
+      <w:start w:val="1"/>
+      <w:numFmt w:val="lowerLetter"/>
+      <w:lvlText w:val="%8."/>
+      <w:lvlJc w:val="left"/>
+      <w:pPr>
+        <w:ind w:left="5760" w:hanging="360"/>
+      </w:pPr>
+    </w:lvl>
+    <w:lvl w:ilvl="8" w:tplc="0409001B" w:tentative="1">
+      <w:start w:val="1"/>
+      <w:numFmt w:val="lowerRoman"/>
+      <w:lvlText w:val="%9."/>
+      <w:lvlJc w:val="right"/>
+      <w:pPr>
+        <w:ind w:left="6480" w:hanging="180"/>
+      </w:pPr>
+    </w:lvl>
+  </w:abstractNum>
+  <w:abstractNum w:abstractNumId="1" w15:restartNumberingAfterBreak="0">
+    <w:nsid w:val="0C1C4846"/>
+    <w:multiLevelType w:val="hybridMultilevel"/>
+    <w:tmpl w:val="53A8D15C"/>
+    <w:lvl w:ilvl="0" w:tplc="096CD16A">
+      <w:numFmt w:val="bullet"/>
+      <w:lvlText w:val=""/>
+      <w:lvlJc w:val="left"/>
+      <w:pPr>
+        <w:ind w:left="720" w:hanging="360"/>
+      </w:pPr>
+      <w:rPr>
+        <w:rFonts w:ascii="Symbol" w:eastAsia="Arial" w:hAnsi="Symbol" w:cs="Arial" w:hint="default"/>
+      </w:rPr>
+    </w:lvl>
+    <w:lvl w:ilvl="1" w:tplc="04090003" w:tentative="1">
+      <w:start w:val="1"/>
+      <w:numFmt w:val="bullet"/>
+      <w:lvlText w:val="o"/>
+      <w:lvlJc w:val="left"/>
+      <w:pPr>
+        <w:ind w:left="1440" w:hanging="360"/>
+      </w:pPr>
+      <w:rPr>
+        <w:rFonts w:ascii="Courier New" w:hAnsi="Courier New" w:cs="Courier New" w:hint="default"/>
+      </w:rPr>
+    </w:lvl>
+    <w:lvl w:ilvl="2" w:tplc="04090005" w:tentative="1">
+      <w:start w:val="1"/>
+      <w:numFmt w:val="bullet"/>
+      <w:lvlText w:val=""/>
+      <w:lvlJc w:val="left"/>
+      <w:pPr>
+        <w:ind w:left="2160" w:hanging="360"/>
+      </w:pPr>
+      <w:rPr>
+        <w:rFonts w:ascii="Wingdings" w:hAnsi="Wingdings" w:hint="default"/>
+      </w:rPr>
+    </w:lvl>
+    <w:lvl w:ilvl="3" w:tplc="04090001" w:tentative="1">
+      <w:start w:val="1"/>
+      <w:numFmt w:val="bullet"/>
+      <w:lvlText w:val=""/>
+      <w:lvlJc w:val="left"/>
+      <w:pPr>
+        <w:ind w:left="2880" w:hanging="360"/>
+      </w:pPr>
+      <w:rPr>
+        <w:rFonts w:ascii="Symbol" w:hAnsi="Symbol" w:hint="default"/>
+      </w:rPr>
+    </w:lvl>
+    <w:lvl w:ilvl="4" w:tplc="04090003" w:tentative="1">
+      <w:start w:val="1"/>
+      <w:numFmt w:val="bullet"/>
+      <w:lvlText w:val="o"/>
+      <w:lvlJc w:val="left"/>
+      <w:pPr>
+        <w:ind w:left="3600" w:hanging="360"/>
+      </w:pPr>
+      <w:rPr>
+        <w:rFonts w:ascii="Courier New" w:hAnsi="Courier New" w:cs="Courier New" w:hint="default"/>
+      </w:rPr>
+    </w:lvl>
+    <w:lvl w:ilvl="5" w:tplc="04090005" w:tentative="1">
+      <w:start w:val="1"/>
+      <w:numFmt w:val="bullet"/>
+      <w:lvlText w:val=""/>
+      <w:lvlJc w:val="left"/>
+      <w:pPr>
+        <w:ind w:left="4320" w:hanging="360"/>
+      </w:pPr>
+      <w:rPr>
+        <w:rFonts w:ascii="Wingdings" w:hAnsi="Wingdings" w:hint="default"/>
+      </w:rPr>
+    </w:lvl>
+    <w:lvl w:ilvl="6" w:tplc="04090001" w:tentative="1">
+      <w:start w:val="1"/>
+      <w:numFmt w:val="bullet"/>
+      <w:lvlText w:val=""/>
+      <w:lvlJc w:val="left"/>
+      <w:pPr>
+        <w:ind w:left="5040" w:hanging="360"/>
+      </w:pPr>
+      <w:rPr>
+        <w:rFonts w:ascii="Symbol" w:hAnsi="Symbol" w:hint="default"/>
+      </w:rPr>
+    </w:lvl>
+    <w:lvl w:ilvl="7" w:tplc="04090003" w:tentative="1">
+      <w:start w:val="1"/>
+      <w:numFmt w:val="bullet"/>
+      <w:lvlText w:val="o"/>
+      <w:lvlJc w:val="left"/>
+      <w:pPr>
+        <w:ind w:left="5760" w:hanging="360"/>
+      </w:pPr>
+      <w:rPr>
+        <w:rFonts w:ascii="Courier New" w:hAnsi="Courier New" w:cs="Courier New" w:hint="default"/>
+      </w:rPr>
+    </w:lvl>
+    <w:lvl w:ilvl="8" w:tplc="04090005" w:tentative="1">
+      <w:start w:val="1"/>
+      <w:numFmt w:val="bullet"/>
+      <w:lvlText w:val=""/>
+      <w:lvlJc w:val="left"/>
+      <w:pPr>
+        <w:ind w:left="6480" w:hanging="360"/>
+      </w:pPr>
+      <w:rPr>
+        <w:rFonts w:ascii="Wingdings" w:hAnsi="Wingdings" w:hint="default"/>
+      </w:rPr>
+    </w:lvl>
+  </w:abstractNum>
+  <w:abstractNum w:abstractNumId="2" w15:restartNumberingAfterBreak="0">
     <w:nsid w:val="13D919B5"/>
     <w:multiLevelType w:val="multilevel"/>
     <w:tmpl w:val="C8E454B4"/>
@@ -3541,7 +6755,7 @@
       </w:rPr>
     </w:lvl>
   </w:abstractNum>
-  <w:abstractNum w:abstractNumId="1" w15:restartNumberingAfterBreak="0">
+  <w:abstractNum w:abstractNumId="3" w15:restartNumberingAfterBreak="0">
     <w:nsid w:val="17B83125"/>
     <w:multiLevelType w:val="multilevel"/>
     <w:tmpl w:val="2910B832"/>
@@ -3654,7 +6868,7 @@
       </w:rPr>
     </w:lvl>
   </w:abstractNum>
-  <w:abstractNum w:abstractNumId="2" w15:restartNumberingAfterBreak="0">
+  <w:abstractNum w:abstractNumId="4" w15:restartNumberingAfterBreak="0">
     <w:nsid w:val="267042C5"/>
     <w:multiLevelType w:val="multilevel"/>
     <w:tmpl w:val="8AF20336"/>
@@ -3767,7 +6981,7 @@
       </w:rPr>
     </w:lvl>
   </w:abstractNum>
-  <w:abstractNum w:abstractNumId="3" w15:restartNumberingAfterBreak="0">
+  <w:abstractNum w:abstractNumId="5" w15:restartNumberingAfterBreak="0">
     <w:nsid w:val="2CD2268C"/>
     <w:multiLevelType w:val="multilevel"/>
     <w:tmpl w:val="2650424C"/>
@@ -3880,7 +7094,7 @@
       </w:rPr>
     </w:lvl>
   </w:abstractNum>
-  <w:abstractNum w:abstractNumId="4" w15:restartNumberingAfterBreak="0">
+  <w:abstractNum w:abstractNumId="6" w15:restartNumberingAfterBreak="0">
     <w:nsid w:val="338C2D18"/>
     <w:multiLevelType w:val="multilevel"/>
     <w:tmpl w:val="45A08052"/>
@@ -3993,7 +7207,7 @@
       </w:rPr>
     </w:lvl>
   </w:abstractNum>
-  <w:abstractNum w:abstractNumId="5" w15:restartNumberingAfterBreak="0">
+  <w:abstractNum w:abstractNumId="7" w15:restartNumberingAfterBreak="0">
     <w:nsid w:val="34224918"/>
     <w:multiLevelType w:val="multilevel"/>
     <w:tmpl w:val="A06A7F54"/>
@@ -4106,7 +7320,7 @@
       </w:rPr>
     </w:lvl>
   </w:abstractNum>
-  <w:abstractNum w:abstractNumId="6" w15:restartNumberingAfterBreak="0">
+  <w:abstractNum w:abstractNumId="8" w15:restartNumberingAfterBreak="0">
     <w:nsid w:val="3A580D28"/>
     <w:multiLevelType w:val="multilevel"/>
     <w:tmpl w:val="B0AA0C52"/>
@@ -4219,7 +7433,119 @@
       </w:rPr>
     </w:lvl>
   </w:abstractNum>
-  <w:abstractNum w:abstractNumId="7" w15:restartNumberingAfterBreak="0">
+  <w:abstractNum w:abstractNumId="9" w15:restartNumberingAfterBreak="0">
+    <w:nsid w:val="44D61732"/>
+    <w:multiLevelType w:val="hybridMultilevel"/>
+    <w:tmpl w:val="C2782058"/>
+    <w:lvl w:ilvl="0" w:tplc="563A5128">
+      <w:numFmt w:val="bullet"/>
+      <w:lvlText w:val=""/>
+      <w:lvlJc w:val="left"/>
+      <w:pPr>
+        <w:ind w:left="720" w:hanging="360"/>
+      </w:pPr>
+      <w:rPr>
+        <w:rFonts w:ascii="Symbol" w:eastAsia="Arial" w:hAnsi="Symbol" w:cs="Arial" w:hint="default"/>
+      </w:rPr>
+    </w:lvl>
+    <w:lvl w:ilvl="1" w:tplc="04090003" w:tentative="1">
+      <w:start w:val="1"/>
+      <w:numFmt w:val="bullet"/>
+      <w:lvlText w:val="o"/>
+      <w:lvlJc w:val="left"/>
+      <w:pPr>
+        <w:ind w:left="1440" w:hanging="360"/>
+      </w:pPr>
+      <w:rPr>
+        <w:rFonts w:ascii="Courier New" w:hAnsi="Courier New" w:cs="Courier New" w:hint="default"/>
+      </w:rPr>
+    </w:lvl>
+    <w:lvl w:ilvl="2" w:tplc="04090005" w:tentative="1">
+      <w:start w:val="1"/>
+      <w:numFmt w:val="bullet"/>
+      <w:lvlText w:val=""/>
+      <w:lvlJc w:val="left"/>
+      <w:pPr>
+        <w:ind w:left="2160" w:hanging="360"/>
+      </w:pPr>
+      <w:rPr>
+        <w:rFonts w:ascii="Wingdings" w:hAnsi="Wingdings" w:hint="default"/>
+      </w:rPr>
+    </w:lvl>
+    <w:lvl w:ilvl="3" w:tplc="04090001" w:tentative="1">
+      <w:start w:val="1"/>
+      <w:numFmt w:val="bullet"/>
+      <w:lvlText w:val=""/>
+      <w:lvlJc w:val="left"/>
+      <w:pPr>
+        <w:ind w:left="2880" w:hanging="360"/>
+      </w:pPr>
+      <w:rPr>
+        <w:rFonts w:ascii="Symbol" w:hAnsi="Symbol" w:hint="default"/>
+      </w:rPr>
+    </w:lvl>
+    <w:lvl w:ilvl="4" w:tplc="04090003" w:tentative="1">
+      <w:start w:val="1"/>
+      <w:numFmt w:val="bullet"/>
+      <w:lvlText w:val="o"/>
+      <w:lvlJc w:val="left"/>
+      <w:pPr>
+        <w:ind w:left="3600" w:hanging="360"/>
+      </w:pPr>
+      <w:rPr>
+        <w:rFonts w:ascii="Courier New" w:hAnsi="Courier New" w:cs="Courier New" w:hint="default"/>
+      </w:rPr>
+    </w:lvl>
+    <w:lvl w:ilvl="5" w:tplc="04090005" w:tentative="1">
+      <w:start w:val="1"/>
+      <w:numFmt w:val="bullet"/>
+      <w:lvlText w:val=""/>
+      <w:lvlJc w:val="left"/>
+      <w:pPr>
+        <w:ind w:left="4320" w:hanging="360"/>
+      </w:pPr>
+      <w:rPr>
+        <w:rFonts w:ascii="Wingdings" w:hAnsi="Wingdings" w:hint="default"/>
+      </w:rPr>
+    </w:lvl>
+    <w:lvl w:ilvl="6" w:tplc="04090001" w:tentative="1">
+      <w:start w:val="1"/>
+      <w:numFmt w:val="bullet"/>
+      <w:lvlText w:val=""/>
+      <w:lvlJc w:val="left"/>
+      <w:pPr>
+        <w:ind w:left="5040" w:hanging="360"/>
+      </w:pPr>
+      <w:rPr>
+        <w:rFonts w:ascii="Symbol" w:hAnsi="Symbol" w:hint="default"/>
+      </w:rPr>
+    </w:lvl>
+    <w:lvl w:ilvl="7" w:tplc="04090003" w:tentative="1">
+      <w:start w:val="1"/>
+      <w:numFmt w:val="bullet"/>
+      <w:lvlText w:val="o"/>
+      <w:lvlJc w:val="left"/>
+      <w:pPr>
+        <w:ind w:left="5760" w:hanging="360"/>
+      </w:pPr>
+      <w:rPr>
+        <w:rFonts w:ascii="Courier New" w:hAnsi="Courier New" w:cs="Courier New" w:hint="default"/>
+      </w:rPr>
+    </w:lvl>
+    <w:lvl w:ilvl="8" w:tplc="04090005" w:tentative="1">
+      <w:start w:val="1"/>
+      <w:numFmt w:val="bullet"/>
+      <w:lvlText w:val=""/>
+      <w:lvlJc w:val="left"/>
+      <w:pPr>
+        <w:ind w:left="6480" w:hanging="360"/>
+      </w:pPr>
+      <w:rPr>
+        <w:rFonts w:ascii="Wingdings" w:hAnsi="Wingdings" w:hint="default"/>
+      </w:rPr>
+    </w:lvl>
+  </w:abstractNum>
+  <w:abstractNum w:abstractNumId="10" w15:restartNumberingAfterBreak="0">
     <w:nsid w:val="4B3E3E76"/>
     <w:multiLevelType w:val="multilevel"/>
     <w:tmpl w:val="EFC05692"/>
@@ -4332,7 +7658,7 @@
       </w:rPr>
     </w:lvl>
   </w:abstractNum>
-  <w:abstractNum w:abstractNumId="8" w15:restartNumberingAfterBreak="0">
+  <w:abstractNum w:abstractNumId="11" w15:restartNumberingAfterBreak="0">
     <w:nsid w:val="4CFA4F21"/>
     <w:multiLevelType w:val="multilevel"/>
     <w:tmpl w:val="1764D652"/>
@@ -4445,7 +7771,7 @@
       </w:rPr>
     </w:lvl>
   </w:abstractNum>
-  <w:abstractNum w:abstractNumId="9" w15:restartNumberingAfterBreak="0">
+  <w:abstractNum w:abstractNumId="12" w15:restartNumberingAfterBreak="0">
     <w:nsid w:val="4FAE007F"/>
     <w:multiLevelType w:val="multilevel"/>
     <w:tmpl w:val="7732389C"/>
@@ -4558,7 +7884,7 @@
       </w:rPr>
     </w:lvl>
   </w:abstractNum>
-  <w:abstractNum w:abstractNumId="10" w15:restartNumberingAfterBreak="0">
+  <w:abstractNum w:abstractNumId="13" w15:restartNumberingAfterBreak="0">
     <w:nsid w:val="774314E0"/>
     <w:multiLevelType w:val="multilevel"/>
     <w:tmpl w:val="0E10D818"/>
@@ -4671,7 +7997,7 @@
       </w:rPr>
     </w:lvl>
   </w:abstractNum>
-  <w:abstractNum w:abstractNumId="11" w15:restartNumberingAfterBreak="0">
+  <w:abstractNum w:abstractNumId="14" w15:restartNumberingAfterBreak="0">
     <w:nsid w:val="7A3F0BA1"/>
     <w:multiLevelType w:val="multilevel"/>
     <w:tmpl w:val="9AE00020"/>
@@ -4785,40 +8111,49 @@
     </w:lvl>
   </w:abstractNum>
   <w:num w:numId="1" w16cid:durableId="708337561">
+    <w:abstractNumId w:val="11"/>
+  </w:num>
+  <w:num w:numId="2" w16cid:durableId="738333010">
+    <w:abstractNumId w:val="6"/>
+  </w:num>
+  <w:num w:numId="3" w16cid:durableId="265191348">
+    <w:abstractNumId w:val="3"/>
+  </w:num>
+  <w:num w:numId="4" w16cid:durableId="1401561307">
+    <w:abstractNumId w:val="5"/>
+  </w:num>
+  <w:num w:numId="5" w16cid:durableId="750346946">
+    <w:abstractNumId w:val="7"/>
+  </w:num>
+  <w:num w:numId="6" w16cid:durableId="570312463">
+    <w:abstractNumId w:val="4"/>
+  </w:num>
+  <w:num w:numId="7" w16cid:durableId="702362480">
+    <w:abstractNumId w:val="2"/>
+  </w:num>
+  <w:num w:numId="8" w16cid:durableId="537281527">
+    <w:abstractNumId w:val="10"/>
+  </w:num>
+  <w:num w:numId="9" w16cid:durableId="163397261">
+    <w:abstractNumId w:val="13"/>
+  </w:num>
+  <w:num w:numId="10" w16cid:durableId="449669459">
+    <w:abstractNumId w:val="12"/>
+  </w:num>
+  <w:num w:numId="11" w16cid:durableId="342826977">
+    <w:abstractNumId w:val="14"/>
+  </w:num>
+  <w:num w:numId="12" w16cid:durableId="51196269">
     <w:abstractNumId w:val="8"/>
   </w:num>
-  <w:num w:numId="2" w16cid:durableId="738333010">
-    <w:abstractNumId w:val="4"/>
-  </w:num>
-  <w:num w:numId="3" w16cid:durableId="265191348">
-    <w:abstractNumId w:val="1"/>
-  </w:num>
-  <w:num w:numId="4" w16cid:durableId="1401561307">
-    <w:abstractNumId w:val="3"/>
-  </w:num>
-  <w:num w:numId="5" w16cid:durableId="750346946">
-    <w:abstractNumId w:val="5"/>
-  </w:num>
-  <w:num w:numId="6" w16cid:durableId="570312463">
-    <w:abstractNumId w:val="2"/>
-  </w:num>
-  <w:num w:numId="7" w16cid:durableId="702362480">
+  <w:num w:numId="13" w16cid:durableId="7291109">
     <w:abstractNumId w:val="0"/>
   </w:num>
-  <w:num w:numId="8" w16cid:durableId="537281527">
-    <w:abstractNumId w:val="7"/>
-  </w:num>
-  <w:num w:numId="9" w16cid:durableId="163397261">
-    <w:abstractNumId w:val="10"/>
-  </w:num>
-  <w:num w:numId="10" w16cid:durableId="449669459">
+  <w:num w:numId="14" w16cid:durableId="1463889116">
     <w:abstractNumId w:val="9"/>
   </w:num>
-  <w:num w:numId="11" w16cid:durableId="342826977">
-    <w:abstractNumId w:val="11"/>
-  </w:num>
-  <w:num w:numId="12" w16cid:durableId="51196269">
-    <w:abstractNumId w:val="6"/>
+  <w:num w:numId="15" w16cid:durableId="1519268800">
+    <w:abstractNumId w:val="1"/>
   </w:num>
 </w:numbering>
 </file>
@@ -5267,6 +8602,7 @@
     <w:uiPriority w:val="9"/>
     <w:unhideWhenUsed/>
     <w:qFormat/>
+    <w:rsid w:val="00D67D5C"/>
     <w:pPr>
       <w:keepNext/>
       <w:keepLines/>
@@ -5275,8 +8611,8 @@
     </w:pPr>
     <w:rPr>
       <w:color w:val="2F5496"/>
-      <w:sz w:val="30"/>
-      <w:szCs w:val="30"/>
+      <w:sz w:val="32"/>
+      <w:szCs w:val="32"/>
     </w:rPr>
   </w:style>
   <w:style w:type="paragraph" w:styleId="Heading4">
@@ -5442,6 +8778,50 @@
         <w:insideV w:val="single" w:sz="4" w:space="0" w:color="auto"/>
       </w:tblBorders>
     </w:tblPr>
+  </w:style>
+  <w:style w:type="paragraph" w:styleId="Header">
+    <w:name w:val="header"/>
+    <w:basedOn w:val="Normal"/>
+    <w:link w:val="HeaderChar"/>
+    <w:uiPriority w:val="99"/>
+    <w:unhideWhenUsed/>
+    <w:rsid w:val="00DC4618"/>
+    <w:pPr>
+      <w:tabs>
+        <w:tab w:val="center" w:pos="4680"/>
+        <w:tab w:val="right" w:pos="9360"/>
+      </w:tabs>
+      <w:spacing w:before="0" w:after="0"/>
+    </w:pPr>
+  </w:style>
+  <w:style w:type="character" w:customStyle="1" w:styleId="HeaderChar">
+    <w:name w:val="Header Char"/>
+    <w:basedOn w:val="DefaultParagraphFont"/>
+    <w:link w:val="Header"/>
+    <w:uiPriority w:val="99"/>
+    <w:rsid w:val="00DC4618"/>
+  </w:style>
+  <w:style w:type="paragraph" w:styleId="Footer">
+    <w:name w:val="footer"/>
+    <w:basedOn w:val="Normal"/>
+    <w:link w:val="FooterChar"/>
+    <w:uiPriority w:val="99"/>
+    <w:unhideWhenUsed/>
+    <w:rsid w:val="00DC4618"/>
+    <w:pPr>
+      <w:tabs>
+        <w:tab w:val="center" w:pos="4680"/>
+        <w:tab w:val="right" w:pos="9360"/>
+      </w:tabs>
+      <w:spacing w:before="0" w:after="0"/>
+    </w:pPr>
+  </w:style>
+  <w:style w:type="character" w:customStyle="1" w:styleId="FooterChar">
+    <w:name w:val="Footer Char"/>
+    <w:basedOn w:val="DefaultParagraphFont"/>
+    <w:link w:val="Footer"/>
+    <w:uiPriority w:val="99"/>
+    <w:rsid w:val="00DC4618"/>
   </w:style>
 </w:styles>
 </file>

--- a/Faisal Customisable Rummy Platform for Online Play.docx
+++ b/Faisal Customisable Rummy Platform for Online Play.docx
@@ -2021,6 +2021,7 @@
         <w:spacing w:after="0"/>
       </w:pPr>
       <w:r>
+        <w:lastRenderedPageBreak/>
         <w:t>Account creation completes in under 30s for the user.</w:t>
       </w:r>
     </w:p>
@@ -2033,7 +2034,6 @@
         <w:spacing w:before="0" w:after="0"/>
       </w:pPr>
       <w:r>
-        <w:lastRenderedPageBreak/>
         <w:t xml:space="preserve">Passwords must be </w:t>
       </w:r>
       <w:r>
@@ -2311,7 +2311,6 @@
           <w:sz w:val="60"/>
           <w:szCs w:val="60"/>
         </w:rPr>
-        <w:lastRenderedPageBreak/>
         <w:t>DESIGN</w:t>
       </w:r>
       <w:r>
@@ -2449,10 +2448,9 @@
     <w:p/>
     <w:p>
       <w:pPr>
-        <w:pStyle w:val="Heading2"/>
-      </w:pPr>
-      <w:r>
-        <w:lastRenderedPageBreak/>
+        <w:pStyle w:val="Heading3"/>
+      </w:pPr>
+      <w:r>
         <w:t>IPSO Chart:</w:t>
       </w:r>
     </w:p>
@@ -2462,10 +2460,10 @@
           <w:noProof/>
         </w:rPr>
         <w:drawing>
-          <wp:inline distT="0" distB="0" distL="0" distR="0" wp14:anchorId="36D63DDB" wp14:editId="31BE817C">
-            <wp:extent cx="4584700" cy="4584700"/>
+          <wp:inline distT="0" distB="0" distL="0" distR="0" wp14:anchorId="13D0A0DF" wp14:editId="273C353E">
+            <wp:extent cx="5346700" cy="4584700"/>
             <wp:effectExtent l="0" t="0" r="6350" b="6350"/>
-            <wp:docPr id="803085857" name="Picture 1"/>
+            <wp:docPr id="672299292" name="Picture 2"/>
             <wp:cNvGraphicFramePr>
               <a:graphicFrameLocks xmlns:a="http://schemas.openxmlformats.org/drawingml/2006/main" noChangeAspect="1"/>
             </wp:cNvGraphicFramePr>
@@ -2473,7 +2471,7 @@
               <a:graphicData uri="http://schemas.openxmlformats.org/drawingml/2006/picture">
                 <pic:pic xmlns:pic="http://schemas.openxmlformats.org/drawingml/2006/picture">
                   <pic:nvPicPr>
-                    <pic:cNvPr id="0" name="Picture 1"/>
+                    <pic:cNvPr id="0" name="Picture 2"/>
                     <pic:cNvPicPr>
                       <a:picLocks noChangeAspect="1" noChangeArrowheads="1"/>
                     </pic:cNvPicPr>
@@ -2494,7 +2492,7 @@
                   <pic:spPr bwMode="auto">
                     <a:xfrm>
                       <a:off x="0" y="0"/>
-                      <a:ext cx="4584700" cy="4584700"/>
+                      <a:ext cx="5346700" cy="4584700"/>
                     </a:xfrm>
                     <a:prstGeom prst="rect">
                       <a:avLst/>
@@ -2509,6 +2507,35 @@
             </a:graphic>
           </wp:inline>
         </w:drawing>
+      </w:r>
+    </w:p>
+    <w:p>
+      <w:r>
+        <w:t>Inputs: The application takes user credentials for authentication, ruleset configurations to define the rules used in a specific lobbies, player actions, and player decisions. Player actions include actions such as drawing, discarding, creating melds, adding to melds, etc. Player decisions include which cards those actions are done to, and whether to do them or not.</w:t>
+      </w:r>
+    </w:p>
+    <w:p>
+      <w:r>
+        <w:t>Processes: The application authenticates users, validates the ruleset, and handles game setup. Furthermore, during gameplay it validates all actions against the ruleset. This includes melding, laying off, discarding cards, drawing card from either deck of discard pile, or shuffling the deck. The ruleset also contributes in the automatic score calculation. The system also manages the game state ensuring that all players are synchronized to the same game state.</w:t>
+      </w:r>
+    </w:p>
+    <w:p>
+      <w:r>
+        <w:t xml:space="preserve">Storage: The </w:t>
+      </w:r>
+      <w:r>
+        <w:t>application</w:t>
+      </w:r>
+      <w:r>
+        <w:t xml:space="preserve"> stores </w:t>
+      </w:r>
+      <w:r>
+        <w:t>all users, moves, games, and friend connections to a MySQL database. Furthermore, all game objects such as the deck, hand, and discard pile are stored in memory, alongside any session data to maintain the current game state.</w:t>
+      </w:r>
+    </w:p>
+    <w:p>
+      <w:r>
+        <w:t>Output: The application outputs a representation of the current game state that is synchronised with all players, validation results, and updates to each player’s score.</w:t>
       </w:r>
     </w:p>
     <w:p>
@@ -2726,7 +2753,6 @@
     </w:p>
     <w:p>
       <w:r>
-        <w:lastRenderedPageBreak/>
         <w:t>Through this system</w:t>
       </w:r>
       <w:r>
@@ -3009,7 +3035,6 @@
     </w:p>
     <w:p>
       <w:r>
-        <w:lastRenderedPageBreak/>
         <w:t>For the above examples, lists are used instead of arrays</w:t>
       </w:r>
       <w:r>
@@ -3236,7 +3261,6 @@
         <w:pStyle w:val="Heading4"/>
       </w:pPr>
       <w:r>
-        <w:lastRenderedPageBreak/>
         <w:t>Circular Queue:</w:t>
       </w:r>
     </w:p>
@@ -3511,7 +3535,6 @@
           </w:p>
           <w:p>
             <w:r>
-              <w:lastRenderedPageBreak/>
               <w:t>+ get_size: returns the size of the deck</w:t>
             </w:r>
           </w:p>
@@ -3530,7 +3553,6 @@
     </w:tbl>
     <w:p>
       <w:r>
-        <w:lastRenderedPageBreak/>
         <w:t>The deck is defined by the cards inside the deck, along with the ruleset to determine the number of standard 52 card decks, along with the wild cards.</w:t>
       </w:r>
     </w:p>
@@ -3646,6 +3668,11 @@
           <w:p>
             <w:r>
               <w:t>+ is_empty: Checks if hand is empty</w:t>
+            </w:r>
+          </w:p>
+          <w:p>
+            <w:r>
+              <w:t>+ calculate_deadwood: calculates the score of all the cards in the hand.</w:t>
             </w:r>
           </w:p>
         </w:tc>
@@ -3869,7 +3896,6 @@
           </w:p>
           <w:p>
             <w:r>
-              <w:lastRenderedPageBreak/>
               <w:t>+ pop: pops the top card of the discard pile.</w:t>
             </w:r>
           </w:p>
@@ -3982,17 +4008,15 @@
           </w:p>
           <w:p>
             <w:r>
-              <w:t># add_to_meld_validaiton: validates if you can add a card into a meld currently on the table</w:t>
+              <w:t xml:space="preserve"># </w:t>
+            </w:r>
+            <w:r>
+              <w:t>lay_off_validation: Validates if a card can be added to a meld</w:t>
             </w:r>
           </w:p>
           <w:p>
             <w:r>
               <w:t># end_turn_validation: Validates if has completed all required moves to end a turn</w:t>
-            </w:r>
-          </w:p>
-          <w:p>
-            <w:r>
-              <w:t>+ Move validation: Abstraction of all previous validation steps</w:t>
             </w:r>
           </w:p>
         </w:tc>
@@ -4114,21 +4138,6 @@
           </w:p>
           <w:p>
             <w:r>
-              <w:t xml:space="preserve">+ play_stored_meld:  gets validated from validated class, before returning stored melds and </w:t>
-            </w:r>
-          </w:p>
-          <w:p>
-            <w:r>
-              <w:t>+ add_to_meld: adds card to meld on the table after being validated by Validator.</w:t>
-            </w:r>
-          </w:p>
-          <w:p>
-            <w:r>
-              <w:t>+ calculate_deadwood: calculates the score of all the cards in your hand, and adds that to your deadwood.</w:t>
-            </w:r>
-          </w:p>
-          <w:p>
-            <w:r>
               <w:t>+ add_to_score: adds to player score</w:t>
             </w:r>
           </w:p>
@@ -4235,7 +4244,6 @@
           </w:p>
           <w:p>
             <w:r>
-              <w:lastRenderedPageBreak/>
               <w:t>+ ace_low (Boolean)</w:t>
             </w:r>
           </w:p>
@@ -4298,7 +4306,6 @@
           </w:tcPr>
           <w:p>
             <w:r>
-              <w:lastRenderedPageBreak/>
               <w:t>Methods</w:t>
             </w:r>
           </w:p>
@@ -4337,11 +4344,6 @@
           </w:p>
           <w:p>
             <w:r>
-              <w:t xml:space="preserve">+ play_stored_meld:  gets validated from validated class, before returning stored melds and </w:t>
-            </w:r>
-          </w:p>
-          <w:p>
-            <w:r>
               <w:t>+ add_to_meld: adds card to meld on the table after being validated by Validator.</w:t>
             </w:r>
           </w:p>
@@ -4364,6 +4366,213 @@
         </w:tc>
       </w:tr>
     </w:tbl>
+    <w:p/>
+    <w:tbl>
+      <w:tblPr>
+        <w:tblStyle w:val="TableGrid"/>
+        <w:tblW w:w="9634" w:type="dxa"/>
+        <w:tblLook w:val="04A0" w:firstRow="1" w:lastRow="0" w:firstColumn="1" w:lastColumn="0" w:noHBand="0" w:noVBand="1"/>
+      </w:tblPr>
+      <w:tblGrid>
+        <w:gridCol w:w="1271"/>
+        <w:gridCol w:w="8363"/>
+      </w:tblGrid>
+      <w:tr>
+        <w:tc>
+          <w:tcPr>
+            <w:tcW w:w="9634" w:type="dxa"/>
+            <w:gridSpan w:val="2"/>
+          </w:tcPr>
+          <w:p>
+            <w:pPr>
+              <w:jc w:val="center"/>
+            </w:pPr>
+            <w:r>
+              <w:t>GameState Class</w:t>
+            </w:r>
+          </w:p>
+        </w:tc>
+      </w:tr>
+      <w:tr>
+        <w:trPr>
+          <w:trHeight w:val="901"/>
+        </w:trPr>
+        <w:tc>
+          <w:tcPr>
+            <w:tcW w:w="1271" w:type="dxa"/>
+          </w:tcPr>
+          <w:p>
+            <w:r>
+              <w:t>Attributes</w:t>
+            </w:r>
+          </w:p>
+          <w:p/>
+          <w:p/>
+        </w:tc>
+        <w:tc>
+          <w:tcPr>
+            <w:tcW w:w="8363" w:type="dxa"/>
+          </w:tcPr>
+          <w:p>
+            <w:r>
+              <w:t># ruleset (ruleset object)</w:t>
+            </w:r>
+          </w:p>
+          <w:p>
+            <w:r>
+              <w:t># game_state (Enumerator)</w:t>
+            </w:r>
+          </w:p>
+          <w:p>
+            <w:r>
+              <w:t># players (</w:t>
+            </w:r>
+            <w:r>
+              <w:t>Circular Queue</w:t>
+            </w:r>
+            <w:r>
+              <w:t xml:space="preserve"> of Player Objects)</w:t>
+            </w:r>
+          </w:p>
+          <w:p>
+            <w:r>
+              <w:t># deck (Deck Object)</w:t>
+            </w:r>
+          </w:p>
+          <w:p>
+            <w:r>
+              <w:t># discard_pile (Discard Pile Object)</w:t>
+            </w:r>
+          </w:p>
+          <w:p>
+            <w:r>
+              <w:t># table_melds (List of Melds)</w:t>
+            </w:r>
+          </w:p>
+          <w:p>
+            <w:r>
+              <w:t># winner (Player Object)</w:t>
+            </w:r>
+          </w:p>
+          <w:p>
+            <w:r>
+              <w:t># current_required_meld_score (Integer)</w:t>
+            </w:r>
+          </w:p>
+          <w:p>
+            <w:r>
+              <w:t># current_player_index (Integer)</w:t>
+            </w:r>
+          </w:p>
+        </w:tc>
+      </w:tr>
+      <w:tr>
+        <w:trPr>
+          <w:trHeight w:val="839"/>
+        </w:trPr>
+        <w:tc>
+          <w:tcPr>
+            <w:tcW w:w="1271" w:type="dxa"/>
+          </w:tcPr>
+          <w:p>
+            <w:r>
+              <w:t>Methods</w:t>
+            </w:r>
+          </w:p>
+          <w:p/>
+          <w:p/>
+        </w:tc>
+        <w:tc>
+          <w:tcPr>
+            <w:tcW w:w="8363" w:type="dxa"/>
+          </w:tcPr>
+          <w:p>
+            <w:r>
+              <w:t>+ __init__ : Initialises the game state, with deck, discard pile, and table melds set to None until game starts</w:t>
+            </w:r>
+          </w:p>
+          <w:p>
+            <w:r>
+              <w:t>+ update_ruleset: Updates the used ruleset, if the game hasn’t started.</w:t>
+            </w:r>
+          </w:p>
+          <w:p>
+            <w:r>
+              <w:t>+ start_game: Initialises the deck, deals cards, and places a top card onto the discard pile</w:t>
+            </w:r>
+          </w:p>
+          <w:p>
+            <w:r>
+              <w:t>+ return_current_player: Returns the player whose turn it is</w:t>
+            </w:r>
+          </w:p>
+          <w:p>
+            <w:r>
+              <w:t>+ nex_turn: Advances to next player, maintaining the circular queue.</w:t>
+            </w:r>
+          </w:p>
+          <w:p>
+            <w:r>
+              <w:t>+ draw_from_deck</w:t>
+            </w:r>
+            <w:r>
+              <w:t>: Uses the Validator method to validate, before drawing a card from the deck and adding it to the player’s hand.</w:t>
+            </w:r>
+          </w:p>
+          <w:p>
+            <w:r>
+              <w:t>+ draw_from_discard: Uses the Validator method to validate, before drawing a card from the discard pile and adding it to the player’s hand.</w:t>
+            </w:r>
+          </w:p>
+          <w:p>
+            <w:r>
+              <w:t>+ discard: Uses the Validator method to validate, removing a card from the players hand and adding it to the discard pile.</w:t>
+            </w:r>
+          </w:p>
+          <w:p>
+            <w:r>
+              <w:t>+ lay_off: Uses the Validator method to validate, removing a card from the players hand and adding it to a meld on the table.</w:t>
+            </w:r>
+          </w:p>
+          <w:p>
+            <w:r>
+              <w:t>+ return_game_state: returns the current GameStatus enum value</w:t>
+            </w:r>
+          </w:p>
+          <w:p>
+            <w:r>
+              <w:t>+ return_winner: returns winning player object, or none if the game isn’t over.</w:t>
+            </w:r>
+          </w:p>
+          <w:p>
+            <w:r>
+              <w:t># end_game: calculates all the scores</w:t>
+            </w:r>
+          </w:p>
+          <w:p>
+            <w:r>
+              <w:t>- check_win_condition: Uses the ruleset to check if a player has won this turn</w:t>
+            </w:r>
+            <w:r>
+              <w:t>, calls end_game if it has</w:t>
+            </w:r>
+            <w:r>
+              <w:t>.</w:t>
+            </w:r>
+          </w:p>
+          <w:p>
+            <w:r>
+              <w:t>- update_required_meld_score: Checks the ruleset and most recent move to see if the required score to meld has increased.</w:t>
+            </w:r>
+          </w:p>
+          <w:p/>
+        </w:tc>
+      </w:tr>
+    </w:tbl>
+    <w:p/>
+    <w:p/>
+    <w:p/>
+    <w:p/>
     <w:p>
       <w:pPr>
         <w:pStyle w:val="Heading2"/>
@@ -4381,11 +4590,46 @@
       </w:r>
     </w:p>
     <w:p>
+      <w:r>
+        <w:t>Some standard helper functions are used throughout</w:t>
+      </w:r>
+      <w:r>
+        <w:t xml:space="preserve"> the following section, and as such, a quick explanation of them will be put here.</w:t>
+      </w:r>
+    </w:p>
+    <w:p>
+      <w:pPr>
+        <w:pStyle w:val="ListParagraph"/>
+        <w:numPr>
+          <w:ilvl w:val="0"/>
+          <w:numId w:val="20"/>
+        </w:numPr>
+      </w:pPr>
+      <w:r>
+        <w:t>ruleset.is_wild(card): Card object as the argument, returns a Boolean expression depending on if the card is a wild cardor not.</w:t>
+      </w:r>
+    </w:p>
+    <w:p>
+      <w:pPr>
+        <w:pStyle w:val="ListParagraph"/>
+        <w:numPr>
+          <w:ilvl w:val="0"/>
+          <w:numId w:val="20"/>
+        </w:numPr>
+      </w:pPr>
+      <w:r>
+        <w:t>rank_sort(cards): List of card objects as the argument, uses a quicksort algorithm to sort them by rank.</w:t>
+      </w:r>
+    </w:p>
+    <w:p>
       <w:pPr>
         <w:pStyle w:val="Heading3"/>
       </w:pPr>
       <w:r>
-        <w:t>Sorting Algorithms:</w:t>
+        <w:t>Utilities</w:t>
+      </w:r>
+      <w:r>
+        <w:t>:</w:t>
       </w:r>
     </w:p>
     <w:p>
@@ -4393,7 +4637,10 @@
         <w:pStyle w:val="Heading4"/>
       </w:pPr>
       <w:r>
-        <w:t>QuickSort:</w:t>
+        <w:t>Sorting</w:t>
+      </w:r>
+      <w:r>
+        <w:t>:</w:t>
       </w:r>
     </w:p>
     <w:p>
@@ -4401,7 +4648,7 @@
         <w:spacing w:before="0" w:after="0"/>
       </w:pPr>
       <w:r>
-        <w:t>FUNCTION quickstort(items)</w:t>
+        <w:t>FUNCTION quicksort(items)</w:t>
       </w:r>
     </w:p>
     <w:p>
@@ -4433,10 +4680,7 @@
         <w:spacing w:before="0" w:after="0"/>
       </w:pPr>
       <w:r>
-        <w:t xml:space="preserve">    pivot &lt;-- </w:t>
-      </w:r>
-      <w:r>
-        <w:t>last item in items</w:t>
+        <w:t xml:space="preserve">    pivot &lt;-- last item in items</w:t>
       </w:r>
     </w:p>
     <w:p>
@@ -4444,10 +4688,7 @@
         <w:spacing w:before="0" w:after="0"/>
       </w:pPr>
       <w:r>
-        <w:t xml:space="preserve">    items_greater &lt;-- </w:t>
-      </w:r>
-      <w:r>
-        <w:t>empty list</w:t>
+        <w:t xml:space="preserve">    items_greater &lt;-- empty list</w:t>
       </w:r>
     </w:p>
     <w:p>
@@ -4455,10 +4696,7 @@
         <w:spacing w:before="0" w:after="0"/>
       </w:pPr>
       <w:r>
-        <w:t xml:space="preserve">    items_lesser &lt;-- </w:t>
-      </w:r>
-      <w:r>
-        <w:t>empty list</w:t>
+        <w:t xml:space="preserve">    items_lesser &lt;-- empty list</w:t>
       </w:r>
     </w:p>
     <w:p>
@@ -4490,18 +4728,2629 @@
         <w:spacing w:before="0" w:after="0"/>
       </w:pPr>
       <w:r>
+        <w:t xml:space="preserve">            ADD item TO items_greater</w:t>
+      </w:r>
+    </w:p>
+    <w:p>
+      <w:pPr>
+        <w:spacing w:before="0" w:after="0"/>
+      </w:pPr>
+      <w:r>
+        <w:t xml:space="preserve">        ELSE</w:t>
+      </w:r>
+    </w:p>
+    <w:p>
+      <w:pPr>
+        <w:spacing w:before="0" w:after="0"/>
+      </w:pPr>
+      <w:r>
+        <w:t xml:space="preserve">            ADD item TO items_lesser</w:t>
+      </w:r>
+    </w:p>
+    <w:p>
+      <w:pPr>
+        <w:spacing w:before="0" w:after="0"/>
+      </w:pPr>
+      <w:r>
+        <w:t xml:space="preserve">    </w:t>
+      </w:r>
+    </w:p>
+    <w:p>
+      <w:pPr>
+        <w:spacing w:before="0" w:after="0"/>
+      </w:pPr>
+      <w:r>
+        <w:t xml:space="preserve">    RETURN quicksort(items_lesser) + pivot + quicksort(items_greater)</w:t>
+      </w:r>
+    </w:p>
+    <w:p>
+      <w:pPr>
+        <w:spacing w:before="0" w:after="0"/>
+      </w:pPr>
+    </w:p>
+    <w:p>
+      <w:pPr>
+        <w:spacing w:before="0" w:after="0"/>
+      </w:pPr>
+      <w:r>
+        <w:t>Quicksort is used for both run validation and for sorting player hands. In run validation it is used to ensure that the list is al sequential with no breaks.</w:t>
+      </w:r>
+    </w:p>
+    <w:p/>
+    <w:p>
+      <w:pPr>
+        <w:spacing w:before="0" w:after="0" w:line="276" w:lineRule="auto"/>
+      </w:pPr>
+      <w:r>
+        <w:t>FUNCTION sort_suit(cards)</w:t>
+      </w:r>
+    </w:p>
+    <w:p>
+      <w:pPr>
+        <w:spacing w:before="0" w:after="0" w:line="276" w:lineRule="auto"/>
+      </w:pPr>
+      <w:r>
+        <w:t xml:space="preserve">    </w:t>
+      </w:r>
+    </w:p>
+    <w:p>
+      <w:pPr>
+        <w:spacing w:before="0" w:after="0" w:line="276" w:lineRule="auto"/>
+      </w:pPr>
+      <w:r>
+        <w:t xml:space="preserve">    hearts_cards &lt;-- empty list</w:t>
+      </w:r>
+    </w:p>
+    <w:p>
+      <w:pPr>
+        <w:spacing w:before="0" w:after="0" w:line="276" w:lineRule="auto"/>
+      </w:pPr>
+      <w:r>
+        <w:t xml:space="preserve">    clubs_cards &lt;-- empty list</w:t>
+      </w:r>
+    </w:p>
+    <w:p>
+      <w:pPr>
+        <w:spacing w:before="0" w:after="0" w:line="276" w:lineRule="auto"/>
+      </w:pPr>
+      <w:r>
+        <w:t xml:space="preserve">    diamonds_cards &lt;-- empty list</w:t>
+      </w:r>
+    </w:p>
+    <w:p>
+      <w:pPr>
+        <w:spacing w:before="0" w:after="0" w:line="276" w:lineRule="auto"/>
+      </w:pPr>
+      <w:r>
+        <w:t xml:space="preserve">    spades_cards &lt;-- empty list</w:t>
+      </w:r>
+    </w:p>
+    <w:p>
+      <w:pPr>
+        <w:spacing w:before="0" w:after="0" w:line="276" w:lineRule="auto"/>
+      </w:pPr>
+      <w:r>
+        <w:t xml:space="preserve">    </w:t>
+      </w:r>
+    </w:p>
+    <w:p>
+      <w:pPr>
+        <w:spacing w:before="0" w:after="0" w:line="276" w:lineRule="auto"/>
+      </w:pPr>
+      <w:r>
+        <w:t xml:space="preserve">    FOR card IN cards</w:t>
+      </w:r>
+    </w:p>
+    <w:p>
+      <w:pPr>
+        <w:spacing w:before="0" w:after="0" w:line="276" w:lineRule="auto"/>
+      </w:pPr>
+      <w:r>
+        <w:t xml:space="preserve">        IF card.suit IS hearts THEN</w:t>
+      </w:r>
+    </w:p>
+    <w:p>
+      <w:pPr>
+        <w:spacing w:before="0" w:after="0" w:line="276" w:lineRule="auto"/>
+      </w:pPr>
+      <w:r>
+        <w:t xml:space="preserve">            ADD card TO hearts_cards</w:t>
+      </w:r>
+    </w:p>
+    <w:p>
+      <w:pPr>
+        <w:spacing w:before="0" w:after="0" w:line="276" w:lineRule="auto"/>
+      </w:pPr>
+      <w:r>
+        <w:t xml:space="preserve">        ELSE IF card.suit IS clubs THEN</w:t>
+      </w:r>
+    </w:p>
+    <w:p>
+      <w:pPr>
+        <w:spacing w:before="0" w:after="0" w:line="276" w:lineRule="auto"/>
+      </w:pPr>
+      <w:r>
+        <w:t xml:space="preserve">            ADD card TO clubs_cards</w:t>
+      </w:r>
+    </w:p>
+    <w:p>
+      <w:pPr>
+        <w:spacing w:before="0" w:after="0" w:line="276" w:lineRule="auto"/>
+      </w:pPr>
+      <w:r>
+        <w:t xml:space="preserve">        ELSE IF card.suit IS diamonds THEN</w:t>
+      </w:r>
+    </w:p>
+    <w:p>
+      <w:pPr>
+        <w:spacing w:before="0" w:after="0" w:line="276" w:lineRule="auto"/>
+      </w:pPr>
+      <w:r>
+        <w:t xml:space="preserve">            ADD card TO diamonds_cards</w:t>
+      </w:r>
+    </w:p>
+    <w:p>
+      <w:pPr>
+        <w:spacing w:before="0" w:after="0" w:line="276" w:lineRule="auto"/>
+      </w:pPr>
+      <w:r>
+        <w:t xml:space="preserve">        ELSE IF card,suit IS spades THEN</w:t>
+      </w:r>
+    </w:p>
+    <w:p>
+      <w:pPr>
+        <w:spacing w:before="0" w:after="0" w:line="276" w:lineRule="auto"/>
+      </w:pPr>
+      <w:r>
+        <w:t xml:space="preserve">            ADD card TO spades_cards</w:t>
+      </w:r>
+    </w:p>
+    <w:p>
+      <w:pPr>
+        <w:spacing w:before="0" w:after="0" w:line="276" w:lineRule="auto"/>
+      </w:pPr>
+      <w:r>
+        <w:t xml:space="preserve">    </w:t>
+      </w:r>
+    </w:p>
+    <w:p>
+      <w:pPr>
+        <w:spacing w:before="0" w:after="0" w:line="276" w:lineRule="auto"/>
+      </w:pPr>
+      <w:r>
+        <w:t xml:space="preserve">    RETURN sort_rank(hearts_cards) + sort_rank(clubs_cards)</w:t>
+      </w:r>
+    </w:p>
+    <w:p>
+      <w:pPr>
+        <w:spacing w:before="0" w:after="0" w:line="276" w:lineRule="auto"/>
+      </w:pPr>
+      <w:r>
+        <w:t xml:space="preserve">    + sort_rank(diamonds_cards) + sort_rank(spades_cards)</w:t>
+      </w:r>
+    </w:p>
+    <w:p>
+      <w:pPr>
+        <w:spacing w:before="0" w:after="0" w:line="276" w:lineRule="auto"/>
+      </w:pPr>
+    </w:p>
+    <w:p>
+      <w:pPr>
+        <w:spacing w:before="0" w:after="0" w:line="276" w:lineRule="auto"/>
+      </w:pPr>
+      <w:r>
+        <w:t>This is used for sorting the hand to more easily notice runs, while the quicksort is used to sort the hand to more easily notice sets.</w:t>
+      </w:r>
+    </w:p>
+    <w:p>
+      <w:pPr>
+        <w:pStyle w:val="Heading4"/>
+      </w:pPr>
+      <w:r>
+        <w:t>Split wilds:</w:t>
+      </w:r>
+    </w:p>
+    <w:p>
+      <w:r>
+        <w:t>The two arguments used in the function are:</w:t>
+      </w:r>
+    </w:p>
+    <w:p>
+      <w:pPr>
+        <w:pStyle w:val="ListParagraph"/>
+        <w:numPr>
+          <w:ilvl w:val="0"/>
+          <w:numId w:val="17"/>
+        </w:numPr>
+      </w:pPr>
+      <w:r>
+        <w:t>cards: List of card objects.</w:t>
+      </w:r>
+    </w:p>
+    <w:p>
+      <w:pPr>
+        <w:pStyle w:val="ListParagraph"/>
+        <w:numPr>
+          <w:ilvl w:val="0"/>
+          <w:numId w:val="17"/>
+        </w:numPr>
+      </w:pPr>
+      <w:r>
+        <w:t>ruleset: Ruleset object.</w:t>
+      </w:r>
+    </w:p>
+    <w:p/>
+    <w:p>
+      <w:pPr>
+        <w:spacing w:before="0" w:after="0" w:line="276" w:lineRule="auto"/>
+      </w:pPr>
+      <w:r>
+        <w:t>FUNCTION split_wilds(cards, ruleset)</w:t>
+      </w:r>
+    </w:p>
+    <w:p>
+      <w:pPr>
+        <w:spacing w:before="0" w:after="0" w:line="276" w:lineRule="auto"/>
+      </w:pPr>
+    </w:p>
+    <w:p>
+      <w:pPr>
+        <w:spacing w:before="0" w:after="0" w:line="276" w:lineRule="auto"/>
+      </w:pPr>
+      <w:r>
+        <w:t xml:space="preserve">    wilds &lt;-- empty list</w:t>
+      </w:r>
+    </w:p>
+    <w:p>
+      <w:pPr>
+        <w:spacing w:before="0" w:after="0" w:line="276" w:lineRule="auto"/>
+      </w:pPr>
+      <w:r>
+        <w:t xml:space="preserve">    non_wilds &lt;-- empty list</w:t>
+      </w:r>
+    </w:p>
+    <w:p>
+      <w:pPr>
+        <w:spacing w:before="0" w:after="0" w:line="276" w:lineRule="auto"/>
+      </w:pPr>
+      <w:r>
+        <w:t xml:space="preserve">    </w:t>
+      </w:r>
+    </w:p>
+    <w:p>
+      <w:pPr>
+        <w:spacing w:before="0" w:after="0" w:line="276" w:lineRule="auto"/>
+      </w:pPr>
+      <w:r>
+        <w:t xml:space="preserve">    FOR card IN cardds</w:t>
+      </w:r>
+    </w:p>
+    <w:p>
+      <w:pPr>
+        <w:spacing w:before="0" w:after="0" w:line="276" w:lineRule="auto"/>
+      </w:pPr>
+      <w:r>
+        <w:t xml:space="preserve">    </w:t>
+      </w:r>
+    </w:p>
+    <w:p>
+      <w:pPr>
+        <w:spacing w:before="0" w:after="0" w:line="276" w:lineRule="auto"/>
+      </w:pPr>
+      <w:r>
+        <w:t xml:space="preserve">    IF ruleset.is_wild(card) THEN</w:t>
+      </w:r>
+    </w:p>
+    <w:p>
+      <w:pPr>
+        <w:spacing w:before="0" w:after="0" w:line="276" w:lineRule="auto"/>
+      </w:pPr>
+      <w:r>
+        <w:t xml:space="preserve">        ADD card TO wilds</w:t>
+      </w:r>
+    </w:p>
+    <w:p>
+      <w:pPr>
+        <w:spacing w:before="0" w:after="0" w:line="276" w:lineRule="auto"/>
+      </w:pPr>
+      <w:r>
+        <w:t xml:space="preserve">    ELSE</w:t>
+      </w:r>
+    </w:p>
+    <w:p>
+      <w:pPr>
+        <w:spacing w:before="0" w:after="0" w:line="276" w:lineRule="auto"/>
+      </w:pPr>
+      <w:r>
+        <w:t xml:space="preserve">        ADD card TO non_wilds</w:t>
+      </w:r>
+    </w:p>
+    <w:p>
+      <w:pPr>
+        <w:spacing w:before="0" w:after="0" w:line="276" w:lineRule="auto"/>
+      </w:pPr>
+      <w:r>
+        <w:t xml:space="preserve">    </w:t>
+      </w:r>
+    </w:p>
+    <w:p>
+      <w:pPr>
+        <w:spacing w:before="0" w:after="0" w:line="276" w:lineRule="auto"/>
+      </w:pPr>
+      <w:r>
+        <w:t xml:space="preserve">    RETURN wilds, non_wilds</w:t>
+      </w:r>
+    </w:p>
+    <w:p>
+      <w:r>
+        <w:t>This is a general algorithm that splits melds and non-wilds from a list of cards, returning a tuple. This is used in both validation and in assigning wild cards the attributes of the card they are taking the place of.</w:t>
+      </w:r>
+    </w:p>
+    <w:p>
+      <w:pPr>
+        <w:pStyle w:val="Heading3"/>
+      </w:pPr>
+      <w:r>
+        <w:t>Validation Algorithms:</w:t>
+      </w:r>
+    </w:p>
+    <w:p>
+      <w:r>
+        <w:t>The two algorithms below are the algorithms used for validating melds in the game</w:t>
+      </w:r>
+      <w:r>
+        <w:t>. Assume the MeldType Enumeration exists.</w:t>
+      </w:r>
+    </w:p>
+    <w:p>
+      <w:pPr>
+        <w:pStyle w:val="Heading4"/>
+      </w:pPr>
+      <w:r>
+        <w:t>Set Validation:</w:t>
+      </w:r>
+    </w:p>
+    <w:p>
+      <w:r>
+        <w:t>The two arguments used in the function are:</w:t>
+      </w:r>
+    </w:p>
+    <w:p>
+      <w:pPr>
+        <w:pStyle w:val="ListParagraph"/>
+        <w:numPr>
+          <w:ilvl w:val="0"/>
+          <w:numId w:val="18"/>
+        </w:numPr>
+      </w:pPr>
+      <w:r>
+        <w:t>cards: List of card objects.</w:t>
+      </w:r>
+    </w:p>
+    <w:p>
+      <w:pPr>
+        <w:pStyle w:val="ListParagraph"/>
+        <w:numPr>
+          <w:ilvl w:val="0"/>
+          <w:numId w:val="18"/>
+        </w:numPr>
+      </w:pPr>
+      <w:r>
+        <w:t>ruleset: Ruleset object.</w:t>
+      </w:r>
+    </w:p>
+    <w:p>
+      <w:pPr>
+        <w:spacing w:before="0" w:after="0" w:line="276" w:lineRule="auto"/>
+      </w:pPr>
+      <w:r>
+        <w:t>FUNCTION validate_set(cards, ruleset)</w:t>
+      </w:r>
+    </w:p>
+    <w:p>
+      <w:pPr>
+        <w:spacing w:before="0" w:after="0" w:line="276" w:lineRule="auto"/>
+      </w:pPr>
+      <w:r>
+        <w:t xml:space="preserve">    </w:t>
+      </w:r>
+    </w:p>
+    <w:p>
+      <w:pPr>
+        <w:spacing w:before="0" w:after="0" w:line="276" w:lineRule="auto"/>
+      </w:pPr>
+      <w:r>
+        <w:t xml:space="preserve">    IF ruleset.max_meld_size_set IS NOT NONE </w:t>
+      </w:r>
+    </w:p>
+    <w:p>
+      <w:pPr>
+        <w:spacing w:before="0" w:after="0" w:line="276" w:lineRule="auto"/>
+      </w:pPr>
+      <w:r>
+        <w:t xml:space="preserve">    AND LENGTH(meld) &gt; ruleset.max_meld_size_set THEN</w:t>
+      </w:r>
+    </w:p>
+    <w:p>
+      <w:pPr>
+        <w:spacing w:before="0" w:after="0" w:line="276" w:lineRule="auto"/>
+      </w:pPr>
+      <w:r>
+        <w:t xml:space="preserve">        RETURN FALSE, "Meld Too Large"</w:t>
+      </w:r>
+    </w:p>
+    <w:p>
+      <w:pPr>
+        <w:spacing w:before="0" w:after="0" w:line="276" w:lineRule="auto"/>
+      </w:pPr>
+    </w:p>
+    <w:p>
+      <w:pPr>
+        <w:spacing w:before="0" w:after="0" w:line="276" w:lineRule="auto"/>
+      </w:pPr>
+      <w:r>
+        <w:t xml:space="preserve">    IF LENTH(cards) &lt; ruleset.min_meld_size THEN</w:t>
+      </w:r>
+    </w:p>
+    <w:p>
+      <w:pPr>
+        <w:spacing w:before="0" w:after="0" w:line="276" w:lineRule="auto"/>
+      </w:pPr>
+      <w:r>
+        <w:t xml:space="preserve">        RETURN FALSE, "Meld Too Small"</w:t>
+      </w:r>
+    </w:p>
+    <w:p>
+      <w:pPr>
+        <w:spacing w:before="0" w:after="0" w:line="276" w:lineRule="auto"/>
+      </w:pPr>
+      <w:r>
+        <w:t xml:space="preserve">    </w:t>
+      </w:r>
+    </w:p>
+    <w:p>
+      <w:pPr>
+        <w:spacing w:before="0" w:after="0" w:line="276" w:lineRule="auto"/>
+      </w:pPr>
+      <w:r>
+        <w:t xml:space="preserve">    suits </w:t>
+      </w:r>
+      <w:r>
+        <w:sym w:font="Wingdings" w:char="F0DF"/>
+      </w:r>
+      <w:r>
+        <w:t xml:space="preserve">  empty list</w:t>
+      </w:r>
+    </w:p>
+    <w:p>
+      <w:pPr>
+        <w:spacing w:before="0" w:after="0" w:line="276" w:lineRule="auto"/>
+      </w:pPr>
+      <w:r>
+        <w:t xml:space="preserve">    ranks </w:t>
+      </w:r>
+      <w:r>
+        <w:sym w:font="Wingdings" w:char="F0DF"/>
+      </w:r>
+      <w:r>
+        <w:t xml:space="preserve">  empty list</w:t>
+      </w:r>
+    </w:p>
+    <w:p>
+      <w:pPr>
+        <w:spacing w:before="0" w:after="0" w:line="276" w:lineRule="auto"/>
+      </w:pPr>
+      <w:r>
+        <w:t xml:space="preserve">    </w:t>
+      </w:r>
+    </w:p>
+    <w:p>
+      <w:pPr>
+        <w:spacing w:before="0" w:after="0" w:line="276" w:lineRule="auto"/>
+      </w:pPr>
+      <w:r>
+        <w:t xml:space="preserve">    FOR card IN cards</w:t>
+      </w:r>
+    </w:p>
+    <w:p>
+      <w:pPr>
+        <w:spacing w:before="0" w:after="0" w:line="276" w:lineRule="auto"/>
+      </w:pPr>
+      <w:r>
+        <w:t xml:space="preserve">        IF NOT ruleset.is_wild(card) THEN</w:t>
+      </w:r>
+    </w:p>
+    <w:p>
+      <w:pPr>
+        <w:spacing w:before="0" w:after="0" w:line="276" w:lineRule="auto"/>
+      </w:pPr>
+      <w:r>
+        <w:t xml:space="preserve">            ADD card.rank TO ranks</w:t>
+      </w:r>
+    </w:p>
+    <w:p>
+      <w:pPr>
+        <w:spacing w:before="0" w:after="0" w:line="276" w:lineRule="auto"/>
+      </w:pPr>
+      <w:r>
+        <w:t xml:space="preserve">            ADD card.suit TO suits</w:t>
+      </w:r>
+    </w:p>
+    <w:p>
+      <w:pPr>
+        <w:spacing w:before="0" w:after="0" w:line="276" w:lineRule="auto"/>
+      </w:pPr>
+      <w:r>
         <w:t xml:space="preserve">            </w:t>
       </w:r>
-      <w:r>
-        <w:t>ADD item TO items_greater</w:t>
+    </w:p>
+    <w:p>
+      <w:pPr>
+        <w:spacing w:before="0" w:after="0" w:line="276" w:lineRule="auto"/>
+      </w:pPr>
+      <w:r>
+        <w:t xml:space="preserve">    IF LENGTH(SET(ranks)) != 1 THEN</w:t>
+      </w:r>
+    </w:p>
+    <w:p>
+      <w:pPr>
+        <w:spacing w:before="0" w:after="0" w:line="276" w:lineRule="auto"/>
+      </w:pPr>
+      <w:r>
+        <w:t xml:space="preserve">        RETURN FALSE, "Different Ranks IN Set"</w:t>
+      </w:r>
+    </w:p>
+    <w:p>
+      <w:pPr>
+        <w:spacing w:before="0" w:after="0" w:line="276" w:lineRule="auto"/>
+      </w:pPr>
+      <w:r>
+        <w:t xml:space="preserve">    </w:t>
+      </w:r>
+    </w:p>
+    <w:p>
+      <w:pPr>
+        <w:spacing w:before="0" w:after="0" w:line="276" w:lineRule="auto"/>
+      </w:pPr>
+      <w:r>
+        <w:t xml:space="preserve">    IF LENGTH(SET(suits)) != LENGTH(suits) THEN</w:t>
+      </w:r>
+    </w:p>
+    <w:p>
+      <w:pPr>
+        <w:spacing w:before="0" w:after="0" w:line="276" w:lineRule="auto"/>
+      </w:pPr>
+      <w:r>
+        <w:t xml:space="preserve">        RETURN FALSE, "Multiple of the Same Suits in 1 Set"</w:t>
+      </w:r>
+    </w:p>
+    <w:p>
+      <w:pPr>
+        <w:spacing w:before="0" w:after="0" w:line="276" w:lineRule="auto"/>
+      </w:pPr>
+    </w:p>
+    <w:p>
+      <w:pPr>
+        <w:spacing w:before="0" w:after="0" w:line="276" w:lineRule="auto"/>
+      </w:pPr>
+      <w:r>
+        <w:t xml:space="preserve">    RETURN TRUE, </w:t>
+      </w:r>
+      <w:r>
+        <w:t>MeldType.SET</w:t>
+      </w:r>
+    </w:p>
+    <w:p/>
+    <w:p>
+      <w:r>
+        <w:t>The above pseudocode documents how sets are validated against both the general rules of the game and any specific rules in the ruleset. First the size of the meld is checked against the max and minimum meld size specified in the ruleset. If it passes, then it creates a list of all the ranks and suits of the non-wild cards. Wild cards are not considered here as they act as substitutes and do not affect the validity of any set. By using the length of the set of ranks, we can see the number of different ranks in use, which if it is not equal to 1, means the set is invalid. Further, as every suit must be different, the length of the set of suits must equal to the length of suits, so if that fails, the set is invalid. Finally, if it passes all validation steps, it returns true. Finally, all return operations are Tuples with the structure of (False, error_message) or (True, cards)</w:t>
+      </w:r>
+    </w:p>
+    <w:p>
+      <w:r>
+        <w:t>The algorithm is used when a set is attempted to be made.</w:t>
+      </w:r>
+    </w:p>
+    <w:p/>
+    <w:p>
+      <w:pPr>
+        <w:pStyle w:val="Heading4"/>
+      </w:pPr>
+      <w:r>
+        <w:t>Run Validation:</w:t>
+      </w:r>
+    </w:p>
+    <w:p>
+      <w:r>
+        <w:t>The two arguments used in the function are:</w:t>
+      </w:r>
+    </w:p>
+    <w:p>
+      <w:pPr>
+        <w:pStyle w:val="ListParagraph"/>
+        <w:numPr>
+          <w:ilvl w:val="0"/>
+          <w:numId w:val="18"/>
+        </w:numPr>
+      </w:pPr>
+      <w:r>
+        <w:t>cards: List of card objects.</w:t>
+      </w:r>
+    </w:p>
+    <w:p>
+      <w:pPr>
+        <w:pStyle w:val="ListParagraph"/>
+        <w:numPr>
+          <w:ilvl w:val="0"/>
+          <w:numId w:val="18"/>
+        </w:numPr>
+      </w:pPr>
+      <w:r>
+        <w:t>ruleset: Ruleset object.</w:t>
+      </w:r>
+    </w:p>
+    <w:p/>
+    <w:p>
+      <w:pPr>
+        <w:spacing w:before="0" w:after="0" w:line="276" w:lineRule="auto"/>
+        <w:jc w:val="left"/>
+      </w:pPr>
+      <w:r>
+        <w:t>FUNCTION validate_run(cards, ruleset)</w:t>
+      </w:r>
+    </w:p>
+    <w:p>
+      <w:pPr>
+        <w:spacing w:before="0" w:after="0" w:line="276" w:lineRule="auto"/>
+        <w:jc w:val="left"/>
+      </w:pPr>
+      <w:r>
+        <w:t xml:space="preserve">    </w:t>
+      </w:r>
+    </w:p>
+    <w:p>
+      <w:pPr>
+        <w:spacing w:before="0" w:after="0" w:line="276" w:lineRule="auto"/>
+        <w:jc w:val="left"/>
+      </w:pPr>
+      <w:r>
+        <w:t xml:space="preserve">    IF ruleset.max_meld_size_run IS NOT NONE </w:t>
+      </w:r>
+    </w:p>
+    <w:p>
+      <w:pPr>
+        <w:spacing w:before="0" w:after="0" w:line="276" w:lineRule="auto"/>
+        <w:jc w:val="left"/>
+      </w:pPr>
+      <w:r>
+        <w:t xml:space="preserve">    AND LENGTH(meld) &gt; ruleset.max_meld_size_run THEN</w:t>
+      </w:r>
+    </w:p>
+    <w:p>
+      <w:pPr>
+        <w:spacing w:before="0" w:after="0" w:line="276" w:lineRule="auto"/>
+        <w:jc w:val="left"/>
+      </w:pPr>
+      <w:r>
+        <w:t xml:space="preserve">    </w:t>
+      </w:r>
+    </w:p>
+    <w:p>
+      <w:pPr>
+        <w:spacing w:before="0" w:after="0" w:line="276" w:lineRule="auto"/>
+        <w:jc w:val="left"/>
+      </w:pPr>
+      <w:r>
+        <w:t xml:space="preserve">        RETURN FALSE, "Meld Too Large"</w:t>
+      </w:r>
+    </w:p>
+    <w:p>
+      <w:pPr>
+        <w:spacing w:before="0" w:after="0" w:line="276" w:lineRule="auto"/>
+        <w:jc w:val="left"/>
+      </w:pPr>
+      <w:r>
+        <w:t xml:space="preserve">        </w:t>
+      </w:r>
+    </w:p>
+    <w:p>
+      <w:pPr>
+        <w:spacing w:before="0" w:after="0" w:line="276" w:lineRule="auto"/>
+        <w:jc w:val="left"/>
+      </w:pPr>
+      <w:r>
+        <w:t xml:space="preserve">    IF LENTH(cards) &lt; ruleset.min_meld_size THEN</w:t>
+      </w:r>
+    </w:p>
+    <w:p>
+      <w:pPr>
+        <w:spacing w:before="0" w:after="0" w:line="276" w:lineRule="auto"/>
+        <w:jc w:val="left"/>
+      </w:pPr>
+      <w:r>
+        <w:t xml:space="preserve">    </w:t>
+      </w:r>
+    </w:p>
+    <w:p>
+      <w:pPr>
+        <w:spacing w:before="0" w:after="0" w:line="276" w:lineRule="auto"/>
+        <w:jc w:val="left"/>
+      </w:pPr>
+      <w:r>
+        <w:t xml:space="preserve">        RETURN FALSE, "Meld Too Small"</w:t>
+      </w:r>
+    </w:p>
+    <w:p>
+      <w:pPr>
+        <w:spacing w:before="0" w:after="0" w:line="276" w:lineRule="auto"/>
+        <w:jc w:val="left"/>
+      </w:pPr>
+      <w:r>
+        <w:t xml:space="preserve">    </w:t>
+      </w:r>
+    </w:p>
+    <w:p>
+      <w:pPr>
+        <w:spacing w:before="0" w:after="0" w:line="276" w:lineRule="auto"/>
+        <w:jc w:val="left"/>
+      </w:pPr>
+      <w:r>
+        <w:t xml:space="preserve">    wilds, non_wilds &lt;-- split_wilds(cards)</w:t>
+      </w:r>
+    </w:p>
+    <w:p>
+      <w:pPr>
+        <w:spacing w:before="0" w:after="0" w:line="276" w:lineRule="auto"/>
+        <w:jc w:val="left"/>
+      </w:pPr>
+      <w:r>
+        <w:t xml:space="preserve">    </w:t>
+      </w:r>
+    </w:p>
+    <w:p>
+      <w:pPr>
+        <w:spacing w:before="0" w:after="0" w:line="276" w:lineRule="auto"/>
+        <w:jc w:val="left"/>
+      </w:pPr>
+      <w:r>
+        <w:t xml:space="preserve">    IF NOT ruleset.allow_wild_only_melds AND LENGTH(ranks) == 0 THEN</w:t>
+      </w:r>
+    </w:p>
+    <w:p>
+      <w:pPr>
+        <w:spacing w:before="0" w:after="0" w:line="276" w:lineRule="auto"/>
+        <w:jc w:val="left"/>
+      </w:pPr>
+      <w:r>
+        <w:t xml:space="preserve">        RETURN FALSE, "Meld Contains Only Wild Cards"</w:t>
+      </w:r>
+    </w:p>
+    <w:p>
+      <w:pPr>
+        <w:spacing w:before="0" w:after="0" w:line="276" w:lineRule="auto"/>
+        <w:jc w:val="left"/>
+      </w:pPr>
+      <w:r>
+        <w:t xml:space="preserve">    </w:t>
+      </w:r>
+    </w:p>
+    <w:p>
+      <w:pPr>
+        <w:spacing w:before="0" w:after="0" w:line="276" w:lineRule="auto"/>
+        <w:jc w:val="left"/>
+      </w:pPr>
+      <w:r>
+        <w:t xml:space="preserve">    suits &lt;-- empty list</w:t>
+      </w:r>
+    </w:p>
+    <w:p>
+      <w:pPr>
+        <w:spacing w:before="0" w:after="0" w:line="276" w:lineRule="auto"/>
+        <w:jc w:val="left"/>
+      </w:pPr>
+      <w:r>
+        <w:t xml:space="preserve">    indices &lt;-- empty list</w:t>
+      </w:r>
+    </w:p>
+    <w:p>
+      <w:pPr>
+        <w:spacing w:before="0" w:after="0" w:line="276" w:lineRule="auto"/>
+        <w:jc w:val="left"/>
+      </w:pPr>
+      <w:r>
+        <w:t xml:space="preserve">    </w:t>
+      </w:r>
+    </w:p>
+    <w:p>
+      <w:pPr>
+        <w:spacing w:before="0" w:after="0" w:line="276" w:lineRule="auto"/>
+        <w:jc w:val="left"/>
+      </w:pPr>
+      <w:r>
+        <w:t xml:space="preserve">    FOR card IN non_wilds</w:t>
+      </w:r>
+    </w:p>
+    <w:p>
+      <w:pPr>
+        <w:spacing w:before="0" w:after="0" w:line="276" w:lineRule="auto"/>
+        <w:jc w:val="left"/>
+      </w:pPr>
+      <w:r>
+        <w:t xml:space="preserve">        ADD card.suit TO suits</w:t>
+      </w:r>
+    </w:p>
+    <w:p>
+      <w:pPr>
+        <w:spacing w:before="0" w:after="0" w:line="276" w:lineRule="auto"/>
+        <w:jc w:val="left"/>
+      </w:pPr>
+      <w:r>
+        <w:t xml:space="preserve">        ADD card.return_rank_index() TO indices</w:t>
+      </w:r>
+    </w:p>
+    <w:p>
+      <w:pPr>
+        <w:spacing w:before="0" w:after="0" w:line="276" w:lineRule="auto"/>
+        <w:jc w:val="left"/>
+      </w:pPr>
+      <w:r>
+        <w:t xml:space="preserve">    </w:t>
+      </w:r>
+    </w:p>
+    <w:p>
+      <w:pPr>
+        <w:spacing w:before="0" w:after="0" w:line="276" w:lineRule="auto"/>
+        <w:jc w:val="left"/>
+      </w:pPr>
+      <w:r>
+        <w:t xml:space="preserve">    indices &lt;-- quicksort(indices)</w:t>
+      </w:r>
+    </w:p>
+    <w:p>
+      <w:pPr>
+        <w:spacing w:before="0" w:after="0" w:line="276" w:lineRule="auto"/>
+        <w:jc w:val="left"/>
+      </w:pPr>
+      <w:r>
+        <w:t xml:space="preserve">    </w:t>
+      </w:r>
+    </w:p>
+    <w:p>
+      <w:pPr>
+        <w:spacing w:before="0" w:after="0" w:line="276" w:lineRule="auto"/>
+        <w:jc w:val="left"/>
+      </w:pPr>
+      <w:r>
+        <w:t xml:space="preserve">    IF LENGTH(SET(suits)) != 1 THEN</w:t>
+      </w:r>
+    </w:p>
+    <w:p>
+      <w:pPr>
+        <w:spacing w:before="0" w:after="0" w:line="276" w:lineRule="auto"/>
+        <w:jc w:val="left"/>
+      </w:pPr>
+      <w:r>
+        <w:t xml:space="preserve">        RETURN FALSE, "Multiples Suits in 1 Run"</w:t>
+      </w:r>
+    </w:p>
+    <w:p>
+      <w:pPr>
+        <w:spacing w:before="0" w:after="0" w:line="276" w:lineRule="auto"/>
+        <w:jc w:val="left"/>
+      </w:pPr>
+      <w:r>
+        <w:t xml:space="preserve">    </w:t>
+      </w:r>
+    </w:p>
+    <w:p>
+      <w:pPr>
+        <w:spacing w:before="0" w:after="0" w:line="276" w:lineRule="auto"/>
+        <w:jc w:val="left"/>
+      </w:pPr>
+      <w:r>
+        <w:t xml:space="preserve">    IF LENGTH(SET(indices)) != LENGTH(indices) THEN</w:t>
+      </w:r>
+    </w:p>
+    <w:p>
+      <w:pPr>
+        <w:spacing w:before="0" w:after="0" w:line="276" w:lineRule="auto"/>
+        <w:jc w:val="left"/>
+      </w:pPr>
+      <w:r>
+        <w:t xml:space="preserve">        RETURN FALSE, "Multiples of the Same Ranks"</w:t>
+      </w:r>
+    </w:p>
+    <w:p>
+      <w:pPr>
+        <w:spacing w:before="0" w:after="0" w:line="276" w:lineRule="auto"/>
+        <w:jc w:val="left"/>
+      </w:pPr>
+      <w:r>
+        <w:t xml:space="preserve">    </w:t>
+      </w:r>
+    </w:p>
+    <w:p>
+      <w:pPr>
+        <w:spacing w:before="0" w:after="0" w:line="276" w:lineRule="auto"/>
+        <w:jc w:val="left"/>
+      </w:pPr>
+      <w:r>
+        <w:t xml:space="preserve">    IF ruleset.ace_low OR ruleset.ace_both THEN</w:t>
+      </w:r>
+    </w:p>
+    <w:p>
+      <w:pPr>
+        <w:spacing w:before="0" w:after="0" w:line="276" w:lineRule="auto"/>
+        <w:jc w:val="left"/>
+      </w:pPr>
+      <w:r>
+        <w:t xml:space="preserve">    </w:t>
+      </w:r>
+    </w:p>
+    <w:p>
+      <w:pPr>
+        <w:spacing w:before="0" w:after="0" w:line="276" w:lineRule="auto"/>
+        <w:jc w:val="left"/>
+      </w:pPr>
+      <w:r>
+        <w:t xml:space="preserve">        min_index &lt;-- MINIMUM(indices)</w:t>
+      </w:r>
+    </w:p>
+    <w:p>
+      <w:pPr>
+        <w:spacing w:before="0" w:after="0" w:line="276" w:lineRule="auto"/>
+        <w:jc w:val="left"/>
+      </w:pPr>
+      <w:r>
+        <w:t xml:space="preserve">        max_index &lt;-- MAXIMUM(indices)</w:t>
+      </w:r>
+    </w:p>
+    <w:p>
+      <w:pPr>
+        <w:spacing w:before="0" w:after="0" w:line="276" w:lineRule="auto"/>
+        <w:jc w:val="left"/>
+      </w:pPr>
+      <w:r>
+        <w:t xml:space="preserve">        span &lt;-- max_index - min_index + 1</w:t>
+      </w:r>
+    </w:p>
+    <w:p>
+      <w:pPr>
+        <w:spacing w:before="0" w:after="0" w:line="276" w:lineRule="auto"/>
+        <w:jc w:val="left"/>
+      </w:pPr>
+      <w:r>
+        <w:t xml:space="preserve">        gaps &lt;-- span - LENGTH(non_wilds)</w:t>
+      </w:r>
+    </w:p>
+    <w:p>
+      <w:pPr>
+        <w:spacing w:before="0" w:after="0" w:line="276" w:lineRule="auto"/>
+        <w:jc w:val="left"/>
+      </w:pPr>
+      <w:r>
+        <w:t xml:space="preserve">    </w:t>
+      </w:r>
+    </w:p>
+    <w:p>
+      <w:pPr>
+        <w:spacing w:before="0" w:after="0" w:line="276" w:lineRule="auto"/>
+        <w:jc w:val="left"/>
+      </w:pPr>
+      <w:r>
+        <w:t xml:space="preserve">        IF gaps &lt;= LENGTH(wilds) THEN</w:t>
+      </w:r>
+    </w:p>
+    <w:p>
+      <w:pPr>
+        <w:spacing w:before="0" w:after="0" w:line="276" w:lineRule="auto"/>
+        <w:jc w:val="left"/>
+      </w:pPr>
+      <w:r>
+        <w:t xml:space="preserve">            RETURN TRUE</w:t>
+      </w:r>
+    </w:p>
+    <w:p>
+      <w:pPr>
+        <w:spacing w:before="0" w:after="0" w:line="276" w:lineRule="auto"/>
+        <w:jc w:val="left"/>
+      </w:pPr>
+      <w:r>
+        <w:t xml:space="preserve">    </w:t>
+      </w:r>
+    </w:p>
+    <w:p>
+      <w:pPr>
+        <w:spacing w:before="0" w:after="0" w:line="276" w:lineRule="auto"/>
+        <w:jc w:val="left"/>
+      </w:pPr>
+      <w:r>
+        <w:t xml:space="preserve">        has_ace &lt;-- FALSE</w:t>
+      </w:r>
+    </w:p>
+    <w:p>
+      <w:pPr>
+        <w:spacing w:before="0" w:after="0" w:line="276" w:lineRule="auto"/>
+        <w:jc w:val="left"/>
+      </w:pPr>
+      <w:r>
+        <w:t xml:space="preserve">        has_king &lt;-- FALSE</w:t>
+      </w:r>
+    </w:p>
+    <w:p>
+      <w:pPr>
+        <w:spacing w:before="0" w:after="0" w:line="276" w:lineRule="auto"/>
+        <w:jc w:val="left"/>
+      </w:pPr>
+      <w:r>
+        <w:t xml:space="preserve">    </w:t>
+      </w:r>
+    </w:p>
+    <w:p>
+      <w:pPr>
+        <w:spacing w:before="0" w:after="0" w:line="276" w:lineRule="auto"/>
+        <w:jc w:val="left"/>
+      </w:pPr>
+      <w:r>
+        <w:t xml:space="preserve">    FOR index IN indices</w:t>
+      </w:r>
+    </w:p>
+    <w:p>
+      <w:pPr>
+        <w:spacing w:before="0" w:after="0" w:line="276" w:lineRule="auto"/>
+        <w:jc w:val="left"/>
+      </w:pPr>
+      <w:r>
+        <w:t xml:space="preserve">        IF index == 0 THEN</w:t>
+      </w:r>
+    </w:p>
+    <w:p>
+      <w:pPr>
+        <w:spacing w:before="0" w:after="0" w:line="276" w:lineRule="auto"/>
+        <w:jc w:val="left"/>
+      </w:pPr>
+      <w:r>
+        <w:t xml:space="preserve">            has_ace &lt;-- TRUE</w:t>
+      </w:r>
+    </w:p>
+    <w:p>
+      <w:pPr>
+        <w:spacing w:before="0" w:after="0" w:line="276" w:lineRule="auto"/>
+        <w:jc w:val="left"/>
+      </w:pPr>
+      <w:r>
+        <w:t xml:space="preserve">        ELSE IF index == 12 THEN</w:t>
+      </w:r>
+    </w:p>
+    <w:p>
+      <w:pPr>
+        <w:spacing w:before="0" w:after="0" w:line="276" w:lineRule="auto"/>
+        <w:jc w:val="left"/>
+      </w:pPr>
+      <w:r>
+        <w:t xml:space="preserve">            has_king == TRUE</w:t>
+      </w:r>
+    </w:p>
+    <w:p>
+      <w:pPr>
+        <w:spacing w:before="0" w:after="0" w:line="276" w:lineRule="auto"/>
+        <w:jc w:val="left"/>
+      </w:pPr>
+      <w:r>
+        <w:t xml:space="preserve">            </w:t>
+      </w:r>
+    </w:p>
+    <w:p>
+      <w:pPr>
+        <w:spacing w:before="0" w:after="0" w:line="276" w:lineRule="auto"/>
+        <w:jc w:val="left"/>
+      </w:pPr>
+      <w:r>
+        <w:t xml:space="preserve">            </w:t>
+      </w:r>
+    </w:p>
+    <w:p>
+      <w:pPr>
+        <w:spacing w:before="0" w:after="0" w:line="276" w:lineRule="auto"/>
+        <w:jc w:val="left"/>
+      </w:pPr>
+      <w:r>
+        <w:t xml:space="preserve">    IF ruleset.ace_high OR ruleset.ace_both THEN</w:t>
+      </w:r>
+    </w:p>
+    <w:p>
+      <w:pPr>
+        <w:spacing w:before="0" w:after="0" w:line="276" w:lineRule="auto"/>
+        <w:jc w:val="left"/>
+      </w:pPr>
+      <w:r>
+        <w:t xml:space="preserve">            </w:t>
+      </w:r>
+    </w:p>
+    <w:p>
+      <w:pPr>
+        <w:spacing w:before="0" w:after="0" w:line="276" w:lineRule="auto"/>
+        <w:jc w:val="left"/>
+      </w:pPr>
+      <w:r>
+        <w:t xml:space="preserve">        adjusted_indices = []</w:t>
+      </w:r>
+    </w:p>
+    <w:p>
+      <w:pPr>
+        <w:spacing w:before="0" w:after="0" w:line="276" w:lineRule="auto"/>
+        <w:jc w:val="left"/>
+      </w:pPr>
+      <w:r>
+        <w:t xml:space="preserve">        FOR index IN indices</w:t>
+      </w:r>
+    </w:p>
+    <w:p>
+      <w:pPr>
+        <w:spacing w:before="0" w:after="0" w:line="276" w:lineRule="auto"/>
+        <w:jc w:val="left"/>
+      </w:pPr>
+      <w:r>
+        <w:t xml:space="preserve">            IF index == 0 THEN</w:t>
+      </w:r>
+    </w:p>
+    <w:p>
+      <w:pPr>
+        <w:spacing w:before="0" w:after="0" w:line="276" w:lineRule="auto"/>
+        <w:jc w:val="left"/>
+      </w:pPr>
+      <w:r>
+        <w:t xml:space="preserve">                ADD 13 TO adjusted_indices</w:t>
+      </w:r>
+    </w:p>
+    <w:p>
+      <w:pPr>
+        <w:spacing w:before="0" w:after="0" w:line="276" w:lineRule="auto"/>
+        <w:jc w:val="left"/>
+      </w:pPr>
+      <w:r>
+        <w:t xml:space="preserve">            ELSE</w:t>
+      </w:r>
+    </w:p>
+    <w:p>
+      <w:pPr>
+        <w:spacing w:before="0" w:after="0" w:line="276" w:lineRule="auto"/>
+        <w:jc w:val="left"/>
+      </w:pPr>
+      <w:r>
+        <w:t xml:space="preserve">                ADD index TO adjusted_indices</w:t>
+      </w:r>
+    </w:p>
+    <w:p>
+      <w:pPr>
+        <w:spacing w:before="0" w:after="0" w:line="276" w:lineRule="auto"/>
+        <w:jc w:val="left"/>
+      </w:pPr>
+      <w:r>
+        <w:t xml:space="preserve">            </w:t>
+      </w:r>
+    </w:p>
+    <w:p>
+      <w:pPr>
+        <w:spacing w:before="0" w:after="0" w:line="276" w:lineRule="auto"/>
+        <w:jc w:val="left"/>
+      </w:pPr>
+      <w:r>
+        <w:t xml:space="preserve">        adjusted_indices = quicksort(adjusted_indices)</w:t>
+      </w:r>
+    </w:p>
+    <w:p>
+      <w:pPr>
+        <w:spacing w:before="0" w:after="0" w:line="276" w:lineRule="auto"/>
+        <w:jc w:val="left"/>
+      </w:pPr>
+      <w:r>
+        <w:t xml:space="preserve">            </w:t>
+      </w:r>
+    </w:p>
+    <w:p>
+      <w:pPr>
+        <w:spacing w:before="0" w:after="0" w:line="276" w:lineRule="auto"/>
+        <w:jc w:val="left"/>
+      </w:pPr>
+      <w:r>
+        <w:t xml:space="preserve">        min_index &lt;-- MINIMUM(adjusted_indices)</w:t>
+      </w:r>
+    </w:p>
+    <w:p>
+      <w:pPr>
+        <w:spacing w:before="0" w:after="0" w:line="276" w:lineRule="auto"/>
+        <w:jc w:val="left"/>
+      </w:pPr>
+      <w:r>
+        <w:t xml:space="preserve">        max_index &lt;-- MAXIMUM(adjusted_indices)</w:t>
+      </w:r>
+    </w:p>
+    <w:p>
+      <w:pPr>
+        <w:spacing w:before="0" w:after="0" w:line="276" w:lineRule="auto"/>
+        <w:jc w:val="left"/>
+      </w:pPr>
+      <w:r>
+        <w:t xml:space="preserve">        span &lt;-- max_index - min_index + 1</w:t>
+      </w:r>
+    </w:p>
+    <w:p>
+      <w:pPr>
+        <w:spacing w:before="0" w:after="0" w:line="276" w:lineRule="auto"/>
+        <w:jc w:val="left"/>
+      </w:pPr>
+      <w:r>
+        <w:t xml:space="preserve">        gaps &lt;-- span - LENGTH(non_wilds)</w:t>
+      </w:r>
+    </w:p>
+    <w:p>
+      <w:pPr>
+        <w:spacing w:before="0" w:after="0" w:line="276" w:lineRule="auto"/>
+        <w:jc w:val="left"/>
+      </w:pPr>
+      <w:r>
+        <w:t xml:space="preserve">            </w:t>
+      </w:r>
+    </w:p>
+    <w:p>
+      <w:pPr>
+        <w:spacing w:before="0" w:after="0" w:line="276" w:lineRule="auto"/>
+        <w:jc w:val="left"/>
+      </w:pPr>
+      <w:r>
+        <w:t xml:space="preserve">        IF gaps &lt;= LENGTH(wilds) THEN</w:t>
+      </w:r>
+    </w:p>
+    <w:p>
+      <w:pPr>
+        <w:spacing w:before="0" w:after="0" w:line="276" w:lineRule="auto"/>
+        <w:jc w:val="left"/>
+      </w:pPr>
+      <w:r>
+        <w:t xml:space="preserve">            RETURN TRUE, </w:t>
+      </w:r>
+      <w:r>
+        <w:t>MeldType.RUN</w:t>
+      </w:r>
+    </w:p>
+    <w:p>
+      <w:pPr>
+        <w:spacing w:before="0" w:after="0" w:line="276" w:lineRule="auto"/>
+        <w:jc w:val="left"/>
+      </w:pPr>
+      <w:r>
+        <w:t xml:space="preserve">            </w:t>
+      </w:r>
+    </w:p>
+    <w:p>
+      <w:pPr>
+        <w:spacing w:before="0" w:after="0" w:line="276" w:lineRule="auto"/>
+        <w:jc w:val="left"/>
+      </w:pPr>
+      <w:r>
+        <w:t xml:space="preserve">        IF ruleset.ace_wrap_around AND has_king THEN</w:t>
+      </w:r>
+    </w:p>
+    <w:p>
+      <w:pPr>
+        <w:spacing w:before="0" w:after="0" w:line="276" w:lineRule="auto"/>
+        <w:jc w:val="left"/>
+      </w:pPr>
+      <w:r>
+        <w:t xml:space="preserve">           low_indices &lt;-- empty list    </w:t>
+      </w:r>
+    </w:p>
+    <w:p>
+      <w:pPr>
+        <w:spacing w:before="0" w:after="0" w:line="276" w:lineRule="auto"/>
+        <w:jc w:val="left"/>
+      </w:pPr>
+      <w:r>
+        <w:t xml:space="preserve">           high_indices &lt;-- empty list</w:t>
+      </w:r>
+    </w:p>
+    <w:p>
+      <w:pPr>
+        <w:spacing w:before="0" w:after="0" w:line="276" w:lineRule="auto"/>
+        <w:jc w:val="left"/>
+      </w:pPr>
+      <w:r>
+        <w:t xml:space="preserve">            </w:t>
+      </w:r>
+    </w:p>
+    <w:p>
+      <w:pPr>
+        <w:spacing w:before="0" w:after="0" w:line="276" w:lineRule="auto"/>
+        <w:jc w:val="left"/>
+      </w:pPr>
+      <w:r>
+        <w:t xml:space="preserve">           FOR index IN indices</w:t>
+      </w:r>
+    </w:p>
+    <w:p>
+      <w:pPr>
+        <w:spacing w:before="0" w:after="0" w:line="276" w:lineRule="auto"/>
+        <w:jc w:val="left"/>
+      </w:pPr>
+      <w:r>
+        <w:t xml:space="preserve">               IF index &lt; 9 THEN</w:t>
+      </w:r>
+    </w:p>
+    <w:p>
+      <w:pPr>
+        <w:spacing w:before="0" w:after="0" w:line="276" w:lineRule="auto"/>
+        <w:jc w:val="left"/>
+      </w:pPr>
+      <w:r>
+        <w:t xml:space="preserve">                   ADD index TO low_indices</w:t>
+      </w:r>
+    </w:p>
+    <w:p>
+      <w:pPr>
+        <w:spacing w:before="0" w:after="0" w:line="276" w:lineRule="auto"/>
+        <w:jc w:val="left"/>
+      </w:pPr>
+      <w:r>
+        <w:t xml:space="preserve">               ELSE IF index &gt;= 10 THEN</w:t>
+      </w:r>
+    </w:p>
+    <w:p>
+      <w:pPr>
+        <w:spacing w:before="0" w:after="0" w:line="276" w:lineRule="auto"/>
+        <w:jc w:val="left"/>
+      </w:pPr>
+      <w:r>
+        <w:t xml:space="preserve">                   ADD index TO high_indices</w:t>
+      </w:r>
+    </w:p>
+    <w:p>
+      <w:pPr>
+        <w:spacing w:before="0" w:after="0" w:line="276" w:lineRule="auto"/>
+        <w:jc w:val="left"/>
+      </w:pPr>
+      <w:r>
+        <w:t xml:space="preserve">                </w:t>
+      </w:r>
+    </w:p>
+    <w:p>
+      <w:pPr>
+        <w:spacing w:before="0" w:after="0" w:line="276" w:lineRule="auto"/>
+        <w:jc w:val="left"/>
+      </w:pPr>
+      <w:r>
+        <w:t xml:space="preserve">               IF LENGTH(low_indices) &gt; 0 AND LENGTH(high_indices) &gt;0 THEN</w:t>
+      </w:r>
+    </w:p>
+    <w:p>
+      <w:pPr>
+        <w:spacing w:before="0" w:after="0" w:line="276" w:lineRule="auto"/>
+        <w:jc w:val="left"/>
+      </w:pPr>
+      <w:r>
+        <w:t xml:space="preserve">                   low_span &lt;-- MAX(low_indices) - MIN(low_indices)</w:t>
+      </w:r>
+    </w:p>
+    <w:p>
+      <w:pPr>
+        <w:spacing w:before="0" w:after="0" w:line="276" w:lineRule="auto"/>
+        <w:jc w:val="left"/>
+      </w:pPr>
+      <w:r>
+        <w:t xml:space="preserve">                   high_span &lt;-- MAX(high_indices) - MIN(high_indices)</w:t>
+      </w:r>
+    </w:p>
+    <w:p>
+      <w:pPr>
+        <w:spacing w:before="0" w:after="0" w:line="276" w:lineRule="auto"/>
+        <w:jc w:val="left"/>
+      </w:pPr>
+      <w:r>
+        <w:t xml:space="preserve">                    </w:t>
+      </w:r>
+    </w:p>
+    <w:p>
+      <w:pPr>
+        <w:spacing w:before="0" w:after="0" w:line="276" w:lineRule="auto"/>
+        <w:jc w:val="left"/>
+      </w:pPr>
+      <w:r>
+        <w:t xml:space="preserve">                   total_gaps &lt;-- (low_span - LENGTH(low_indices))</w:t>
+      </w:r>
+    </w:p>
+    <w:p>
+      <w:pPr>
+        <w:spacing w:before="0" w:after="0" w:line="276" w:lineRule="auto"/>
+        <w:jc w:val="left"/>
+      </w:pPr>
+      <w:r>
+        <w:t xml:space="preserve">                   + (high_span - LENGTH(high_indices))</w:t>
+      </w:r>
+    </w:p>
+    <w:p>
+      <w:pPr>
+        <w:spacing w:before="0" w:after="0" w:line="276" w:lineRule="auto"/>
+        <w:jc w:val="left"/>
+      </w:pPr>
+      <w:r>
+        <w:t xml:space="preserve">                   </w:t>
+      </w:r>
+    </w:p>
+    <w:p>
+      <w:pPr>
+        <w:spacing w:before="0" w:after="0" w:line="276" w:lineRule="auto"/>
+        <w:jc w:val="left"/>
+      </w:pPr>
+      <w:r>
+        <w:t xml:space="preserve">                   IF total_gaps &lt;= LENGTH(wilds) THEN</w:t>
+      </w:r>
+    </w:p>
+    <w:p>
+      <w:pPr>
+        <w:spacing w:before="0" w:after="0" w:line="276" w:lineRule="auto"/>
+        <w:jc w:val="left"/>
+      </w:pPr>
+      <w:r>
+        <w:t xml:space="preserve">                       RETURN TRUE, </w:t>
+      </w:r>
+      <w:r>
+        <w:t>MeldType.RUN</w:t>
+      </w:r>
+    </w:p>
+    <w:p>
+      <w:pPr>
+        <w:spacing w:before="0" w:after="0" w:line="276" w:lineRule="auto"/>
+        <w:jc w:val="left"/>
+      </w:pPr>
+    </w:p>
+    <w:p>
+      <w:pPr>
+        <w:spacing w:before="0" w:after="0" w:line="276" w:lineRule="auto"/>
+        <w:jc w:val="left"/>
+      </w:pPr>
+      <w:r>
+        <w:t xml:space="preserve">    RETURN FALSE, "Invalid Run"        </w:t>
+      </w:r>
+    </w:p>
+    <w:p>
+      <w:pPr>
+        <w:spacing w:line="276" w:lineRule="auto"/>
+      </w:pPr>
+      <w:r>
+        <w:t>The above algorithm validates whether a group of cards constitutes a run for a given ruleset. The first validation step is for the size of the run, ensuring that that no unnecessary computation is expended if a rule is clearly violated. Then, wild and non-wilds are separated</w:t>
+      </w:r>
+      <w:r>
+        <w:t xml:space="preserve"> because wild cads can act as substitutes, so only the non-wilds are needed. The next important part of validation uses the SET function to confirm that all non-wild have the same suit and no duplicate ranks exist.</w:t>
+      </w:r>
+    </w:p>
+    <w:p>
+      <w:pPr>
+        <w:spacing w:line="276" w:lineRule="auto"/>
+      </w:pPr>
+      <w:r>
+        <w:t>Next is the gap calculation, which calculates the number of gaps between the non</w:t>
+      </w:r>
+      <w:r>
+        <w:t>-</w:t>
+      </w:r>
+      <w:r>
+        <w:t>wilds</w:t>
+      </w:r>
+      <w:r>
+        <w:t>. It then validates if the number of gaps is equal to the number of wilds. Further, for ace_high it changes the index of ace from 0 to 13, and then does the gaps validation. For ace_wrap_around, it validates sequences going King, Ace, 2, etc.</w:t>
+      </w:r>
+    </w:p>
+    <w:p>
+      <w:pPr>
+        <w:spacing w:line="276" w:lineRule="auto"/>
+      </w:pPr>
+      <w:r>
+        <w:t>As with the previous validation, it returns tuples with the patterns of either True, cards or False, error message.</w:t>
+      </w:r>
+    </w:p>
+    <w:p>
+      <w:pPr>
+        <w:pStyle w:val="Heading4"/>
+      </w:pPr>
+      <w:r>
+        <w:t>Playing Melds Validation:</w:t>
+      </w:r>
+    </w:p>
+    <w:p>
+      <w:r>
+        <w:t>Four arguments are used for validation:</w:t>
+      </w:r>
+    </w:p>
+    <w:p>
+      <w:pPr>
+        <w:pStyle w:val="ListParagraph"/>
+        <w:numPr>
+          <w:ilvl w:val="0"/>
+          <w:numId w:val="16"/>
+        </w:numPr>
+      </w:pPr>
+      <w:r>
+        <w:t>melds: List of meld objects</w:t>
+      </w:r>
+    </w:p>
+    <w:p>
+      <w:pPr>
+        <w:pStyle w:val="ListParagraph"/>
+        <w:numPr>
+          <w:ilvl w:val="0"/>
+          <w:numId w:val="16"/>
+        </w:numPr>
+      </w:pPr>
+      <w:r>
+        <w:t>has_melded: Boolean if player has already melded</w:t>
+      </w:r>
+    </w:p>
+    <w:p>
+      <w:pPr>
+        <w:pStyle w:val="ListParagraph"/>
+        <w:numPr>
+          <w:ilvl w:val="0"/>
+          <w:numId w:val="16"/>
+        </w:numPr>
+      </w:pPr>
+      <w:r>
+        <w:t>ruleset: Ruleset object</w:t>
+      </w:r>
+    </w:p>
+    <w:p>
+      <w:pPr>
+        <w:pStyle w:val="ListParagraph"/>
+        <w:numPr>
+          <w:ilvl w:val="0"/>
+          <w:numId w:val="16"/>
+        </w:numPr>
+      </w:pPr>
+      <w:r>
+        <w:t>required_score: Integer of the required score to meld for the first time.</w:t>
+      </w:r>
+    </w:p>
+    <w:p/>
+    <w:p>
+      <w:pPr>
+        <w:spacing w:before="0" w:after="0" w:line="276" w:lineRule="auto"/>
+      </w:pPr>
+      <w:r>
+        <w:t>FUNCTION validate_play_melds(melds, has_melded, ruleset, required_score)</w:t>
+      </w:r>
+    </w:p>
+    <w:p>
+      <w:pPr>
+        <w:spacing w:before="0" w:after="0" w:line="276" w:lineRule="auto"/>
+      </w:pPr>
+      <w:r>
+        <w:t xml:space="preserve">    </w:t>
+      </w:r>
+    </w:p>
+    <w:p>
+      <w:pPr>
+        <w:spacing w:before="0" w:after="0" w:line="276" w:lineRule="auto"/>
+      </w:pPr>
+      <w:r>
+        <w:t xml:space="preserve">    IF LENGTH(melds) == 0:</w:t>
+      </w:r>
+    </w:p>
+    <w:p>
+      <w:pPr>
+        <w:spacing w:before="0" w:after="0" w:line="276" w:lineRule="auto"/>
+      </w:pPr>
+      <w:r>
+        <w:t xml:space="preserve">        RETURN FALSE, "No Melds"</w:t>
+      </w:r>
+    </w:p>
+    <w:p>
+      <w:pPr>
+        <w:spacing w:before="0" w:after="0" w:line="276" w:lineRule="auto"/>
+      </w:pPr>
+      <w:r>
+        <w:t xml:space="preserve">    </w:t>
+      </w:r>
+    </w:p>
+    <w:p>
+      <w:pPr>
+        <w:spacing w:before="0" w:after="0" w:line="276" w:lineRule="auto"/>
+      </w:pPr>
+      <w:r>
+        <w:t xml:space="preserve">    IF NOT has_melded THEN</w:t>
+      </w:r>
+    </w:p>
+    <w:p>
+      <w:pPr>
+        <w:spacing w:before="0" w:after="0" w:line="276" w:lineRule="auto"/>
+      </w:pPr>
+      <w:r>
+        <w:t xml:space="preserve">        total_score &lt;-- 0</w:t>
+      </w:r>
+    </w:p>
+    <w:p>
+      <w:pPr>
+        <w:spacing w:before="0" w:after="0" w:line="276" w:lineRule="auto"/>
+      </w:pPr>
+      <w:r>
+        <w:t xml:space="preserve">        </w:t>
+      </w:r>
+    </w:p>
+    <w:p>
+      <w:pPr>
+        <w:spacing w:before="0" w:after="0" w:line="276" w:lineRule="auto"/>
+      </w:pPr>
+      <w:r>
+        <w:t xml:space="preserve">        FOR meld IN melds</w:t>
+      </w:r>
+    </w:p>
+    <w:p>
+      <w:pPr>
+        <w:spacing w:before="0" w:after="0" w:line="276" w:lineRule="auto"/>
+      </w:pPr>
+      <w:r>
+        <w:t xml:space="preserve">            total_score &lt;-- total_score + meld.return_meld_value(ruleset)</w:t>
+      </w:r>
+    </w:p>
+    <w:p>
+      <w:pPr>
+        <w:spacing w:before="0" w:after="0" w:line="276" w:lineRule="auto"/>
+      </w:pPr>
+      <w:r>
+        <w:t xml:space="preserve">        IF total_score &lt; required</w:t>
+      </w:r>
+      <w:r>
+        <w:t>_</w:t>
+      </w:r>
+      <w:r>
+        <w:t>score THEN</w:t>
+      </w:r>
+    </w:p>
+    <w:p>
+      <w:pPr>
+        <w:spacing w:before="0" w:after="0" w:line="276" w:lineRule="auto"/>
+      </w:pPr>
+      <w:r>
+        <w:t xml:space="preserve">            RETURN FALSE, "Minimum Score Not Met"</w:t>
+      </w:r>
+    </w:p>
+    <w:p>
+      <w:pPr>
+        <w:spacing w:before="0" w:after="0" w:line="276" w:lineRule="auto"/>
+      </w:pPr>
+      <w:r>
+        <w:t xml:space="preserve">    </w:t>
+      </w:r>
+    </w:p>
+    <w:p>
+      <w:pPr>
+        <w:spacing w:before="0" w:after="0" w:line="276" w:lineRule="auto"/>
+      </w:pPr>
+      <w:r>
+        <w:t xml:space="preserve">    RETURN TRUE, NONE</w:t>
+      </w:r>
+    </w:p>
+    <w:p>
+      <w:pPr>
+        <w:spacing w:before="0" w:after="0" w:line="276" w:lineRule="auto"/>
+      </w:pPr>
+    </w:p>
+    <w:p>
+      <w:pPr>
+        <w:spacing w:line="276" w:lineRule="auto"/>
+      </w:pPr>
+      <w:r>
+        <w:t xml:space="preserve">The above algorithm validates if the player </w:t>
+      </w:r>
+      <w:r>
+        <w:t>can</w:t>
+      </w:r>
+      <w:r>
+        <w:t xml:space="preserve"> play the melds currently in their hand, </w:t>
+      </w:r>
+      <w:r>
+        <w:t>using the current required score.</w:t>
+      </w:r>
+    </w:p>
+    <w:p>
+      <w:pPr>
+        <w:pStyle w:val="Heading4"/>
+      </w:pPr>
+      <w:r>
+        <w:t>Laying Off Validation:</w:t>
+      </w:r>
+    </w:p>
+    <w:p>
+      <w:r>
+        <w:t>Three arguments are used in the following function:</w:t>
+      </w:r>
+    </w:p>
+    <w:p>
+      <w:pPr>
+        <w:pStyle w:val="ListParagraph"/>
+        <w:numPr>
+          <w:ilvl w:val="0"/>
+          <w:numId w:val="21"/>
+        </w:numPr>
+      </w:pPr>
+      <w:r>
+        <w:t>card: card object that is being added to meld.</w:t>
+      </w:r>
+    </w:p>
+    <w:p>
+      <w:pPr>
+        <w:pStyle w:val="ListParagraph"/>
+        <w:numPr>
+          <w:ilvl w:val="0"/>
+          <w:numId w:val="21"/>
+        </w:numPr>
+      </w:pPr>
+      <w:r>
+        <w:t>meld: meld object that the card is being added to.</w:t>
+      </w:r>
+    </w:p>
+    <w:p>
+      <w:pPr>
+        <w:pStyle w:val="ListParagraph"/>
+        <w:numPr>
+          <w:ilvl w:val="0"/>
+          <w:numId w:val="21"/>
+        </w:numPr>
+      </w:pPr>
+      <w:r>
+        <w:t>ruleset: ruleset object.</w:t>
+      </w:r>
+    </w:p>
+    <w:p>
+      <w:r>
+        <w:t>The validate_meld function is an abstraction of the previous two meld validation functions.</w:t>
+      </w:r>
+    </w:p>
+    <w:p/>
+    <w:p>
+      <w:pPr>
+        <w:spacing w:before="0" w:after="0" w:line="276" w:lineRule="auto"/>
+      </w:pPr>
+      <w:r>
+        <w:t>FUNCTION validate_lay_off(card, meld, ruleset, has_melded)</w:t>
+      </w:r>
+    </w:p>
+    <w:p>
+      <w:pPr>
+        <w:spacing w:before="0" w:after="0" w:line="276" w:lineRule="auto"/>
+      </w:pPr>
+      <w:r>
+        <w:t xml:space="preserve">    test_cards &lt;-- meld.cards + [card]</w:t>
+      </w:r>
+    </w:p>
+    <w:p>
+      <w:pPr>
+        <w:spacing w:before="0" w:after="0" w:line="276" w:lineRule="auto"/>
+      </w:pPr>
+      <w:r>
+        <w:t xml:space="preserve">    </w:t>
+      </w:r>
+    </w:p>
+    <w:p>
+      <w:pPr>
+        <w:spacing w:before="0" w:after="0" w:line="276" w:lineRule="auto"/>
+      </w:pPr>
+      <w:r>
+        <w:t xml:space="preserve">    valid, error = validate_meld(test_cards, ruleset)</w:t>
+      </w:r>
+    </w:p>
+    <w:p>
+      <w:pPr>
+        <w:spacing w:before="0" w:after="0" w:line="276" w:lineRule="auto"/>
+      </w:pPr>
+      <w:r>
+        <w:t xml:space="preserve">    </w:t>
+      </w:r>
+    </w:p>
+    <w:p>
+      <w:pPr>
+        <w:spacing w:before="0" w:after="0" w:line="276" w:lineRule="auto"/>
+      </w:pPr>
+      <w:r>
+        <w:t xml:space="preserve">    IF ruleset.require_melding_to_lay_off AND NOT has_melded THEN</w:t>
+      </w:r>
+    </w:p>
+    <w:p>
+      <w:pPr>
+        <w:spacing w:before="0" w:after="0" w:line="276" w:lineRule="auto"/>
+      </w:pPr>
+      <w:r>
+        <w:t xml:space="preserve">        RETURN FALSE, "You Require </w:t>
+      </w:r>
+      <w:r>
+        <w:t>t</w:t>
+      </w:r>
+      <w:r>
+        <w:t xml:space="preserve">o Have Melded </w:t>
+      </w:r>
+      <w:r>
+        <w:t>to</w:t>
+      </w:r>
+      <w:r>
+        <w:t xml:space="preserve"> Lay Off"</w:t>
+      </w:r>
+    </w:p>
+    <w:p>
+      <w:pPr>
+        <w:spacing w:before="0" w:after="0" w:line="276" w:lineRule="auto"/>
+      </w:pPr>
+      <w:r>
+        <w:t xml:space="preserve">    </w:t>
+      </w:r>
+    </w:p>
+    <w:p>
+      <w:pPr>
+        <w:spacing w:before="0" w:after="0" w:line="276" w:lineRule="auto"/>
+      </w:pPr>
+      <w:r>
+        <w:t xml:space="preserve">    IF valid THE</w:t>
+      </w:r>
+      <w:r>
+        <w:t>N</w:t>
+      </w:r>
+    </w:p>
+    <w:p>
+      <w:pPr>
+        <w:spacing w:before="0" w:after="0" w:line="276" w:lineRule="auto"/>
+      </w:pPr>
+      <w:r>
+        <w:t xml:space="preserve">        RETURN TRUE, NONE</w:t>
+      </w:r>
+    </w:p>
+    <w:p>
+      <w:pPr>
+        <w:spacing w:before="0" w:after="0" w:line="276" w:lineRule="auto"/>
+      </w:pPr>
+      <w:r>
+        <w:t xml:space="preserve">    RETURN FALSE, "Card Doesn't Fit in Meld"</w:t>
+      </w:r>
+    </w:p>
+    <w:p>
+      <w:pPr>
+        <w:spacing w:line="276" w:lineRule="auto"/>
+      </w:pPr>
+      <w:r>
+        <w:t>The above algorithm tests if the player can lay off a card according to the ruleset, and then if the card is a valid addition to the meld. If it is, it returns TRUE, NONE. If it doesn’t pass, it returns FALSE, ERROR.</w:t>
+      </w:r>
+    </w:p>
+    <w:p>
+      <w:pPr>
+        <w:pStyle w:val="Heading4"/>
+      </w:pPr>
+      <w:r>
+        <w:t>Discard Validation:</w:t>
+      </w:r>
+    </w:p>
+    <w:p>
+      <w:r>
+        <w:t>Five arguments are used in the following function:</w:t>
+      </w:r>
+    </w:p>
+    <w:p>
+      <w:pPr>
+        <w:pStyle w:val="ListParagraph"/>
+        <w:numPr>
+          <w:ilvl w:val="0"/>
+          <w:numId w:val="22"/>
+        </w:numPr>
+      </w:pPr>
+      <w:r>
+        <w:t>card: card object that is being discarded</w:t>
+      </w:r>
+    </w:p>
+    <w:p>
+      <w:pPr>
+        <w:pStyle w:val="ListParagraph"/>
+        <w:numPr>
+          <w:ilvl w:val="0"/>
+          <w:numId w:val="22"/>
+        </w:numPr>
+      </w:pPr>
+      <w:r>
+        <w:t>cards: list of card objects that represents the hand</w:t>
+      </w:r>
+    </w:p>
+    <w:p>
+      <w:pPr>
+        <w:pStyle w:val="ListParagraph"/>
+        <w:numPr>
+          <w:ilvl w:val="0"/>
+          <w:numId w:val="22"/>
+        </w:numPr>
+      </w:pPr>
+      <w:r>
+        <w:t>has_drawn: Boolean of whether the player has drawn a card this turn.</w:t>
+      </w:r>
+    </w:p>
+    <w:p>
+      <w:pPr>
+        <w:pStyle w:val="ListParagraph"/>
+        <w:numPr>
+          <w:ilvl w:val="0"/>
+          <w:numId w:val="22"/>
+        </w:numPr>
+      </w:pPr>
+      <w:r>
+        <w:t xml:space="preserve">drawn_from_discard: card object </w:t>
+      </w:r>
+      <w:r>
+        <w:t>that was immediately drawn from the discard pile, resets to None after every turn</w:t>
+      </w:r>
+    </w:p>
+    <w:p>
+      <w:pPr>
+        <w:pStyle w:val="ListParagraph"/>
+        <w:numPr>
+          <w:ilvl w:val="0"/>
+          <w:numId w:val="22"/>
+        </w:numPr>
+      </w:pPr>
+      <w:r>
+        <w:t>ruleset: ruleset object.</w:t>
+      </w:r>
+    </w:p>
+    <w:p/>
+    <w:p>
+      <w:pPr>
+        <w:spacing w:before="0" w:after="0" w:line="276" w:lineRule="auto"/>
+      </w:pPr>
+      <w:r>
+        <w:t>FUNCTION validate_discard(card, cards, has_drawn, drawn_from_discard, ruleset):</w:t>
+      </w:r>
+    </w:p>
+    <w:p>
+      <w:pPr>
+        <w:spacing w:before="0" w:after="0" w:line="276" w:lineRule="auto"/>
+      </w:pPr>
+      <w:r>
+        <w:t xml:space="preserve">    IF card NOT IN cards THEN</w:t>
+      </w:r>
+    </w:p>
+    <w:p>
+      <w:pPr>
+        <w:spacing w:before="0" w:after="0" w:line="276" w:lineRule="auto"/>
+      </w:pPr>
+      <w:r>
+        <w:t xml:space="preserve">        RETURN FALSE, "Card Not in Hand"</w:t>
+      </w:r>
+    </w:p>
+    <w:p>
+      <w:pPr>
+        <w:spacing w:before="0" w:after="0" w:line="276" w:lineRule="auto"/>
+      </w:pPr>
+      <w:r>
+        <w:t xml:space="preserve">    </w:t>
+      </w:r>
+    </w:p>
+    <w:p>
+      <w:pPr>
+        <w:spacing w:before="0" w:after="0" w:line="276" w:lineRule="auto"/>
+      </w:pPr>
+      <w:r>
+        <w:t xml:space="preserve">    IF NOT has_drawn THEN</w:t>
+      </w:r>
+    </w:p>
+    <w:p>
+      <w:pPr>
+        <w:spacing w:before="0" w:after="0" w:line="276" w:lineRule="auto"/>
+      </w:pPr>
+      <w:r>
+        <w:t xml:space="preserve">        RETURN FALSE, "Must First Draw a Card"</w:t>
+      </w:r>
+    </w:p>
+    <w:p>
+      <w:pPr>
+        <w:spacing w:before="0" w:after="0" w:line="276" w:lineRule="auto"/>
+      </w:pPr>
+      <w:r>
+        <w:t xml:space="preserve">    </w:t>
+      </w:r>
+    </w:p>
+    <w:p>
+      <w:pPr>
+        <w:spacing w:before="0" w:after="0" w:line="276" w:lineRule="auto"/>
+      </w:pPr>
+      <w:r>
+        <w:t xml:space="preserve">    IF ruleset.prevent_discard_same_card AND drawn_from_discard == card THEN</w:t>
+      </w:r>
+    </w:p>
+    <w:p>
+      <w:pPr>
+        <w:spacing w:before="0" w:after="0" w:line="276" w:lineRule="auto"/>
+      </w:pPr>
+      <w:r>
+        <w:t xml:space="preserve">        RETURN FALSE, "Cannot Discard Card Immedietly Drawn </w:t>
+      </w:r>
+      <w:r>
+        <w:t>from</w:t>
+      </w:r>
+      <w:r>
+        <w:t xml:space="preserve"> Discard Pile"</w:t>
+      </w:r>
+    </w:p>
+    <w:p>
+      <w:pPr>
+        <w:spacing w:before="0" w:after="0" w:line="276" w:lineRule="auto"/>
+      </w:pPr>
+      <w:r>
+        <w:t xml:space="preserve">    </w:t>
+      </w:r>
+    </w:p>
+    <w:p>
+      <w:pPr>
+        <w:spacing w:before="0" w:after="0" w:line="276" w:lineRule="auto"/>
+      </w:pPr>
+      <w:r>
+        <w:t xml:space="preserve">    RETURN TRUE, NONE</w:t>
+      </w:r>
+    </w:p>
+    <w:p/>
+    <w:p>
+      <w:r>
+        <w:t>The above algorithm validates if the selected card can be discarded. First it checks if the card is in the hand, then it checks if the player has drawn a card yet. If both pass, it checks if the card was a card that was in the discard pile immediately before, and if that is allowed in the ruleset. If all validation steps pass, it return TRUE, NONE.</w:t>
+      </w:r>
+    </w:p>
+    <w:p>
+      <w:pPr>
+        <w:pStyle w:val="Heading4"/>
+      </w:pPr>
+      <w:r>
+        <w:t>Draw Validation:</w:t>
+      </w:r>
+    </w:p>
+    <w:p>
+      <w:r>
+        <w:t>Two Arguments are used</w:t>
+      </w:r>
+      <w:r>
+        <w:t xml:space="preserve"> for validation for drawing from the deck</w:t>
+      </w:r>
+      <w:r>
+        <w:t>:</w:t>
+      </w:r>
+    </w:p>
+    <w:p>
+      <w:pPr>
+        <w:pStyle w:val="ListParagraph"/>
+        <w:numPr>
+          <w:ilvl w:val="0"/>
+          <w:numId w:val="23"/>
+        </w:numPr>
+      </w:pPr>
+      <w:r>
+        <w:t>deck: deck object that is being drawn from</w:t>
+      </w:r>
+    </w:p>
+    <w:p>
+      <w:pPr>
+        <w:pStyle w:val="ListParagraph"/>
+        <w:numPr>
+          <w:ilvl w:val="0"/>
+          <w:numId w:val="23"/>
+        </w:numPr>
+      </w:pPr>
+      <w:r>
+        <w:t>has_drawn: Boolean if player has drawn this turn</w:t>
+      </w:r>
+    </w:p>
+    <w:p/>
+    <w:p>
+      <w:pPr>
+        <w:spacing w:before="0" w:after="0" w:line="276" w:lineRule="auto"/>
+      </w:pPr>
+      <w:r>
+        <w:t>FUNCTION validate_draw(deck, has_drawn)</w:t>
+      </w:r>
+    </w:p>
+    <w:p>
+      <w:pPr>
+        <w:spacing w:before="0" w:after="0" w:line="276" w:lineRule="auto"/>
+      </w:pPr>
+      <w:r>
+        <w:t xml:space="preserve">    IF deck.is_empty() THEN</w:t>
+      </w:r>
+    </w:p>
+    <w:p>
+      <w:pPr>
+        <w:spacing w:before="0" w:after="0" w:line="276" w:lineRule="auto"/>
+      </w:pPr>
+      <w:r>
+        <w:t xml:space="preserve">        RETURN FALSE, "Deck is Empty"</w:t>
+      </w:r>
+    </w:p>
+    <w:p>
+      <w:pPr>
+        <w:spacing w:before="0" w:after="0" w:line="276" w:lineRule="auto"/>
+      </w:pPr>
+      <w:r>
+        <w:t xml:space="preserve">    IF has_drawn THEN</w:t>
+      </w:r>
+    </w:p>
+    <w:p>
+      <w:pPr>
+        <w:spacing w:before="0" w:after="0" w:line="276" w:lineRule="auto"/>
+      </w:pPr>
+      <w:r>
+        <w:t xml:space="preserve">        RETURN FALSE, "Player has Drawn"</w:t>
+      </w:r>
+    </w:p>
+    <w:p>
+      <w:pPr>
+        <w:spacing w:before="0" w:after="0" w:line="276" w:lineRule="auto"/>
+      </w:pPr>
+      <w:r>
+        <w:t xml:space="preserve">    </w:t>
+      </w:r>
+    </w:p>
+    <w:p>
+      <w:pPr>
+        <w:spacing w:before="0" w:after="0" w:line="276" w:lineRule="auto"/>
+      </w:pPr>
+      <w:r>
+        <w:t xml:space="preserve">    RETURN TRUE, NONE</w:t>
+      </w:r>
+    </w:p>
+    <w:p>
+      <w:pPr>
+        <w:spacing w:line="276" w:lineRule="auto"/>
+      </w:pPr>
+      <w:r>
+        <w:t>The above function validates if the player can draw from the deck, by first checking if the deck is empty, then if the player has already drawn. If it fails, it returns FALSE, ERROR, and if it succeeds it returns TRUE, NONE</w:t>
+      </w:r>
+    </w:p>
+    <w:p>
+      <w:pPr>
+        <w:spacing w:line="276" w:lineRule="auto"/>
+      </w:pPr>
+      <w:r>
+        <w:t>5 arguments are used in the validation for drawing from the discard pile:</w:t>
+      </w:r>
+    </w:p>
+    <w:p>
+      <w:pPr>
+        <w:pStyle w:val="ListParagraph"/>
+        <w:numPr>
+          <w:ilvl w:val="0"/>
+          <w:numId w:val="24"/>
+        </w:numPr>
+        <w:spacing w:line="276" w:lineRule="auto"/>
+      </w:pPr>
+      <w:r>
+        <w:t>card: card object being drawn from the discard pile</w:t>
+      </w:r>
+    </w:p>
+    <w:p>
+      <w:pPr>
+        <w:pStyle w:val="ListParagraph"/>
+        <w:numPr>
+          <w:ilvl w:val="0"/>
+          <w:numId w:val="24"/>
+        </w:numPr>
+        <w:spacing w:line="276" w:lineRule="auto"/>
+      </w:pPr>
+      <w:r>
+        <w:t>discard_pile: list of card objects representing the discard pile</w:t>
+      </w:r>
+    </w:p>
+    <w:p>
+      <w:pPr>
+        <w:pStyle w:val="ListParagraph"/>
+        <w:numPr>
+          <w:ilvl w:val="0"/>
+          <w:numId w:val="24"/>
+        </w:numPr>
+        <w:spacing w:line="276" w:lineRule="auto"/>
+      </w:pPr>
+      <w:r>
+        <w:t>has_drawn: Boolean if the player has drawn this turn</w:t>
+      </w:r>
+    </w:p>
+    <w:p>
+      <w:pPr>
+        <w:pStyle w:val="ListParagraph"/>
+        <w:numPr>
+          <w:ilvl w:val="0"/>
+          <w:numId w:val="24"/>
+        </w:numPr>
+        <w:spacing w:line="276" w:lineRule="auto"/>
+      </w:pPr>
+      <w:r>
+        <w:t>has_melded: Boolean if the player has melded this game</w:t>
+      </w:r>
+    </w:p>
+    <w:p>
+      <w:pPr>
+        <w:pStyle w:val="ListParagraph"/>
+        <w:numPr>
+          <w:ilvl w:val="0"/>
+          <w:numId w:val="24"/>
+        </w:numPr>
+        <w:spacing w:before="0" w:after="0" w:line="276" w:lineRule="auto"/>
+      </w:pPr>
+      <w:r>
+        <w:t>ruleset: ruleset object</w:t>
+      </w:r>
+    </w:p>
+    <w:p>
+      <w:pPr>
+        <w:spacing w:before="0" w:after="0" w:line="276" w:lineRule="auto"/>
+      </w:pPr>
+    </w:p>
+    <w:p>
+      <w:pPr>
+        <w:spacing w:before="0" w:after="0" w:line="276" w:lineRule="auto"/>
+      </w:pPr>
+    </w:p>
+    <w:p>
+      <w:pPr>
+        <w:spacing w:before="0" w:after="0" w:line="276" w:lineRule="auto"/>
+        <w:ind w:left="360"/>
+      </w:pPr>
+      <w:r>
+        <w:t>FUNCTION validate_draw_discard(card, discard_pile, has_drawn, has_melded, ruleset)</w:t>
+      </w:r>
+    </w:p>
+    <w:p>
+      <w:pPr>
+        <w:spacing w:before="0" w:after="0" w:line="276" w:lineRule="auto"/>
+        <w:ind w:left="360"/>
+      </w:pPr>
+      <w:r>
+        <w:t xml:space="preserve">    IF discard_pile.empty THEN</w:t>
+      </w:r>
+    </w:p>
+    <w:p>
+      <w:pPr>
+        <w:spacing w:before="0" w:after="0" w:line="276" w:lineRule="auto"/>
+        <w:ind w:left="360"/>
+      </w:pPr>
+      <w:r>
+        <w:t xml:space="preserve">        RETURN FALSE, "Discard Pile is Empty"</w:t>
+      </w:r>
+    </w:p>
+    <w:p>
+      <w:pPr>
+        <w:spacing w:before="0" w:after="0" w:line="276" w:lineRule="auto"/>
+        <w:ind w:left="360"/>
+      </w:pPr>
+      <w:r>
+        <w:t xml:space="preserve">    IF has_drawn THEN</w:t>
+      </w:r>
+    </w:p>
+    <w:p>
+      <w:pPr>
+        <w:spacing w:before="0" w:after="0" w:line="276" w:lineRule="auto"/>
+        <w:ind w:left="360"/>
+      </w:pPr>
+      <w:r>
+        <w:t xml:space="preserve">        RETURN FALSE, "Player Has Drawn Card"</w:t>
+      </w:r>
+    </w:p>
+    <w:p>
+      <w:pPr>
+        <w:spacing w:before="0" w:after="0" w:line="276" w:lineRule="auto"/>
+        <w:ind w:left="360"/>
+      </w:pPr>
+      <w:r>
+        <w:t xml:space="preserve">    IF card NOT IN discard_pile THEN</w:t>
+      </w:r>
+    </w:p>
+    <w:p>
+      <w:pPr>
+        <w:spacing w:before="0" w:after="0" w:line="276" w:lineRule="auto"/>
+        <w:ind w:left="360"/>
+      </w:pPr>
+      <w:r>
+        <w:t xml:space="preserve">        RETURN FALSE, "Card isn't in Discard Pile"</w:t>
+      </w:r>
+    </w:p>
+    <w:p>
+      <w:pPr>
+        <w:spacing w:before="0" w:after="0" w:line="276" w:lineRule="auto"/>
+        <w:ind w:left="360"/>
+      </w:pPr>
+      <w:r>
+        <w:t xml:space="preserve">    </w:t>
+      </w:r>
+    </w:p>
+    <w:p>
+      <w:pPr>
+        <w:spacing w:before="0" w:after="0" w:line="276" w:lineRule="auto"/>
+        <w:ind w:left="360"/>
+      </w:pPr>
+      <w:r>
+        <w:t xml:space="preserve">    IF ruleset.require_melding_to_draw_from_disc AND NOT has_melded THEN</w:t>
+      </w:r>
+    </w:p>
+    <w:p>
+      <w:pPr>
+        <w:spacing w:before="0" w:after="0" w:line="276" w:lineRule="auto"/>
+        <w:ind w:left="360"/>
+      </w:pPr>
+      <w:r>
+        <w:t xml:space="preserve">        RETURN FALSE, "Melding Required to Draw from Discard Pile"</w:t>
+      </w:r>
+    </w:p>
+    <w:p>
+      <w:pPr>
+        <w:spacing w:before="0" w:after="0" w:line="276" w:lineRule="auto"/>
+        <w:ind w:left="360"/>
+      </w:pPr>
+      <w:r>
+        <w:t xml:space="preserve">    </w:t>
+      </w:r>
+    </w:p>
+    <w:p>
+      <w:pPr>
+        <w:spacing w:before="0" w:after="0" w:line="276" w:lineRule="auto"/>
+        <w:ind w:left="360"/>
+      </w:pPr>
+      <w:r>
+        <w:t xml:space="preserve">    RETURN TRUE, NONE</w:t>
       </w:r>
     </w:p>
     <w:p>
       <w:pPr>
         <w:spacing w:before="0" w:after="0"/>
-      </w:pPr>
-      <w:r>
-        <w:t xml:space="preserve">        ELSE</w:t>
+        <w:ind w:left="360"/>
+      </w:pPr>
+    </w:p>
+    <w:p>
+      <w:pPr>
+        <w:ind w:left="360"/>
+      </w:pPr>
+      <w:r>
+        <w:t>The above algorithm validates if the player can draw from the discard pile, validating if the discard pile isn’t empty, if the card they are drawing is in the discard pile, if they have already drawn this turn, and if the ruleset says that the player must have melded previously to draw from the discard pile. If validation fails, it returns FALSE, ERROR. If validation succeeds it returns TRUE, NONE.</w:t>
+      </w:r>
+    </w:p>
+    <w:p>
+      <w:pPr>
+        <w:pStyle w:val="Heading3"/>
+      </w:pPr>
+      <w:r>
+        <w:t>Deck Algorithms:</w:t>
+      </w:r>
+    </w:p>
+    <w:p>
+      <w:r>
+        <w:t>There are two algorithms used in the Deck: Deck creation and shuffling.</w:t>
+      </w:r>
+    </w:p>
+    <w:p>
+      <w:pPr>
+        <w:pStyle w:val="Heading4"/>
+      </w:pPr>
+      <w:r>
+        <w:t>Deck Creation:</w:t>
+      </w:r>
+    </w:p>
+    <w:p>
+      <w:r>
+        <w:t>This creates a deck of cards based on the ruleset provided.</w:t>
+      </w:r>
+    </w:p>
+    <w:p>
+      <w:pPr>
+        <w:spacing w:before="0" w:after="0" w:line="276" w:lineRule="auto"/>
+      </w:pPr>
+      <w:r>
+        <w:t>FUNCTION create_deck(ruleset)</w:t>
+      </w:r>
+    </w:p>
+    <w:p>
+      <w:pPr>
+        <w:spacing w:before="0" w:after="0" w:line="276" w:lineRule="auto"/>
+      </w:pPr>
+      <w:r>
+        <w:t xml:space="preserve">    </w:t>
+      </w:r>
+    </w:p>
+    <w:p>
+      <w:pPr>
+        <w:spacing w:before="0" w:after="0" w:line="276" w:lineRule="auto"/>
+      </w:pPr>
+      <w:r>
+        <w:t xml:space="preserve">    cards &lt;-- empty list</w:t>
+      </w:r>
+    </w:p>
+    <w:p>
+      <w:pPr>
+        <w:spacing w:before="0" w:after="0" w:line="276" w:lineRule="auto"/>
+      </w:pPr>
+      <w:r>
+        <w:t xml:space="preserve">    </w:t>
+      </w:r>
+    </w:p>
+    <w:p>
+      <w:pPr>
+        <w:spacing w:before="0" w:after="0" w:line="276" w:lineRule="auto"/>
+      </w:pPr>
+      <w:r>
+        <w:t xml:space="preserve">    FOR deck &lt;-- 1 IN RANGE(ruleset.num_decks)</w:t>
+      </w:r>
+    </w:p>
+    <w:p>
+      <w:pPr>
+        <w:spacing w:before="0" w:after="0" w:line="276" w:lineRule="auto"/>
+      </w:pPr>
+      <w:r>
+        <w:t xml:space="preserve">        FOR rank IN rank_index</w:t>
+      </w:r>
+    </w:p>
+    <w:p>
+      <w:pPr>
+        <w:spacing w:before="0" w:after="0" w:line="276" w:lineRule="auto"/>
+      </w:pPr>
+      <w:r>
+        <w:t xml:space="preserve">            IF rank NOT IN ruleset.wilds THEN</w:t>
+      </w:r>
+    </w:p>
+    <w:p>
+      <w:pPr>
+        <w:spacing w:before="0" w:after="0" w:line="276" w:lineRule="auto"/>
+      </w:pPr>
+      <w:r>
+        <w:t xml:space="preserve">                FOR suit IN Suit</w:t>
+      </w:r>
+    </w:p>
+    <w:p>
+      <w:pPr>
+        <w:spacing w:before="0" w:after="0" w:line="276" w:lineRule="auto"/>
+      </w:pPr>
+      <w:r>
+        <w:t xml:space="preserve">                    card &lt;-- create_card(rank, suit, ruleset)</w:t>
+      </w:r>
+    </w:p>
+    <w:p>
+      <w:pPr>
+        <w:spacing w:before="0" w:after="0" w:line="276" w:lineRule="auto"/>
+      </w:pPr>
+      <w:r>
+        <w:t xml:space="preserve">                    ADD card TO cards</w:t>
+      </w:r>
+    </w:p>
+    <w:p>
+      <w:pPr>
+        <w:spacing w:before="0" w:after="0" w:line="276" w:lineRule="auto"/>
+      </w:pPr>
+      <w:r>
+        <w:t xml:space="preserve">    </w:t>
+      </w:r>
+    </w:p>
+    <w:p>
+      <w:pPr>
+        <w:spacing w:before="0" w:after="0" w:line="276" w:lineRule="auto"/>
+      </w:pPr>
+      <w:r>
+        <w:t xml:space="preserve">    FOR wild, num_wild IN ruleset.wilds</w:t>
+      </w:r>
+    </w:p>
+    <w:p>
+      <w:pPr>
+        <w:spacing w:before="0" w:after="0" w:line="276" w:lineRule="auto"/>
+      </w:pPr>
+      <w:r>
+        <w:t xml:space="preserve">        FOR i &lt;-- 1 IN RANGE(num_wild)</w:t>
+      </w:r>
+    </w:p>
+    <w:p>
+      <w:pPr>
+        <w:spacing w:before="0" w:after="0" w:line="276" w:lineRule="auto"/>
+      </w:pPr>
+      <w:r>
+        <w:t xml:space="preserve">            card &lt;-- create_card(wild, NONE, ruleset)</w:t>
+      </w:r>
+    </w:p>
+    <w:p>
+      <w:pPr>
+        <w:spacing w:before="0" w:after="0" w:line="276" w:lineRule="auto"/>
+      </w:pPr>
+      <w:r>
+        <w:t xml:space="preserve">            ADD card TO cards</w:t>
+      </w:r>
+    </w:p>
+    <w:p>
+      <w:pPr>
+        <w:spacing w:before="0" w:after="0" w:line="276" w:lineRule="auto"/>
+      </w:pPr>
+    </w:p>
+    <w:p>
+      <w:pPr>
+        <w:spacing w:before="0" w:after="0" w:line="276" w:lineRule="auto"/>
+      </w:pPr>
+      <w:r>
+        <w:t xml:space="preserve">    RETURN cards</w:t>
+      </w:r>
+    </w:p>
+    <w:p>
+      <w:r>
+        <w:t>The first for loop creates all non-wild cards, by using nested for loops. The second for loop creates all wild cards, using the tuple given in the ruleset.wilds, before adding them to the deck. The deck is then returned.</w:t>
+      </w:r>
+    </w:p>
+    <w:p>
+      <w:pPr>
+        <w:pStyle w:val="Heading4"/>
+      </w:pPr>
+      <w:r>
+        <w:t>Deck Shuffling:</w:t>
+      </w:r>
+    </w:p>
+    <w:p/>
+    <w:p>
+      <w:pPr>
+        <w:spacing w:before="0" w:after="0" w:line="276" w:lineRule="auto"/>
+      </w:pPr>
+      <w:r>
+        <w:t>FUNCTION shuffle(cards)</w:t>
+      </w:r>
+    </w:p>
+    <w:p>
+      <w:pPr>
+        <w:spacing w:before="0" w:after="0" w:line="276" w:lineRule="auto"/>
+      </w:pPr>
+    </w:p>
+    <w:p>
+      <w:pPr>
+        <w:spacing w:before="0" w:after="0" w:line="276" w:lineRule="auto"/>
+      </w:pPr>
+      <w:r>
+        <w:t xml:space="preserve">    FOR i FROM last index OF cards DOWN TO 1</w:t>
+      </w:r>
+    </w:p>
+    <w:p>
+      <w:pPr>
+        <w:spacing w:before="0" w:after="0" w:line="276" w:lineRule="auto"/>
+      </w:pPr>
+      <w:r>
+        <w:t xml:space="preserve">        roll = random integer between 0 and i (inclusive)</w:t>
+      </w:r>
+    </w:p>
+    <w:p>
+      <w:pPr>
+        <w:spacing w:before="0" w:after="0" w:line="276" w:lineRule="auto"/>
+      </w:pPr>
+      <w:r>
+        <w:t xml:space="preserve">        SWAP cards[i] WITH cards[roll]</w:t>
+      </w:r>
+    </w:p>
+    <w:p>
+      <w:pPr>
+        <w:spacing w:before="0" w:after="0" w:line="276" w:lineRule="auto"/>
+      </w:pPr>
+    </w:p>
+    <w:p>
+      <w:pPr>
+        <w:spacing w:line="276" w:lineRule="auto"/>
+      </w:pPr>
+      <w:r>
+        <w:t>This is a fischer-yates algorithm is used to swap two cards from the deck, ensuring a perfect shuffle in O(n) time complexity. This is used rather than picking a random card from the deck when drawing, to reduce it to an algorithm only used once when a deck is created.</w:t>
+      </w:r>
+    </w:p>
+    <w:p>
+      <w:pPr>
+        <w:pStyle w:val="Heading3"/>
+      </w:pPr>
+      <w:r>
+        <w:t>Wild Assignments:</w:t>
+      </w:r>
+    </w:p>
+    <w:p>
+      <w:r>
+        <w:t>The two below algorithms are how wild cards are assigned the attributes of the card they are taking the place of.</w:t>
+      </w:r>
+      <w:r>
+        <w:t xml:space="preserve"> Both use the split_meld function, so that will be explored first.</w:t>
+      </w:r>
+    </w:p>
+    <w:p>
+      <w:pPr>
+        <w:pStyle w:val="Heading4"/>
+      </w:pPr>
+      <w:r>
+        <w:t>Wild Assignment set:</w:t>
       </w:r>
     </w:p>
     <w:p>
@@ -4509,16 +7358,26 @@
         <w:spacing w:before="0" w:after="0"/>
       </w:pPr>
       <w:r>
-        <w:t xml:space="preserve">            </w:t>
-      </w:r>
-      <w:r>
-        <w:t>ADD item TO items_lesser</w:t>
+        <w:t>FUNCTION wild_assignment_set(cards, ruleset)</w:t>
       </w:r>
     </w:p>
     <w:p>
       <w:pPr>
         <w:spacing w:before="0" w:after="0"/>
       </w:pPr>
+    </w:p>
+    <w:p>
+      <w:pPr>
+        <w:spacing w:before="0" w:after="0"/>
+      </w:pPr>
+      <w:r>
+        <w:t xml:space="preserve">    wilds, non_wilds &lt;-- split_wilds(cards, ruleset)</w:t>
+      </w:r>
+    </w:p>
+    <w:p>
+      <w:pPr>
+        <w:spacing w:before="0" w:after="0"/>
+      </w:pPr>
       <w:r>
         <w:t xml:space="preserve">    </w:t>
       </w:r>
@@ -4528,63 +7387,687 @@
         <w:spacing w:before="0" w:after="0"/>
       </w:pPr>
       <w:r>
-        <w:t xml:space="preserve">    RETURN quicksort(items_lesser) + pivot + quicksort(items_greater)</w:t>
+        <w:t xml:space="preserve">    non_wild_suits &lt;-- empty list</w:t>
       </w:r>
     </w:p>
     <w:p>
       <w:pPr>
         <w:spacing w:before="0" w:after="0"/>
       </w:pPr>
+      <w:r>
+        <w:t xml:space="preserve">    </w:t>
+      </w:r>
     </w:p>
     <w:p>
       <w:pPr>
         <w:spacing w:before="0" w:after="0"/>
       </w:pPr>
       <w:r>
-        <w:t>Quicksort is used for both run validation and for sorting player hands. In run validation it is used to ensure that the list is al sequential with no breaks.</w:t>
+        <w:t xml:space="preserve">    FOR card IN non_wilds</w:t>
       </w:r>
     </w:p>
     <w:p>
       <w:pPr>
         <w:spacing w:before="0" w:after="0"/>
       </w:pPr>
+      <w:r>
+        <w:t xml:space="preserve">        ADD card.suit TO non_wild_suits</w:t>
+      </w:r>
+    </w:p>
+    <w:p>
+      <w:pPr>
+        <w:spacing w:before="0" w:after="0"/>
+      </w:pPr>
+      <w:r>
+        <w:t xml:space="preserve">    </w:t>
+      </w:r>
+    </w:p>
+    <w:p>
+      <w:pPr>
+        <w:spacing w:before="0" w:after="0"/>
+      </w:pPr>
+      <w:r>
+        <w:t xml:space="preserve">    missing_suits &lt;-- empty list</w:t>
+      </w:r>
+    </w:p>
+    <w:p>
+      <w:pPr>
+        <w:spacing w:before="0" w:after="0"/>
+      </w:pPr>
+      <w:r>
+        <w:t xml:space="preserve">    </w:t>
+      </w:r>
+    </w:p>
+    <w:p>
+      <w:pPr>
+        <w:spacing w:before="0" w:after="0"/>
+      </w:pPr>
+      <w:r>
+        <w:t xml:space="preserve">    FOR suit IN Suit</w:t>
+      </w:r>
+    </w:p>
+    <w:p>
+      <w:pPr>
+        <w:spacing w:before="0" w:after="0"/>
+      </w:pPr>
+      <w:r>
+        <w:t xml:space="preserve">        IF suit NOT IN non_wild_suits THEN</w:t>
+      </w:r>
+    </w:p>
+    <w:p>
+      <w:pPr>
+        <w:spacing w:before="0" w:after="0"/>
+      </w:pPr>
+      <w:r>
+        <w:t xml:space="preserve">            ADD suit TO missing_suits</w:t>
+      </w:r>
+    </w:p>
+    <w:p>
+      <w:pPr>
+        <w:spacing w:before="0" w:after="0"/>
+      </w:pPr>
+      <w:r>
+        <w:t xml:space="preserve">    </w:t>
+      </w:r>
+    </w:p>
+    <w:p>
+      <w:pPr>
+        <w:spacing w:before="0" w:after="0"/>
+      </w:pPr>
+      <w:r>
+        <w:t xml:space="preserve">    FOR i &lt;-- 0 TO LENGTH(wilds) - 1</w:t>
+      </w:r>
+    </w:p>
+    <w:p>
+      <w:pPr>
+        <w:spacing w:before="0" w:after="0"/>
+      </w:pPr>
+      <w:r>
+        <w:t xml:space="preserve">        wild_assignments[wild] &lt;-- {</w:t>
+      </w:r>
+    </w:p>
+    <w:p>
+      <w:pPr>
+        <w:spacing w:before="0" w:after="0"/>
+      </w:pPr>
+      <w:r>
+        <w:t xml:space="preserve">            'SCORE' : non_wilds[0].return_value(),</w:t>
+      </w:r>
+    </w:p>
+    <w:p>
+      <w:pPr>
+        <w:spacing w:before="0" w:after="0"/>
+      </w:pPr>
+      <w:r>
+        <w:t xml:space="preserve">            'RANK_INDEX' : non_wilds[0].return_rank_index(),</w:t>
+      </w:r>
+    </w:p>
+    <w:p>
+      <w:pPr>
+        <w:spacing w:before="0" w:after="0"/>
+      </w:pPr>
+      <w:r>
+        <w:t xml:space="preserve">            'RANK' : non_wilds[0].rank,</w:t>
+      </w:r>
+    </w:p>
+    <w:p>
+      <w:pPr>
+        <w:spacing w:before="0" w:after="0"/>
+      </w:pPr>
+      <w:r>
+        <w:t xml:space="preserve">            'SUIT' : missing_suits[i]</w:t>
+      </w:r>
+    </w:p>
+    <w:p>
+      <w:pPr>
+        <w:spacing w:before="0" w:after="0"/>
+      </w:pPr>
+      <w:r>
+        <w:t xml:space="preserve">            }</w:t>
+      </w:r>
+    </w:p>
+    <w:p/>
+    <w:p>
+      <w:r>
+        <w:t>This finds the missing suit(s) in the set, and then add to the wild_assignments dictionary another dictionary outlining the attributes of the wild card, with everything being the same as the non-wild cards, except for the suit, which takes one of the missing suits.</w:t>
+      </w:r>
+    </w:p>
+    <w:p>
+      <w:pPr>
+        <w:pStyle w:val="Heading4"/>
+      </w:pPr>
+      <w:r>
+        <w:t>Wild Assignment Run</w:t>
+      </w:r>
+      <w:r>
+        <w:t>:</w:t>
+      </w:r>
+    </w:p>
+    <w:p>
+      <w:pPr>
+        <w:spacing w:before="0" w:after="0" w:line="276" w:lineRule="auto"/>
+      </w:pPr>
+      <w:r>
+        <w:t>FUNCTION wild_assignment_run(cards, ruleset)</w:t>
+      </w:r>
+    </w:p>
+    <w:p>
+      <w:pPr>
+        <w:spacing w:before="0" w:after="0" w:line="276" w:lineRule="auto"/>
+      </w:pPr>
+    </w:p>
+    <w:p>
+      <w:pPr>
+        <w:spacing w:before="0" w:after="0" w:line="276" w:lineRule="auto"/>
+      </w:pPr>
+      <w:r>
+        <w:t xml:space="preserve">    wilds, non_wilds &lt;-- split_wilds(cards, ruleset)</w:t>
+      </w:r>
+    </w:p>
+    <w:p>
+      <w:pPr>
+        <w:spacing w:before="0" w:after="0" w:line="276" w:lineRule="auto"/>
+      </w:pPr>
+      <w:r>
+        <w:t xml:space="preserve">    </w:t>
+      </w:r>
+    </w:p>
+    <w:p>
+      <w:pPr>
+        <w:spacing w:before="0" w:after="0" w:line="276" w:lineRule="auto"/>
+      </w:pPr>
+      <w:r>
+        <w:t xml:space="preserve">    indices &lt;-- empty list</w:t>
+      </w:r>
+    </w:p>
+    <w:p>
+      <w:pPr>
+        <w:spacing w:before="0" w:after="0" w:line="276" w:lineRule="auto"/>
+      </w:pPr>
+      <w:r>
+        <w:t xml:space="preserve">    </w:t>
+      </w:r>
+    </w:p>
+    <w:p>
+      <w:pPr>
+        <w:spacing w:before="0" w:after="0" w:line="276" w:lineRule="auto"/>
+      </w:pPr>
+      <w:r>
+        <w:t xml:space="preserve">    FOR card IN non_wilds</w:t>
+      </w:r>
+    </w:p>
+    <w:p>
+      <w:pPr>
+        <w:spacing w:before="0" w:after="0" w:line="276" w:lineRule="auto"/>
+      </w:pPr>
+      <w:r>
+        <w:t xml:space="preserve">        ADD card.return_rank_index() TO indices</w:t>
+      </w:r>
+    </w:p>
+    <w:p>
+      <w:pPr>
+        <w:spacing w:before="0" w:after="0" w:line="276" w:lineRule="auto"/>
+      </w:pPr>
+      <w:r>
+        <w:t xml:space="preserve">        </w:t>
+      </w:r>
+    </w:p>
+    <w:p>
+      <w:pPr>
+        <w:spacing w:before="0" w:after="0" w:line="276" w:lineRule="auto"/>
+      </w:pPr>
+      <w:r>
+        <w:t xml:space="preserve">    indices &lt;-- quicksort(indices)</w:t>
+      </w:r>
+    </w:p>
+    <w:p>
+      <w:pPr>
+        <w:spacing w:before="0" w:after="0" w:line="276" w:lineRule="auto"/>
+      </w:pPr>
+      <w:r>
+        <w:t xml:space="preserve">    </w:t>
+      </w:r>
+    </w:p>
+    <w:p>
+      <w:pPr>
+        <w:spacing w:before="0" w:after="0" w:line="276" w:lineRule="auto"/>
+      </w:pPr>
+      <w:r>
+        <w:t xml:space="preserve">    range_indeces &lt;-- FIRST(indices) TO LAST(indices)</w:t>
+      </w:r>
+    </w:p>
+    <w:p>
+      <w:pPr>
+        <w:spacing w:before="0" w:after="0" w:line="276" w:lineRule="auto"/>
+      </w:pPr>
+      <w:r>
+        <w:t xml:space="preserve">    </w:t>
+      </w:r>
+    </w:p>
+    <w:p>
+      <w:pPr>
+        <w:spacing w:before="0" w:after="0" w:line="276" w:lineRule="auto"/>
+      </w:pPr>
+      <w:r>
+        <w:t xml:space="preserve">    missing_indices &lt;-- empty list</w:t>
+      </w:r>
+    </w:p>
+    <w:p>
+      <w:pPr>
+        <w:spacing w:before="0" w:after="0" w:line="276" w:lineRule="auto"/>
+      </w:pPr>
+      <w:r>
+        <w:t xml:space="preserve">    </w:t>
+      </w:r>
+    </w:p>
+    <w:p>
+      <w:pPr>
+        <w:spacing w:before="0" w:after="0" w:line="276" w:lineRule="auto"/>
+      </w:pPr>
+      <w:r>
+        <w:t xml:space="preserve">    FOR index IN range_indices</w:t>
+      </w:r>
+    </w:p>
+    <w:p>
+      <w:pPr>
+        <w:spacing w:before="0" w:after="0" w:line="276" w:lineRule="auto"/>
+      </w:pPr>
+      <w:r>
+        <w:t xml:space="preserve">        IF index NOT IN indices THEN</w:t>
+      </w:r>
+    </w:p>
+    <w:p>
+      <w:pPr>
+        <w:spacing w:before="0" w:after="0" w:line="276" w:lineRule="auto"/>
+      </w:pPr>
+      <w:r>
+        <w:t xml:space="preserve">            ADD index TO missing_indices</w:t>
+      </w:r>
+    </w:p>
+    <w:p>
+      <w:pPr>
+        <w:spacing w:before="0" w:after="0" w:line="276" w:lineRule="auto"/>
+      </w:pPr>
+      <w:r>
+        <w:t xml:space="preserve">    </w:t>
+      </w:r>
+    </w:p>
+    <w:p>
+      <w:pPr>
+        <w:spacing w:before="0" w:after="0" w:line="276" w:lineRule="auto"/>
+      </w:pPr>
+      <w:r>
+        <w:t xml:space="preserve">    assigned_wilds &lt;-- empty list</w:t>
+      </w:r>
+    </w:p>
+    <w:p>
+      <w:pPr>
+        <w:spacing w:before="0" w:after="0" w:line="276" w:lineRule="auto"/>
+      </w:pPr>
+      <w:r>
+        <w:t xml:space="preserve">    </w:t>
+      </w:r>
+    </w:p>
+    <w:p>
+      <w:pPr>
+        <w:spacing w:before="0" w:after="0" w:line="276" w:lineRule="auto"/>
+      </w:pPr>
+      <w:r>
+        <w:t xml:space="preserve">    FOR wild, missing_index IN ZIP(wilds, missing_indices)</w:t>
+      </w:r>
+    </w:p>
+    <w:p>
+      <w:pPr>
+        <w:spacing w:before="0" w:after="0" w:line="276" w:lineRule="auto"/>
+      </w:pPr>
+      <w:r>
+        <w:t xml:space="preserve">        wild_assignments[wild] &lt;-- {</w:t>
+      </w:r>
+    </w:p>
+    <w:p>
+      <w:pPr>
+        <w:spacing w:before="0" w:after="0" w:line="276" w:lineRule="auto"/>
+      </w:pPr>
+      <w:r>
+        <w:t xml:space="preserve">            SCORE : score of missing_index rank,</w:t>
+      </w:r>
+    </w:p>
+    <w:p>
+      <w:pPr>
+        <w:spacing w:before="0" w:after="0" w:line="276" w:lineRule="auto"/>
+      </w:pPr>
+      <w:r>
+        <w:t xml:space="preserve">            RANK_INDEX : missing_index,</w:t>
+      </w:r>
+    </w:p>
+    <w:p>
+      <w:pPr>
+        <w:spacing w:before="0" w:after="0" w:line="276" w:lineRule="auto"/>
+      </w:pPr>
+      <w:r>
+        <w:t xml:space="preserve">            RANK : rank of missing_index,</w:t>
+      </w:r>
+    </w:p>
+    <w:p>
+      <w:pPr>
+        <w:spacing w:before="0" w:after="0" w:line="276" w:lineRule="auto"/>
+      </w:pPr>
+      <w:r>
+        <w:t xml:space="preserve">            SUIT : suit used in the run}</w:t>
+      </w:r>
+    </w:p>
+    <w:p>
+      <w:pPr>
+        <w:spacing w:before="0" w:after="0" w:line="276" w:lineRule="auto"/>
+      </w:pPr>
+      <w:r>
+        <w:t xml:space="preserve">        ADD wild TO assigned_wilds</w:t>
+      </w:r>
+    </w:p>
+    <w:p>
+      <w:pPr>
+        <w:spacing w:before="0" w:after="0" w:line="276" w:lineRule="auto"/>
+      </w:pPr>
+      <w:r>
+        <w:t xml:space="preserve">    </w:t>
+      </w:r>
+    </w:p>
+    <w:p>
+      <w:pPr>
+        <w:spacing w:before="0" w:after="0" w:line="276" w:lineRule="auto"/>
+      </w:pPr>
+      <w:r>
+        <w:t xml:space="preserve">    FOR wild IN assigned_wilds</w:t>
+      </w:r>
+    </w:p>
+    <w:p>
+      <w:pPr>
+        <w:spacing w:before="0" w:after="0" w:line="276" w:lineRule="auto"/>
+      </w:pPr>
+      <w:r>
+        <w:t xml:space="preserve">        REMOVE wild FROM wilds</w:t>
+      </w:r>
+    </w:p>
+    <w:p>
+      <w:pPr>
+        <w:spacing w:before="0" w:after="0" w:line="276" w:lineRule="auto"/>
+      </w:pPr>
+      <w:r>
+        <w:t xml:space="preserve">    </w:t>
+      </w:r>
+    </w:p>
+    <w:p>
+      <w:pPr>
+        <w:spacing w:before="0" w:after="0" w:line="276" w:lineRule="auto"/>
+      </w:pPr>
+      <w:r>
+        <w:t xml:space="preserve">    IF LENGTH(wilds) &gt; 0 THEN</w:t>
+      </w:r>
+    </w:p>
+    <w:p>
+      <w:pPr>
+        <w:spacing w:before="0" w:after="0" w:line="276" w:lineRule="auto"/>
+      </w:pPr>
+      <w:r>
+        <w:t xml:space="preserve">        FOR i &lt;-- 0 TO LENGTH(wilds) - 1</w:t>
+      </w:r>
+    </w:p>
+    <w:p>
+      <w:pPr>
+        <w:spacing w:before="0" w:after="0" w:line="276" w:lineRule="auto"/>
+      </w:pPr>
+      <w:r>
+        <w:t xml:space="preserve">            offset &lt;-- MIN(indices) - (LENTH(wilds) - i)</w:t>
+      </w:r>
+    </w:p>
+    <w:p>
+      <w:pPr>
+        <w:spacing w:before="0" w:after="0" w:line="276" w:lineRule="auto"/>
+      </w:pPr>
+      <w:r>
+        <w:t xml:space="preserve">            wild_assignments[wilds[i] &lt;-- {</w:t>
+      </w:r>
+    </w:p>
+    <w:p>
+      <w:pPr>
+        <w:spacing w:before="0" w:after="0" w:line="276" w:lineRule="auto"/>
+      </w:pPr>
+      <w:r>
+        <w:t xml:space="preserve">                SCORE : Score of Rank at the offset,</w:t>
+      </w:r>
+    </w:p>
+    <w:p>
+      <w:pPr>
+        <w:spacing w:before="0" w:after="0" w:line="276" w:lineRule="auto"/>
+      </w:pPr>
+      <w:r>
+        <w:t xml:space="preserve">                RANK_INDEX : offset,</w:t>
+      </w:r>
+    </w:p>
+    <w:p>
+      <w:pPr>
+        <w:spacing w:before="0" w:after="0" w:line="276" w:lineRule="auto"/>
+      </w:pPr>
+      <w:r>
+        <w:t xml:space="preserve">                RANK : Rank of offset index,</w:t>
+      </w:r>
+    </w:p>
+    <w:p>
+      <w:pPr>
+        <w:spacing w:before="0" w:after="0" w:line="276" w:lineRule="auto"/>
+      </w:pPr>
+      <w:r>
+        <w:t xml:space="preserve">                SUIT : suit used in the run}</w:t>
+      </w:r>
+    </w:p>
+    <w:p>
+      <w:pPr>
+        <w:spacing w:before="0" w:after="0" w:line="276" w:lineRule="auto"/>
+      </w:pPr>
+    </w:p>
+    <w:p>
+      <w:pPr>
+        <w:spacing w:before="0" w:after="0" w:line="276" w:lineRule="auto"/>
+      </w:pPr>
+      <w:r>
+        <w:t xml:space="preserve">This finds any missing indices in a run, adding to the wild_assignments dictionary another dictionary outlining the attributes of the wild card, with only the suit being the same as the </w:t>
+      </w:r>
+      <w:r>
+        <w:t>non-wild</w:t>
+      </w:r>
+      <w:r>
+        <w:t xml:space="preserve"> cards. The first part finds any missing index between 2 </w:t>
+      </w:r>
+      <w:r>
+        <w:t>indices and</w:t>
+      </w:r>
+      <w:r>
+        <w:t xml:space="preserve"> placing the wild card there. The second part assigns any wild cards used to the lowest part of the run.</w:t>
+      </w:r>
+    </w:p>
+    <w:p>
+      <w:pPr>
+        <w:spacing w:before="0" w:after="0" w:line="276" w:lineRule="auto"/>
+      </w:pPr>
     </w:p>
     <w:p>
       <w:pPr>
         <w:pStyle w:val="Heading3"/>
       </w:pPr>
       <w:r>
-        <w:lastRenderedPageBreak/>
-        <w:t>Validation Algorithms:</w:t>
-      </w:r>
-    </w:p>
-    <w:p>
-      <w:r>
-        <w:t>The two algorithms below are the algorithms used for validating melds in the game</w:t>
-      </w:r>
-    </w:p>
-    <w:p>
-      <w:pPr>
-        <w:pStyle w:val="Heading4"/>
-      </w:pPr>
-      <w:r>
-        <w:t>Set Validation:</w:t>
-      </w:r>
-    </w:p>
-    <w:p>
-      <w:pPr>
-        <w:spacing w:before="0" w:after="0" w:line="276" w:lineRule="auto"/>
-      </w:pPr>
-      <w:r>
-        <w:t>F</w:t>
-      </w:r>
-      <w:r>
-        <w:t>UNCTION validate_set(cards, ruleset)</w:t>
-      </w:r>
-    </w:p>
-    <w:p>
-      <w:pPr>
-        <w:spacing w:before="0" w:after="0" w:line="276" w:lineRule="auto"/>
+        <w:t>Ruleset Validation:</w:t>
+      </w:r>
+    </w:p>
+    <w:p>
+      <w:r>
+        <w:t>Seven arguments are used for the ruleset validation:</w:t>
+      </w:r>
+    </w:p>
+    <w:p>
+      <w:pPr>
+        <w:pStyle w:val="ListParagraph"/>
+        <w:numPr>
+          <w:ilvl w:val="0"/>
+          <w:numId w:val="25"/>
+        </w:numPr>
+      </w:pPr>
+      <w:r>
+        <w:t>config: A dictionary with key value pairs</w:t>
+      </w:r>
+    </w:p>
+    <w:p>
+      <w:pPr>
+        <w:pStyle w:val="ListParagraph"/>
+        <w:numPr>
+          <w:ilvl w:val="0"/>
+          <w:numId w:val="25"/>
+        </w:numPr>
+      </w:pPr>
+      <w:r>
+        <w:t>key: the specific key being validated</w:t>
+      </w:r>
+    </w:p>
+    <w:p>
+      <w:pPr>
+        <w:pStyle w:val="ListParagraph"/>
+        <w:numPr>
+          <w:ilvl w:val="0"/>
+          <w:numId w:val="25"/>
+        </w:numPr>
+      </w:pPr>
+      <w:r>
+        <w:t>default: the default of this rule</w:t>
+      </w:r>
+    </w:p>
+    <w:p>
+      <w:pPr>
+        <w:pStyle w:val="ListParagraph"/>
+        <w:numPr>
+          <w:ilvl w:val="0"/>
+          <w:numId w:val="25"/>
+        </w:numPr>
+      </w:pPr>
+      <w:r>
+        <w:t>expected_value: The expected value type</w:t>
+      </w:r>
+    </w:p>
+    <w:p>
+      <w:pPr>
+        <w:pStyle w:val="ListParagraph"/>
+        <w:numPr>
+          <w:ilvl w:val="0"/>
+          <w:numId w:val="25"/>
+        </w:numPr>
+      </w:pPr>
+      <w:r>
+        <w:t>allowed_values: A list of all allowed values, if one exists</w:t>
+      </w:r>
+    </w:p>
+    <w:p>
+      <w:pPr>
+        <w:pStyle w:val="ListParagraph"/>
+        <w:numPr>
+          <w:ilvl w:val="0"/>
+          <w:numId w:val="25"/>
+        </w:numPr>
+      </w:pPr>
+      <w:r>
+        <w:t>min_value: Minimum value, if one exists</w:t>
+      </w:r>
+    </w:p>
+    <w:p>
+      <w:pPr>
+        <w:pStyle w:val="ListParagraph"/>
+        <w:numPr>
+          <w:ilvl w:val="0"/>
+          <w:numId w:val="25"/>
+        </w:numPr>
+      </w:pPr>
+      <w:r>
+        <w:t>max_value: Maximum value, if one exists</w:t>
+      </w:r>
+    </w:p>
+    <w:p/>
+    <w:p>
+      <w:pPr>
+        <w:spacing w:before="0" w:after="0"/>
+      </w:pPr>
+      <w:r>
+        <w:t>FUNCTION ruleset_validation(</w:t>
+      </w:r>
+    </w:p>
+    <w:p>
+      <w:pPr>
+        <w:spacing w:before="0" w:after="0"/>
+      </w:pPr>
+      <w:r>
+        <w:t xml:space="preserve">    config,</w:t>
+      </w:r>
+    </w:p>
+    <w:p>
+      <w:pPr>
+        <w:spacing w:before="0" w:after="0"/>
+      </w:pPr>
+      <w:r>
+        <w:t xml:space="preserve">    key,</w:t>
+      </w:r>
+    </w:p>
+    <w:p>
+      <w:pPr>
+        <w:spacing w:before="0" w:after="0"/>
+      </w:pPr>
+      <w:r>
+        <w:t xml:space="preserve">    default,</w:t>
+      </w:r>
+    </w:p>
+    <w:p>
+      <w:pPr>
+        <w:spacing w:before="0" w:after="0"/>
+      </w:pPr>
+      <w:r>
+        <w:t xml:space="preserve">    expected_value,</w:t>
+      </w:r>
+    </w:p>
+    <w:p>
+      <w:pPr>
+        <w:spacing w:before="0" w:after="0"/>
+      </w:pPr>
+      <w:r>
+        <w:t xml:space="preserve">    allowed_values,</w:t>
+      </w:r>
+    </w:p>
+    <w:p>
+      <w:pPr>
+        <w:spacing w:before="0" w:after="0"/>
+      </w:pPr>
+      <w:r>
+        <w:t xml:space="preserve">    min_value,</w:t>
+      </w:r>
+    </w:p>
+    <w:p>
+      <w:pPr>
+        <w:spacing w:before="0" w:after="0"/>
+      </w:pPr>
+      <w:r>
+        <w:t xml:space="preserve">    max_value)</w:t>
+      </w:r>
+    </w:p>
+    <w:p>
+      <w:pPr>
+        <w:spacing w:before="0" w:after="0"/>
+      </w:pPr>
+    </w:p>
+    <w:p>
+      <w:pPr>
+        <w:spacing w:before="0" w:after="0"/>
+      </w:pPr>
+      <w:r>
+        <w:t xml:space="preserve">    value &lt;-- config[key] IF key EXISTS, ELSE default</w:t>
+      </w:r>
+    </w:p>
+    <w:p>
+      <w:pPr>
+        <w:spacing w:before="0" w:after="0"/>
       </w:pPr>
       <w:r>
         <w:t xml:space="preserve">    </w:t>
@@ -4592,67 +8075,47 @@
     </w:p>
     <w:p>
       <w:pPr>
-        <w:spacing w:before="0" w:after="0" w:line="276" w:lineRule="auto"/>
-      </w:pPr>
-      <w:r>
-        <w:t xml:space="preserve">    IF ruleset.max_meld_size_</w:t>
-      </w:r>
-      <w:r>
-        <w:t>set</w:t>
-      </w:r>
-      <w:r>
-        <w:t xml:space="preserve"> IS NOT NONE </w:t>
-      </w:r>
-    </w:p>
-    <w:p>
-      <w:pPr>
-        <w:spacing w:before="0" w:after="0" w:line="276" w:lineRule="auto"/>
+        <w:spacing w:before="0" w:after="0"/>
+      </w:pPr>
+      <w:r>
+        <w:t xml:space="preserve">    IF value IS NOT NONE AND value IS NOT OF expected_tupe THEN</w:t>
+      </w:r>
+    </w:p>
+    <w:p>
+      <w:pPr>
+        <w:spacing w:before="0" w:after="0"/>
+      </w:pPr>
+      <w:r>
+        <w:t xml:space="preserve">        RETURN default</w:t>
+      </w:r>
+    </w:p>
+    <w:p>
+      <w:pPr>
+        <w:spacing w:before="0" w:after="0"/>
       </w:pPr>
       <w:r>
         <w:t xml:space="preserve">    </w:t>
       </w:r>
-      <w:r>
-        <w:t>AND LENGTH(meld) &gt; ruleset.max_meld_size_</w:t>
-      </w:r>
-      <w:r>
-        <w:t>set</w:t>
-      </w:r>
-      <w:r>
-        <w:t xml:space="preserve"> THEN</w:t>
-      </w:r>
-    </w:p>
-    <w:p>
-      <w:pPr>
-        <w:spacing w:before="0" w:after="0" w:line="276" w:lineRule="auto"/>
-      </w:pPr>
-      <w:r>
-        <w:t xml:space="preserve">        RETURN FALSE, "Meld Too Large"</w:t>
-      </w:r>
-    </w:p>
-    <w:p>
-      <w:pPr>
-        <w:spacing w:before="0" w:after="0" w:line="276" w:lineRule="auto"/>
-      </w:pPr>
-    </w:p>
-    <w:p>
-      <w:pPr>
-        <w:spacing w:before="0" w:after="0" w:line="276" w:lineRule="auto"/>
-      </w:pPr>
-      <w:r>
-        <w:t xml:space="preserve">    IF LENTH(cards) &lt; ruleset.min_meld_size THEN</w:t>
-      </w:r>
-    </w:p>
-    <w:p>
-      <w:pPr>
-        <w:spacing w:before="0" w:after="0" w:line="276" w:lineRule="auto"/>
-      </w:pPr>
-      <w:r>
-        <w:t xml:space="preserve">        RETURN FALSE, "Meld Too Small"</w:t>
-      </w:r>
-    </w:p>
-    <w:p>
-      <w:pPr>
-        <w:spacing w:before="0" w:after="0" w:line="276" w:lineRule="auto"/>
+    </w:p>
+    <w:p>
+      <w:pPr>
+        <w:spacing w:before="0" w:after="0"/>
+      </w:pPr>
+      <w:r>
+        <w:t xml:space="preserve">    IF allowed_values IS NOT NONE AND value NOT IN allowed_values THEN</w:t>
+      </w:r>
+    </w:p>
+    <w:p>
+      <w:pPr>
+        <w:spacing w:before="0" w:after="0"/>
+      </w:pPr>
+      <w:r>
+        <w:t xml:space="preserve">        RETURN default</w:t>
+      </w:r>
+    </w:p>
+    <w:p>
+      <w:pPr>
+        <w:spacing w:before="0" w:after="0"/>
       </w:pPr>
       <w:r>
         <w:t xml:space="preserve">    </w:t>
@@ -4660,41 +8123,47 @@
     </w:p>
     <w:p>
       <w:pPr>
-        <w:spacing w:before="0" w:after="0" w:line="276" w:lineRule="auto"/>
-      </w:pPr>
-      <w:r>
-        <w:t xml:space="preserve">    suits </w:t>
-      </w:r>
-      <w:r>
-        <w:sym w:font="Wingdings" w:char="F0DF"/>
-      </w:r>
-      <w:r>
-        <w:t xml:space="preserve"> </w:t>
-      </w:r>
-      <w:r>
-        <w:t xml:space="preserve"> empty list</w:t>
-      </w:r>
-    </w:p>
-    <w:p>
-      <w:pPr>
-        <w:spacing w:before="0" w:after="0" w:line="276" w:lineRule="auto"/>
-      </w:pPr>
-      <w:r>
-        <w:t xml:space="preserve">    ranks </w:t>
-      </w:r>
-      <w:r>
-        <w:sym w:font="Wingdings" w:char="F0DF"/>
-      </w:r>
-      <w:r>
-        <w:t xml:space="preserve"> </w:t>
-      </w:r>
-      <w:r>
-        <w:t xml:space="preserve"> empty list</w:t>
-      </w:r>
-    </w:p>
-    <w:p>
-      <w:pPr>
-        <w:spacing w:before="0" w:after="0" w:line="276" w:lineRule="auto"/>
+        <w:spacing w:before="0" w:after="0"/>
+      </w:pPr>
+      <w:r>
+        <w:t xml:space="preserve">    IF min_value IS NOT NONE AND value &lt; min_value THEN</w:t>
+      </w:r>
+    </w:p>
+    <w:p>
+      <w:pPr>
+        <w:spacing w:before="0" w:after="0"/>
+      </w:pPr>
+      <w:r>
+        <w:t xml:space="preserve">        RETURN default</w:t>
+      </w:r>
+    </w:p>
+    <w:p>
+      <w:pPr>
+        <w:spacing w:before="0" w:after="0"/>
+      </w:pPr>
+      <w:r>
+        <w:t xml:space="preserve">        </w:t>
+      </w:r>
+    </w:p>
+    <w:p>
+      <w:pPr>
+        <w:spacing w:before="0" w:after="0"/>
+      </w:pPr>
+      <w:r>
+        <w:t xml:space="preserve">    IF max_value IS NOT NONE AND value &gt; max_value THEN</w:t>
+      </w:r>
+    </w:p>
+    <w:p>
+      <w:pPr>
+        <w:spacing w:before="0" w:after="0"/>
+      </w:pPr>
+      <w:r>
+        <w:t xml:space="preserve">        RETURN default</w:t>
+      </w:r>
+    </w:p>
+    <w:p>
+      <w:pPr>
+        <w:spacing w:before="0" w:after="0"/>
       </w:pPr>
       <w:r>
         <w:t xml:space="preserve">    </w:t>
@@ -4702,1287 +8171,21 @@
     </w:p>
     <w:p>
       <w:pPr>
-        <w:spacing w:before="0" w:after="0" w:line="276" w:lineRule="auto"/>
-      </w:pPr>
-      <w:r>
-        <w:t xml:space="preserve">    FOR card IN cards</w:t>
-      </w:r>
-    </w:p>
-    <w:p>
-      <w:pPr>
-        <w:spacing w:before="0" w:after="0" w:line="276" w:lineRule="auto"/>
-      </w:pPr>
-      <w:r>
-        <w:t xml:space="preserve">        IF NOT ruleset.is_wild(card) THEN</w:t>
-      </w:r>
-    </w:p>
-    <w:p>
-      <w:pPr>
-        <w:spacing w:before="0" w:after="0" w:line="276" w:lineRule="auto"/>
-      </w:pPr>
-      <w:r>
-        <w:t xml:space="preserve">            ADD card.rank TO ranks</w:t>
-      </w:r>
-    </w:p>
-    <w:p>
-      <w:pPr>
-        <w:spacing w:before="0" w:after="0" w:line="276" w:lineRule="auto"/>
-      </w:pPr>
-      <w:r>
-        <w:t xml:space="preserve">            ADD card.suit TO suits</w:t>
-      </w:r>
-    </w:p>
-    <w:p>
-      <w:pPr>
-        <w:spacing w:before="0" w:after="0" w:line="276" w:lineRule="auto"/>
-      </w:pPr>
-      <w:r>
-        <w:t xml:space="preserve">            </w:t>
-      </w:r>
-    </w:p>
-    <w:p>
-      <w:pPr>
-        <w:spacing w:before="0" w:after="0" w:line="276" w:lineRule="auto"/>
-      </w:pPr>
-      <w:r>
-        <w:t xml:space="preserve">    IF LENGTH(SET(ranks)) != 1 THEN</w:t>
-      </w:r>
-    </w:p>
-    <w:p>
-      <w:pPr>
-        <w:spacing w:before="0" w:after="0" w:line="276" w:lineRule="auto"/>
-      </w:pPr>
-      <w:r>
-        <w:t xml:space="preserve">        RETURN FALSE, "Different Ranks I</w:t>
-      </w:r>
-      <w:r>
-        <w:t>N</w:t>
-      </w:r>
-      <w:r>
-        <w:t xml:space="preserve"> Set"</w:t>
-      </w:r>
-    </w:p>
-    <w:p>
-      <w:pPr>
-        <w:spacing w:before="0" w:after="0" w:line="276" w:lineRule="auto"/>
-      </w:pPr>
-      <w:r>
-        <w:t xml:space="preserve">    </w:t>
-      </w:r>
-    </w:p>
-    <w:p>
-      <w:pPr>
-        <w:spacing w:before="0" w:after="0" w:line="276" w:lineRule="auto"/>
-      </w:pPr>
-      <w:r>
-        <w:t xml:space="preserve">    IF LENGTH(SET(suits)) != LENGTH(suits) THEN</w:t>
-      </w:r>
-    </w:p>
-    <w:p>
-      <w:pPr>
-        <w:spacing w:before="0" w:after="0" w:line="276" w:lineRule="auto"/>
-      </w:pPr>
-      <w:r>
-        <w:t xml:space="preserve">        RETURN FALSE, "Multiple of the Same Suits in 1 Set"</w:t>
-      </w:r>
-    </w:p>
-    <w:p>
-      <w:pPr>
-        <w:spacing w:before="0" w:after="0" w:line="276" w:lineRule="auto"/>
-      </w:pPr>
-    </w:p>
-    <w:p>
-      <w:pPr>
-        <w:spacing w:before="0" w:after="0" w:line="276" w:lineRule="auto"/>
-      </w:pPr>
-      <w:r>
-        <w:t xml:space="preserve">    RETURN TRUE, cards</w:t>
-      </w:r>
-    </w:p>
-    <w:p/>
-    <w:p>
-      <w:r>
-        <w:t>The above pseudocode documents how sets are validated against both the general rules of the game and any specific rules in the ruleset. First the size of the meld is checked against the max and minimum meld size specified in the ruleset. If it passes, then it creates a list of all the ranks and suits of the non-wild cards. Wild cards are not considered here as they act as substitutes and do not affect the validity of any set. By using the length of the set of ranks, we can see the number of different ranks in use, which if it is not equal to 1, means the set is invalid. Further, as every suit must be different, the length of the set of suits must equal to the length of suits, so if that fails, the set is invalid. Finally, if it passes all validation steps, it returns true. Finally, all return operations are Tuples with the structure of (False, error_message) or (True, cards)</w:t>
-      </w:r>
-    </w:p>
-    <w:p>
-      <w:r>
-        <w:t>The algorithm is used when a set is attempted to be made.</w:t>
-      </w:r>
-    </w:p>
-    <w:p/>
-    <w:p>
-      <w:pPr>
-        <w:pStyle w:val="Heading4"/>
-      </w:pPr>
-      <w:r>
-        <w:t>Run Validation:</w:t>
-      </w:r>
-    </w:p>
-    <w:p/>
-    <w:p>
-      <w:pPr>
-        <w:spacing w:before="0" w:after="0" w:line="276" w:lineRule="auto"/>
-        <w:jc w:val="left"/>
-      </w:pPr>
-      <w:r>
-        <w:t>FUNCTION validate_run(cards, ruleset)</w:t>
-      </w:r>
-    </w:p>
-    <w:p>
-      <w:pPr>
-        <w:spacing w:before="0" w:after="0" w:line="276" w:lineRule="auto"/>
-        <w:jc w:val="left"/>
-      </w:pPr>
-      <w:r>
-        <w:lastRenderedPageBreak/>
-        <w:t xml:space="preserve">    </w:t>
-      </w:r>
-    </w:p>
-    <w:p>
-      <w:pPr>
-        <w:spacing w:before="0" w:after="0" w:line="276" w:lineRule="auto"/>
-        <w:jc w:val="left"/>
-      </w:pPr>
-      <w:r>
-        <w:t xml:space="preserve">    IF ruleset.max_meld_size_run IS NOT NONE </w:t>
-      </w:r>
-    </w:p>
-    <w:p>
-      <w:pPr>
-        <w:spacing w:before="0" w:after="0" w:line="276" w:lineRule="auto"/>
-        <w:jc w:val="left"/>
-      </w:pPr>
-      <w:r>
-        <w:t xml:space="preserve">    AND LENGTH(meld) &gt; ruleset.max_meld_size_run THEN</w:t>
-      </w:r>
-    </w:p>
-    <w:p>
-      <w:pPr>
-        <w:spacing w:before="0" w:after="0" w:line="276" w:lineRule="auto"/>
-        <w:jc w:val="left"/>
-      </w:pPr>
-      <w:r>
-        <w:t xml:space="preserve">    </w:t>
-      </w:r>
-    </w:p>
-    <w:p>
-      <w:pPr>
-        <w:spacing w:before="0" w:after="0" w:line="276" w:lineRule="auto"/>
-        <w:jc w:val="left"/>
-      </w:pPr>
-      <w:r>
-        <w:t xml:space="preserve">        RETURN FALSE, "Meld Too Large"</w:t>
-      </w:r>
-    </w:p>
-    <w:p>
-      <w:pPr>
-        <w:spacing w:before="0" w:after="0" w:line="276" w:lineRule="auto"/>
-        <w:jc w:val="left"/>
-      </w:pPr>
-      <w:r>
-        <w:t xml:space="preserve">        </w:t>
-      </w:r>
-    </w:p>
-    <w:p>
-      <w:pPr>
-        <w:spacing w:before="0" w:after="0" w:line="276" w:lineRule="auto"/>
-        <w:jc w:val="left"/>
-      </w:pPr>
-      <w:r>
-        <w:t xml:space="preserve">    IF LENTH(cards) &lt; ruleset.min_meld_size THEN</w:t>
-      </w:r>
-    </w:p>
-    <w:p>
-      <w:pPr>
-        <w:spacing w:before="0" w:after="0" w:line="276" w:lineRule="auto"/>
-        <w:jc w:val="left"/>
-      </w:pPr>
-      <w:r>
-        <w:t xml:space="preserve">    </w:t>
-      </w:r>
-    </w:p>
-    <w:p>
-      <w:pPr>
-        <w:spacing w:before="0" w:after="0" w:line="276" w:lineRule="auto"/>
-        <w:jc w:val="left"/>
-      </w:pPr>
-      <w:r>
-        <w:t xml:space="preserve">        RETURN FALSE, "Meld Too Small"</w:t>
-      </w:r>
-    </w:p>
-    <w:p>
-      <w:pPr>
-        <w:spacing w:before="0" w:after="0" w:line="276" w:lineRule="auto"/>
-        <w:jc w:val="left"/>
-      </w:pPr>
-      <w:r>
-        <w:t xml:space="preserve">    </w:t>
-      </w:r>
-    </w:p>
-    <w:p>
-      <w:pPr>
-        <w:spacing w:before="0" w:after="0" w:line="276" w:lineRule="auto"/>
-        <w:jc w:val="left"/>
-      </w:pPr>
-      <w:r>
-        <w:t xml:space="preserve">    wilds &lt;-- empty list</w:t>
-      </w:r>
-    </w:p>
-    <w:p>
-      <w:pPr>
-        <w:spacing w:before="0" w:after="0" w:line="276" w:lineRule="auto"/>
-        <w:jc w:val="left"/>
-      </w:pPr>
-      <w:r>
-        <w:t xml:space="preserve">    non_wilds &lt;-- empty list</w:t>
-      </w:r>
-    </w:p>
-    <w:p>
-      <w:pPr>
-        <w:spacing w:before="0" w:after="0" w:line="276" w:lineRule="auto"/>
-        <w:jc w:val="left"/>
-      </w:pPr>
-      <w:r>
-        <w:t xml:space="preserve">    </w:t>
-      </w:r>
-    </w:p>
-    <w:p>
-      <w:pPr>
-        <w:spacing w:before="0" w:after="0" w:line="276" w:lineRule="auto"/>
-        <w:jc w:val="left"/>
-      </w:pPr>
-      <w:r>
-        <w:t xml:space="preserve">    FOR card IN cards</w:t>
-      </w:r>
-    </w:p>
-    <w:p>
-      <w:pPr>
-        <w:spacing w:before="0" w:after="0" w:line="276" w:lineRule="auto"/>
-        <w:jc w:val="left"/>
-      </w:pPr>
-      <w:r>
-        <w:t xml:space="preserve">        IF ruleset.is_wild(card) THEN</w:t>
-      </w:r>
-    </w:p>
-    <w:p>
-      <w:pPr>
-        <w:spacing w:before="0" w:after="0" w:line="276" w:lineRule="auto"/>
-        <w:jc w:val="left"/>
-      </w:pPr>
-      <w:r>
-        <w:t xml:space="preserve">            ADD card TO wilds</w:t>
-      </w:r>
-    </w:p>
-    <w:p>
-      <w:pPr>
-        <w:spacing w:before="0" w:after="0" w:line="276" w:lineRule="auto"/>
-        <w:jc w:val="left"/>
-      </w:pPr>
-      <w:r>
-        <w:t xml:space="preserve">        ELSE</w:t>
-      </w:r>
-    </w:p>
-    <w:p>
-      <w:pPr>
-        <w:spacing w:before="0" w:after="0" w:line="276" w:lineRule="auto"/>
-        <w:jc w:val="left"/>
-      </w:pPr>
-      <w:r>
-        <w:t xml:space="preserve">            ADD card TO non_wilds</w:t>
-      </w:r>
-    </w:p>
-    <w:p>
-      <w:pPr>
-        <w:spacing w:before="0" w:after="0" w:line="276" w:lineRule="auto"/>
-        <w:jc w:val="left"/>
-      </w:pPr>
-      <w:r>
-        <w:t xml:space="preserve">    </w:t>
-      </w:r>
-    </w:p>
-    <w:p>
-      <w:pPr>
-        <w:spacing w:before="0" w:after="0" w:line="276" w:lineRule="auto"/>
-        <w:jc w:val="left"/>
-      </w:pPr>
-      <w:r>
-        <w:t xml:space="preserve">    IF NOT ruleset.allow_wild_only_melds AND LENGTH(ranks) == 0 THEN</w:t>
-      </w:r>
-    </w:p>
-    <w:p>
-      <w:pPr>
-        <w:spacing w:before="0" w:after="0" w:line="276" w:lineRule="auto"/>
-        <w:jc w:val="left"/>
-      </w:pPr>
-      <w:r>
-        <w:t xml:space="preserve">        RETURN FALSE, "Meld Contains Only Wild Cards"</w:t>
-      </w:r>
-    </w:p>
-    <w:p>
-      <w:pPr>
-        <w:spacing w:before="0" w:after="0" w:line="276" w:lineRule="auto"/>
-        <w:jc w:val="left"/>
-      </w:pPr>
-      <w:r>
-        <w:t xml:space="preserve">    </w:t>
-      </w:r>
-    </w:p>
-    <w:p>
-      <w:pPr>
-        <w:spacing w:before="0" w:after="0" w:line="276" w:lineRule="auto"/>
-        <w:jc w:val="left"/>
-      </w:pPr>
-      <w:r>
-        <w:t xml:space="preserve">    suits &lt;-- empty list</w:t>
-      </w:r>
-    </w:p>
-    <w:p>
-      <w:pPr>
-        <w:spacing w:before="0" w:after="0" w:line="276" w:lineRule="auto"/>
-        <w:jc w:val="left"/>
-      </w:pPr>
-      <w:r>
-        <w:t xml:space="preserve">    indices &lt;-- empty list</w:t>
-      </w:r>
-    </w:p>
-    <w:p>
-      <w:pPr>
-        <w:spacing w:before="0" w:after="0" w:line="276" w:lineRule="auto"/>
-        <w:jc w:val="left"/>
-      </w:pPr>
-      <w:r>
-        <w:t xml:space="preserve">    </w:t>
-      </w:r>
-    </w:p>
-    <w:p>
-      <w:pPr>
-        <w:spacing w:before="0" w:after="0" w:line="276" w:lineRule="auto"/>
-        <w:jc w:val="left"/>
-      </w:pPr>
-      <w:r>
-        <w:t xml:space="preserve">    FOR card IN non_wilds</w:t>
-      </w:r>
-    </w:p>
-    <w:p>
-      <w:pPr>
-        <w:spacing w:before="0" w:after="0" w:line="276" w:lineRule="auto"/>
-        <w:jc w:val="left"/>
-      </w:pPr>
-      <w:r>
-        <w:t xml:space="preserve">        ADD card.suit TO suits</w:t>
-      </w:r>
-    </w:p>
-    <w:p>
-      <w:pPr>
-        <w:spacing w:before="0" w:after="0" w:line="276" w:lineRule="auto"/>
-        <w:jc w:val="left"/>
-      </w:pPr>
-      <w:r>
-        <w:t xml:space="preserve">        ADD card.return_rank_index() TO indices</w:t>
-      </w:r>
-    </w:p>
-    <w:p>
-      <w:pPr>
-        <w:spacing w:before="0" w:after="0" w:line="276" w:lineRule="auto"/>
-        <w:jc w:val="left"/>
-      </w:pPr>
-      <w:r>
-        <w:t xml:space="preserve">    </w:t>
-      </w:r>
-    </w:p>
-    <w:p>
-      <w:pPr>
-        <w:spacing w:before="0" w:after="0" w:line="276" w:lineRule="auto"/>
-        <w:jc w:val="left"/>
-      </w:pPr>
-      <w:r>
-        <w:t xml:space="preserve">    indices &lt;-- quicksort(indices)</w:t>
-      </w:r>
-    </w:p>
-    <w:p>
-      <w:pPr>
-        <w:spacing w:before="0" w:after="0" w:line="276" w:lineRule="auto"/>
-        <w:jc w:val="left"/>
-      </w:pPr>
-      <w:r>
-        <w:t xml:space="preserve">    </w:t>
-      </w:r>
-    </w:p>
-    <w:p>
-      <w:pPr>
-        <w:spacing w:before="0" w:after="0" w:line="276" w:lineRule="auto"/>
-        <w:jc w:val="left"/>
-      </w:pPr>
-      <w:r>
-        <w:t xml:space="preserve">    IF LENGTH(SET(suits)) != 1 THEN</w:t>
-      </w:r>
-    </w:p>
-    <w:p>
-      <w:pPr>
-        <w:spacing w:before="0" w:after="0" w:line="276" w:lineRule="auto"/>
-        <w:jc w:val="left"/>
-      </w:pPr>
-      <w:r>
-        <w:t xml:space="preserve">        RETURN FALSE, "Multiples Suits in 1 Run"</w:t>
-      </w:r>
-    </w:p>
-    <w:p>
-      <w:pPr>
-        <w:spacing w:before="0" w:after="0" w:line="276" w:lineRule="auto"/>
-        <w:jc w:val="left"/>
-      </w:pPr>
-      <w:r>
-        <w:t xml:space="preserve">    </w:t>
-      </w:r>
-    </w:p>
-    <w:p>
-      <w:pPr>
-        <w:spacing w:before="0" w:after="0" w:line="276" w:lineRule="auto"/>
-        <w:jc w:val="left"/>
-      </w:pPr>
-      <w:r>
-        <w:t xml:space="preserve">    IF LENGTH(SET(indices)) != LENGTH(indices) THEN</w:t>
-      </w:r>
-    </w:p>
-    <w:p>
-      <w:pPr>
-        <w:spacing w:before="0" w:after="0" w:line="276" w:lineRule="auto"/>
-        <w:jc w:val="left"/>
-      </w:pPr>
-      <w:r>
-        <w:t xml:space="preserve">        RETURN FALSE, "Multiples of the Same Ranks"</w:t>
-      </w:r>
-    </w:p>
-    <w:p>
-      <w:pPr>
-        <w:spacing w:before="0" w:after="0" w:line="276" w:lineRule="auto"/>
-        <w:jc w:val="left"/>
-      </w:pPr>
-      <w:r>
-        <w:t xml:space="preserve">    </w:t>
-      </w:r>
-    </w:p>
-    <w:p>
-      <w:pPr>
-        <w:spacing w:before="0" w:after="0" w:line="276" w:lineRule="auto"/>
-        <w:jc w:val="left"/>
-      </w:pPr>
-      <w:r>
-        <w:t xml:space="preserve">    IF ruleset.ace_low </w:t>
-      </w:r>
-      <w:r>
-        <w:t xml:space="preserve">OR ruleset.ace_both </w:t>
-      </w:r>
-      <w:r>
-        <w:t>THEN</w:t>
-      </w:r>
-    </w:p>
-    <w:p>
-      <w:pPr>
-        <w:spacing w:before="0" w:after="0" w:line="276" w:lineRule="auto"/>
-        <w:jc w:val="left"/>
-      </w:pPr>
-      <w:r>
-        <w:t xml:space="preserve">    </w:t>
-      </w:r>
-    </w:p>
-    <w:p>
-      <w:pPr>
-        <w:spacing w:before="0" w:after="0" w:line="276" w:lineRule="auto"/>
-        <w:jc w:val="left"/>
-      </w:pPr>
-      <w:r>
-        <w:t xml:space="preserve">        min_index &lt;-- MINIMUM(indices)</w:t>
-      </w:r>
-    </w:p>
-    <w:p>
-      <w:pPr>
-        <w:spacing w:before="0" w:after="0" w:line="276" w:lineRule="auto"/>
-        <w:jc w:val="left"/>
-      </w:pPr>
-      <w:r>
-        <w:t xml:space="preserve">        max_index &lt;-- MAXIMUM(indices)</w:t>
-      </w:r>
-    </w:p>
-    <w:p>
-      <w:pPr>
-        <w:spacing w:before="0" w:after="0" w:line="276" w:lineRule="auto"/>
-        <w:jc w:val="left"/>
-      </w:pPr>
-      <w:r>
-        <w:t xml:space="preserve">        span &lt;-- max_index - min_index + 1</w:t>
-      </w:r>
-    </w:p>
-    <w:p>
-      <w:pPr>
-        <w:spacing w:before="0" w:after="0" w:line="276" w:lineRule="auto"/>
-        <w:jc w:val="left"/>
-      </w:pPr>
-      <w:r>
-        <w:t xml:space="preserve">        gaps &lt;-- span - LENGTH(non_wilds)</w:t>
-      </w:r>
-    </w:p>
-    <w:p>
-      <w:pPr>
-        <w:spacing w:before="0" w:after="0" w:line="276" w:lineRule="auto"/>
-        <w:jc w:val="left"/>
-      </w:pPr>
-      <w:r>
-        <w:t xml:space="preserve">    </w:t>
-      </w:r>
-    </w:p>
-    <w:p>
-      <w:pPr>
-        <w:spacing w:before="0" w:after="0" w:line="276" w:lineRule="auto"/>
-        <w:jc w:val="left"/>
-      </w:pPr>
-      <w:r>
-        <w:t xml:space="preserve">        IF gaps &lt;= LENGTH(wilds) THEN</w:t>
-      </w:r>
-    </w:p>
-    <w:p>
-      <w:pPr>
-        <w:spacing w:before="0" w:after="0" w:line="276" w:lineRule="auto"/>
-        <w:jc w:val="left"/>
-      </w:pPr>
-      <w:r>
-        <w:t xml:space="preserve">            RETURN TRUE</w:t>
-      </w:r>
-    </w:p>
-    <w:p>
-      <w:pPr>
-        <w:spacing w:before="0" w:after="0" w:line="276" w:lineRule="auto"/>
-        <w:jc w:val="left"/>
-      </w:pPr>
-      <w:r>
-        <w:t xml:space="preserve">    </w:t>
-      </w:r>
-    </w:p>
-    <w:p>
-      <w:pPr>
-        <w:spacing w:before="0" w:after="0" w:line="276" w:lineRule="auto"/>
-        <w:jc w:val="left"/>
-      </w:pPr>
-      <w:r>
-        <w:t xml:space="preserve">        has_ace &lt;-- FALSE</w:t>
-      </w:r>
-    </w:p>
-    <w:p>
-      <w:pPr>
-        <w:spacing w:before="0" w:after="0" w:line="276" w:lineRule="auto"/>
-        <w:jc w:val="left"/>
-      </w:pPr>
-      <w:r>
-        <w:lastRenderedPageBreak/>
-        <w:t xml:space="preserve">        has_king &lt;-- FALSE</w:t>
-      </w:r>
-    </w:p>
-    <w:p>
-      <w:pPr>
-        <w:spacing w:before="0" w:after="0" w:line="276" w:lineRule="auto"/>
-        <w:jc w:val="left"/>
-      </w:pPr>
-      <w:r>
-        <w:t xml:space="preserve">    </w:t>
-      </w:r>
-    </w:p>
-    <w:p>
-      <w:pPr>
-        <w:spacing w:before="0" w:after="0" w:line="276" w:lineRule="auto"/>
-        <w:jc w:val="left"/>
-      </w:pPr>
-      <w:r>
-        <w:t xml:space="preserve">    FOR index IN indices</w:t>
-      </w:r>
-    </w:p>
-    <w:p>
-      <w:pPr>
-        <w:spacing w:before="0" w:after="0" w:line="276" w:lineRule="auto"/>
-        <w:jc w:val="left"/>
-      </w:pPr>
-      <w:r>
-        <w:t xml:space="preserve">        IF index == 0 THEN</w:t>
-      </w:r>
-    </w:p>
-    <w:p>
-      <w:pPr>
-        <w:spacing w:before="0" w:after="0" w:line="276" w:lineRule="auto"/>
-        <w:jc w:val="left"/>
-      </w:pPr>
-      <w:r>
-        <w:t xml:space="preserve">            has_ace &lt;-- TRUE, cards</w:t>
-      </w:r>
-    </w:p>
-    <w:p>
-      <w:pPr>
-        <w:spacing w:before="0" w:after="0" w:line="276" w:lineRule="auto"/>
-        <w:jc w:val="left"/>
-      </w:pPr>
-      <w:r>
-        <w:t xml:space="preserve">        ELSE IF index == 12 THEN</w:t>
-      </w:r>
-    </w:p>
-    <w:p>
-      <w:pPr>
-        <w:spacing w:before="0" w:after="0" w:line="276" w:lineRule="auto"/>
-        <w:jc w:val="left"/>
-      </w:pPr>
-      <w:r>
-        <w:t xml:space="preserve">            has_king == TRUE</w:t>
-      </w:r>
-    </w:p>
-    <w:p>
-      <w:pPr>
-        <w:spacing w:before="0" w:after="0" w:line="276" w:lineRule="auto"/>
-        <w:jc w:val="left"/>
-      </w:pPr>
-      <w:r>
-        <w:t xml:space="preserve">            </w:t>
-      </w:r>
-    </w:p>
-    <w:p>
-      <w:pPr>
-        <w:spacing w:before="0" w:after="0" w:line="276" w:lineRule="auto"/>
-        <w:jc w:val="left"/>
-      </w:pPr>
-      <w:r>
-        <w:t xml:space="preserve">            </w:t>
-      </w:r>
-    </w:p>
-    <w:p>
-      <w:pPr>
-        <w:spacing w:before="0" w:after="0" w:line="276" w:lineRule="auto"/>
-        <w:jc w:val="left"/>
-      </w:pPr>
-      <w:r>
-        <w:t xml:space="preserve">    IF ruleset.ace_high OR ruleset.ace_both THEN</w:t>
-      </w:r>
-    </w:p>
-    <w:p>
-      <w:pPr>
-        <w:spacing w:before="0" w:after="0" w:line="276" w:lineRule="auto"/>
-        <w:jc w:val="left"/>
-      </w:pPr>
-      <w:r>
-        <w:t xml:space="preserve">            </w:t>
-      </w:r>
-    </w:p>
-    <w:p>
-      <w:pPr>
-        <w:spacing w:before="0" w:after="0" w:line="276" w:lineRule="auto"/>
-        <w:jc w:val="left"/>
-      </w:pPr>
-      <w:r>
-        <w:t xml:space="preserve">        adjusted_indices = []</w:t>
-      </w:r>
-    </w:p>
-    <w:p>
-      <w:pPr>
-        <w:spacing w:before="0" w:after="0" w:line="276" w:lineRule="auto"/>
-        <w:jc w:val="left"/>
-      </w:pPr>
-      <w:r>
-        <w:t xml:space="preserve">        FOR index IN indices</w:t>
-      </w:r>
-    </w:p>
-    <w:p>
-      <w:pPr>
-        <w:spacing w:before="0" w:after="0" w:line="276" w:lineRule="auto"/>
-        <w:jc w:val="left"/>
-      </w:pPr>
-      <w:r>
-        <w:t xml:space="preserve">            IF index == 0 THEN</w:t>
-      </w:r>
-    </w:p>
-    <w:p>
-      <w:pPr>
-        <w:spacing w:before="0" w:after="0" w:line="276" w:lineRule="auto"/>
-        <w:jc w:val="left"/>
-      </w:pPr>
-      <w:r>
-        <w:t xml:space="preserve">                ADD 13 TO adjusted_indices</w:t>
-      </w:r>
-    </w:p>
-    <w:p>
-      <w:pPr>
-        <w:spacing w:before="0" w:after="0" w:line="276" w:lineRule="auto"/>
-        <w:jc w:val="left"/>
-      </w:pPr>
-      <w:r>
-        <w:t xml:space="preserve">            ELSE</w:t>
-      </w:r>
-    </w:p>
-    <w:p>
-      <w:pPr>
-        <w:spacing w:before="0" w:after="0" w:line="276" w:lineRule="auto"/>
-        <w:jc w:val="left"/>
-      </w:pPr>
-      <w:r>
-        <w:t xml:space="preserve">                ADD index TO adjusted_indices</w:t>
-      </w:r>
-    </w:p>
-    <w:p>
-      <w:pPr>
-        <w:spacing w:before="0" w:after="0" w:line="276" w:lineRule="auto"/>
-        <w:jc w:val="left"/>
-      </w:pPr>
-      <w:r>
-        <w:t xml:space="preserve">            </w:t>
-      </w:r>
-    </w:p>
-    <w:p>
-      <w:pPr>
-        <w:spacing w:before="0" w:after="0" w:line="276" w:lineRule="auto"/>
-        <w:jc w:val="left"/>
-      </w:pPr>
-      <w:r>
-        <w:t xml:space="preserve">        adjusted_indices = quicksort(adjusted_indices)</w:t>
-      </w:r>
-    </w:p>
-    <w:p>
-      <w:pPr>
-        <w:spacing w:before="0" w:after="0" w:line="276" w:lineRule="auto"/>
-        <w:jc w:val="left"/>
-      </w:pPr>
-      <w:r>
-        <w:t xml:space="preserve">            </w:t>
-      </w:r>
-    </w:p>
-    <w:p>
-      <w:pPr>
-        <w:spacing w:before="0" w:after="0" w:line="276" w:lineRule="auto"/>
-        <w:jc w:val="left"/>
-      </w:pPr>
-      <w:r>
-        <w:t xml:space="preserve">        min_index &lt;-- MINIMUM(adjusted_indices)</w:t>
-      </w:r>
-    </w:p>
-    <w:p>
-      <w:pPr>
-        <w:spacing w:before="0" w:after="0" w:line="276" w:lineRule="auto"/>
-        <w:jc w:val="left"/>
-      </w:pPr>
-      <w:r>
-        <w:t xml:space="preserve">        max_index &lt;-- MAXIMUM(adjusted_indices)</w:t>
-      </w:r>
-    </w:p>
-    <w:p>
-      <w:pPr>
-        <w:spacing w:before="0" w:after="0" w:line="276" w:lineRule="auto"/>
-        <w:jc w:val="left"/>
-      </w:pPr>
-      <w:r>
-        <w:t xml:space="preserve">        span &lt;-- max_index - min_index + 1</w:t>
-      </w:r>
-    </w:p>
-    <w:p>
-      <w:pPr>
-        <w:spacing w:before="0" w:after="0" w:line="276" w:lineRule="auto"/>
-        <w:jc w:val="left"/>
-      </w:pPr>
-      <w:r>
-        <w:t xml:space="preserve">        gaps &lt;-- span - LENGTH(non_wilds)</w:t>
-      </w:r>
-    </w:p>
-    <w:p>
-      <w:pPr>
-        <w:spacing w:before="0" w:after="0" w:line="276" w:lineRule="auto"/>
-        <w:jc w:val="left"/>
-      </w:pPr>
-      <w:r>
-        <w:t xml:space="preserve">            </w:t>
-      </w:r>
-    </w:p>
-    <w:p>
-      <w:pPr>
-        <w:spacing w:before="0" w:after="0" w:line="276" w:lineRule="auto"/>
-        <w:jc w:val="left"/>
-      </w:pPr>
-      <w:r>
-        <w:t xml:space="preserve">        IF gaps &lt;= LENGTH(wilds) THEN</w:t>
-      </w:r>
-    </w:p>
-    <w:p>
-      <w:pPr>
-        <w:spacing w:before="0" w:after="0" w:line="276" w:lineRule="auto"/>
-        <w:jc w:val="left"/>
-      </w:pPr>
-      <w:r>
-        <w:t xml:space="preserve">            RETURN TRUE, cards</w:t>
-      </w:r>
-    </w:p>
-    <w:p>
-      <w:pPr>
-        <w:spacing w:before="0" w:after="0" w:line="276" w:lineRule="auto"/>
-        <w:jc w:val="left"/>
-      </w:pPr>
-      <w:r>
-        <w:t xml:space="preserve">            </w:t>
-      </w:r>
-    </w:p>
-    <w:p>
-      <w:pPr>
-        <w:spacing w:before="0" w:after="0" w:line="276" w:lineRule="auto"/>
-        <w:jc w:val="left"/>
-      </w:pPr>
-      <w:r>
-        <w:t xml:space="preserve">        IF ruleset.ace_wrap_around AND has_king THEN</w:t>
-      </w:r>
-    </w:p>
-    <w:p>
-      <w:pPr>
-        <w:spacing w:before="0" w:after="0" w:line="276" w:lineRule="auto"/>
-        <w:jc w:val="left"/>
-      </w:pPr>
-      <w:r>
-        <w:t xml:space="preserve">           low_indices &lt;-- empty list    </w:t>
-      </w:r>
-    </w:p>
-    <w:p>
-      <w:pPr>
-        <w:spacing w:before="0" w:after="0" w:line="276" w:lineRule="auto"/>
-        <w:jc w:val="left"/>
-      </w:pPr>
-      <w:r>
-        <w:t xml:space="preserve">           high_indices &lt;-- empty list</w:t>
-      </w:r>
-    </w:p>
-    <w:p>
-      <w:pPr>
-        <w:spacing w:before="0" w:after="0" w:line="276" w:lineRule="auto"/>
-        <w:jc w:val="left"/>
-      </w:pPr>
-      <w:r>
-        <w:t xml:space="preserve">            </w:t>
-      </w:r>
-    </w:p>
-    <w:p>
-      <w:pPr>
-        <w:spacing w:before="0" w:after="0" w:line="276" w:lineRule="auto"/>
-        <w:jc w:val="left"/>
-      </w:pPr>
-      <w:r>
-        <w:t xml:space="preserve">           FOR index IN indices</w:t>
-      </w:r>
-    </w:p>
-    <w:p>
-      <w:pPr>
-        <w:spacing w:before="0" w:after="0" w:line="276" w:lineRule="auto"/>
-        <w:jc w:val="left"/>
-      </w:pPr>
-      <w:r>
-        <w:t xml:space="preserve">               IF index &lt; </w:t>
-      </w:r>
-      <w:r>
-        <w:t>9</w:t>
-      </w:r>
-      <w:r>
-        <w:t xml:space="preserve"> THEN</w:t>
-      </w:r>
-    </w:p>
-    <w:p>
-      <w:pPr>
-        <w:spacing w:before="0" w:after="0" w:line="276" w:lineRule="auto"/>
-        <w:jc w:val="left"/>
-      </w:pPr>
-      <w:r>
-        <w:t xml:space="preserve">                   ADD index TO low_indices</w:t>
-      </w:r>
-    </w:p>
-    <w:p>
-      <w:pPr>
-        <w:spacing w:before="0" w:after="0" w:line="276" w:lineRule="auto"/>
-        <w:jc w:val="left"/>
-      </w:pPr>
-      <w:r>
-        <w:t xml:space="preserve">               ELSE IF index &gt;= 10 THEN</w:t>
-      </w:r>
-    </w:p>
-    <w:p>
-      <w:pPr>
-        <w:spacing w:before="0" w:after="0" w:line="276" w:lineRule="auto"/>
-        <w:jc w:val="left"/>
-      </w:pPr>
-      <w:r>
-        <w:t xml:space="preserve">                   ADD index TO high_indices</w:t>
-      </w:r>
-    </w:p>
-    <w:p>
-      <w:pPr>
-        <w:spacing w:before="0" w:after="0" w:line="276" w:lineRule="auto"/>
-        <w:jc w:val="left"/>
-      </w:pPr>
-      <w:r>
-        <w:t xml:space="preserve">                </w:t>
-      </w:r>
-    </w:p>
-    <w:p>
-      <w:pPr>
-        <w:spacing w:before="0" w:after="0" w:line="276" w:lineRule="auto"/>
-        <w:jc w:val="left"/>
-      </w:pPr>
-      <w:r>
-        <w:t xml:space="preserve">               IF LENGTH(low_indices) &gt; 0 AND LENGTH(high_indices) &gt;0 THEN</w:t>
-      </w:r>
-    </w:p>
-    <w:p>
-      <w:pPr>
-        <w:spacing w:before="0" w:after="0" w:line="276" w:lineRule="auto"/>
-        <w:jc w:val="left"/>
-      </w:pPr>
-      <w:r>
-        <w:t xml:space="preserve">                   low_span &lt;-- MAX(low_indices) - MIN(low_indices)</w:t>
-      </w:r>
-    </w:p>
-    <w:p>
-      <w:pPr>
-        <w:spacing w:before="0" w:after="0" w:line="276" w:lineRule="auto"/>
-        <w:jc w:val="left"/>
-      </w:pPr>
-      <w:r>
-        <w:t xml:space="preserve">                   high_span &lt;-- MAX(high_indices) - MIN(high_indices)</w:t>
-      </w:r>
-    </w:p>
-    <w:p>
-      <w:pPr>
-        <w:spacing w:before="0" w:after="0" w:line="276" w:lineRule="auto"/>
-        <w:jc w:val="left"/>
-      </w:pPr>
-      <w:r>
-        <w:t xml:space="preserve">                    </w:t>
-      </w:r>
-    </w:p>
-    <w:p>
-      <w:pPr>
-        <w:spacing w:before="0" w:after="0" w:line="276" w:lineRule="auto"/>
-        <w:jc w:val="left"/>
-      </w:pPr>
-      <w:r>
-        <w:t xml:space="preserve">                   total_gaps &lt;-- (low_span - LENGTH(low_indices))</w:t>
-      </w:r>
-    </w:p>
-    <w:p>
-      <w:pPr>
-        <w:spacing w:before="0" w:after="0" w:line="276" w:lineRule="auto"/>
-        <w:jc w:val="left"/>
-      </w:pPr>
-      <w:r>
-        <w:t xml:space="preserve">                   + (high_span - LENGTH(high_indices))</w:t>
-      </w:r>
-    </w:p>
-    <w:p>
-      <w:pPr>
-        <w:spacing w:before="0" w:after="0" w:line="276" w:lineRule="auto"/>
-        <w:jc w:val="left"/>
-      </w:pPr>
-      <w:r>
-        <w:t xml:space="preserve">                   </w:t>
-      </w:r>
-    </w:p>
-    <w:p>
-      <w:pPr>
-        <w:spacing w:before="0" w:after="0" w:line="276" w:lineRule="auto"/>
-        <w:jc w:val="left"/>
-      </w:pPr>
-      <w:r>
-        <w:t xml:space="preserve">                   IF total_gaps &lt;= LENGTH(wilds) THEN</w:t>
-      </w:r>
-    </w:p>
-    <w:p>
-      <w:pPr>
-        <w:spacing w:before="0" w:after="0" w:line="276" w:lineRule="auto"/>
-        <w:jc w:val="left"/>
-      </w:pPr>
-      <w:r>
-        <w:t xml:space="preserve">                       RETURN TRUE, cards</w:t>
-      </w:r>
-    </w:p>
-    <w:p>
-      <w:pPr>
-        <w:spacing w:before="0" w:after="0" w:line="276" w:lineRule="auto"/>
-        <w:jc w:val="left"/>
-      </w:pPr>
-    </w:p>
-    <w:p>
-      <w:pPr>
-        <w:spacing w:before="0" w:after="0" w:line="276" w:lineRule="auto"/>
-        <w:jc w:val="left"/>
-      </w:pPr>
-      <w:r>
-        <w:lastRenderedPageBreak/>
-        <w:t xml:space="preserve">    RETURN FALSE, "Invalid Run"        </w:t>
-      </w:r>
-    </w:p>
-    <w:p>
-      <w:pPr>
-        <w:spacing w:line="276" w:lineRule="auto"/>
-      </w:pPr>
-      <w:r>
-        <w:t>The above algorithm validates whether a group of cards constitutes a run for a given ruleset. The first validation step is for the size of the run, ensuring that that no unnecessary computation is expended if a rule is clearly violated. Then, wild and non-wilds are separated</w:t>
-      </w:r>
-      <w:r>
-        <w:t xml:space="preserve"> because wild cads can act as substitutes, so only the non-wilds are needed. The next important part of validation uses the SET function to confirm that all non-wild have the same suit and no duplicate ranks exist.</w:t>
-      </w:r>
-    </w:p>
-    <w:p>
-      <w:pPr>
-        <w:spacing w:line="276" w:lineRule="auto"/>
-      </w:pPr>
-      <w:r>
-        <w:t>Next is the gap calculation, which calculates the number of gaps between the non</w:t>
-      </w:r>
-      <w:r>
-        <w:t>-</w:t>
-      </w:r>
-      <w:r>
-        <w:t>wilds</w:t>
-      </w:r>
-      <w:r>
-        <w:t>. It then validates if the number of gaps is equal to the number of wilds. Further, for ace_high it changes the index of ace from 0 to 13, and then does the gaps validation. For ace_wrap_around, it validates sequences going King, Ace, 2, etc.</w:t>
-      </w:r>
-    </w:p>
-    <w:p>
-      <w:pPr>
-        <w:spacing w:line="276" w:lineRule="auto"/>
-      </w:pPr>
-      <w:r>
-        <w:t>As with the previous validation, it returns tuples with the patterns of either True, cards or False, error message.</w:t>
-      </w:r>
-    </w:p>
-    <w:p>
-      <w:pPr>
-        <w:pStyle w:val="Heading3"/>
-      </w:pPr>
-      <w:r>
-        <w:t>Deck Algorithms:</w:t>
-      </w:r>
-    </w:p>
-    <w:p>
-      <w:r>
-        <w:t>There are two algorithms used in the Deck: Deck creation and shuffling.</w:t>
-      </w:r>
-    </w:p>
-    <w:p>
-      <w:pPr>
-        <w:pStyle w:val="Heading4"/>
-      </w:pPr>
-      <w:r>
-        <w:t>Deck Creation:</w:t>
-      </w:r>
-    </w:p>
-    <w:p>
-      <w:r>
-        <w:t>This creates a deck of cards based on the ruleset provided.</w:t>
-      </w:r>
-    </w:p>
-    <w:p>
-      <w:pPr>
-        <w:spacing w:before="0" w:after="0" w:line="276" w:lineRule="auto"/>
-      </w:pPr>
-      <w:r>
-        <w:t>FUNCTION create_deck(ruleset)</w:t>
-      </w:r>
-    </w:p>
-    <w:p>
-      <w:pPr>
-        <w:spacing w:before="0" w:after="0" w:line="276" w:lineRule="auto"/>
-      </w:pPr>
-      <w:r>
-        <w:t xml:space="preserve">    </w:t>
-      </w:r>
-    </w:p>
-    <w:p>
-      <w:pPr>
-        <w:spacing w:before="0" w:after="0" w:line="276" w:lineRule="auto"/>
-      </w:pPr>
-      <w:r>
-        <w:t xml:space="preserve">    cards &lt;-- empty list</w:t>
-      </w:r>
-    </w:p>
-    <w:p>
-      <w:pPr>
-        <w:spacing w:before="0" w:after="0" w:line="276" w:lineRule="auto"/>
-      </w:pPr>
-      <w:r>
-        <w:t xml:space="preserve">    </w:t>
-      </w:r>
-    </w:p>
-    <w:p>
-      <w:pPr>
-        <w:spacing w:before="0" w:after="0" w:line="276" w:lineRule="auto"/>
-      </w:pPr>
-      <w:r>
-        <w:t xml:space="preserve">    FOR deck &lt;-- 1 IN RANGE(ruleset.num_decks)</w:t>
-      </w:r>
-    </w:p>
-    <w:p>
-      <w:pPr>
-        <w:spacing w:before="0" w:after="0" w:line="276" w:lineRule="auto"/>
-      </w:pPr>
-      <w:r>
-        <w:t xml:space="preserve">        FOR rank IN rank_index</w:t>
-      </w:r>
-    </w:p>
-    <w:p>
-      <w:pPr>
-        <w:spacing w:before="0" w:after="0" w:line="276" w:lineRule="auto"/>
-      </w:pPr>
-      <w:r>
-        <w:t xml:space="preserve">            IF rank NOT IN ruleset.wilds THEN</w:t>
-      </w:r>
-    </w:p>
-    <w:p>
-      <w:pPr>
-        <w:spacing w:before="0" w:after="0" w:line="276" w:lineRule="auto"/>
-      </w:pPr>
-      <w:r>
-        <w:t xml:space="preserve">                FOR suit IN Suit</w:t>
-      </w:r>
-    </w:p>
-    <w:p>
-      <w:pPr>
-        <w:spacing w:before="0" w:after="0" w:line="276" w:lineRule="auto"/>
-      </w:pPr>
-      <w:r>
-        <w:t xml:space="preserve">                    card &lt;-- create_card(rank, suit, ruleset)</w:t>
-      </w:r>
-    </w:p>
-    <w:p>
-      <w:pPr>
-        <w:spacing w:before="0" w:after="0" w:line="276" w:lineRule="auto"/>
-      </w:pPr>
-      <w:r>
-        <w:t xml:space="preserve">                    ADD card TO cards</w:t>
-      </w:r>
-    </w:p>
-    <w:p>
-      <w:pPr>
-        <w:spacing w:before="0" w:after="0" w:line="276" w:lineRule="auto"/>
-      </w:pPr>
-      <w:r>
-        <w:t xml:space="preserve">    </w:t>
-      </w:r>
-    </w:p>
-    <w:p>
-      <w:pPr>
-        <w:spacing w:before="0" w:after="0" w:line="276" w:lineRule="auto"/>
-      </w:pPr>
-      <w:r>
-        <w:t xml:space="preserve">    FOR wild, num_wild IN ruleset.wilds</w:t>
-      </w:r>
-    </w:p>
-    <w:p>
-      <w:pPr>
-        <w:spacing w:before="0" w:after="0" w:line="276" w:lineRule="auto"/>
-      </w:pPr>
-      <w:r>
-        <w:t xml:space="preserve">        FOR i &lt;-- 1 IN RANGE(num_wild)</w:t>
-      </w:r>
-    </w:p>
-    <w:p>
-      <w:pPr>
-        <w:spacing w:before="0" w:after="0" w:line="276" w:lineRule="auto"/>
-      </w:pPr>
-      <w:r>
-        <w:t xml:space="preserve">            card &lt;-- create_card(wild, NONE, ruleset)</w:t>
-      </w:r>
-    </w:p>
-    <w:p>
-      <w:pPr>
-        <w:spacing w:before="0" w:after="0" w:line="276" w:lineRule="auto"/>
-      </w:pPr>
-      <w:r>
-        <w:t xml:space="preserve">            ADD card TO cards</w:t>
-      </w:r>
-    </w:p>
-    <w:p>
-      <w:pPr>
-        <w:spacing w:before="0" w:after="0" w:line="276" w:lineRule="auto"/>
-      </w:pPr>
-    </w:p>
-    <w:p>
-      <w:pPr>
-        <w:spacing w:before="0" w:after="0" w:line="276" w:lineRule="auto"/>
-      </w:pPr>
-      <w:r>
-        <w:t xml:space="preserve">    RETURN cards</w:t>
-      </w:r>
-    </w:p>
-    <w:p>
-      <w:r>
-        <w:t>The first for loop creates all non-wild cards, by using nested for loops. The second for loop creates all wild cards, using the tuple given in the ruleset.wilds, before adding them to the deck. The deck is then returned.</w:t>
-      </w:r>
-    </w:p>
-    <w:p>
-      <w:pPr>
-        <w:pStyle w:val="Heading4"/>
-      </w:pPr>
-      <w:r>
-        <w:t>Deck Shuffling:</w:t>
-      </w:r>
-    </w:p>
-    <w:p/>
-    <w:p>
-      <w:pPr>
-        <w:spacing w:before="0" w:after="0" w:line="276" w:lineRule="auto"/>
-      </w:pPr>
-      <w:r>
-        <w:t>FUNCTION shuffle(cards)</w:t>
-      </w:r>
-    </w:p>
-    <w:p>
-      <w:pPr>
-        <w:spacing w:before="0" w:after="0" w:line="276" w:lineRule="auto"/>
-      </w:pPr>
-    </w:p>
-    <w:p>
-      <w:pPr>
-        <w:spacing w:before="0" w:after="0" w:line="276" w:lineRule="auto"/>
-      </w:pPr>
-      <w:r>
-        <w:t xml:space="preserve">    FOR i FROM last index OF card</w:t>
-      </w:r>
-      <w:r>
-        <w:t>s</w:t>
-      </w:r>
-      <w:r>
-        <w:t xml:space="preserve"> DOWN TO 1</w:t>
-      </w:r>
-    </w:p>
-    <w:p>
-      <w:pPr>
-        <w:spacing w:before="0" w:after="0" w:line="276" w:lineRule="auto"/>
-      </w:pPr>
-      <w:r>
-        <w:t xml:space="preserve">        roll = random integer between 0 and i (inclusive)</w:t>
-      </w:r>
-    </w:p>
-    <w:p>
-      <w:pPr>
-        <w:spacing w:before="0" w:after="0" w:line="276" w:lineRule="auto"/>
-      </w:pPr>
-      <w:r>
-        <w:t xml:space="preserve">        SWAP cards[i] WITH cards[roll]</w:t>
-      </w:r>
-    </w:p>
-    <w:p>
-      <w:pPr>
-        <w:spacing w:before="0" w:after="0" w:line="276" w:lineRule="auto"/>
-      </w:pPr>
-    </w:p>
-    <w:p>
-      <w:pPr>
-        <w:spacing w:before="0" w:after="0" w:line="276" w:lineRule="auto"/>
-      </w:pPr>
-      <w:r>
-        <w:t>This is a fischer-yates algorithm is used to swap two cards from the deck, ensuring a perfect shuffle in O(n) time complexity. This is used rather than picking a random card from the deck when drawing, to reduce it to an algorithm only used once when a deck is created.</w:t>
-      </w:r>
-    </w:p>
-    <w:p>
-      <w:pPr>
-        <w:spacing w:before="0" w:after="0" w:line="276" w:lineRule="auto"/>
-      </w:pPr>
+        <w:spacing w:before="0" w:after="0"/>
+      </w:pPr>
+      <w:r>
+        <w:t xml:space="preserve">    RETURN value</w:t>
+      </w:r>
+    </w:p>
+    <w:p>
+      <w:pPr>
+        <w:spacing w:before="0" w:after="0"/>
+      </w:pPr>
+    </w:p>
+    <w:p>
+      <w:r>
+        <w:t>The function retrieves a value from the config dictionary, before validating it. If validation fails, it falls back onto the default value, else the value given is returned. The series of checks used are checking if the value is the correct type, if it is withing a list of allowed values, if it exceeds any maximum or minimum bounds.</w:t>
+      </w:r>
     </w:p>
     <w:p>
       <w:pPr>
@@ -6188,7 +8391,569 @@
         <w:t xml:space="preserve">Foreign key constraints exist for all tables that use foreign keys, which prevent records from referencing non-existent foreign keys, therefore preventing orphaned records. </w:t>
       </w:r>
     </w:p>
+    <w:p>
+      <w:pPr>
+        <w:pStyle w:val="Heading2"/>
+      </w:pPr>
+      <w:r>
+        <w:t>Human Computer Interface:</w:t>
+      </w:r>
+    </w:p>
+    <w:p>
+      <w:r>
+        <w:t>The user interface was designed to do be simple, while displaying all crucial information. It is also designed to in game information displayed implicitly rather than explicitly. The colour scheme is designed to be as minimally distracting as possible.</w:t>
+      </w:r>
+    </w:p>
+    <w:p>
+      <w:r>
+        <w:t>In the technical solution, the logo will be made, in the meanwhile a placeholder is used.</w:t>
+      </w:r>
+    </w:p>
+    <w:p>
+      <w:pPr>
+        <w:pStyle w:val="Heading3"/>
+      </w:pPr>
+      <w:r>
+        <w:t>Homepage:</w:t>
+      </w:r>
+    </w:p>
+    <w:p>
+      <w:r>
+        <w:rPr>
+          <w:noProof/>
+        </w:rPr>
+        <w:drawing>
+          <wp:inline distT="0" distB="0" distL="0" distR="0" wp14:anchorId="057725D5" wp14:editId="036F0C78">
+            <wp:extent cx="5727700" cy="3225800"/>
+            <wp:effectExtent l="0" t="0" r="6350" b="0"/>
+            <wp:docPr id="326077618" name="Picture 9"/>
+            <wp:cNvGraphicFramePr>
+              <a:graphicFrameLocks xmlns:a="http://schemas.openxmlformats.org/drawingml/2006/main" noChangeAspect="1"/>
+            </wp:cNvGraphicFramePr>
+            <a:graphic xmlns:a="http://schemas.openxmlformats.org/drawingml/2006/main">
+              <a:graphicData uri="http://schemas.openxmlformats.org/drawingml/2006/picture">
+                <pic:pic xmlns:pic="http://schemas.openxmlformats.org/drawingml/2006/picture">
+                  <pic:nvPicPr>
+                    <pic:cNvPr id="0" name="Picture 9"/>
+                    <pic:cNvPicPr>
+                      <a:picLocks noChangeAspect="1" noChangeArrowheads="1"/>
+                    </pic:cNvPicPr>
+                  </pic:nvPicPr>
+                  <pic:blipFill>
+                    <a:blip r:embed="rId16" cstate="print">
+                      <a:extLst>
+                        <a:ext uri="{28A0092B-C50C-407E-A947-70E740481C1C}">
+                          <a14:useLocalDpi xmlns:a14="http://schemas.microsoft.com/office/drawing/2010/main" val="0"/>
+                        </a:ext>
+                      </a:extLst>
+                    </a:blip>
+                    <a:srcRect/>
+                    <a:stretch>
+                      <a:fillRect/>
+                    </a:stretch>
+                  </pic:blipFill>
+                  <pic:spPr bwMode="auto">
+                    <a:xfrm>
+                      <a:off x="0" y="0"/>
+                      <a:ext cx="5727700" cy="3225800"/>
+                    </a:xfrm>
+                    <a:prstGeom prst="rect">
+                      <a:avLst/>
+                    </a:prstGeom>
+                    <a:noFill/>
+                    <a:ln>
+                      <a:noFill/>
+                    </a:ln>
+                  </pic:spPr>
+                </pic:pic>
+              </a:graphicData>
+            </a:graphic>
+          </wp:inline>
+        </w:drawing>
+      </w:r>
+    </w:p>
+    <w:p>
+      <w:r>
+        <w:t>There are 5 options that the user can decide on in the main menu:</w:t>
+      </w:r>
+    </w:p>
+    <w:p>
+      <w:pPr>
+        <w:pStyle w:val="ListParagraph"/>
+        <w:numPr>
+          <w:ilvl w:val="0"/>
+          <w:numId w:val="26"/>
+        </w:numPr>
+      </w:pPr>
+      <w:r>
+        <w:t>Sign up: Hyperlink to the sign-up page, allowing first time users to make an account.</w:t>
+      </w:r>
+    </w:p>
+    <w:p>
+      <w:pPr>
+        <w:pStyle w:val="ListParagraph"/>
+        <w:numPr>
+          <w:ilvl w:val="0"/>
+          <w:numId w:val="26"/>
+        </w:numPr>
+      </w:pPr>
+      <w:r>
+        <w:t>Login: Hyperlink to the login page, allowing recurring users to log into the system.</w:t>
+      </w:r>
+    </w:p>
+    <w:p>
+      <w:pPr>
+        <w:pStyle w:val="ListParagraph"/>
+        <w:numPr>
+          <w:ilvl w:val="0"/>
+          <w:numId w:val="26"/>
+        </w:numPr>
+      </w:pPr>
+      <w:r>
+        <w:t>Custom Rulesets: Hyperlink to the ruleset’s configuration page and allows the user to export and import JSON files.</w:t>
+      </w:r>
+    </w:p>
+    <w:p>
+      <w:pPr>
+        <w:pStyle w:val="ListParagraph"/>
+        <w:numPr>
+          <w:ilvl w:val="0"/>
+          <w:numId w:val="26"/>
+        </w:numPr>
+      </w:pPr>
+      <w:r>
+        <w:t>Create Lobby: Hyperlink to the lobby page</w:t>
+      </w:r>
+      <w:r>
+        <w:t>.</w:t>
+      </w:r>
+    </w:p>
+    <w:p>
+      <w:pPr>
+        <w:pStyle w:val="ListParagraph"/>
+        <w:numPr>
+          <w:ilvl w:val="0"/>
+          <w:numId w:val="26"/>
+        </w:numPr>
+      </w:pPr>
+      <w:r>
+        <w:t>Friends List: Hyperlink to the friends list page.</w:t>
+      </w:r>
+    </w:p>
+    <w:p>
+      <w:pPr>
+        <w:pStyle w:val="Heading3"/>
+      </w:pPr>
+      <w:r>
+        <w:lastRenderedPageBreak/>
+        <w:t>Sign-up/Login:</w:t>
+      </w:r>
+    </w:p>
+    <w:p>
+      <w:r>
+        <w:rPr>
+          <w:noProof/>
+        </w:rPr>
+        <w:drawing>
+          <wp:inline distT="0" distB="0" distL="0" distR="0" wp14:anchorId="611F06FB" wp14:editId="61461BA6">
+            <wp:extent cx="5727700" cy="3225800"/>
+            <wp:effectExtent l="0" t="0" r="6350" b="0"/>
+            <wp:docPr id="940095660" name="Picture 4"/>
+            <wp:cNvGraphicFramePr>
+              <a:graphicFrameLocks xmlns:a="http://schemas.openxmlformats.org/drawingml/2006/main" noChangeAspect="1"/>
+            </wp:cNvGraphicFramePr>
+            <a:graphic xmlns:a="http://schemas.openxmlformats.org/drawingml/2006/main">
+              <a:graphicData uri="http://schemas.openxmlformats.org/drawingml/2006/picture">
+                <pic:pic xmlns:pic="http://schemas.openxmlformats.org/drawingml/2006/picture">
+                  <pic:nvPicPr>
+                    <pic:cNvPr id="0" name="Picture 4"/>
+                    <pic:cNvPicPr>
+                      <a:picLocks noChangeAspect="1" noChangeArrowheads="1"/>
+                    </pic:cNvPicPr>
+                  </pic:nvPicPr>
+                  <pic:blipFill>
+                    <a:blip r:embed="rId17" cstate="print">
+                      <a:extLst>
+                        <a:ext uri="{28A0092B-C50C-407E-A947-70E740481C1C}">
+                          <a14:useLocalDpi xmlns:a14="http://schemas.microsoft.com/office/drawing/2010/main" val="0"/>
+                        </a:ext>
+                      </a:extLst>
+                    </a:blip>
+                    <a:srcRect/>
+                    <a:stretch>
+                      <a:fillRect/>
+                    </a:stretch>
+                  </pic:blipFill>
+                  <pic:spPr bwMode="auto">
+                    <a:xfrm>
+                      <a:off x="0" y="0"/>
+                      <a:ext cx="5727700" cy="3225800"/>
+                    </a:xfrm>
+                    <a:prstGeom prst="rect">
+                      <a:avLst/>
+                    </a:prstGeom>
+                    <a:noFill/>
+                    <a:ln>
+                      <a:noFill/>
+                    </a:ln>
+                  </pic:spPr>
+                </pic:pic>
+              </a:graphicData>
+            </a:graphic>
+          </wp:inline>
+        </w:drawing>
+      </w:r>
+    </w:p>
+    <w:p>
+      <w:r>
+        <w:rPr>
+          <w:noProof/>
+        </w:rPr>
+        <w:drawing>
+          <wp:inline distT="0" distB="0" distL="0" distR="0" wp14:anchorId="3D18F212" wp14:editId="3045DE54">
+            <wp:extent cx="5727700" cy="3225800"/>
+            <wp:effectExtent l="0" t="0" r="6350" b="0"/>
+            <wp:docPr id="1657007151" name="Picture 8"/>
+            <wp:cNvGraphicFramePr>
+              <a:graphicFrameLocks xmlns:a="http://schemas.openxmlformats.org/drawingml/2006/main" noChangeAspect="1"/>
+            </wp:cNvGraphicFramePr>
+            <a:graphic xmlns:a="http://schemas.openxmlformats.org/drawingml/2006/main">
+              <a:graphicData uri="http://schemas.openxmlformats.org/drawingml/2006/picture">
+                <pic:pic xmlns:pic="http://schemas.openxmlformats.org/drawingml/2006/picture">
+                  <pic:nvPicPr>
+                    <pic:cNvPr id="0" name="Picture 8"/>
+                    <pic:cNvPicPr>
+                      <a:picLocks noChangeAspect="1" noChangeArrowheads="1"/>
+                    </pic:cNvPicPr>
+                  </pic:nvPicPr>
+                  <pic:blipFill>
+                    <a:blip r:embed="rId18" cstate="print">
+                      <a:extLst>
+                        <a:ext uri="{28A0092B-C50C-407E-A947-70E740481C1C}">
+                          <a14:useLocalDpi xmlns:a14="http://schemas.microsoft.com/office/drawing/2010/main" val="0"/>
+                        </a:ext>
+                      </a:extLst>
+                    </a:blip>
+                    <a:srcRect/>
+                    <a:stretch>
+                      <a:fillRect/>
+                    </a:stretch>
+                  </pic:blipFill>
+                  <pic:spPr bwMode="auto">
+                    <a:xfrm>
+                      <a:off x="0" y="0"/>
+                      <a:ext cx="5727700" cy="3225800"/>
+                    </a:xfrm>
+                    <a:prstGeom prst="rect">
+                      <a:avLst/>
+                    </a:prstGeom>
+                    <a:noFill/>
+                    <a:ln>
+                      <a:noFill/>
+                    </a:ln>
+                  </pic:spPr>
+                </pic:pic>
+              </a:graphicData>
+            </a:graphic>
+          </wp:inline>
+        </w:drawing>
+      </w:r>
+    </w:p>
+    <w:p>
+      <w:r>
+        <w:t xml:space="preserve">Users can create lobbies and invite people to them even if not signed up, but they do not gain access to friends and game histories. Furthermore, users are asked for their preferred username, and the email they will use to verify their account. Finally, a password for authentication. </w:t>
+      </w:r>
+    </w:p>
+    <w:p>
+      <w:r>
+        <w:t>The Login screen also allows the user to stay logged in perpetually, using a cookie.</w:t>
+      </w:r>
+    </w:p>
+    <w:p>
+      <w:pPr>
+        <w:pStyle w:val="Heading3"/>
+      </w:pPr>
+      <w:r>
+        <w:lastRenderedPageBreak/>
+        <w:t>Game Lobby:</w:t>
+      </w:r>
+    </w:p>
+    <w:p>
+      <w:r>
+        <w:rPr>
+          <w:noProof/>
+        </w:rPr>
+        <w:drawing>
+          <wp:inline distT="0" distB="0" distL="0" distR="0" wp14:anchorId="7FE03C44" wp14:editId="58898F28">
+            <wp:extent cx="5727700" cy="3225800"/>
+            <wp:effectExtent l="0" t="0" r="6350" b="0"/>
+            <wp:docPr id="1463784480" name="Picture 11"/>
+            <wp:cNvGraphicFramePr>
+              <a:graphicFrameLocks xmlns:a="http://schemas.openxmlformats.org/drawingml/2006/main" noChangeAspect="1"/>
+            </wp:cNvGraphicFramePr>
+            <a:graphic xmlns:a="http://schemas.openxmlformats.org/drawingml/2006/main">
+              <a:graphicData uri="http://schemas.openxmlformats.org/drawingml/2006/picture">
+                <pic:pic xmlns:pic="http://schemas.openxmlformats.org/drawingml/2006/picture">
+                  <pic:nvPicPr>
+                    <pic:cNvPr id="0" name="Picture 11"/>
+                    <pic:cNvPicPr>
+                      <a:picLocks noChangeAspect="1" noChangeArrowheads="1"/>
+                    </pic:cNvPicPr>
+                  </pic:nvPicPr>
+                  <pic:blipFill>
+                    <a:blip r:embed="rId19" cstate="print">
+                      <a:extLst>
+                        <a:ext uri="{28A0092B-C50C-407E-A947-70E740481C1C}">
+                          <a14:useLocalDpi xmlns:a14="http://schemas.microsoft.com/office/drawing/2010/main" val="0"/>
+                        </a:ext>
+                      </a:extLst>
+                    </a:blip>
+                    <a:srcRect/>
+                    <a:stretch>
+                      <a:fillRect/>
+                    </a:stretch>
+                  </pic:blipFill>
+                  <pic:spPr bwMode="auto">
+                    <a:xfrm>
+                      <a:off x="0" y="0"/>
+                      <a:ext cx="5727700" cy="3225800"/>
+                    </a:xfrm>
+                    <a:prstGeom prst="rect">
+                      <a:avLst/>
+                    </a:prstGeom>
+                    <a:noFill/>
+                    <a:ln>
+                      <a:noFill/>
+                    </a:ln>
+                  </pic:spPr>
+                </pic:pic>
+              </a:graphicData>
+            </a:graphic>
+          </wp:inline>
+        </w:drawing>
+      </w:r>
+    </w:p>
+    <w:p>
+      <w:r>
+        <w:t>The game lobby is made up of 5 distinct parts:</w:t>
+      </w:r>
+    </w:p>
+    <w:p>
+      <w:pPr>
+        <w:pStyle w:val="ListParagraph"/>
+        <w:numPr>
+          <w:ilvl w:val="0"/>
+          <w:numId w:val="27"/>
+        </w:numPr>
+      </w:pPr>
+      <w:r>
+        <w:t>The players in the lobby, so that all users can confirm who is in currently.</w:t>
+      </w:r>
+    </w:p>
+    <w:p>
+      <w:pPr>
+        <w:pStyle w:val="ListParagraph"/>
+        <w:numPr>
+          <w:ilvl w:val="0"/>
+          <w:numId w:val="27"/>
+        </w:numPr>
+      </w:pPr>
+      <w:r>
+        <w:t>The INVITE hyperlink which allows them to invite a player based on their user</w:t>
+      </w:r>
+      <w:r>
+        <w:t xml:space="preserve"> Id</w:t>
+      </w:r>
+      <w:r>
+        <w:t xml:space="preserve"> or their username.</w:t>
+      </w:r>
+    </w:p>
+    <w:p>
+      <w:pPr>
+        <w:pStyle w:val="ListParagraph"/>
+        <w:numPr>
+          <w:ilvl w:val="0"/>
+          <w:numId w:val="27"/>
+        </w:numPr>
+      </w:pPr>
+      <w:r>
+        <w:t>Ready! Allows the user to “ready up”, only when all players are ready can the game begin.</w:t>
+      </w:r>
+    </w:p>
+    <w:p>
+      <w:pPr>
+        <w:pStyle w:val="ListParagraph"/>
+        <w:numPr>
+          <w:ilvl w:val="0"/>
+          <w:numId w:val="27"/>
+        </w:numPr>
+      </w:pPr>
+      <w:r>
+        <w:t>START begins the game.</w:t>
+      </w:r>
+    </w:p>
+    <w:p>
+      <w:pPr>
+        <w:pStyle w:val="ListParagraph"/>
+        <w:numPr>
+          <w:ilvl w:val="0"/>
+          <w:numId w:val="27"/>
+        </w:numPr>
+      </w:pPr>
+      <w:r>
+        <w:t>Ruleset: This outlines the rules used in the game. The host can change rules, or import a JSON file.</w:t>
+      </w:r>
+    </w:p>
+    <w:p>
+      <w:pPr>
+        <w:pStyle w:val="Heading3"/>
+      </w:pPr>
+      <w:r>
+        <w:lastRenderedPageBreak/>
+        <w:t>Friends List:</w:t>
+      </w:r>
+    </w:p>
+    <w:p>
+      <w:r>
+        <w:rPr>
+          <w:noProof/>
+        </w:rPr>
+        <w:drawing>
+          <wp:inline distT="0" distB="0" distL="0" distR="0" wp14:anchorId="7EC84D6D" wp14:editId="59602573">
+            <wp:extent cx="5727700" cy="3225800"/>
+            <wp:effectExtent l="0" t="0" r="6350" b="0"/>
+            <wp:docPr id="1205410079" name="Picture 12"/>
+            <wp:cNvGraphicFramePr>
+              <a:graphicFrameLocks xmlns:a="http://schemas.openxmlformats.org/drawingml/2006/main" noChangeAspect="1"/>
+            </wp:cNvGraphicFramePr>
+            <a:graphic xmlns:a="http://schemas.openxmlformats.org/drawingml/2006/main">
+              <a:graphicData uri="http://schemas.openxmlformats.org/drawingml/2006/picture">
+                <pic:pic xmlns:pic="http://schemas.openxmlformats.org/drawingml/2006/picture">
+                  <pic:nvPicPr>
+                    <pic:cNvPr id="0" name="Picture 12"/>
+                    <pic:cNvPicPr>
+                      <a:picLocks noChangeAspect="1" noChangeArrowheads="1"/>
+                    </pic:cNvPicPr>
+                  </pic:nvPicPr>
+                  <pic:blipFill>
+                    <a:blip r:embed="rId20" cstate="print">
+                      <a:extLst>
+                        <a:ext uri="{28A0092B-C50C-407E-A947-70E740481C1C}">
+                          <a14:useLocalDpi xmlns:a14="http://schemas.microsoft.com/office/drawing/2010/main" val="0"/>
+                        </a:ext>
+                      </a:extLst>
+                    </a:blip>
+                    <a:srcRect/>
+                    <a:stretch>
+                      <a:fillRect/>
+                    </a:stretch>
+                  </pic:blipFill>
+                  <pic:spPr bwMode="auto">
+                    <a:xfrm>
+                      <a:off x="0" y="0"/>
+                      <a:ext cx="5727700" cy="3225800"/>
+                    </a:xfrm>
+                    <a:prstGeom prst="rect">
+                      <a:avLst/>
+                    </a:prstGeom>
+                    <a:noFill/>
+                    <a:ln>
+                      <a:noFill/>
+                    </a:ln>
+                  </pic:spPr>
+                </pic:pic>
+              </a:graphicData>
+            </a:graphic>
+          </wp:inline>
+        </w:drawing>
+      </w:r>
+    </w:p>
     <w:p/>
+    <w:p>
+      <w:r>
+        <w:t>The friends list allows you to search for players, based on user Id or username, and send a friend request. It also lets you see the status of the request, either “not sent”, “pending”, “accepted”, or “declined”.</w:t>
+      </w:r>
+    </w:p>
+    <w:p>
+      <w:pPr>
+        <w:pStyle w:val="Heading3"/>
+      </w:pPr>
+      <w:r>
+        <w:t>GameState</w:t>
+      </w:r>
+      <w:r>
+        <w:t>:</w:t>
+      </w:r>
+    </w:p>
+    <w:p>
+      <w:r>
+        <w:rPr>
+          <w:noProof/>
+        </w:rPr>
+        <w:drawing>
+          <wp:inline distT="0" distB="0" distL="0" distR="0" wp14:anchorId="2C7C574A" wp14:editId="37A1E878">
+            <wp:extent cx="5727700" cy="3225800"/>
+            <wp:effectExtent l="0" t="0" r="6350" b="0"/>
+            <wp:docPr id="1075696630" name="Picture 13"/>
+            <wp:cNvGraphicFramePr>
+              <a:graphicFrameLocks xmlns:a="http://schemas.openxmlformats.org/drawingml/2006/main" noChangeAspect="1"/>
+            </wp:cNvGraphicFramePr>
+            <a:graphic xmlns:a="http://schemas.openxmlformats.org/drawingml/2006/main">
+              <a:graphicData uri="http://schemas.openxmlformats.org/drawingml/2006/picture">
+                <pic:pic xmlns:pic="http://schemas.openxmlformats.org/drawingml/2006/picture">
+                  <pic:nvPicPr>
+                    <pic:cNvPr id="0" name="Picture 13"/>
+                    <pic:cNvPicPr>
+                      <a:picLocks noChangeAspect="1" noChangeArrowheads="1"/>
+                    </pic:cNvPicPr>
+                  </pic:nvPicPr>
+                  <pic:blipFill>
+                    <a:blip r:embed="rId21" cstate="print">
+                      <a:extLst>
+                        <a:ext uri="{28A0092B-C50C-407E-A947-70E740481C1C}">
+                          <a14:useLocalDpi xmlns:a14="http://schemas.microsoft.com/office/drawing/2010/main" val="0"/>
+                        </a:ext>
+                      </a:extLst>
+                    </a:blip>
+                    <a:srcRect/>
+                    <a:stretch>
+                      <a:fillRect/>
+                    </a:stretch>
+                  </pic:blipFill>
+                  <pic:spPr bwMode="auto">
+                    <a:xfrm>
+                      <a:off x="0" y="0"/>
+                      <a:ext cx="5727700" cy="3225800"/>
+                    </a:xfrm>
+                    <a:prstGeom prst="rect">
+                      <a:avLst/>
+                    </a:prstGeom>
+                    <a:noFill/>
+                    <a:ln>
+                      <a:noFill/>
+                    </a:ln>
+                  </pic:spPr>
+                </pic:pic>
+              </a:graphicData>
+            </a:graphic>
+          </wp:inline>
+        </w:drawing>
+      </w:r>
+    </w:p>
+    <w:p>
+      <w:r>
+        <w:t xml:space="preserve">The gamestate allows players to see the current game board. Other players hands are shown face down, while the user’s cards are shown face up. The sort-hand button allows the user to automatically sort their hand by either rank or suit. Furthermore, when hovering over other </w:t>
+      </w:r>
+      <w:r>
+        <w:lastRenderedPageBreak/>
+        <w:t>players hands, a small text box with the number of cards in that players hands is visible. You cand draw from the deck or discard pile by clicking on them. By clicking on a card in the hand, it is selected, either to be discarded, be put into a meld, or added to a meld on the table. Melds are place faced up on the table, where everyone can see or interact with them.</w:t>
+      </w:r>
+    </w:p>
+    <w:p>
+      <w:r>
+        <w:t>The cards in the hand are in a fan pattern, maximizing space while still allowing for all cards to be seen.</w:t>
+      </w:r>
+    </w:p>
     <w:p/>
     <w:p>
       <w:pPr>
@@ -6299,7 +9064,7 @@
       <w:r>
         <w:t xml:space="preserve">. Available at: </w:t>
       </w:r>
-      <w:hyperlink r:id="rId16">
+      <w:hyperlink r:id="rId22">
         <w:r>
           <w:rPr>
             <w:color w:val="1155CC"/>
@@ -6314,8 +9079,8 @@
     </w:p>
     <w:p/>
     <w:sectPr>
-      <w:headerReference w:type="default" r:id="rId17"/>
-      <w:footerReference w:type="default" r:id="rId18"/>
+      <w:headerReference w:type="default" r:id="rId23"/>
+      <w:footerReference w:type="default" r:id="rId24"/>
       <w:pgSz w:w="11906" w:h="16838"/>
       <w:pgMar w:top="1440" w:right="1440" w:bottom="1440" w:left="1440" w:header="708" w:footer="708" w:gutter="0"/>
       <w:pgNumType w:start="1"/>
@@ -6442,6 +9207,95 @@
 <file path=word/numbering.xml><?xml version="1.0" encoding="utf-8"?>
 <w:numbering xmlns:wpc="http://schemas.microsoft.com/office/word/2010/wordprocessingCanvas" xmlns:cx="http://schemas.microsoft.com/office/drawing/2014/chartex" xmlns:cx1="http://schemas.microsoft.com/office/drawing/2015/9/8/chartex" xmlns:cx2="http://schemas.microsoft.com/office/drawing/2015/10/21/chartex" xmlns:cx3="http://schemas.microsoft.com/office/drawing/2016/5/9/chartex" xmlns:cx4="http://schemas.microsoft.com/office/drawing/2016/5/10/chartex" xmlns:cx5="http://schemas.microsoft.com/office/drawing/2016/5/11/chartex" xmlns:cx6="http://schemas.microsoft.com/office/drawing/2016/5/12/chartex" xmlns:cx7="http://schemas.microsoft.com/office/drawing/2016/5/13/chartex" xmlns:cx8="http://schemas.microsoft.com/office/drawing/2016/5/14/chartex" xmlns:mc="http://schemas.openxmlformats.org/markup-compatibility/2006" xmlns:aink="http://schemas.microsoft.com/office/drawing/2016/ink" xmlns:am3d="http://schemas.microsoft.com/office/drawing/2017/model3d" xmlns:o="urn:schemas-microsoft-com:office:office" xmlns:oel="http://schemas.microsoft.com/office/2019/extlst" xmlns:r="http://schemas.openxmlformats.org/officeDocument/2006/relationships" xmlns:m="http://schemas.openxmlformats.org/officeDocument/2006/math" xmlns:v="urn:schemas-microsoft-com:vml" xmlns:wp14="http://schemas.microsoft.com/office/word/2010/wordprocessingDrawing" xmlns:wp="http://schemas.openxmlformats.org/drawingml/2006/wordprocessingDrawing" xmlns:w10="urn:schemas-microsoft-com:office:word" xmlns:w="http://schemas.openxmlformats.org/wordprocessingml/2006/main" xmlns:w14="http://schemas.microsoft.com/office/word/2010/wordml" xmlns:w15="http://schemas.microsoft.com/office/word/2012/wordml" xmlns:w16cex="http://schemas.microsoft.com/office/word/2018/wordml/cex" xmlns:w16cid="http://schemas.microsoft.com/office/word/2016/wordml/cid" xmlns:w16="http://schemas.microsoft.com/office/word/2018/wordml" xmlns:w16du="http://schemas.microsoft.com/office/word/2023/wordml/word16du" xmlns:w16sdtdh="http://schemas.microsoft.com/office/word/2020/wordml/sdtdatahash" xmlns:w16sdtfl="http://schemas.microsoft.com/office/word/2024/wordml/sdtformatlock" xmlns:w16se="http://schemas.microsoft.com/office/word/2015/wordml/symex" xmlns:wpg="http://schemas.microsoft.com/office/word/2010/wordprocessingGroup" xmlns:wpi="http://schemas.microsoft.com/office/word/2010/wordprocessingInk" xmlns:wne="http://schemas.microsoft.com/office/word/2006/wordml" xmlns:wps="http://schemas.microsoft.com/office/word/2010/wordprocessingShape" mc:Ignorable="w14 w15 w16se w16cid w16 w16cex w16sdtdh w16sdtfl w16du wp14">
   <w:abstractNum w:abstractNumId="0" w15:restartNumberingAfterBreak="0">
+    <w:nsid w:val="067263B0"/>
+    <w:multiLevelType w:val="hybridMultilevel"/>
+    <w:tmpl w:val="22E04064"/>
+    <w:lvl w:ilvl="0" w:tplc="04090011">
+      <w:start w:val="1"/>
+      <w:numFmt w:val="decimal"/>
+      <w:lvlText w:val="%1)"/>
+      <w:lvlJc w:val="left"/>
+      <w:pPr>
+        <w:ind w:left="720" w:hanging="360"/>
+      </w:pPr>
+      <w:rPr>
+        <w:rFonts w:hint="default"/>
+      </w:rPr>
+    </w:lvl>
+    <w:lvl w:ilvl="1" w:tplc="04090019" w:tentative="1">
+      <w:start w:val="1"/>
+      <w:numFmt w:val="lowerLetter"/>
+      <w:lvlText w:val="%2."/>
+      <w:lvlJc w:val="left"/>
+      <w:pPr>
+        <w:ind w:left="1440" w:hanging="360"/>
+      </w:pPr>
+    </w:lvl>
+    <w:lvl w:ilvl="2" w:tplc="0409001B" w:tentative="1">
+      <w:start w:val="1"/>
+      <w:numFmt w:val="lowerRoman"/>
+      <w:lvlText w:val="%3."/>
+      <w:lvlJc w:val="right"/>
+      <w:pPr>
+        <w:ind w:left="2160" w:hanging="180"/>
+      </w:pPr>
+    </w:lvl>
+    <w:lvl w:ilvl="3" w:tplc="0409000F" w:tentative="1">
+      <w:start w:val="1"/>
+      <w:numFmt w:val="decimal"/>
+      <w:lvlText w:val="%4."/>
+      <w:lvlJc w:val="left"/>
+      <w:pPr>
+        <w:ind w:left="2880" w:hanging="360"/>
+      </w:pPr>
+    </w:lvl>
+    <w:lvl w:ilvl="4" w:tplc="04090019" w:tentative="1">
+      <w:start w:val="1"/>
+      <w:numFmt w:val="lowerLetter"/>
+      <w:lvlText w:val="%5."/>
+      <w:lvlJc w:val="left"/>
+      <w:pPr>
+        <w:ind w:left="3600" w:hanging="360"/>
+      </w:pPr>
+    </w:lvl>
+    <w:lvl w:ilvl="5" w:tplc="0409001B" w:tentative="1">
+      <w:start w:val="1"/>
+      <w:numFmt w:val="lowerRoman"/>
+      <w:lvlText w:val="%6."/>
+      <w:lvlJc w:val="right"/>
+      <w:pPr>
+        <w:ind w:left="4320" w:hanging="180"/>
+      </w:pPr>
+    </w:lvl>
+    <w:lvl w:ilvl="6" w:tplc="0409000F" w:tentative="1">
+      <w:start w:val="1"/>
+      <w:numFmt w:val="decimal"/>
+      <w:lvlText w:val="%7."/>
+      <w:lvlJc w:val="left"/>
+      <w:pPr>
+        <w:ind w:left="5040" w:hanging="360"/>
+      </w:pPr>
+    </w:lvl>
+    <w:lvl w:ilvl="7" w:tplc="04090019" w:tentative="1">
+      <w:start w:val="1"/>
+      <w:numFmt w:val="lowerLetter"/>
+      <w:lvlText w:val="%8."/>
+      <w:lvlJc w:val="left"/>
+      <w:pPr>
+        <w:ind w:left="5760" w:hanging="360"/>
+      </w:pPr>
+    </w:lvl>
+    <w:lvl w:ilvl="8" w:tplc="0409001B" w:tentative="1">
+      <w:start w:val="1"/>
+      <w:numFmt w:val="lowerRoman"/>
+      <w:lvlText w:val="%9."/>
+      <w:lvlJc w:val="right"/>
+      <w:pPr>
+        <w:ind w:left="6480" w:hanging="180"/>
+      </w:pPr>
+    </w:lvl>
+  </w:abstractNum>
+  <w:abstractNum w:abstractNumId="1" w15:restartNumberingAfterBreak="0">
     <w:nsid w:val="088E711F"/>
     <w:multiLevelType w:val="hybridMultilevel"/>
     <w:tmpl w:val="73920196"/>
@@ -6530,7 +9384,7 @@
       </w:pPr>
     </w:lvl>
   </w:abstractNum>
-  <w:abstractNum w:abstractNumId="1" w15:restartNumberingAfterBreak="0">
+  <w:abstractNum w:abstractNumId="2" w15:restartNumberingAfterBreak="0">
     <w:nsid w:val="0C1C4846"/>
     <w:multiLevelType w:val="hybridMultilevel"/>
     <w:tmpl w:val="53A8D15C"/>
@@ -6642,7 +9496,96 @@
       </w:rPr>
     </w:lvl>
   </w:abstractNum>
-  <w:abstractNum w:abstractNumId="2" w15:restartNumberingAfterBreak="0">
+  <w:abstractNum w:abstractNumId="3" w15:restartNumberingAfterBreak="0">
+    <w:nsid w:val="11BE605D"/>
+    <w:multiLevelType w:val="hybridMultilevel"/>
+    <w:tmpl w:val="57CCA6C4"/>
+    <w:lvl w:ilvl="0" w:tplc="04090011">
+      <w:start w:val="1"/>
+      <w:numFmt w:val="decimal"/>
+      <w:lvlText w:val="%1)"/>
+      <w:lvlJc w:val="left"/>
+      <w:pPr>
+        <w:ind w:left="720" w:hanging="360"/>
+      </w:pPr>
+      <w:rPr>
+        <w:rFonts w:hint="default"/>
+      </w:rPr>
+    </w:lvl>
+    <w:lvl w:ilvl="1" w:tplc="04090019" w:tentative="1">
+      <w:start w:val="1"/>
+      <w:numFmt w:val="lowerLetter"/>
+      <w:lvlText w:val="%2."/>
+      <w:lvlJc w:val="left"/>
+      <w:pPr>
+        <w:ind w:left="1440" w:hanging="360"/>
+      </w:pPr>
+    </w:lvl>
+    <w:lvl w:ilvl="2" w:tplc="0409001B" w:tentative="1">
+      <w:start w:val="1"/>
+      <w:numFmt w:val="lowerRoman"/>
+      <w:lvlText w:val="%3."/>
+      <w:lvlJc w:val="right"/>
+      <w:pPr>
+        <w:ind w:left="2160" w:hanging="180"/>
+      </w:pPr>
+    </w:lvl>
+    <w:lvl w:ilvl="3" w:tplc="0409000F" w:tentative="1">
+      <w:start w:val="1"/>
+      <w:numFmt w:val="decimal"/>
+      <w:lvlText w:val="%4."/>
+      <w:lvlJc w:val="left"/>
+      <w:pPr>
+        <w:ind w:left="2880" w:hanging="360"/>
+      </w:pPr>
+    </w:lvl>
+    <w:lvl w:ilvl="4" w:tplc="04090019" w:tentative="1">
+      <w:start w:val="1"/>
+      <w:numFmt w:val="lowerLetter"/>
+      <w:lvlText w:val="%5."/>
+      <w:lvlJc w:val="left"/>
+      <w:pPr>
+        <w:ind w:left="3600" w:hanging="360"/>
+      </w:pPr>
+    </w:lvl>
+    <w:lvl w:ilvl="5" w:tplc="0409001B" w:tentative="1">
+      <w:start w:val="1"/>
+      <w:numFmt w:val="lowerRoman"/>
+      <w:lvlText w:val="%6."/>
+      <w:lvlJc w:val="right"/>
+      <w:pPr>
+        <w:ind w:left="4320" w:hanging="180"/>
+      </w:pPr>
+    </w:lvl>
+    <w:lvl w:ilvl="6" w:tplc="0409000F" w:tentative="1">
+      <w:start w:val="1"/>
+      <w:numFmt w:val="decimal"/>
+      <w:lvlText w:val="%7."/>
+      <w:lvlJc w:val="left"/>
+      <w:pPr>
+        <w:ind w:left="5040" w:hanging="360"/>
+      </w:pPr>
+    </w:lvl>
+    <w:lvl w:ilvl="7" w:tplc="04090019" w:tentative="1">
+      <w:start w:val="1"/>
+      <w:numFmt w:val="lowerLetter"/>
+      <w:lvlText w:val="%8."/>
+      <w:lvlJc w:val="left"/>
+      <w:pPr>
+        <w:ind w:left="5760" w:hanging="360"/>
+      </w:pPr>
+    </w:lvl>
+    <w:lvl w:ilvl="8" w:tplc="0409001B" w:tentative="1">
+      <w:start w:val="1"/>
+      <w:numFmt w:val="lowerRoman"/>
+      <w:lvlText w:val="%9."/>
+      <w:lvlJc w:val="right"/>
+      <w:pPr>
+        <w:ind w:left="6480" w:hanging="180"/>
+      </w:pPr>
+    </w:lvl>
+  </w:abstractNum>
+  <w:abstractNum w:abstractNumId="4" w15:restartNumberingAfterBreak="0">
     <w:nsid w:val="13D919B5"/>
     <w:multiLevelType w:val="multilevel"/>
     <w:tmpl w:val="C8E454B4"/>
@@ -6755,7 +9698,96 @@
       </w:rPr>
     </w:lvl>
   </w:abstractNum>
-  <w:abstractNum w:abstractNumId="3" w15:restartNumberingAfterBreak="0">
+  <w:abstractNum w:abstractNumId="5" w15:restartNumberingAfterBreak="0">
+    <w:nsid w:val="16ED31CE"/>
+    <w:multiLevelType w:val="hybridMultilevel"/>
+    <w:tmpl w:val="12E2B404"/>
+    <w:lvl w:ilvl="0" w:tplc="04090011">
+      <w:start w:val="1"/>
+      <w:numFmt w:val="decimal"/>
+      <w:lvlText w:val="%1)"/>
+      <w:lvlJc w:val="left"/>
+      <w:pPr>
+        <w:ind w:left="720" w:hanging="360"/>
+      </w:pPr>
+      <w:rPr>
+        <w:rFonts w:hint="default"/>
+      </w:rPr>
+    </w:lvl>
+    <w:lvl w:ilvl="1" w:tplc="04090019" w:tentative="1">
+      <w:start w:val="1"/>
+      <w:numFmt w:val="lowerLetter"/>
+      <w:lvlText w:val="%2."/>
+      <w:lvlJc w:val="left"/>
+      <w:pPr>
+        <w:ind w:left="1440" w:hanging="360"/>
+      </w:pPr>
+    </w:lvl>
+    <w:lvl w:ilvl="2" w:tplc="0409001B" w:tentative="1">
+      <w:start w:val="1"/>
+      <w:numFmt w:val="lowerRoman"/>
+      <w:lvlText w:val="%3."/>
+      <w:lvlJc w:val="right"/>
+      <w:pPr>
+        <w:ind w:left="2160" w:hanging="180"/>
+      </w:pPr>
+    </w:lvl>
+    <w:lvl w:ilvl="3" w:tplc="0409000F" w:tentative="1">
+      <w:start w:val="1"/>
+      <w:numFmt w:val="decimal"/>
+      <w:lvlText w:val="%4."/>
+      <w:lvlJc w:val="left"/>
+      <w:pPr>
+        <w:ind w:left="2880" w:hanging="360"/>
+      </w:pPr>
+    </w:lvl>
+    <w:lvl w:ilvl="4" w:tplc="04090019" w:tentative="1">
+      <w:start w:val="1"/>
+      <w:numFmt w:val="lowerLetter"/>
+      <w:lvlText w:val="%5."/>
+      <w:lvlJc w:val="left"/>
+      <w:pPr>
+        <w:ind w:left="3600" w:hanging="360"/>
+      </w:pPr>
+    </w:lvl>
+    <w:lvl w:ilvl="5" w:tplc="0409001B" w:tentative="1">
+      <w:start w:val="1"/>
+      <w:numFmt w:val="lowerRoman"/>
+      <w:lvlText w:val="%6."/>
+      <w:lvlJc w:val="right"/>
+      <w:pPr>
+        <w:ind w:left="4320" w:hanging="180"/>
+      </w:pPr>
+    </w:lvl>
+    <w:lvl w:ilvl="6" w:tplc="0409000F" w:tentative="1">
+      <w:start w:val="1"/>
+      <w:numFmt w:val="decimal"/>
+      <w:lvlText w:val="%7."/>
+      <w:lvlJc w:val="left"/>
+      <w:pPr>
+        <w:ind w:left="5040" w:hanging="360"/>
+      </w:pPr>
+    </w:lvl>
+    <w:lvl w:ilvl="7" w:tplc="04090019" w:tentative="1">
+      <w:start w:val="1"/>
+      <w:numFmt w:val="lowerLetter"/>
+      <w:lvlText w:val="%8."/>
+      <w:lvlJc w:val="left"/>
+      <w:pPr>
+        <w:ind w:left="5760" w:hanging="360"/>
+      </w:pPr>
+    </w:lvl>
+    <w:lvl w:ilvl="8" w:tplc="0409001B" w:tentative="1">
+      <w:start w:val="1"/>
+      <w:numFmt w:val="lowerRoman"/>
+      <w:lvlText w:val="%9."/>
+      <w:lvlJc w:val="right"/>
+      <w:pPr>
+        <w:ind w:left="6480" w:hanging="180"/>
+      </w:pPr>
+    </w:lvl>
+  </w:abstractNum>
+  <w:abstractNum w:abstractNumId="6" w15:restartNumberingAfterBreak="0">
     <w:nsid w:val="17B83125"/>
     <w:multiLevelType w:val="multilevel"/>
     <w:tmpl w:val="2910B832"/>
@@ -6868,7 +9900,185 @@
       </w:rPr>
     </w:lvl>
   </w:abstractNum>
-  <w:abstractNum w:abstractNumId="4" w15:restartNumberingAfterBreak="0">
+  <w:abstractNum w:abstractNumId="7" w15:restartNumberingAfterBreak="0">
+    <w:nsid w:val="1AD34972"/>
+    <w:multiLevelType w:val="hybridMultilevel"/>
+    <w:tmpl w:val="F73A15C6"/>
+    <w:lvl w:ilvl="0" w:tplc="04090011">
+      <w:start w:val="1"/>
+      <w:numFmt w:val="decimal"/>
+      <w:lvlText w:val="%1)"/>
+      <w:lvlJc w:val="left"/>
+      <w:pPr>
+        <w:ind w:left="720" w:hanging="360"/>
+      </w:pPr>
+      <w:rPr>
+        <w:rFonts w:hint="default"/>
+      </w:rPr>
+    </w:lvl>
+    <w:lvl w:ilvl="1" w:tplc="04090019" w:tentative="1">
+      <w:start w:val="1"/>
+      <w:numFmt w:val="lowerLetter"/>
+      <w:lvlText w:val="%2."/>
+      <w:lvlJc w:val="left"/>
+      <w:pPr>
+        <w:ind w:left="1440" w:hanging="360"/>
+      </w:pPr>
+    </w:lvl>
+    <w:lvl w:ilvl="2" w:tplc="0409001B" w:tentative="1">
+      <w:start w:val="1"/>
+      <w:numFmt w:val="lowerRoman"/>
+      <w:lvlText w:val="%3."/>
+      <w:lvlJc w:val="right"/>
+      <w:pPr>
+        <w:ind w:left="2160" w:hanging="180"/>
+      </w:pPr>
+    </w:lvl>
+    <w:lvl w:ilvl="3" w:tplc="0409000F" w:tentative="1">
+      <w:start w:val="1"/>
+      <w:numFmt w:val="decimal"/>
+      <w:lvlText w:val="%4."/>
+      <w:lvlJc w:val="left"/>
+      <w:pPr>
+        <w:ind w:left="2880" w:hanging="360"/>
+      </w:pPr>
+    </w:lvl>
+    <w:lvl w:ilvl="4" w:tplc="04090019" w:tentative="1">
+      <w:start w:val="1"/>
+      <w:numFmt w:val="lowerLetter"/>
+      <w:lvlText w:val="%5."/>
+      <w:lvlJc w:val="left"/>
+      <w:pPr>
+        <w:ind w:left="3600" w:hanging="360"/>
+      </w:pPr>
+    </w:lvl>
+    <w:lvl w:ilvl="5" w:tplc="0409001B" w:tentative="1">
+      <w:start w:val="1"/>
+      <w:numFmt w:val="lowerRoman"/>
+      <w:lvlText w:val="%6."/>
+      <w:lvlJc w:val="right"/>
+      <w:pPr>
+        <w:ind w:left="4320" w:hanging="180"/>
+      </w:pPr>
+    </w:lvl>
+    <w:lvl w:ilvl="6" w:tplc="0409000F" w:tentative="1">
+      <w:start w:val="1"/>
+      <w:numFmt w:val="decimal"/>
+      <w:lvlText w:val="%7."/>
+      <w:lvlJc w:val="left"/>
+      <w:pPr>
+        <w:ind w:left="5040" w:hanging="360"/>
+      </w:pPr>
+    </w:lvl>
+    <w:lvl w:ilvl="7" w:tplc="04090019" w:tentative="1">
+      <w:start w:val="1"/>
+      <w:numFmt w:val="lowerLetter"/>
+      <w:lvlText w:val="%8."/>
+      <w:lvlJc w:val="left"/>
+      <w:pPr>
+        <w:ind w:left="5760" w:hanging="360"/>
+      </w:pPr>
+    </w:lvl>
+    <w:lvl w:ilvl="8" w:tplc="0409001B" w:tentative="1">
+      <w:start w:val="1"/>
+      <w:numFmt w:val="lowerRoman"/>
+      <w:lvlText w:val="%9."/>
+      <w:lvlJc w:val="right"/>
+      <w:pPr>
+        <w:ind w:left="6480" w:hanging="180"/>
+      </w:pPr>
+    </w:lvl>
+  </w:abstractNum>
+  <w:abstractNum w:abstractNumId="8" w15:restartNumberingAfterBreak="0">
+    <w:nsid w:val="21903C15"/>
+    <w:multiLevelType w:val="hybridMultilevel"/>
+    <w:tmpl w:val="7D9ADD56"/>
+    <w:lvl w:ilvl="0" w:tplc="04090011">
+      <w:start w:val="1"/>
+      <w:numFmt w:val="decimal"/>
+      <w:lvlText w:val="%1)"/>
+      <w:lvlJc w:val="left"/>
+      <w:pPr>
+        <w:ind w:left="720" w:hanging="360"/>
+      </w:pPr>
+      <w:rPr>
+        <w:rFonts w:hint="default"/>
+      </w:rPr>
+    </w:lvl>
+    <w:lvl w:ilvl="1" w:tplc="04090019" w:tentative="1">
+      <w:start w:val="1"/>
+      <w:numFmt w:val="lowerLetter"/>
+      <w:lvlText w:val="%2."/>
+      <w:lvlJc w:val="left"/>
+      <w:pPr>
+        <w:ind w:left="1440" w:hanging="360"/>
+      </w:pPr>
+    </w:lvl>
+    <w:lvl w:ilvl="2" w:tplc="0409001B" w:tentative="1">
+      <w:start w:val="1"/>
+      <w:numFmt w:val="lowerRoman"/>
+      <w:lvlText w:val="%3."/>
+      <w:lvlJc w:val="right"/>
+      <w:pPr>
+        <w:ind w:left="2160" w:hanging="180"/>
+      </w:pPr>
+    </w:lvl>
+    <w:lvl w:ilvl="3" w:tplc="0409000F" w:tentative="1">
+      <w:start w:val="1"/>
+      <w:numFmt w:val="decimal"/>
+      <w:lvlText w:val="%4."/>
+      <w:lvlJc w:val="left"/>
+      <w:pPr>
+        <w:ind w:left="2880" w:hanging="360"/>
+      </w:pPr>
+    </w:lvl>
+    <w:lvl w:ilvl="4" w:tplc="04090019" w:tentative="1">
+      <w:start w:val="1"/>
+      <w:numFmt w:val="lowerLetter"/>
+      <w:lvlText w:val="%5."/>
+      <w:lvlJc w:val="left"/>
+      <w:pPr>
+        <w:ind w:left="3600" w:hanging="360"/>
+      </w:pPr>
+    </w:lvl>
+    <w:lvl w:ilvl="5" w:tplc="0409001B" w:tentative="1">
+      <w:start w:val="1"/>
+      <w:numFmt w:val="lowerRoman"/>
+      <w:lvlText w:val="%6."/>
+      <w:lvlJc w:val="right"/>
+      <w:pPr>
+        <w:ind w:left="4320" w:hanging="180"/>
+      </w:pPr>
+    </w:lvl>
+    <w:lvl w:ilvl="6" w:tplc="0409000F" w:tentative="1">
+      <w:start w:val="1"/>
+      <w:numFmt w:val="decimal"/>
+      <w:lvlText w:val="%7."/>
+      <w:lvlJc w:val="left"/>
+      <w:pPr>
+        <w:ind w:left="5040" w:hanging="360"/>
+      </w:pPr>
+    </w:lvl>
+    <w:lvl w:ilvl="7" w:tplc="04090019" w:tentative="1">
+      <w:start w:val="1"/>
+      <w:numFmt w:val="lowerLetter"/>
+      <w:lvlText w:val="%8."/>
+      <w:lvlJc w:val="left"/>
+      <w:pPr>
+        <w:ind w:left="5760" w:hanging="360"/>
+      </w:pPr>
+    </w:lvl>
+    <w:lvl w:ilvl="8" w:tplc="0409001B" w:tentative="1">
+      <w:start w:val="1"/>
+      <w:numFmt w:val="lowerRoman"/>
+      <w:lvlText w:val="%9."/>
+      <w:lvlJc w:val="right"/>
+      <w:pPr>
+        <w:ind w:left="6480" w:hanging="180"/>
+      </w:pPr>
+    </w:lvl>
+  </w:abstractNum>
+  <w:abstractNum w:abstractNumId="9" w15:restartNumberingAfterBreak="0">
     <w:nsid w:val="267042C5"/>
     <w:multiLevelType w:val="multilevel"/>
     <w:tmpl w:val="8AF20336"/>
@@ -6981,7 +10191,96 @@
       </w:rPr>
     </w:lvl>
   </w:abstractNum>
-  <w:abstractNum w:abstractNumId="5" w15:restartNumberingAfterBreak="0">
+  <w:abstractNum w:abstractNumId="10" w15:restartNumberingAfterBreak="0">
+    <w:nsid w:val="286D1F30"/>
+    <w:multiLevelType w:val="hybridMultilevel"/>
+    <w:tmpl w:val="2006E49C"/>
+    <w:lvl w:ilvl="0" w:tplc="04090011">
+      <w:start w:val="1"/>
+      <w:numFmt w:val="decimal"/>
+      <w:lvlText w:val="%1)"/>
+      <w:lvlJc w:val="left"/>
+      <w:pPr>
+        <w:ind w:left="720" w:hanging="360"/>
+      </w:pPr>
+      <w:rPr>
+        <w:rFonts w:hint="default"/>
+      </w:rPr>
+    </w:lvl>
+    <w:lvl w:ilvl="1" w:tplc="04090019" w:tentative="1">
+      <w:start w:val="1"/>
+      <w:numFmt w:val="lowerLetter"/>
+      <w:lvlText w:val="%2."/>
+      <w:lvlJc w:val="left"/>
+      <w:pPr>
+        <w:ind w:left="1440" w:hanging="360"/>
+      </w:pPr>
+    </w:lvl>
+    <w:lvl w:ilvl="2" w:tplc="0409001B" w:tentative="1">
+      <w:start w:val="1"/>
+      <w:numFmt w:val="lowerRoman"/>
+      <w:lvlText w:val="%3."/>
+      <w:lvlJc w:val="right"/>
+      <w:pPr>
+        <w:ind w:left="2160" w:hanging="180"/>
+      </w:pPr>
+    </w:lvl>
+    <w:lvl w:ilvl="3" w:tplc="0409000F" w:tentative="1">
+      <w:start w:val="1"/>
+      <w:numFmt w:val="decimal"/>
+      <w:lvlText w:val="%4."/>
+      <w:lvlJc w:val="left"/>
+      <w:pPr>
+        <w:ind w:left="2880" w:hanging="360"/>
+      </w:pPr>
+    </w:lvl>
+    <w:lvl w:ilvl="4" w:tplc="04090019" w:tentative="1">
+      <w:start w:val="1"/>
+      <w:numFmt w:val="lowerLetter"/>
+      <w:lvlText w:val="%5."/>
+      <w:lvlJc w:val="left"/>
+      <w:pPr>
+        <w:ind w:left="3600" w:hanging="360"/>
+      </w:pPr>
+    </w:lvl>
+    <w:lvl w:ilvl="5" w:tplc="0409001B" w:tentative="1">
+      <w:start w:val="1"/>
+      <w:numFmt w:val="lowerRoman"/>
+      <w:lvlText w:val="%6."/>
+      <w:lvlJc w:val="right"/>
+      <w:pPr>
+        <w:ind w:left="4320" w:hanging="180"/>
+      </w:pPr>
+    </w:lvl>
+    <w:lvl w:ilvl="6" w:tplc="0409000F" w:tentative="1">
+      <w:start w:val="1"/>
+      <w:numFmt w:val="decimal"/>
+      <w:lvlText w:val="%7."/>
+      <w:lvlJc w:val="left"/>
+      <w:pPr>
+        <w:ind w:left="5040" w:hanging="360"/>
+      </w:pPr>
+    </w:lvl>
+    <w:lvl w:ilvl="7" w:tplc="04090019" w:tentative="1">
+      <w:start w:val="1"/>
+      <w:numFmt w:val="lowerLetter"/>
+      <w:lvlText w:val="%8."/>
+      <w:lvlJc w:val="left"/>
+      <w:pPr>
+        <w:ind w:left="5760" w:hanging="360"/>
+      </w:pPr>
+    </w:lvl>
+    <w:lvl w:ilvl="8" w:tplc="0409001B" w:tentative="1">
+      <w:start w:val="1"/>
+      <w:numFmt w:val="lowerRoman"/>
+      <w:lvlText w:val="%9."/>
+      <w:lvlJc w:val="right"/>
+      <w:pPr>
+        <w:ind w:left="6480" w:hanging="180"/>
+      </w:pPr>
+    </w:lvl>
+  </w:abstractNum>
+  <w:abstractNum w:abstractNumId="11" w15:restartNumberingAfterBreak="0">
     <w:nsid w:val="2CD2268C"/>
     <w:multiLevelType w:val="multilevel"/>
     <w:tmpl w:val="2650424C"/>
@@ -7094,7 +10393,7 @@
       </w:rPr>
     </w:lvl>
   </w:abstractNum>
-  <w:abstractNum w:abstractNumId="6" w15:restartNumberingAfterBreak="0">
+  <w:abstractNum w:abstractNumId="12" w15:restartNumberingAfterBreak="0">
     <w:nsid w:val="338C2D18"/>
     <w:multiLevelType w:val="multilevel"/>
     <w:tmpl w:val="45A08052"/>
@@ -7207,7 +10506,7 @@
       </w:rPr>
     </w:lvl>
   </w:abstractNum>
-  <w:abstractNum w:abstractNumId="7" w15:restartNumberingAfterBreak="0">
+  <w:abstractNum w:abstractNumId="13" w15:restartNumberingAfterBreak="0">
     <w:nsid w:val="34224918"/>
     <w:multiLevelType w:val="multilevel"/>
     <w:tmpl w:val="A06A7F54"/>
@@ -7320,7 +10619,7 @@
       </w:rPr>
     </w:lvl>
   </w:abstractNum>
-  <w:abstractNum w:abstractNumId="8" w15:restartNumberingAfterBreak="0">
+  <w:abstractNum w:abstractNumId="14" w15:restartNumberingAfterBreak="0">
     <w:nsid w:val="3A580D28"/>
     <w:multiLevelType w:val="multilevel"/>
     <w:tmpl w:val="B0AA0C52"/>
@@ -7433,7 +10732,185 @@
       </w:rPr>
     </w:lvl>
   </w:abstractNum>
-  <w:abstractNum w:abstractNumId="9" w15:restartNumberingAfterBreak="0">
+  <w:abstractNum w:abstractNumId="15" w15:restartNumberingAfterBreak="0">
+    <w:nsid w:val="3F362D60"/>
+    <w:multiLevelType w:val="hybridMultilevel"/>
+    <w:tmpl w:val="E9529D66"/>
+    <w:lvl w:ilvl="0" w:tplc="04090011">
+      <w:start w:val="1"/>
+      <w:numFmt w:val="decimal"/>
+      <w:lvlText w:val="%1)"/>
+      <w:lvlJc w:val="left"/>
+      <w:pPr>
+        <w:ind w:left="720" w:hanging="360"/>
+      </w:pPr>
+      <w:rPr>
+        <w:rFonts w:hint="default"/>
+      </w:rPr>
+    </w:lvl>
+    <w:lvl w:ilvl="1" w:tplc="04090019" w:tentative="1">
+      <w:start w:val="1"/>
+      <w:numFmt w:val="lowerLetter"/>
+      <w:lvlText w:val="%2."/>
+      <w:lvlJc w:val="left"/>
+      <w:pPr>
+        <w:ind w:left="1440" w:hanging="360"/>
+      </w:pPr>
+    </w:lvl>
+    <w:lvl w:ilvl="2" w:tplc="0409001B" w:tentative="1">
+      <w:start w:val="1"/>
+      <w:numFmt w:val="lowerRoman"/>
+      <w:lvlText w:val="%3."/>
+      <w:lvlJc w:val="right"/>
+      <w:pPr>
+        <w:ind w:left="2160" w:hanging="180"/>
+      </w:pPr>
+    </w:lvl>
+    <w:lvl w:ilvl="3" w:tplc="0409000F" w:tentative="1">
+      <w:start w:val="1"/>
+      <w:numFmt w:val="decimal"/>
+      <w:lvlText w:val="%4."/>
+      <w:lvlJc w:val="left"/>
+      <w:pPr>
+        <w:ind w:left="2880" w:hanging="360"/>
+      </w:pPr>
+    </w:lvl>
+    <w:lvl w:ilvl="4" w:tplc="04090019" w:tentative="1">
+      <w:start w:val="1"/>
+      <w:numFmt w:val="lowerLetter"/>
+      <w:lvlText w:val="%5."/>
+      <w:lvlJc w:val="left"/>
+      <w:pPr>
+        <w:ind w:left="3600" w:hanging="360"/>
+      </w:pPr>
+    </w:lvl>
+    <w:lvl w:ilvl="5" w:tplc="0409001B" w:tentative="1">
+      <w:start w:val="1"/>
+      <w:numFmt w:val="lowerRoman"/>
+      <w:lvlText w:val="%6."/>
+      <w:lvlJc w:val="right"/>
+      <w:pPr>
+        <w:ind w:left="4320" w:hanging="180"/>
+      </w:pPr>
+    </w:lvl>
+    <w:lvl w:ilvl="6" w:tplc="0409000F" w:tentative="1">
+      <w:start w:val="1"/>
+      <w:numFmt w:val="decimal"/>
+      <w:lvlText w:val="%7."/>
+      <w:lvlJc w:val="left"/>
+      <w:pPr>
+        <w:ind w:left="5040" w:hanging="360"/>
+      </w:pPr>
+    </w:lvl>
+    <w:lvl w:ilvl="7" w:tplc="04090019" w:tentative="1">
+      <w:start w:val="1"/>
+      <w:numFmt w:val="lowerLetter"/>
+      <w:lvlText w:val="%8."/>
+      <w:lvlJc w:val="left"/>
+      <w:pPr>
+        <w:ind w:left="5760" w:hanging="360"/>
+      </w:pPr>
+    </w:lvl>
+    <w:lvl w:ilvl="8" w:tplc="0409001B" w:tentative="1">
+      <w:start w:val="1"/>
+      <w:numFmt w:val="lowerRoman"/>
+      <w:lvlText w:val="%9."/>
+      <w:lvlJc w:val="right"/>
+      <w:pPr>
+        <w:ind w:left="6480" w:hanging="180"/>
+      </w:pPr>
+    </w:lvl>
+  </w:abstractNum>
+  <w:abstractNum w:abstractNumId="16" w15:restartNumberingAfterBreak="0">
+    <w:nsid w:val="418012EE"/>
+    <w:multiLevelType w:val="hybridMultilevel"/>
+    <w:tmpl w:val="ACAAABB6"/>
+    <w:lvl w:ilvl="0" w:tplc="04090011">
+      <w:start w:val="1"/>
+      <w:numFmt w:val="decimal"/>
+      <w:lvlText w:val="%1)"/>
+      <w:lvlJc w:val="left"/>
+      <w:pPr>
+        <w:ind w:left="720" w:hanging="360"/>
+      </w:pPr>
+      <w:rPr>
+        <w:rFonts w:hint="default"/>
+      </w:rPr>
+    </w:lvl>
+    <w:lvl w:ilvl="1" w:tplc="04090019" w:tentative="1">
+      <w:start w:val="1"/>
+      <w:numFmt w:val="lowerLetter"/>
+      <w:lvlText w:val="%2."/>
+      <w:lvlJc w:val="left"/>
+      <w:pPr>
+        <w:ind w:left="1440" w:hanging="360"/>
+      </w:pPr>
+    </w:lvl>
+    <w:lvl w:ilvl="2" w:tplc="0409001B" w:tentative="1">
+      <w:start w:val="1"/>
+      <w:numFmt w:val="lowerRoman"/>
+      <w:lvlText w:val="%3."/>
+      <w:lvlJc w:val="right"/>
+      <w:pPr>
+        <w:ind w:left="2160" w:hanging="180"/>
+      </w:pPr>
+    </w:lvl>
+    <w:lvl w:ilvl="3" w:tplc="0409000F" w:tentative="1">
+      <w:start w:val="1"/>
+      <w:numFmt w:val="decimal"/>
+      <w:lvlText w:val="%4."/>
+      <w:lvlJc w:val="left"/>
+      <w:pPr>
+        <w:ind w:left="2880" w:hanging="360"/>
+      </w:pPr>
+    </w:lvl>
+    <w:lvl w:ilvl="4" w:tplc="04090019" w:tentative="1">
+      <w:start w:val="1"/>
+      <w:numFmt w:val="lowerLetter"/>
+      <w:lvlText w:val="%5."/>
+      <w:lvlJc w:val="left"/>
+      <w:pPr>
+        <w:ind w:left="3600" w:hanging="360"/>
+      </w:pPr>
+    </w:lvl>
+    <w:lvl w:ilvl="5" w:tplc="0409001B" w:tentative="1">
+      <w:start w:val="1"/>
+      <w:numFmt w:val="lowerRoman"/>
+      <w:lvlText w:val="%6."/>
+      <w:lvlJc w:val="right"/>
+      <w:pPr>
+        <w:ind w:left="4320" w:hanging="180"/>
+      </w:pPr>
+    </w:lvl>
+    <w:lvl w:ilvl="6" w:tplc="0409000F" w:tentative="1">
+      <w:start w:val="1"/>
+      <w:numFmt w:val="decimal"/>
+      <w:lvlText w:val="%7."/>
+      <w:lvlJc w:val="left"/>
+      <w:pPr>
+        <w:ind w:left="5040" w:hanging="360"/>
+      </w:pPr>
+    </w:lvl>
+    <w:lvl w:ilvl="7" w:tplc="04090019" w:tentative="1">
+      <w:start w:val="1"/>
+      <w:numFmt w:val="lowerLetter"/>
+      <w:lvlText w:val="%8."/>
+      <w:lvlJc w:val="left"/>
+      <w:pPr>
+        <w:ind w:left="5760" w:hanging="360"/>
+      </w:pPr>
+    </w:lvl>
+    <w:lvl w:ilvl="8" w:tplc="0409001B" w:tentative="1">
+      <w:start w:val="1"/>
+      <w:numFmt w:val="lowerRoman"/>
+      <w:lvlText w:val="%9."/>
+      <w:lvlJc w:val="right"/>
+      <w:pPr>
+        <w:ind w:left="6480" w:hanging="180"/>
+      </w:pPr>
+    </w:lvl>
+  </w:abstractNum>
+  <w:abstractNum w:abstractNumId="17" w15:restartNumberingAfterBreak="0">
     <w:nsid w:val="44D61732"/>
     <w:multiLevelType w:val="hybridMultilevel"/>
     <w:tmpl w:val="C2782058"/>
@@ -7545,7 +11022,185 @@
       </w:rPr>
     </w:lvl>
   </w:abstractNum>
-  <w:abstractNum w:abstractNumId="10" w15:restartNumberingAfterBreak="0">
+  <w:abstractNum w:abstractNumId="18" w15:restartNumberingAfterBreak="0">
+    <w:nsid w:val="47B52833"/>
+    <w:multiLevelType w:val="hybridMultilevel"/>
+    <w:tmpl w:val="5CC2F722"/>
+    <w:lvl w:ilvl="0" w:tplc="04090011">
+      <w:start w:val="1"/>
+      <w:numFmt w:val="decimal"/>
+      <w:lvlText w:val="%1)"/>
+      <w:lvlJc w:val="left"/>
+      <w:pPr>
+        <w:ind w:left="720" w:hanging="360"/>
+      </w:pPr>
+      <w:rPr>
+        <w:rFonts w:hint="default"/>
+      </w:rPr>
+    </w:lvl>
+    <w:lvl w:ilvl="1" w:tplc="04090019" w:tentative="1">
+      <w:start w:val="1"/>
+      <w:numFmt w:val="lowerLetter"/>
+      <w:lvlText w:val="%2."/>
+      <w:lvlJc w:val="left"/>
+      <w:pPr>
+        <w:ind w:left="1440" w:hanging="360"/>
+      </w:pPr>
+    </w:lvl>
+    <w:lvl w:ilvl="2" w:tplc="0409001B" w:tentative="1">
+      <w:start w:val="1"/>
+      <w:numFmt w:val="lowerRoman"/>
+      <w:lvlText w:val="%3."/>
+      <w:lvlJc w:val="right"/>
+      <w:pPr>
+        <w:ind w:left="2160" w:hanging="180"/>
+      </w:pPr>
+    </w:lvl>
+    <w:lvl w:ilvl="3" w:tplc="0409000F" w:tentative="1">
+      <w:start w:val="1"/>
+      <w:numFmt w:val="decimal"/>
+      <w:lvlText w:val="%4."/>
+      <w:lvlJc w:val="left"/>
+      <w:pPr>
+        <w:ind w:left="2880" w:hanging="360"/>
+      </w:pPr>
+    </w:lvl>
+    <w:lvl w:ilvl="4" w:tplc="04090019" w:tentative="1">
+      <w:start w:val="1"/>
+      <w:numFmt w:val="lowerLetter"/>
+      <w:lvlText w:val="%5."/>
+      <w:lvlJc w:val="left"/>
+      <w:pPr>
+        <w:ind w:left="3600" w:hanging="360"/>
+      </w:pPr>
+    </w:lvl>
+    <w:lvl w:ilvl="5" w:tplc="0409001B" w:tentative="1">
+      <w:start w:val="1"/>
+      <w:numFmt w:val="lowerRoman"/>
+      <w:lvlText w:val="%6."/>
+      <w:lvlJc w:val="right"/>
+      <w:pPr>
+        <w:ind w:left="4320" w:hanging="180"/>
+      </w:pPr>
+    </w:lvl>
+    <w:lvl w:ilvl="6" w:tplc="0409000F" w:tentative="1">
+      <w:start w:val="1"/>
+      <w:numFmt w:val="decimal"/>
+      <w:lvlText w:val="%7."/>
+      <w:lvlJc w:val="left"/>
+      <w:pPr>
+        <w:ind w:left="5040" w:hanging="360"/>
+      </w:pPr>
+    </w:lvl>
+    <w:lvl w:ilvl="7" w:tplc="04090019" w:tentative="1">
+      <w:start w:val="1"/>
+      <w:numFmt w:val="lowerLetter"/>
+      <w:lvlText w:val="%8."/>
+      <w:lvlJc w:val="left"/>
+      <w:pPr>
+        <w:ind w:left="5760" w:hanging="360"/>
+      </w:pPr>
+    </w:lvl>
+    <w:lvl w:ilvl="8" w:tplc="0409001B" w:tentative="1">
+      <w:start w:val="1"/>
+      <w:numFmt w:val="lowerRoman"/>
+      <w:lvlText w:val="%9."/>
+      <w:lvlJc w:val="right"/>
+      <w:pPr>
+        <w:ind w:left="6480" w:hanging="180"/>
+      </w:pPr>
+    </w:lvl>
+  </w:abstractNum>
+  <w:abstractNum w:abstractNumId="19" w15:restartNumberingAfterBreak="0">
+    <w:nsid w:val="48AF17AF"/>
+    <w:multiLevelType w:val="hybridMultilevel"/>
+    <w:tmpl w:val="E9529D66"/>
+    <w:lvl w:ilvl="0" w:tplc="FFFFFFFF">
+      <w:start w:val="1"/>
+      <w:numFmt w:val="decimal"/>
+      <w:lvlText w:val="%1)"/>
+      <w:lvlJc w:val="left"/>
+      <w:pPr>
+        <w:ind w:left="720" w:hanging="360"/>
+      </w:pPr>
+      <w:rPr>
+        <w:rFonts w:hint="default"/>
+      </w:rPr>
+    </w:lvl>
+    <w:lvl w:ilvl="1" w:tplc="FFFFFFFF" w:tentative="1">
+      <w:start w:val="1"/>
+      <w:numFmt w:val="lowerLetter"/>
+      <w:lvlText w:val="%2."/>
+      <w:lvlJc w:val="left"/>
+      <w:pPr>
+        <w:ind w:left="1440" w:hanging="360"/>
+      </w:pPr>
+    </w:lvl>
+    <w:lvl w:ilvl="2" w:tplc="FFFFFFFF" w:tentative="1">
+      <w:start w:val="1"/>
+      <w:numFmt w:val="lowerRoman"/>
+      <w:lvlText w:val="%3."/>
+      <w:lvlJc w:val="right"/>
+      <w:pPr>
+        <w:ind w:left="2160" w:hanging="180"/>
+      </w:pPr>
+    </w:lvl>
+    <w:lvl w:ilvl="3" w:tplc="FFFFFFFF" w:tentative="1">
+      <w:start w:val="1"/>
+      <w:numFmt w:val="decimal"/>
+      <w:lvlText w:val="%4."/>
+      <w:lvlJc w:val="left"/>
+      <w:pPr>
+        <w:ind w:left="2880" w:hanging="360"/>
+      </w:pPr>
+    </w:lvl>
+    <w:lvl w:ilvl="4" w:tplc="FFFFFFFF" w:tentative="1">
+      <w:start w:val="1"/>
+      <w:numFmt w:val="lowerLetter"/>
+      <w:lvlText w:val="%5."/>
+      <w:lvlJc w:val="left"/>
+      <w:pPr>
+        <w:ind w:left="3600" w:hanging="360"/>
+      </w:pPr>
+    </w:lvl>
+    <w:lvl w:ilvl="5" w:tplc="FFFFFFFF" w:tentative="1">
+      <w:start w:val="1"/>
+      <w:numFmt w:val="lowerRoman"/>
+      <w:lvlText w:val="%6."/>
+      <w:lvlJc w:val="right"/>
+      <w:pPr>
+        <w:ind w:left="4320" w:hanging="180"/>
+      </w:pPr>
+    </w:lvl>
+    <w:lvl w:ilvl="6" w:tplc="FFFFFFFF" w:tentative="1">
+      <w:start w:val="1"/>
+      <w:numFmt w:val="decimal"/>
+      <w:lvlText w:val="%7."/>
+      <w:lvlJc w:val="left"/>
+      <w:pPr>
+        <w:ind w:left="5040" w:hanging="360"/>
+      </w:pPr>
+    </w:lvl>
+    <w:lvl w:ilvl="7" w:tplc="FFFFFFFF" w:tentative="1">
+      <w:start w:val="1"/>
+      <w:numFmt w:val="lowerLetter"/>
+      <w:lvlText w:val="%8."/>
+      <w:lvlJc w:val="left"/>
+      <w:pPr>
+        <w:ind w:left="5760" w:hanging="360"/>
+      </w:pPr>
+    </w:lvl>
+    <w:lvl w:ilvl="8" w:tplc="FFFFFFFF" w:tentative="1">
+      <w:start w:val="1"/>
+      <w:numFmt w:val="lowerRoman"/>
+      <w:lvlText w:val="%9."/>
+      <w:lvlJc w:val="right"/>
+      <w:pPr>
+        <w:ind w:left="6480" w:hanging="180"/>
+      </w:pPr>
+    </w:lvl>
+  </w:abstractNum>
+  <w:abstractNum w:abstractNumId="20" w15:restartNumberingAfterBreak="0">
     <w:nsid w:val="4B3E3E76"/>
     <w:multiLevelType w:val="multilevel"/>
     <w:tmpl w:val="EFC05692"/>
@@ -7658,7 +11313,7 @@
       </w:rPr>
     </w:lvl>
   </w:abstractNum>
-  <w:abstractNum w:abstractNumId="11" w15:restartNumberingAfterBreak="0">
+  <w:abstractNum w:abstractNumId="21" w15:restartNumberingAfterBreak="0">
     <w:nsid w:val="4CFA4F21"/>
     <w:multiLevelType w:val="multilevel"/>
     <w:tmpl w:val="1764D652"/>
@@ -7771,7 +11426,7 @@
       </w:rPr>
     </w:lvl>
   </w:abstractNum>
-  <w:abstractNum w:abstractNumId="12" w15:restartNumberingAfterBreak="0">
+  <w:abstractNum w:abstractNumId="22" w15:restartNumberingAfterBreak="0">
     <w:nsid w:val="4FAE007F"/>
     <w:multiLevelType w:val="multilevel"/>
     <w:tmpl w:val="7732389C"/>
@@ -7884,7 +11539,96 @@
       </w:rPr>
     </w:lvl>
   </w:abstractNum>
-  <w:abstractNum w:abstractNumId="13" w15:restartNumberingAfterBreak="0">
+  <w:abstractNum w:abstractNumId="23" w15:restartNumberingAfterBreak="0">
+    <w:nsid w:val="6E5A54DD"/>
+    <w:multiLevelType w:val="hybridMultilevel"/>
+    <w:tmpl w:val="AAF04F58"/>
+    <w:lvl w:ilvl="0" w:tplc="04090011">
+      <w:start w:val="1"/>
+      <w:numFmt w:val="decimal"/>
+      <w:lvlText w:val="%1)"/>
+      <w:lvlJc w:val="left"/>
+      <w:pPr>
+        <w:ind w:left="720" w:hanging="360"/>
+      </w:pPr>
+      <w:rPr>
+        <w:rFonts w:hint="default"/>
+      </w:rPr>
+    </w:lvl>
+    <w:lvl w:ilvl="1" w:tplc="04090019" w:tentative="1">
+      <w:start w:val="1"/>
+      <w:numFmt w:val="lowerLetter"/>
+      <w:lvlText w:val="%2."/>
+      <w:lvlJc w:val="left"/>
+      <w:pPr>
+        <w:ind w:left="1440" w:hanging="360"/>
+      </w:pPr>
+    </w:lvl>
+    <w:lvl w:ilvl="2" w:tplc="0409001B" w:tentative="1">
+      <w:start w:val="1"/>
+      <w:numFmt w:val="lowerRoman"/>
+      <w:lvlText w:val="%3."/>
+      <w:lvlJc w:val="right"/>
+      <w:pPr>
+        <w:ind w:left="2160" w:hanging="180"/>
+      </w:pPr>
+    </w:lvl>
+    <w:lvl w:ilvl="3" w:tplc="0409000F" w:tentative="1">
+      <w:start w:val="1"/>
+      <w:numFmt w:val="decimal"/>
+      <w:lvlText w:val="%4."/>
+      <w:lvlJc w:val="left"/>
+      <w:pPr>
+        <w:ind w:left="2880" w:hanging="360"/>
+      </w:pPr>
+    </w:lvl>
+    <w:lvl w:ilvl="4" w:tplc="04090019" w:tentative="1">
+      <w:start w:val="1"/>
+      <w:numFmt w:val="lowerLetter"/>
+      <w:lvlText w:val="%5."/>
+      <w:lvlJc w:val="left"/>
+      <w:pPr>
+        <w:ind w:left="3600" w:hanging="360"/>
+      </w:pPr>
+    </w:lvl>
+    <w:lvl w:ilvl="5" w:tplc="0409001B" w:tentative="1">
+      <w:start w:val="1"/>
+      <w:numFmt w:val="lowerRoman"/>
+      <w:lvlText w:val="%6."/>
+      <w:lvlJc w:val="right"/>
+      <w:pPr>
+        <w:ind w:left="4320" w:hanging="180"/>
+      </w:pPr>
+    </w:lvl>
+    <w:lvl w:ilvl="6" w:tplc="0409000F" w:tentative="1">
+      <w:start w:val="1"/>
+      <w:numFmt w:val="decimal"/>
+      <w:lvlText w:val="%7."/>
+      <w:lvlJc w:val="left"/>
+      <w:pPr>
+        <w:ind w:left="5040" w:hanging="360"/>
+      </w:pPr>
+    </w:lvl>
+    <w:lvl w:ilvl="7" w:tplc="04090019" w:tentative="1">
+      <w:start w:val="1"/>
+      <w:numFmt w:val="lowerLetter"/>
+      <w:lvlText w:val="%8."/>
+      <w:lvlJc w:val="left"/>
+      <w:pPr>
+        <w:ind w:left="5760" w:hanging="360"/>
+      </w:pPr>
+    </w:lvl>
+    <w:lvl w:ilvl="8" w:tplc="0409001B" w:tentative="1">
+      <w:start w:val="1"/>
+      <w:numFmt w:val="lowerRoman"/>
+      <w:lvlText w:val="%9."/>
+      <w:lvlJc w:val="right"/>
+      <w:pPr>
+        <w:ind w:left="6480" w:hanging="180"/>
+      </w:pPr>
+    </w:lvl>
+  </w:abstractNum>
+  <w:abstractNum w:abstractNumId="24" w15:restartNumberingAfterBreak="0">
     <w:nsid w:val="774314E0"/>
     <w:multiLevelType w:val="multilevel"/>
     <w:tmpl w:val="0E10D818"/>
@@ -7997,7 +11741,7 @@
       </w:rPr>
     </w:lvl>
   </w:abstractNum>
-  <w:abstractNum w:abstractNumId="14" w15:restartNumberingAfterBreak="0">
+  <w:abstractNum w:abstractNumId="25" w15:restartNumberingAfterBreak="0">
     <w:nsid w:val="7A3F0BA1"/>
     <w:multiLevelType w:val="multilevel"/>
     <w:tmpl w:val="9AE00020"/>
@@ -8110,50 +11854,175 @@
       </w:rPr>
     </w:lvl>
   </w:abstractNum>
+  <w:abstractNum w:abstractNumId="26" w15:restartNumberingAfterBreak="0">
+    <w:nsid w:val="7E403E54"/>
+    <w:multiLevelType w:val="hybridMultilevel"/>
+    <w:tmpl w:val="FD589C26"/>
+    <w:lvl w:ilvl="0" w:tplc="04090011">
+      <w:start w:val="1"/>
+      <w:numFmt w:val="decimal"/>
+      <w:lvlText w:val="%1)"/>
+      <w:lvlJc w:val="left"/>
+      <w:pPr>
+        <w:ind w:left="720" w:hanging="360"/>
+      </w:pPr>
+      <w:rPr>
+        <w:rFonts w:hint="default"/>
+      </w:rPr>
+    </w:lvl>
+    <w:lvl w:ilvl="1" w:tplc="04090019" w:tentative="1">
+      <w:start w:val="1"/>
+      <w:numFmt w:val="lowerLetter"/>
+      <w:lvlText w:val="%2."/>
+      <w:lvlJc w:val="left"/>
+      <w:pPr>
+        <w:ind w:left="1440" w:hanging="360"/>
+      </w:pPr>
+    </w:lvl>
+    <w:lvl w:ilvl="2" w:tplc="0409001B" w:tentative="1">
+      <w:start w:val="1"/>
+      <w:numFmt w:val="lowerRoman"/>
+      <w:lvlText w:val="%3."/>
+      <w:lvlJc w:val="right"/>
+      <w:pPr>
+        <w:ind w:left="2160" w:hanging="180"/>
+      </w:pPr>
+    </w:lvl>
+    <w:lvl w:ilvl="3" w:tplc="0409000F" w:tentative="1">
+      <w:start w:val="1"/>
+      <w:numFmt w:val="decimal"/>
+      <w:lvlText w:val="%4."/>
+      <w:lvlJc w:val="left"/>
+      <w:pPr>
+        <w:ind w:left="2880" w:hanging="360"/>
+      </w:pPr>
+    </w:lvl>
+    <w:lvl w:ilvl="4" w:tplc="04090019" w:tentative="1">
+      <w:start w:val="1"/>
+      <w:numFmt w:val="lowerLetter"/>
+      <w:lvlText w:val="%5."/>
+      <w:lvlJc w:val="left"/>
+      <w:pPr>
+        <w:ind w:left="3600" w:hanging="360"/>
+      </w:pPr>
+    </w:lvl>
+    <w:lvl w:ilvl="5" w:tplc="0409001B" w:tentative="1">
+      <w:start w:val="1"/>
+      <w:numFmt w:val="lowerRoman"/>
+      <w:lvlText w:val="%6."/>
+      <w:lvlJc w:val="right"/>
+      <w:pPr>
+        <w:ind w:left="4320" w:hanging="180"/>
+      </w:pPr>
+    </w:lvl>
+    <w:lvl w:ilvl="6" w:tplc="0409000F" w:tentative="1">
+      <w:start w:val="1"/>
+      <w:numFmt w:val="decimal"/>
+      <w:lvlText w:val="%7."/>
+      <w:lvlJc w:val="left"/>
+      <w:pPr>
+        <w:ind w:left="5040" w:hanging="360"/>
+      </w:pPr>
+    </w:lvl>
+    <w:lvl w:ilvl="7" w:tplc="04090019" w:tentative="1">
+      <w:start w:val="1"/>
+      <w:numFmt w:val="lowerLetter"/>
+      <w:lvlText w:val="%8."/>
+      <w:lvlJc w:val="left"/>
+      <w:pPr>
+        <w:ind w:left="5760" w:hanging="360"/>
+      </w:pPr>
+    </w:lvl>
+    <w:lvl w:ilvl="8" w:tplc="0409001B" w:tentative="1">
+      <w:start w:val="1"/>
+      <w:numFmt w:val="lowerRoman"/>
+      <w:lvlText w:val="%9."/>
+      <w:lvlJc w:val="right"/>
+      <w:pPr>
+        <w:ind w:left="6480" w:hanging="180"/>
+      </w:pPr>
+    </w:lvl>
+  </w:abstractNum>
   <w:num w:numId="1" w16cid:durableId="708337561">
+    <w:abstractNumId w:val="21"/>
+  </w:num>
+  <w:num w:numId="2" w16cid:durableId="738333010">
+    <w:abstractNumId w:val="12"/>
+  </w:num>
+  <w:num w:numId="3" w16cid:durableId="265191348">
+    <w:abstractNumId w:val="6"/>
+  </w:num>
+  <w:num w:numId="4" w16cid:durableId="1401561307">
     <w:abstractNumId w:val="11"/>
   </w:num>
-  <w:num w:numId="2" w16cid:durableId="738333010">
-    <w:abstractNumId w:val="6"/>
+  <w:num w:numId="5" w16cid:durableId="750346946">
+    <w:abstractNumId w:val="13"/>
   </w:num>
-  <w:num w:numId="3" w16cid:durableId="265191348">
+  <w:num w:numId="6" w16cid:durableId="570312463">
+    <w:abstractNumId w:val="9"/>
+  </w:num>
+  <w:num w:numId="7" w16cid:durableId="702362480">
+    <w:abstractNumId w:val="4"/>
+  </w:num>
+  <w:num w:numId="8" w16cid:durableId="537281527">
+    <w:abstractNumId w:val="20"/>
+  </w:num>
+  <w:num w:numId="9" w16cid:durableId="163397261">
+    <w:abstractNumId w:val="24"/>
+  </w:num>
+  <w:num w:numId="10" w16cid:durableId="449669459">
+    <w:abstractNumId w:val="22"/>
+  </w:num>
+  <w:num w:numId="11" w16cid:durableId="342826977">
+    <w:abstractNumId w:val="25"/>
+  </w:num>
+  <w:num w:numId="12" w16cid:durableId="51196269">
+    <w:abstractNumId w:val="14"/>
+  </w:num>
+  <w:num w:numId="13" w16cid:durableId="7291109">
+    <w:abstractNumId w:val="1"/>
+  </w:num>
+  <w:num w:numId="14" w16cid:durableId="1463889116">
+    <w:abstractNumId w:val="17"/>
+  </w:num>
+  <w:num w:numId="15" w16cid:durableId="1519268800">
+    <w:abstractNumId w:val="2"/>
+  </w:num>
+  <w:num w:numId="16" w16cid:durableId="1662349319">
+    <w:abstractNumId w:val="0"/>
+  </w:num>
+  <w:num w:numId="17" w16cid:durableId="757405369">
+    <w:abstractNumId w:val="15"/>
+  </w:num>
+  <w:num w:numId="18" w16cid:durableId="1052731946">
+    <w:abstractNumId w:val="19"/>
+  </w:num>
+  <w:num w:numId="19" w16cid:durableId="1795252702">
+    <w:abstractNumId w:val="8"/>
+  </w:num>
+  <w:num w:numId="20" w16cid:durableId="33359603">
+    <w:abstractNumId w:val="23"/>
+  </w:num>
+  <w:num w:numId="21" w16cid:durableId="2133622467">
+    <w:abstractNumId w:val="16"/>
+  </w:num>
+  <w:num w:numId="22" w16cid:durableId="84494044">
+    <w:abstractNumId w:val="18"/>
+  </w:num>
+  <w:num w:numId="23" w16cid:durableId="1058213761">
+    <w:abstractNumId w:val="26"/>
+  </w:num>
+  <w:num w:numId="24" w16cid:durableId="1050347833">
+    <w:abstractNumId w:val="10"/>
+  </w:num>
+  <w:num w:numId="25" w16cid:durableId="1485272075">
     <w:abstractNumId w:val="3"/>
   </w:num>
-  <w:num w:numId="4" w16cid:durableId="1401561307">
+  <w:num w:numId="26" w16cid:durableId="65152372">
     <w:abstractNumId w:val="5"/>
   </w:num>
-  <w:num w:numId="5" w16cid:durableId="750346946">
+  <w:num w:numId="27" w16cid:durableId="571355285">
     <w:abstractNumId w:val="7"/>
-  </w:num>
-  <w:num w:numId="6" w16cid:durableId="570312463">
-    <w:abstractNumId w:val="4"/>
-  </w:num>
-  <w:num w:numId="7" w16cid:durableId="702362480">
-    <w:abstractNumId w:val="2"/>
-  </w:num>
-  <w:num w:numId="8" w16cid:durableId="537281527">
-    <w:abstractNumId w:val="10"/>
-  </w:num>
-  <w:num w:numId="9" w16cid:durableId="163397261">
-    <w:abstractNumId w:val="13"/>
-  </w:num>
-  <w:num w:numId="10" w16cid:durableId="449669459">
-    <w:abstractNumId w:val="12"/>
-  </w:num>
-  <w:num w:numId="11" w16cid:durableId="342826977">
-    <w:abstractNumId w:val="14"/>
-  </w:num>
-  <w:num w:numId="12" w16cid:durableId="51196269">
-    <w:abstractNumId w:val="8"/>
-  </w:num>
-  <w:num w:numId="13" w16cid:durableId="7291109">
-    <w:abstractNumId w:val="0"/>
-  </w:num>
-  <w:num w:numId="14" w16cid:durableId="1463889116">
-    <w:abstractNumId w:val="9"/>
-  </w:num>
-  <w:num w:numId="15" w16cid:durableId="1519268800">
-    <w:abstractNumId w:val="1"/>
   </w:num>
 </w:numbering>
 </file>
@@ -8583,6 +12452,7 @@
     <w:uiPriority w:val="9"/>
     <w:unhideWhenUsed/>
     <w:qFormat/>
+    <w:rsid w:val="00FE7F94"/>
     <w:pPr>
       <w:keepNext/>
       <w:keepLines/>
@@ -8591,8 +12461,8 @@
     </w:pPr>
     <w:rPr>
       <w:color w:val="2F5496"/>
-      <w:sz w:val="36"/>
-      <w:szCs w:val="36"/>
+      <w:sz w:val="40"/>
+      <w:szCs w:val="40"/>
     </w:rPr>
   </w:style>
   <w:style w:type="paragraph" w:styleId="Heading3">
@@ -8679,7 +12549,6 @@
   <w:style w:type="character" w:default="1" w:styleId="DefaultParagraphFont">
     <w:name w:val="Default Paragraph Font"/>
     <w:uiPriority w:val="1"/>
-    <w:semiHidden/>
     <w:unhideWhenUsed/>
   </w:style>
   <w:style w:type="table" w:default="1" w:styleId="TableNormal">

--- a/Faisal Customisable Rummy Platform for Online Play.docx
+++ b/Faisal Customisable Rummy Platform for Online Play.docx
@@ -173,7 +173,15 @@
         </w:rPr>
       </w:pPr>
       <w:r>
-        <w:t>There are several ways to play Rummy. First is using a physical set of cards. Alternatively, dedicated platforms for Rummy can be used, such as RummyCircle and Rummy Palace which allow for online play. These systems will be analysed in depth to evaluate their strengths and limitations.</w:t>
+        <w:t xml:space="preserve">There are several ways to play Rummy. First is using a physical set of cards. Alternatively, dedicated platforms for Rummy can be used, such as </w:t>
+      </w:r>
+      <w:proofErr w:type="spellStart"/>
+      <w:r>
+        <w:t>RummyCircle</w:t>
+      </w:r>
+      <w:proofErr w:type="spellEnd"/>
+      <w:r>
+        <w:t xml:space="preserve"> and Rummy Palace which allow for online play. These systems will be analysed in depth to evaluate their strengths and limitations.</w:t>
       </w:r>
     </w:p>
     <w:p>
@@ -520,8 +528,13 @@
               <w:spacing w:before="0" w:after="0"/>
               <w:jc w:val="left"/>
             </w:pPr>
-            <w:r>
-              <w:t>Players memory</w:t>
+            <w:proofErr w:type="gramStart"/>
+            <w:r>
+              <w:t>Players</w:t>
+            </w:r>
+            <w:proofErr w:type="gramEnd"/>
+            <w:r>
+              <w:t xml:space="preserve"> memory</w:t>
             </w:r>
           </w:p>
         </w:tc>
@@ -619,7 +632,15 @@
     </w:tbl>
     <w:p>
       <w:r>
-        <w:t>This IPSO reveals how the system relies on the physical actions of players, along with their experience to remember and correctly apply rules to the other players. This dependence on human processes reduces the reliability and consistency of the game, leading to disputes among players regarding the method and state of play, especially regarding different variations. Furthermore, the storage is distributed across multiple physical objects, along with player memory, creating multiple points of failure where data can be lost or corrupted. Manual validation of the multiple data stores, that are in multiple formats, could be a time consuming process. Due to the absence of automated rule enforcement, the players are required to agree on the rules beforehand, relying on knowledge and good faith, rather than automated validations.</w:t>
+        <w:t xml:space="preserve">This IPSO reveals how the system relies on the physical actions of players, along with their experience to remember and correctly apply rules to the other players. This dependence on human processes reduces the reliability and consistency of the game, leading to disputes among players regarding the method and state of play, especially regarding different variations. Furthermore, the storage is distributed across multiple physical objects, along with player memory, creating multiple points of failure where data can be lost or corrupted. Manual validation of the multiple data stores, that are in multiple formats, could be a </w:t>
+      </w:r>
+      <w:proofErr w:type="gramStart"/>
+      <w:r>
+        <w:t>time consuming</w:t>
+      </w:r>
+      <w:proofErr w:type="gramEnd"/>
+      <w:r>
+        <w:t xml:space="preserve"> process. Due to the absence of automated rule enforcement, the players are required to agree on the rules beforehand, relying on knowledge and good faith, rather than automated validations.</w:t>
       </w:r>
     </w:p>
     <w:p/>
@@ -678,7 +699,15 @@
     </w:p>
     <w:p>
       <w:r>
-        <w:t>The level 0 diagram reveals the limitations that exist in the high level structure of the system, particularly the lack of a centralised validation process. As such, all data must flow between players, and they must carry out verification of the different processes done. As such, the responsibility for correct execution of rules relies on the players themselves.</w:t>
+        <w:t xml:space="preserve">The level 0 diagram reveals the limitations that exist in the </w:t>
+      </w:r>
+      <w:proofErr w:type="gramStart"/>
+      <w:r>
+        <w:t>high level</w:t>
+      </w:r>
+      <w:proofErr w:type="gramEnd"/>
+      <w:r>
+        <w:t xml:space="preserve"> structure of the system, particularly the lack of a centralised validation process. As such, all data must flow between players, and they must carry out verification of the different processes done. As such, the responsibility for correct execution of rules relies on the players themselves.</w:t>
       </w:r>
     </w:p>
     <w:p/>
@@ -876,12 +905,33 @@
       <w:bookmarkStart w:id="12" w:name="_2y6tlnhqkdql" w:colFirst="0" w:colLast="0"/>
       <w:bookmarkEnd w:id="12"/>
       <w:r>
-        <w:t>Online Rummy Platform (CardzMania):</w:t>
-      </w:r>
-    </w:p>
-    <w:p>
-      <w:r>
-        <w:t>CardzMania is an online card game platform, which allows for players to play a large variety of card games, including rummy. It offers many variations of card games, along with some customisable options. It also provides features such as game history and leaderboards. Throughout the following section, analysis will be done on CardzMania’s system architecture, user management, and game customisation abilities. Understanding of how this platform addresses limitations in the physical card system will also be pertinent.</w:t>
+        <w:t>Online Rummy Platform (</w:t>
+      </w:r>
+      <w:proofErr w:type="spellStart"/>
+      <w:r>
+        <w:t>CardzMania</w:t>
+      </w:r>
+      <w:proofErr w:type="spellEnd"/>
+      <w:r>
+        <w:t>):</w:t>
+      </w:r>
+    </w:p>
+    <w:p>
+      <w:proofErr w:type="spellStart"/>
+      <w:r>
+        <w:t>CardzMania</w:t>
+      </w:r>
+      <w:proofErr w:type="spellEnd"/>
+      <w:r>
+        <w:t xml:space="preserve"> is an online card game platform, which allows for players to play a large variety of card games, including rummy. It offers many variations of card games, along with some customisable options. It also provides features such as game history and leaderboards. Throughout the following section, analysis will be done on </w:t>
+      </w:r>
+      <w:proofErr w:type="spellStart"/>
+      <w:r>
+        <w:t>CardzMania’s</w:t>
+      </w:r>
+      <w:proofErr w:type="spellEnd"/>
+      <w:r>
+        <w:t xml:space="preserve"> system architecture, user management, and game customisation abilities. Understanding of how this platform addresses limitations in the physical card system will also be pertinent.</w:t>
       </w:r>
     </w:p>
     <w:p/>
@@ -940,12 +990,28 @@
     <w:p/>
     <w:p>
       <w:r>
-        <w:t xml:space="preserve">As shown above, CardzMania seems to operate on a simple client server model, where clients send actions and requests to a central game server. This central game server validates moves against the game logic loaded into memory at session initialisation, reducing cheating. Additionally, this ensures that all clients are synchronised to the current game state, as the updates are only received by clients when they are validated, and there is only one source for the game state. </w:t>
-      </w:r>
-    </w:p>
-    <w:p>
-      <w:r>
-        <w:t>However, due to the client server model, there exists a major bottleneck when it comes to scalability. Due to the centralisation of rules validation, the server load increases with the player count, as it must perform continuous rule validation for all current sessions. According to CardzMania, they have 238,000</w:t>
+        <w:t xml:space="preserve">As shown above, </w:t>
+      </w:r>
+      <w:proofErr w:type="spellStart"/>
+      <w:r>
+        <w:t>CardzMania</w:t>
+      </w:r>
+      <w:proofErr w:type="spellEnd"/>
+      <w:r>
+        <w:t xml:space="preserve"> seems to operate on a simple client server model, where clients send actions and requests to a central game server. This central game server validates moves against the game logic loaded into memory at session initialisation, reducing cheating. Additionally, this ensures that all clients are synchronised to the current game state, as the updates are only received by clients when they are validated, and there is only one source for the game state. </w:t>
+      </w:r>
+    </w:p>
+    <w:p>
+      <w:r>
+        <w:t xml:space="preserve">However, due to the client server model, there exists a major bottleneck when it comes to scalability. Due to the centralisation of rules validation, the server load increases with the player count, as it must perform continuous rule validation for all current sessions. According to </w:t>
+      </w:r>
+      <w:proofErr w:type="spellStart"/>
+      <w:r>
+        <w:t>CardzMania</w:t>
+      </w:r>
+      <w:proofErr w:type="spellEnd"/>
+      <w:r>
+        <w:t>, they have 238,000</w:t>
       </w:r>
       <w:hyperlink w:anchor="oznbccsgauts">
         <w:r>
@@ -958,7 +1024,15 @@
         </w:r>
       </w:hyperlink>
       <w:r>
-        <w:t xml:space="preserve"> registered users, where if even 1% play rummy at one, (600 game states with 4 players), the server must handle continuous validation for the sessions, representing a significant load. Another issue is the fact that it acts as a single point of failure, where if the server has an issue, all games stop. To handle this load, CardzMania likely uses horizontal scaling, with multiple game servers around the world, allowing for both load balance and reduced latency for international clients, while also removing the single point of failure from the </w:t>
+        <w:t xml:space="preserve"> registered users, where if even 1% play rummy at one, (600 game states with 4 players), the server must handle continuous validation for the sessions, representing a significant load. Another issue is the fact that it acts as a single point of failure, where if the server has an issue, all games stop. To handle this load, </w:t>
+      </w:r>
+      <w:proofErr w:type="spellStart"/>
+      <w:r>
+        <w:t>CardzMania</w:t>
+      </w:r>
+      <w:proofErr w:type="spellEnd"/>
+      <w:r>
+        <w:t xml:space="preserve"> likely uses horizontal scaling, with multiple game servers around the world, allowing for both load balance and reduced latency for international clients, while also removing the single point of failure from the </w:t>
       </w:r>
       <w:r>
         <w:t>system.</w:t>
@@ -1036,7 +1110,23 @@
     </w:p>
     <w:p>
       <w:r>
-        <w:t>In general, CardzMania offers customisability in terms of the types of games you are able to play on the site. It handles this by offering pre</w:t>
+        <w:t xml:space="preserve">In general, </w:t>
+      </w:r>
+      <w:proofErr w:type="spellStart"/>
+      <w:r>
+        <w:t>CardzMania</w:t>
+      </w:r>
+      <w:proofErr w:type="spellEnd"/>
+      <w:r>
+        <w:t xml:space="preserve"> offers customisability in terms of the types of games you </w:t>
+      </w:r>
+      <w:proofErr w:type="gramStart"/>
+      <w:r>
+        <w:t>are able to</w:t>
+      </w:r>
+      <w:proofErr w:type="gramEnd"/>
+      <w:r>
+        <w:t xml:space="preserve"> play on the site. It handles this by offering pre</w:t>
       </w:r>
       <w:r>
         <w:t>-</w:t>
@@ -1064,7 +1154,23 @@
     </w:p>
     <w:p>
       <w:r>
-        <w:t>In contrast, physical card play offers all the flexibility through its lack of a centralised validation system, as the players are able to agree to any modification, even in the middle of a game, no matter how unconventional. CardzMania trades this flexibility for a simpler system that is more consistent and has better cheat prevention.</w:t>
+        <w:t xml:space="preserve">In contrast, physical card play offers all the flexibility through its lack of a centralised validation system, as the players </w:t>
+      </w:r>
+      <w:proofErr w:type="gramStart"/>
+      <w:r>
+        <w:t>are able to</w:t>
+      </w:r>
+      <w:proofErr w:type="gramEnd"/>
+      <w:r>
+        <w:t xml:space="preserve"> agree to any modification, even in the middle of a game, no matter how unconventional. </w:t>
+      </w:r>
+      <w:proofErr w:type="spellStart"/>
+      <w:r>
+        <w:t>CardzMania</w:t>
+      </w:r>
+      <w:proofErr w:type="spellEnd"/>
+      <w:r>
+        <w:t xml:space="preserve"> trades this flexibility for a simpler system that is more consistent and has better cheat prevention.</w:t>
       </w:r>
     </w:p>
     <w:p>
@@ -1073,7 +1179,15 @@
       </w:r>
       <w:r>
         <w:lastRenderedPageBreak/>
-        <w:t xml:space="preserve">turn structure, while maintaining the automated validation. The major challenge for this system would be how it can validate arbitrary rules consistently. CardzMania sidesteps this problem by using presets, but this </w:t>
+        <w:t xml:space="preserve">turn structure, while maintaining the automated validation. The major challenge for this system would be how it can validate arbitrary rules consistently. </w:t>
+      </w:r>
+      <w:proofErr w:type="spellStart"/>
+      <w:r>
+        <w:t>CardzMania</w:t>
+      </w:r>
+      <w:proofErr w:type="spellEnd"/>
+      <w:r>
+        <w:t xml:space="preserve"> sidesteps this problem by using presets, but this </w:t>
       </w:r>
       <w:r>
         <w:t>represents an</w:t>
@@ -1151,7 +1265,15 @@
     <w:p/>
     <w:p>
       <w:r>
-        <w:t>Faisal Mustafa: Question one (1): Do you ever feel like you’d like to play a quick game with friends but don’t have enough time to learn a completely new set of rules? Any particular game you learned recently that took much time to learn? How was the learning experience?</w:t>
+        <w:t xml:space="preserve">Faisal Mustafa: Question one (1): Do you ever feel like you’d like to play a quick game with friends but don’t have enough time to learn a completely new set of rules? Any </w:t>
+      </w:r>
+      <w:proofErr w:type="gramStart"/>
+      <w:r>
+        <w:t>particular game</w:t>
+      </w:r>
+      <w:proofErr w:type="gramEnd"/>
+      <w:r>
+        <w:t xml:space="preserve"> you learned recently that took much time to learn? How was the learning experience?</w:t>
       </w:r>
     </w:p>
     <w:p>
@@ -1223,7 +1345,15 @@
     </w:p>
     <w:p>
       <w:r>
-        <w:t>Gunmay Bhalla: I think it’s better when there is less information that the computer gives you easily, but all the information that is there should be displayed. For example, it should show the opponent's hand, like the back of it, and the number of cards in the hand should be accurate, but it shouldn’t show “x number of cards” underneath it. Like if someone has eight (8) cards, it should show that in the graphics, but it shouldn’t have like eight (8) cards in opponents hand written in the UI. It’s a double-edged sword because you don’t want someone to lose simply because they missed some information because they aren’t used to playing virtually. Maybe as an accessibility feature? Like a cheat sheet you can bring up while playing or something? Something like turn order though would need to be very explicit.</w:t>
+        <w:t xml:space="preserve">Gunmay Bhalla: I think it’s better when there is less information that the computer gives you easily, but all the information that is there should be displayed. For example, it should show the opponent's hand, like the back of it, and the number of cards in the hand should be accurate, but it shouldn’t show “x number of cards” underneath it. Like if someone has eight (8) cards, it should show that in the graphics, but it shouldn’t have like eight (8) cards in opponents </w:t>
+      </w:r>
+      <w:proofErr w:type="gramStart"/>
+      <w:r>
+        <w:t>hand written</w:t>
+      </w:r>
+      <w:proofErr w:type="gramEnd"/>
+      <w:r>
+        <w:t xml:space="preserve"> in the UI. It’s a double-edged sword because you don’t want someone to lose simply because they missed some information because they aren’t used to playing virtually. Maybe as an accessibility feature? Like a cheat sheet you can bring up while playing or something? Something like turn order though would need to be very explicit.</w:t>
       </w:r>
     </w:p>
     <w:p>
@@ -1311,12 +1441,28 @@
     <w:p/>
     <w:p>
       <w:r>
-        <w:t>Faisal Mustafa: Question one (1): Do you ever feel like you’d like to play a quick game with friends but don’t have enough time to learn a completely new set of rules? Any particular game you learned recently that took much time to learn? How was the learning experience?</w:t>
-      </w:r>
-    </w:p>
-    <w:p>
-      <w:r>
-        <w:t>Alan Golovanov: Definitely, most games have a huge learning curve. The skill ceiling is too high most of the time, which completely eliminates the ability to play for most players due to the number of players who have been playing for far too long.</w:t>
+        <w:t xml:space="preserve">Faisal Mustafa: Question one (1): Do you ever feel like you’d like to play a quick game with friends but don’t have enough time to learn a completely new set of rules? Any </w:t>
+      </w:r>
+      <w:proofErr w:type="gramStart"/>
+      <w:r>
+        <w:t>particular game</w:t>
+      </w:r>
+      <w:proofErr w:type="gramEnd"/>
+      <w:r>
+        <w:t xml:space="preserve"> you learned recently that took much time to learn? How was the learning experience?</w:t>
+      </w:r>
+    </w:p>
+    <w:p>
+      <w:r>
+        <w:t xml:space="preserve">Alan Golovanov: Definitely, most games have a huge learning curve. The skill ceiling is too high most of the time, which </w:t>
+      </w:r>
+      <w:proofErr w:type="gramStart"/>
+      <w:r>
+        <w:t>completely eliminates</w:t>
+      </w:r>
+      <w:proofErr w:type="gramEnd"/>
+      <w:r>
+        <w:t xml:space="preserve"> the ability to play for most players due to the number of players who have been playing for far too long.</w:t>
       </w:r>
     </w:p>
     <w:p>
@@ -1336,7 +1482,31 @@
     </w:p>
     <w:p>
       <w:r>
-        <w:t>Alan Golovanov: Definitely, definitely. I think house rules definitely make the games more fun. If it is implemented right, they'd definitely change the game in a more positive way. The main time I add house rules is for games like UNO, stacking cards and things like that.</w:t>
+        <w:t xml:space="preserve">Alan Golovanov: </w:t>
+      </w:r>
+      <w:proofErr w:type="gramStart"/>
+      <w:r>
+        <w:t>Definitely, definitely</w:t>
+      </w:r>
+      <w:proofErr w:type="gramEnd"/>
+      <w:r>
+        <w:t xml:space="preserve">. I think house rules </w:t>
+      </w:r>
+      <w:proofErr w:type="gramStart"/>
+      <w:r>
+        <w:t>definitely make</w:t>
+      </w:r>
+      <w:proofErr w:type="gramEnd"/>
+      <w:r>
+        <w:t xml:space="preserve"> the games more fun. If it is implemented right, they'd </w:t>
+      </w:r>
+      <w:proofErr w:type="gramStart"/>
+      <w:r>
+        <w:t>definitely change</w:t>
+      </w:r>
+      <w:proofErr w:type="gramEnd"/>
+      <w:r>
+        <w:t xml:space="preserve"> the game in a more positive way. The main time I add house rules is for games like UNO, stacking cards and things like that.</w:t>
       </w:r>
     </w:p>
     <w:p>
@@ -1346,7 +1516,23 @@
     </w:p>
     <w:p>
       <w:r>
-        <w:t xml:space="preserve">Alan Golovanov: Yeah, definitely. Uno does this, but not well. It's definitely hard to play and use the custom rules. They definitely propagate their own idea of the game, which kind of shows that most games nowadays have a bias towards their own creator's opinion. And I think that the players should be able to decide what the rules are. </w:t>
+        <w:t xml:space="preserve">Alan Golovanov: Yeah, definitely. Uno does this, but not well. It's </w:t>
+      </w:r>
+      <w:proofErr w:type="gramStart"/>
+      <w:r>
+        <w:t>definitely hard</w:t>
+      </w:r>
+      <w:proofErr w:type="gramEnd"/>
+      <w:r>
+        <w:t xml:space="preserve"> to play and use the custom rules. They </w:t>
+      </w:r>
+      <w:proofErr w:type="gramStart"/>
+      <w:r>
+        <w:t>definitely propagate</w:t>
+      </w:r>
+      <w:proofErr w:type="gramEnd"/>
+      <w:r>
+        <w:t xml:space="preserve"> their own idea of the game, which kind of shows that most games nowadays have a bias towards their own creator's opinion. And I think that the players should be able to decide what the rules are. </w:t>
       </w:r>
     </w:p>
     <w:p>
@@ -1383,7 +1569,39 @@
     <w:p>
       <w:r>
         <w:lastRenderedPageBreak/>
-        <w:t>Alan Golovanov: The visuals are definitely important. Like, I think just the basics they have to like function well, more than look good. I just want it to be smooth. But audio, I would say for audio… as long as you get a good sounding audio that's satisfying to your ears, you don't need to invest into a lot of audio, you know? It’s important, but not that important to enjoy the game.</w:t>
+        <w:t xml:space="preserve">Alan Golovanov: The visuals are </w:t>
+      </w:r>
+      <w:proofErr w:type="gramStart"/>
+      <w:r>
+        <w:t>definitely important</w:t>
+      </w:r>
+      <w:proofErr w:type="gramEnd"/>
+      <w:r>
+        <w:t xml:space="preserve">. Like, I think just the basics they </w:t>
+      </w:r>
+      <w:proofErr w:type="gramStart"/>
+      <w:r>
+        <w:t>have to</w:t>
+      </w:r>
+      <w:proofErr w:type="gramEnd"/>
+      <w:r>
+        <w:t xml:space="preserve"> like function well, more than look good. I just want it to be smooth. But audio, I would say for audio… </w:t>
+      </w:r>
+      <w:proofErr w:type="gramStart"/>
+      <w:r>
+        <w:t>as long as</w:t>
+      </w:r>
+      <w:proofErr w:type="gramEnd"/>
+      <w:r>
+        <w:t xml:space="preserve"> you get a good sounding audio that's satisfying to your ears, you don't need to invest into a lot of </w:t>
+      </w:r>
+      <w:proofErr w:type="gramStart"/>
+      <w:r>
+        <w:t>audio</w:t>
+      </w:r>
+      <w:proofErr w:type="gramEnd"/>
+      <w:r>
+        <w:t>, you know? It’s important, but not that important to enjoy the game.</w:t>
       </w:r>
     </w:p>
     <w:p>
@@ -1393,7 +1611,23 @@
     </w:p>
     <w:p>
       <w:r>
-        <w:t>Alan Golovanov: The most important information I need to know? I'd imagine it would be nice to know how many cards are left in the deck, you know? For some games it's important to know, it's just to have a feel for it. It has to be implemented in a way that's visually pleasing as well, not just a giant number, an implementation so that you can somewhat see them, it’s specific to the game. I think turn order would be important to know, as well a s obviously the number of cards in people’s hand.</w:t>
+        <w:t xml:space="preserve">Alan Golovanov: The most important information I need to know? I'd imagine it would be nice to know how many cards are left in the deck, you know? For some games it's important to know, it's just to have a feel for it. It </w:t>
+      </w:r>
+      <w:proofErr w:type="gramStart"/>
+      <w:r>
+        <w:t>has to</w:t>
+      </w:r>
+      <w:proofErr w:type="gramEnd"/>
+      <w:r>
+        <w:t xml:space="preserve"> be implemented in a way that's visually pleasing as well, not just a giant number, an implementation so that you can somewhat see them, it’s specific to the game. I think turn order would be important to know, as well </w:t>
+      </w:r>
+      <w:proofErr w:type="spellStart"/>
+      <w:r>
+        <w:t>a</w:t>
+      </w:r>
+      <w:proofErr w:type="spellEnd"/>
+      <w:r>
+        <w:t xml:space="preserve"> s obviously the number of cards in people’s hand.</w:t>
       </w:r>
     </w:p>
     <w:p>
@@ -1445,7 +1679,15 @@
         <w:t>bit. I</w:t>
       </w:r>
       <w:r>
-        <w:t xml:space="preserve"> play Uno sometimes on my phone. It's comfortable on my phone, easy to set up. Adding a friend is so annoying though. It takes so long. You have to send a link to the person instead of just searching for a username, because the usernames are always so long.</w:t>
+        <w:t xml:space="preserve"> play Uno sometimes on my phone. It's comfortable on my phone, easy to set up. Adding a friend is so annoying though. It takes so long. You </w:t>
+      </w:r>
+      <w:proofErr w:type="gramStart"/>
+      <w:r>
+        <w:t>have to</w:t>
+      </w:r>
+      <w:proofErr w:type="gramEnd"/>
+      <w:r>
+        <w:t xml:space="preserve"> send a link to the person instead of just searching for a username, because the usernames are always so long.</w:t>
       </w:r>
     </w:p>
     <w:p/>
@@ -1461,7 +1703,23 @@
     </w:p>
     <w:p>
       <w:r>
-        <w:t xml:space="preserve">The person I am interviewing is a friend of mine, Abiel. He is no stranger to complex card and board games, and equally so for weird online versions, as an avid dungeons and dragons player. As such, he is used to more demanding and </w:t>
+        <w:t xml:space="preserve">The person I am interviewing is a friend of mine, Abiel. He is no stranger to complex card and board games, and equally so for weird online versions, as an </w:t>
+      </w:r>
+      <w:proofErr w:type="gramStart"/>
+      <w:r>
+        <w:t>avid dungeons</w:t>
+      </w:r>
+      <w:proofErr w:type="gramEnd"/>
+      <w:r>
+        <w:t xml:space="preserve"> and </w:t>
+      </w:r>
+      <w:proofErr w:type="gramStart"/>
+      <w:r>
+        <w:t>dragons</w:t>
+      </w:r>
+      <w:proofErr w:type="gramEnd"/>
+      <w:r>
+        <w:t xml:space="preserve"> player. As such, he is used to more demanding and </w:t>
       </w:r>
       <w:r>
         <w:t>complex initial</w:t>
@@ -1489,7 +1747,15 @@
         <w:spacing w:after="0"/>
       </w:pPr>
       <w:r>
-        <w:t>Faisal Mustafa: Question one (1): Do you ever feel like you’d like to play a quick game with friends but don’t have enough time to learn a completely new set of rules? Any particular game you learned recently that took much time to learn? How was the learning experience?</w:t>
+        <w:t xml:space="preserve">Faisal Mustafa: Question one (1): Do you ever feel like you’d like to play a quick game with friends but don’t have enough time to learn a completely new set of rules? Any </w:t>
+      </w:r>
+      <w:proofErr w:type="gramStart"/>
+      <w:r>
+        <w:t>particular game</w:t>
+      </w:r>
+      <w:proofErr w:type="gramEnd"/>
+      <w:r>
+        <w:t xml:space="preserve"> you learned recently that took much time to learn? How was the learning experience?</w:t>
       </w:r>
     </w:p>
     <w:p>
@@ -1568,7 +1834,23 @@
         <w:t>I</w:t>
       </w:r>
       <w:r>
-        <w:t xml:space="preserve"> was to point to something it would be the friction of actually starting to play. Dungeons and Dragons has this issue if you try to play with an online tabletop.</w:t>
+        <w:t xml:space="preserve"> was to point to something it would be the friction of </w:t>
+      </w:r>
+      <w:proofErr w:type="gramStart"/>
+      <w:r>
+        <w:t>actually starting</w:t>
+      </w:r>
+      <w:proofErr w:type="gramEnd"/>
+      <w:r>
+        <w:t xml:space="preserve"> to play. Dungeons and Dragons </w:t>
+      </w:r>
+      <w:proofErr w:type="gramStart"/>
+      <w:r>
+        <w:t>has</w:t>
+      </w:r>
+      <w:proofErr w:type="gramEnd"/>
+      <w:r>
+        <w:t xml:space="preserve"> this issue if you try to play with an online tabletop.</w:t>
       </w:r>
     </w:p>
     <w:p>
@@ -1741,7 +2023,15 @@
     </w:p>
     <w:p>
       <w:r>
-        <w:t xml:space="preserve">In terms of the user interface and experience, the interviewees expressed a want for information to be displayed implicitly, </w:t>
+        <w:t xml:space="preserve">In terms of the user interface and experience, the interviewees expressed a </w:t>
+      </w:r>
+      <w:proofErr w:type="gramStart"/>
+      <w:r>
+        <w:t>want for</w:t>
+      </w:r>
+      <w:proofErr w:type="gramEnd"/>
+      <w:r>
+        <w:t xml:space="preserve"> information to be displayed implicitly, </w:t>
       </w:r>
       <w:r>
         <w:t>rather than</w:t>
@@ -1808,8 +2098,13 @@
       <w:pPr>
         <w:ind w:left="720"/>
       </w:pPr>
-      <w:r>
-        <w:t xml:space="preserve">In order to address the issues found in the physical card system, where players must rely on memory and their interpretation of rules, creating disputes </w:t>
+      <w:proofErr w:type="gramStart"/>
+      <w:r>
+        <w:t>In order to</w:t>
+      </w:r>
+      <w:proofErr w:type="gramEnd"/>
+      <w:r>
+        <w:t xml:space="preserve"> address the issues found in the physical card system, where players must rely on memory and their interpretation of rules, creating disputes </w:t>
       </w:r>
       <w:r>
         <w:t>over validity</w:t>
@@ -1913,7 +2208,15 @@
         <w:ind w:left="720"/>
       </w:pPr>
       <w:r>
-        <w:t>As found in the analysis of CardzMania, a client-server system is the most efficient system for communication. This is because a client server model provides a single authoritative source for current and previous game states, removing the synchronization and difficult communication from a decentralised system. This ensures that all clients see identical information.</w:t>
+        <w:t xml:space="preserve">As found in the analysis of </w:t>
+      </w:r>
+      <w:proofErr w:type="spellStart"/>
+      <w:r>
+        <w:t>CardzMania</w:t>
+      </w:r>
+      <w:proofErr w:type="spellEnd"/>
+      <w:r>
+        <w:t>, a client-server system is the most efficient system for communication. This is because a client server model provides a single authoritative source for current and previous game states, removing the synchronization and difficult communication from a decentralised system. This ensures that all clients see identical information.</w:t>
       </w:r>
     </w:p>
     <w:p>
@@ -1993,7 +2296,15 @@
         <w:ind w:left="720"/>
       </w:pPr>
       <w:r>
-        <w:t>Through the analysis of CardzMania, it is revealed that users want to track their games. As well, all interviewees expressed a want for private lobbies and friends lists. This would be addressed through account creation.</w:t>
+        <w:t xml:space="preserve">Through the analysis of </w:t>
+      </w:r>
+      <w:proofErr w:type="spellStart"/>
+      <w:r>
+        <w:t>CardzMania</w:t>
+      </w:r>
+      <w:proofErr w:type="spellEnd"/>
+      <w:r>
+        <w:t>, it is revealed that users want to track their games. As well, all interviewees expressed a want for private lobbies and friends lists. This would be addressed through account creation.</w:t>
       </w:r>
     </w:p>
     <w:p>
@@ -2311,6 +2622,7 @@
           <w:sz w:val="60"/>
           <w:szCs w:val="60"/>
         </w:rPr>
+        <w:lastRenderedPageBreak/>
         <w:t>DESIGN</w:t>
       </w:r>
       <w:r>
@@ -2451,6 +2763,7 @@
         <w:pStyle w:val="Heading3"/>
       </w:pPr>
       <w:r>
+        <w:lastRenderedPageBreak/>
         <w:t>IPSO Chart:</w:t>
       </w:r>
     </w:p>
@@ -2516,7 +2829,15 @@
     </w:p>
     <w:p>
       <w:r>
-        <w:t>Processes: The application authenticates users, validates the ruleset, and handles game setup. Furthermore, during gameplay it validates all actions against the ruleset. This includes melding, laying off, discarding cards, drawing card from either deck of discard pile, or shuffling the deck. The ruleset also contributes in the automatic score calculation. The system also manages the game state ensuring that all players are synchronized to the same game state.</w:t>
+        <w:t xml:space="preserve">Processes: The application authenticates users, validates the ruleset, and handles game setup. Furthermore, during gameplay it validates all actions against the ruleset. This includes melding, laying off, discarding cards, drawing card from either deck of discard pile, or shuffling the deck. The ruleset also contributes </w:t>
+      </w:r>
+      <w:proofErr w:type="gramStart"/>
+      <w:r>
+        <w:t>in</w:t>
+      </w:r>
+      <w:proofErr w:type="gramEnd"/>
+      <w:r>
+        <w:t xml:space="preserve"> the automatic score calculation. The system also manages the game state ensuring that all players are synchronized to the same game state.</w:t>
       </w:r>
     </w:p>
     <w:p>
@@ -2649,7 +2970,15 @@
         <w:t>when signing</w:t>
       </w:r>
       <w:r>
-        <w:t xml:space="preserve"> up. The FriendsList </w:t>
+        <w:t xml:space="preserve"> up. The </w:t>
+      </w:r>
+      <w:proofErr w:type="spellStart"/>
+      <w:r>
+        <w:t>FriendsList</w:t>
+      </w:r>
+      <w:proofErr w:type="spellEnd"/>
+      <w:r>
+        <w:t xml:space="preserve"> </w:t>
       </w:r>
       <w:r>
         <w:t>datastore</w:t>
@@ -2661,7 +2990,15 @@
         <w:t xml:space="preserve"> by sending and accepting friend requests</w:t>
       </w:r>
       <w:r>
-        <w:t>, allows for game invites based on connections in the FriendsList.</w:t>
+        <w:t xml:space="preserve">, allows for game invites based on connections in the </w:t>
+      </w:r>
+      <w:proofErr w:type="spellStart"/>
+      <w:r>
+        <w:t>FriendsList</w:t>
+      </w:r>
+      <w:proofErr w:type="spellEnd"/>
+      <w:r>
+        <w:t>.</w:t>
       </w:r>
     </w:p>
     <w:p>
@@ -2689,7 +3026,15 @@
         <w:t xml:space="preserve">Users can </w:t>
       </w:r>
       <w:r>
-        <w:t xml:space="preserve">invite friends from the FriendsList to join the lobby. </w:t>
+        <w:t xml:space="preserve">invite friends from the </w:t>
+      </w:r>
+      <w:proofErr w:type="spellStart"/>
+      <w:r>
+        <w:t>FriendsList</w:t>
+      </w:r>
+      <w:proofErr w:type="spellEnd"/>
+      <w:r>
+        <w:t xml:space="preserve"> to join the lobby. </w:t>
       </w:r>
       <w:r>
         <w:t>When the game starts</w:t>
@@ -2721,11 +3066,21 @@
       <w:r>
         <w:t xml:space="preserve">In-Memory </w:t>
       </w:r>
-      <w:r>
-        <w:t xml:space="preserve">In-Memory </w:t>
-      </w:r>
-      <w:r>
-        <w:t xml:space="preserve">GameState </w:t>
+      <w:proofErr w:type="spellStart"/>
+      <w:r>
+        <w:t>In-Memory</w:t>
+      </w:r>
+      <w:proofErr w:type="spellEnd"/>
+      <w:r>
+        <w:t xml:space="preserve"> </w:t>
+      </w:r>
+      <w:proofErr w:type="spellStart"/>
+      <w:r>
+        <w:t>GameState</w:t>
+      </w:r>
+      <w:proofErr w:type="spellEnd"/>
+      <w:r>
+        <w:t xml:space="preserve"> </w:t>
       </w:r>
       <w:r>
         <w:t xml:space="preserve">datastore, which maintains the active </w:t>
@@ -2739,10 +3094,26 @@
     </w:p>
     <w:p>
       <w:r>
-        <w:t>The player actions process includes all the actions that can be performed in a game, such as drawing, melding, and discarding. This triggers the Validate Moves process, which checks the move against the active ruleset in the In-Memory Gamestate datastore. Invalid moves are returned as error messages to the user; valid moves are passed to the</w:t>
-      </w:r>
-      <w:r>
-        <w:t xml:space="preserve"> In-Memory Gamestate datastore, and the Moves Logging process</w:t>
+        <w:t xml:space="preserve">The player actions process includes all the actions that can be performed in a game, such as drawing, melding, and discarding. This triggers the Validate Moves process, which checks the move against the active ruleset in the In-Memory </w:t>
+      </w:r>
+      <w:proofErr w:type="spellStart"/>
+      <w:r>
+        <w:t>Gamestate</w:t>
+      </w:r>
+      <w:proofErr w:type="spellEnd"/>
+      <w:r>
+        <w:t xml:space="preserve"> datastore. Invalid moves are returned as error messages to the user; valid moves are passed to the</w:t>
+      </w:r>
+      <w:r>
+        <w:t xml:space="preserve"> In-Memory </w:t>
+      </w:r>
+      <w:proofErr w:type="spellStart"/>
+      <w:r>
+        <w:t>Gamestate</w:t>
+      </w:r>
+      <w:proofErr w:type="spellEnd"/>
+      <w:r>
+        <w:t xml:space="preserve"> datastore, and the Moves Logging process</w:t>
       </w:r>
       <w:r>
         <w:t xml:space="preserve">. This </w:t>
@@ -2753,6 +3124,7 @@
     </w:p>
     <w:p>
       <w:r>
+        <w:lastRenderedPageBreak/>
         <w:t>Through this system</w:t>
       </w:r>
       <w:r>
@@ -2789,13 +3161,29 @@
         <w:t>the,</w:t>
       </w:r>
       <w:r>
-        <w:t xml:space="preserve"> from the In-Memory Gamestate datastore</w:t>
+        <w:t xml:space="preserve"> from the In-Memory </w:t>
+      </w:r>
+      <w:proofErr w:type="spellStart"/>
+      <w:r>
+        <w:t>Gamestate</w:t>
+      </w:r>
+      <w:proofErr w:type="spellEnd"/>
+      <w:r>
+        <w:t xml:space="preserve"> datastore</w:t>
       </w:r>
       <w:r>
         <w:t>.</w:t>
       </w:r>
       <w:r>
-        <w:t xml:space="preserve"> Results are stored in the GameHistory datastore, that connects the Games and Users datastores. That is expanded on with the database design.</w:t>
+        <w:t xml:space="preserve"> Results are stored in the </w:t>
+      </w:r>
+      <w:proofErr w:type="spellStart"/>
+      <w:r>
+        <w:t>GameHistory</w:t>
+      </w:r>
+      <w:proofErr w:type="spellEnd"/>
+      <w:r>
+        <w:t xml:space="preserve"> datastore, that connects the Games and Users datastores. That is expanded on with the database design.</w:t>
       </w:r>
     </w:p>
     <w:p/>
@@ -2852,8 +3240,13 @@
           <w:numId w:val="2"/>
         </w:numPr>
       </w:pPr>
-      <w:r>
-        <w:t>GameHistory: Links Games and Users, stores the result of a game for the user</w:t>
+      <w:proofErr w:type="spellStart"/>
+      <w:r>
+        <w:t>GameHistory</w:t>
+      </w:r>
+      <w:proofErr w:type="spellEnd"/>
+      <w:r>
+        <w:t>: Links Games and Users, stores the result of a game for the user</w:t>
       </w:r>
     </w:p>
     <w:p>
@@ -2864,8 +3257,21 @@
           <w:numId w:val="2"/>
         </w:numPr>
       </w:pPr>
-      <w:r>
-        <w:t>FriendsList: Self referential connections between users, stores status of friend request and friends’ online status</w:t>
+      <w:proofErr w:type="spellStart"/>
+      <w:r>
+        <w:t>FriendsList</w:t>
+      </w:r>
+      <w:proofErr w:type="spellEnd"/>
+      <w:r>
+        <w:t xml:space="preserve">: </w:t>
+      </w:r>
+      <w:proofErr w:type="spellStart"/>
+      <w:r>
+        <w:t>Self referential</w:t>
+      </w:r>
+      <w:proofErr w:type="spellEnd"/>
+      <w:r>
+        <w:t xml:space="preserve"> connections between users, stores status of friend request and friends’ online status</w:t>
       </w:r>
     </w:p>
     <w:p>
@@ -3035,6 +3441,7 @@
     </w:p>
     <w:p>
       <w:r>
+        <w:lastRenderedPageBreak/>
         <w:t>For the above examples, lists are used instead of arrays</w:t>
       </w:r>
       <w:r>
@@ -3261,6 +3668,7 @@
         <w:pStyle w:val="Heading4"/>
       </w:pPr>
       <w:r>
+        <w:lastRenderedPageBreak/>
         <w:t>Circular Queue:</w:t>
       </w:r>
     </w:p>
@@ -3393,47 +3801,143 @@
           </w:tcPr>
           <w:p>
             <w:r>
-              <w:t># __init__: Initialises the card object</w:t>
-            </w:r>
-          </w:p>
-          <w:p>
-            <w:r>
-              <w:t># __repr__: Defines the representation of the card in the form, “rank of suits”</w:t>
-            </w:r>
-          </w:p>
-          <w:p>
-            <w:r>
-              <w:t># __eq__: Defines the method to evaluate if two card objects are equal.</w:t>
-            </w:r>
-          </w:p>
-          <w:p>
-            <w:r>
-              <w:t>+ return_value: Returns the “value” of the card, e.g. King = 10.</w:t>
-            </w:r>
-          </w:p>
-          <w:p>
-            <w:r>
-              <w:t>+ return_rank_index: Returns the index of a card in a run, e.g. Jack = 11</w:t>
-            </w:r>
-          </w:p>
-          <w:p>
-            <w:r>
-              <w:t>+ to_dict: Creates a dictionary with value pairs of rank and suit to be exported to JSON</w:t>
-            </w:r>
-          </w:p>
-          <w:p>
-            <w:r>
-              <w:t>+ from_dict: reconstructs the class from a dictionary.</w:t>
-            </w:r>
-          </w:p>
-          <w:p>
-            <w:r>
-              <w:t>+ to_json: uses the JSON library and to_dict to create a JSON file with the card info + as data using to_dict.</w:t>
-            </w:r>
-          </w:p>
-          <w:p>
-            <w:r>
-              <w:t>+ from_json: reconstructs the class from the JSON file using from_dict.</w:t>
+              <w:t># __</w:t>
+            </w:r>
+            <w:proofErr w:type="spellStart"/>
+            <w:r>
+              <w:t>init</w:t>
+            </w:r>
+            <w:proofErr w:type="spellEnd"/>
+            <w:r>
+              <w:t>__: Initialises the card object</w:t>
+            </w:r>
+          </w:p>
+          <w:p>
+            <w:r>
+              <w:t># __</w:t>
+            </w:r>
+            <w:proofErr w:type="spellStart"/>
+            <w:r>
+              <w:t>repr</w:t>
+            </w:r>
+            <w:proofErr w:type="spellEnd"/>
+            <w:r>
+              <w:t>__: Defines the representation of the card in the form, “rank of suits”</w:t>
+            </w:r>
+          </w:p>
+          <w:p>
+            <w:r>
+              <w:t># __</w:t>
+            </w:r>
+            <w:proofErr w:type="spellStart"/>
+            <w:r>
+              <w:t>eq</w:t>
+            </w:r>
+            <w:proofErr w:type="spellEnd"/>
+            <w:r>
+              <w:t>__: Defines the method to evaluate if two card objects are equal.</w:t>
+            </w:r>
+          </w:p>
+          <w:p>
+            <w:r>
+              <w:t xml:space="preserve">+ </w:t>
+            </w:r>
+            <w:proofErr w:type="spellStart"/>
+            <w:r>
+              <w:t>return_value</w:t>
+            </w:r>
+            <w:proofErr w:type="spellEnd"/>
+            <w:r>
+              <w:t>: Returns the “value” of the card, e.g. King = 10.</w:t>
+            </w:r>
+          </w:p>
+          <w:p>
+            <w:r>
+              <w:t xml:space="preserve">+ </w:t>
+            </w:r>
+            <w:proofErr w:type="spellStart"/>
+            <w:r>
+              <w:t>return_rank_index</w:t>
+            </w:r>
+            <w:proofErr w:type="spellEnd"/>
+            <w:r>
+              <w:t>: Returns the index of a card in a run, e.g. Jack = 11</w:t>
+            </w:r>
+          </w:p>
+          <w:p>
+            <w:r>
+              <w:t xml:space="preserve">+ </w:t>
+            </w:r>
+            <w:proofErr w:type="spellStart"/>
+            <w:r>
+              <w:t>to_dict</w:t>
+            </w:r>
+            <w:proofErr w:type="spellEnd"/>
+            <w:r>
+              <w:t>: Creates a dictionary with value pairs of rank and suit to be exported to JSON</w:t>
+            </w:r>
+          </w:p>
+          <w:p>
+            <w:r>
+              <w:t xml:space="preserve">+ </w:t>
+            </w:r>
+            <w:proofErr w:type="spellStart"/>
+            <w:r>
+              <w:t>from_dict</w:t>
+            </w:r>
+            <w:proofErr w:type="spellEnd"/>
+            <w:r>
+              <w:t>: reconstructs the class from a dictionary.</w:t>
+            </w:r>
+          </w:p>
+          <w:p>
+            <w:r>
+              <w:t xml:space="preserve">+ </w:t>
+            </w:r>
+            <w:proofErr w:type="spellStart"/>
+            <w:r>
+              <w:t>to_json</w:t>
+            </w:r>
+            <w:proofErr w:type="spellEnd"/>
+            <w:r>
+              <w:t xml:space="preserve">: uses the JSON library and </w:t>
+            </w:r>
+            <w:proofErr w:type="spellStart"/>
+            <w:r>
+              <w:t>to_dict</w:t>
+            </w:r>
+            <w:proofErr w:type="spellEnd"/>
+            <w:r>
+              <w:t xml:space="preserve"> to create a JSON file with the card info + as data using </w:t>
+            </w:r>
+            <w:proofErr w:type="spellStart"/>
+            <w:r>
+              <w:t>to_dict</w:t>
+            </w:r>
+            <w:proofErr w:type="spellEnd"/>
+            <w:r>
+              <w:t>.</w:t>
+            </w:r>
+          </w:p>
+          <w:p>
+            <w:r>
+              <w:t xml:space="preserve">+ </w:t>
+            </w:r>
+            <w:proofErr w:type="spellStart"/>
+            <w:r>
+              <w:t>from_json</w:t>
+            </w:r>
+            <w:proofErr w:type="spellEnd"/>
+            <w:r>
+              <w:t xml:space="preserve">: reconstructs the class from the JSON file using </w:t>
+            </w:r>
+            <w:proofErr w:type="spellStart"/>
+            <w:r>
+              <w:t>from_dict</w:t>
+            </w:r>
+            <w:proofErr w:type="spellEnd"/>
+            <w:r>
+              <w:t>.</w:t>
             </w:r>
           </w:p>
         </w:tc>
@@ -3520,7 +4024,15 @@
           </w:tcPr>
           <w:p>
             <w:r>
-              <w:t># __init__: Initialises the deck object, creates all the cards into the cards attribute. Creates random seed if no seed is given</w:t>
+              <w:t># __</w:t>
+            </w:r>
+            <w:proofErr w:type="spellStart"/>
+            <w:r>
+              <w:t>init</w:t>
+            </w:r>
+            <w:proofErr w:type="spellEnd"/>
+            <w:r>
+              <w:t>__: Initialises the deck object, creates all the cards into the cards attribute. Creates random seed if no seed is given</w:t>
             </w:r>
           </w:p>
           <w:p>
@@ -3535,12 +4047,37 @@
           </w:p>
           <w:p>
             <w:r>
-              <w:t>+ get_size: returns the size of the deck</w:t>
-            </w:r>
-          </w:p>
-          <w:p>
-            <w:r>
-              <w:t>+ empty_check: checks if the deck is empty</w:t>
+              <w:lastRenderedPageBreak/>
+              <w:t xml:space="preserve">+ </w:t>
+            </w:r>
+            <w:proofErr w:type="spellStart"/>
+            <w:r>
+              <w:t>get_</w:t>
+            </w:r>
+            <w:proofErr w:type="gramStart"/>
+            <w:r>
+              <w:t>size</w:t>
+            </w:r>
+            <w:proofErr w:type="spellEnd"/>
+            <w:r>
+              <w:t>:</w:t>
+            </w:r>
+            <w:proofErr w:type="gramEnd"/>
+            <w:r>
+              <w:t xml:space="preserve"> returns the size of the deck</w:t>
+            </w:r>
+          </w:p>
+          <w:p>
+            <w:r>
+              <w:t xml:space="preserve">+ </w:t>
+            </w:r>
+            <w:proofErr w:type="spellStart"/>
+            <w:r>
+              <w:t>empty_check</w:t>
+            </w:r>
+            <w:proofErr w:type="spellEnd"/>
+            <w:r>
+              <w:t>: checks if the deck is empty</w:t>
             </w:r>
           </w:p>
           <w:p>
@@ -3553,6 +4090,7 @@
     </w:tbl>
     <w:p>
       <w:r>
+        <w:lastRenderedPageBreak/>
         <w:t>The deck is defined by the cards inside the deck, along with the ruleset to determine the number of standard 52 card decks, along with the wild cards.</w:t>
       </w:r>
     </w:p>
@@ -3605,7 +4143,15 @@
           </w:p>
           <w:p>
             <w:r>
-              <w:t>+ selected_cards (List)</w:t>
+              <w:t xml:space="preserve">+ </w:t>
+            </w:r>
+            <w:proofErr w:type="spellStart"/>
+            <w:r>
+              <w:t>selected_cards</w:t>
+            </w:r>
+            <w:proofErr w:type="spellEnd"/>
+            <w:r>
+              <w:t xml:space="preserve"> (List)</w:t>
             </w:r>
           </w:p>
         </w:tc>
@@ -3627,52 +4173,188 @@
           </w:tcPr>
           <w:p>
             <w:r>
-              <w:t># __init__: Initialises the hand object.</w:t>
-            </w:r>
-          </w:p>
-          <w:p>
-            <w:r>
-              <w:t># __repr__: Defines the representation of the hand object as “card, card, card, …” and “selected cards: card, card, ...”</w:t>
-            </w:r>
-          </w:p>
-          <w:p>
-            <w:r>
-              <w:t>+ add_card: adds a card to the cards list</w:t>
-            </w:r>
-          </w:p>
-          <w:p>
-            <w:r>
-              <w:t>+ remove_card: deletes card from the card list</w:t>
-            </w:r>
-          </w:p>
-          <w:p>
-            <w:r>
-              <w:t>+ select_card: adds card to the selected_cards attribute</w:t>
-            </w:r>
-          </w:p>
-          <w:p>
-            <w:r>
-              <w:t>+ deselect_card: removes card from selected_cards attribute</w:t>
-            </w:r>
-          </w:p>
-          <w:p>
-            <w:r>
-              <w:t>+ sort_by_rank: Sorts cards list by rank</w:t>
-            </w:r>
-          </w:p>
-          <w:p>
-            <w:r>
-              <w:t>+ sort_by_suit: Sorts the cards by suits, then by rank.</w:t>
-            </w:r>
-          </w:p>
-          <w:p>
-            <w:r>
-              <w:t>+ is_empty: Checks if hand is empty</w:t>
-            </w:r>
-          </w:p>
-          <w:p>
-            <w:r>
-              <w:t>+ calculate_deadwood: calculates the score of all the cards in the hand.</w:t>
+              <w:t># __</w:t>
+            </w:r>
+            <w:proofErr w:type="spellStart"/>
+            <w:r>
+              <w:t>init</w:t>
+            </w:r>
+            <w:proofErr w:type="spellEnd"/>
+            <w:r>
+              <w:t>__: Initialises the hand object.</w:t>
+            </w:r>
+          </w:p>
+          <w:p>
+            <w:r>
+              <w:t># __</w:t>
+            </w:r>
+            <w:proofErr w:type="spellStart"/>
+            <w:r>
+              <w:t>repr</w:t>
+            </w:r>
+            <w:proofErr w:type="spellEnd"/>
+            <w:r>
+              <w:t>__: Defines the representation of the hand object as “card, card, card, …” and “selected cards: card, card, ...”</w:t>
+            </w:r>
+          </w:p>
+          <w:p>
+            <w:r>
+              <w:t xml:space="preserve">+ </w:t>
+            </w:r>
+            <w:proofErr w:type="spellStart"/>
+            <w:r>
+              <w:t>add_</w:t>
+            </w:r>
+            <w:proofErr w:type="gramStart"/>
+            <w:r>
+              <w:t>card</w:t>
+            </w:r>
+            <w:proofErr w:type="spellEnd"/>
+            <w:r>
+              <w:t>:</w:t>
+            </w:r>
+            <w:proofErr w:type="gramEnd"/>
+            <w:r>
+              <w:t xml:space="preserve"> adds a card to the cards list</w:t>
+            </w:r>
+          </w:p>
+          <w:p>
+            <w:r>
+              <w:t xml:space="preserve">+ </w:t>
+            </w:r>
+            <w:proofErr w:type="spellStart"/>
+            <w:r>
+              <w:t>remove_</w:t>
+            </w:r>
+            <w:proofErr w:type="gramStart"/>
+            <w:r>
+              <w:t>card</w:t>
+            </w:r>
+            <w:proofErr w:type="spellEnd"/>
+            <w:r>
+              <w:t>:</w:t>
+            </w:r>
+            <w:proofErr w:type="gramEnd"/>
+            <w:r>
+              <w:t xml:space="preserve"> deletes card from the card list</w:t>
+            </w:r>
+          </w:p>
+          <w:p>
+            <w:r>
+              <w:t xml:space="preserve">+ </w:t>
+            </w:r>
+            <w:proofErr w:type="spellStart"/>
+            <w:r>
+              <w:t>select_</w:t>
+            </w:r>
+            <w:proofErr w:type="gramStart"/>
+            <w:r>
+              <w:t>card</w:t>
+            </w:r>
+            <w:proofErr w:type="spellEnd"/>
+            <w:r>
+              <w:t>:</w:t>
+            </w:r>
+            <w:proofErr w:type="gramEnd"/>
+            <w:r>
+              <w:t xml:space="preserve"> adds card to the </w:t>
+            </w:r>
+            <w:proofErr w:type="spellStart"/>
+            <w:r>
+              <w:t>selected_cards</w:t>
+            </w:r>
+            <w:proofErr w:type="spellEnd"/>
+            <w:r>
+              <w:t xml:space="preserve"> attribute</w:t>
+            </w:r>
+          </w:p>
+          <w:p>
+            <w:r>
+              <w:t xml:space="preserve">+ </w:t>
+            </w:r>
+            <w:proofErr w:type="spellStart"/>
+            <w:r>
+              <w:t>deselect_</w:t>
+            </w:r>
+            <w:proofErr w:type="gramStart"/>
+            <w:r>
+              <w:t>card</w:t>
+            </w:r>
+            <w:proofErr w:type="spellEnd"/>
+            <w:r>
+              <w:t>:</w:t>
+            </w:r>
+            <w:proofErr w:type="gramEnd"/>
+            <w:r>
+              <w:t xml:space="preserve"> removes card from </w:t>
+            </w:r>
+            <w:proofErr w:type="spellStart"/>
+            <w:r>
+              <w:t>selected_cards</w:t>
+            </w:r>
+            <w:proofErr w:type="spellEnd"/>
+            <w:r>
+              <w:t xml:space="preserve"> attribute</w:t>
+            </w:r>
+          </w:p>
+          <w:p>
+            <w:r>
+              <w:t xml:space="preserve">+ </w:t>
+            </w:r>
+            <w:proofErr w:type="spellStart"/>
+            <w:r>
+              <w:t>sort_by_rank</w:t>
+            </w:r>
+            <w:proofErr w:type="spellEnd"/>
+            <w:r>
+              <w:t>: Sorts cards list by rank</w:t>
+            </w:r>
+          </w:p>
+          <w:p>
+            <w:r>
+              <w:t xml:space="preserve">+ </w:t>
+            </w:r>
+            <w:proofErr w:type="spellStart"/>
+            <w:r>
+              <w:t>sort_by_suit</w:t>
+            </w:r>
+            <w:proofErr w:type="spellEnd"/>
+            <w:r>
+              <w:t>: Sorts the cards by suits, then by rank.</w:t>
+            </w:r>
+          </w:p>
+          <w:p>
+            <w:r>
+              <w:t xml:space="preserve">+ </w:t>
+            </w:r>
+            <w:proofErr w:type="spellStart"/>
+            <w:r>
+              <w:t>is_empty</w:t>
+            </w:r>
+            <w:proofErr w:type="spellEnd"/>
+            <w:r>
+              <w:t>: Checks if hand is empty</w:t>
+            </w:r>
+          </w:p>
+          <w:p>
+            <w:r>
+              <w:t xml:space="preserve">+ </w:t>
+            </w:r>
+            <w:proofErr w:type="spellStart"/>
+            <w:r>
+              <w:t>calculate_</w:t>
+            </w:r>
+            <w:proofErr w:type="gramStart"/>
+            <w:r>
+              <w:t>deadwood</w:t>
+            </w:r>
+            <w:proofErr w:type="spellEnd"/>
+            <w:r>
+              <w:t>:</w:t>
+            </w:r>
+            <w:proofErr w:type="gramEnd"/>
+            <w:r>
+              <w:t xml:space="preserve"> calculates the score of all the cards in the hand.</w:t>
             </w:r>
           </w:p>
         </w:tc>
@@ -3727,12 +4409,28 @@
           </w:p>
           <w:p>
             <w:r>
-              <w:t># meld_type (Enumerator)</w:t>
-            </w:r>
-          </w:p>
-          <w:p>
-            <w:r>
-              <w:t># wild_assignments (Nested Dictionary)</w:t>
+              <w:t xml:space="preserve"># </w:t>
+            </w:r>
+            <w:proofErr w:type="spellStart"/>
+            <w:r>
+              <w:t>meld_type</w:t>
+            </w:r>
+            <w:proofErr w:type="spellEnd"/>
+            <w:r>
+              <w:t xml:space="preserve"> (Enumerator)</w:t>
+            </w:r>
+          </w:p>
+          <w:p>
+            <w:r>
+              <w:t xml:space="preserve"># </w:t>
+            </w:r>
+            <w:proofErr w:type="spellStart"/>
+            <w:r>
+              <w:t>wild_assignments</w:t>
+            </w:r>
+            <w:proofErr w:type="spellEnd"/>
+            <w:r>
+              <w:t xml:space="preserve"> (Nested Dictionary)</w:t>
             </w:r>
           </w:p>
           <w:p>
@@ -3759,57 +4457,161 @@
           </w:tcPr>
           <w:p>
             <w:r>
-              <w:t># __init__: Initialises the meld object, assigning wild cards the attributes of the card they are replacing.</w:t>
-            </w:r>
-          </w:p>
-          <w:p>
-            <w:r>
-              <w:t># __repr__: Defines the representation of the meld object as “card, card, card, …”</w:t>
-            </w:r>
-          </w:p>
-          <w:p>
-            <w:r>
-              <w:t># wild_assignment_run: Used during initialisation to assign wild cards their attributes if the meld_type is a run.</w:t>
-            </w:r>
-          </w:p>
-          <w:p>
-            <w:r>
-              <w:t># wild_assignment_set: Used during initialisation to assign wild cards their attributes if the meld_type is a set.</w:t>
-            </w:r>
-          </w:p>
-          <w:p>
-            <w:r>
-              <w:t># split_meld: used in wild assignments, splitting non wilds and wilds</w:t>
-            </w:r>
-          </w:p>
-          <w:p>
-            <w:r>
-              <w:t># is_ace_high_in_run: If an ace exists, checks whether it is high or low to know its score</w:t>
-            </w:r>
-          </w:p>
-          <w:p>
-            <w:r>
-              <w:t>+ get_card_value: Gets the value of any card in the meld, including wilds</w:t>
-            </w:r>
-          </w:p>
-          <w:p>
-            <w:r>
-              <w:t>+ get_meld_value: Gets the full value of the meld.</w:t>
-            </w:r>
-          </w:p>
-          <w:p>
-            <w:r>
-              <w:t>+ add_card: Adds card to the meld list</w:t>
-            </w:r>
-          </w:p>
-          <w:p>
-            <w:r>
-              <w:t># wild_card_comparison: Checks if a card has the same attributes as the card the wild is taking the place of</w:t>
-            </w:r>
-          </w:p>
-          <w:p>
-            <w:r>
-              <w:t>+replace_wild: replaces the wild card with a card with the same attributes, returning the wild card as well.</w:t>
+              <w:t># __</w:t>
+            </w:r>
+            <w:proofErr w:type="spellStart"/>
+            <w:r>
+              <w:t>init</w:t>
+            </w:r>
+            <w:proofErr w:type="spellEnd"/>
+            <w:r>
+              <w:t>__: Initialises the meld object, assigning wild cards the attributes of the card they are replacing.</w:t>
+            </w:r>
+          </w:p>
+          <w:p>
+            <w:r>
+              <w:t># __</w:t>
+            </w:r>
+            <w:proofErr w:type="spellStart"/>
+            <w:r>
+              <w:t>repr</w:t>
+            </w:r>
+            <w:proofErr w:type="spellEnd"/>
+            <w:r>
+              <w:t>__: Defines the representation of the meld object as “card, card, card, …”</w:t>
+            </w:r>
+          </w:p>
+          <w:p>
+            <w:r>
+              <w:t xml:space="preserve"># </w:t>
+            </w:r>
+            <w:proofErr w:type="spellStart"/>
+            <w:r>
+              <w:t>wild_assignment_run</w:t>
+            </w:r>
+            <w:proofErr w:type="spellEnd"/>
+            <w:r>
+              <w:t xml:space="preserve">: Used during initialisation to assign wild cards their attributes if the </w:t>
+            </w:r>
+            <w:proofErr w:type="spellStart"/>
+            <w:r>
+              <w:t>meld_type</w:t>
+            </w:r>
+            <w:proofErr w:type="spellEnd"/>
+            <w:r>
+              <w:t xml:space="preserve"> is a run.</w:t>
+            </w:r>
+          </w:p>
+          <w:p>
+            <w:r>
+              <w:t xml:space="preserve"># </w:t>
+            </w:r>
+            <w:proofErr w:type="spellStart"/>
+            <w:r>
+              <w:t>wild_assignment_set</w:t>
+            </w:r>
+            <w:proofErr w:type="spellEnd"/>
+            <w:r>
+              <w:t xml:space="preserve">: Used during initialisation to assign wild cards their attributes if the </w:t>
+            </w:r>
+            <w:proofErr w:type="spellStart"/>
+            <w:r>
+              <w:t>meld_type</w:t>
+            </w:r>
+            <w:proofErr w:type="spellEnd"/>
+            <w:r>
+              <w:t xml:space="preserve"> is a set.</w:t>
+            </w:r>
+          </w:p>
+          <w:p>
+            <w:r>
+              <w:t xml:space="preserve"># </w:t>
+            </w:r>
+            <w:proofErr w:type="spellStart"/>
+            <w:r>
+              <w:t>split_meld</w:t>
+            </w:r>
+            <w:proofErr w:type="spellEnd"/>
+            <w:r>
+              <w:t>: used in wild assignments, splitting non wilds and wilds</w:t>
+            </w:r>
+          </w:p>
+          <w:p>
+            <w:r>
+              <w:t xml:space="preserve"># </w:t>
+            </w:r>
+            <w:proofErr w:type="spellStart"/>
+            <w:r>
+              <w:t>is_ace_high_in_run</w:t>
+            </w:r>
+            <w:proofErr w:type="spellEnd"/>
+            <w:r>
+              <w:t>: If an ace exists, checks whether it is high or low to know its score</w:t>
+            </w:r>
+          </w:p>
+          <w:p>
+            <w:r>
+              <w:t xml:space="preserve">+ </w:t>
+            </w:r>
+            <w:proofErr w:type="spellStart"/>
+            <w:r>
+              <w:t>get_card_value</w:t>
+            </w:r>
+            <w:proofErr w:type="spellEnd"/>
+            <w:r>
+              <w:t>: Gets the value of any card in the meld, including wilds</w:t>
+            </w:r>
+          </w:p>
+          <w:p>
+            <w:r>
+              <w:t xml:space="preserve">+ </w:t>
+            </w:r>
+            <w:proofErr w:type="spellStart"/>
+            <w:r>
+              <w:t>get_meld_value</w:t>
+            </w:r>
+            <w:proofErr w:type="spellEnd"/>
+            <w:r>
+              <w:t>: Gets the full value of the meld.</w:t>
+            </w:r>
+          </w:p>
+          <w:p>
+            <w:r>
+              <w:t xml:space="preserve">+ </w:t>
+            </w:r>
+            <w:proofErr w:type="spellStart"/>
+            <w:r>
+              <w:t>add_card</w:t>
+            </w:r>
+            <w:proofErr w:type="spellEnd"/>
+            <w:r>
+              <w:t>: Adds card to the meld list</w:t>
+            </w:r>
+          </w:p>
+          <w:p>
+            <w:r>
+              <w:t xml:space="preserve"># </w:t>
+            </w:r>
+            <w:proofErr w:type="spellStart"/>
+            <w:r>
+              <w:t>wild_card_comparison</w:t>
+            </w:r>
+            <w:proofErr w:type="spellEnd"/>
+            <w:r>
+              <w:t>: Checks if a card has the same attributes as the card the wild is taking the place of</w:t>
+            </w:r>
+          </w:p>
+          <w:p>
+            <w:r>
+              <w:t>+</w:t>
+            </w:r>
+            <w:proofErr w:type="spellStart"/>
+            <w:r>
+              <w:t>replace_wild</w:t>
+            </w:r>
+            <w:proofErr w:type="spellEnd"/>
+            <w:r>
+              <w:t>: replaces the wild card with a card with the same attributes, returning the wild card as well.</w:t>
             </w:r>
           </w:p>
         </w:tc>
@@ -3881,16 +4683,33 @@
           </w:tcPr>
           <w:p>
             <w:r>
-              <w:t># __init__: Initialises the discard pile.</w:t>
-            </w:r>
-          </w:p>
-          <w:p>
-            <w:r>
-              <w:t># __repr__: Defines the representation of the discard pile, acts equal to peek in a stack.</w:t>
-            </w:r>
-          </w:p>
-          <w:p>
-            <w:r>
+              <w:t># __</w:t>
+            </w:r>
+            <w:proofErr w:type="spellStart"/>
+            <w:r>
+              <w:t>init</w:t>
+            </w:r>
+            <w:proofErr w:type="spellEnd"/>
+            <w:r>
+              <w:t>__: Initialises the discard pile.</w:t>
+            </w:r>
+          </w:p>
+          <w:p>
+            <w:r>
+              <w:t># __</w:t>
+            </w:r>
+            <w:proofErr w:type="spellStart"/>
+            <w:r>
+              <w:t>repr</w:t>
+            </w:r>
+            <w:proofErr w:type="spellEnd"/>
+            <w:r>
+              <w:t>__: Defines the representation of the discard pile, acts equal to peek in a stack.</w:t>
+            </w:r>
+          </w:p>
+          <w:p>
+            <w:r>
+              <w:lastRenderedPageBreak/>
               <w:t>+ push: adds card to the top of the discard pile.</w:t>
             </w:r>
           </w:p>
@@ -3901,12 +4720,28 @@
           </w:p>
           <w:p>
             <w:r>
-              <w:t>+ split_discard_pile: Separates the top and rest of the discard pile, returning the bottom to be reshuffled</w:t>
-            </w:r>
-          </w:p>
-          <w:p>
-            <w:r>
-              <w:t>+ is_empty: Checks if the discard pile is empty</w:t>
+              <w:t xml:space="preserve">+ </w:t>
+            </w:r>
+            <w:proofErr w:type="spellStart"/>
+            <w:r>
+              <w:t>split_discard_pile</w:t>
+            </w:r>
+            <w:proofErr w:type="spellEnd"/>
+            <w:r>
+              <w:t>: Separates the top and rest of the discard pile, returning the bottom to be reshuffled</w:t>
+            </w:r>
+          </w:p>
+          <w:p>
+            <w:r>
+              <w:t xml:space="preserve">+ </w:t>
+            </w:r>
+            <w:proofErr w:type="spellStart"/>
+            <w:r>
+              <w:t>is_empty</w:t>
+            </w:r>
+            <w:proofErr w:type="spellEnd"/>
+            <w:r>
+              <w:t>: Checks if the discard pile is empty</w:t>
             </w:r>
           </w:p>
         </w:tc>
@@ -3978,45 +4813,137 @@
           </w:tcPr>
           <w:p>
             <w:r>
-              <w:t># __init__: Initialises the validator.</w:t>
-            </w:r>
-          </w:p>
-          <w:p>
-            <w:r>
-              <w:t># draw_valdiation: Checks if the deck is not empty, and if drawing from the discard pile is currently allowed by the rules.</w:t>
-            </w:r>
-          </w:p>
-          <w:p>
-            <w:r>
-              <w:t># discard_validation: Checks if the card is in the players hand and if discarding the card is valid under ruleset.</w:t>
-            </w:r>
-          </w:p>
-          <w:p>
-            <w:r>
-              <w:t># run_validation: Validates if a run follows all the rules.</w:t>
-            </w:r>
-          </w:p>
-          <w:p>
-            <w:r>
-              <w:t># set_validation: Validates if a set follows all the rules.</w:t>
-            </w:r>
-          </w:p>
-          <w:p>
-            <w:r>
-              <w:t># meld_validaiton: Abstracts run_validation and set_validation</w:t>
+              <w:t># __</w:t>
+            </w:r>
+            <w:proofErr w:type="spellStart"/>
+            <w:r>
+              <w:t>init</w:t>
+            </w:r>
+            <w:proofErr w:type="spellEnd"/>
+            <w:r>
+              <w:t>__: Initialises the validator.</w:t>
             </w:r>
           </w:p>
           <w:p>
             <w:r>
               <w:t xml:space="preserve"># </w:t>
             </w:r>
-            <w:r>
-              <w:t>lay_off_validation: Validates if a card can be added to a meld</w:t>
-            </w:r>
-          </w:p>
-          <w:p>
-            <w:r>
-              <w:t># end_turn_validation: Validates if has completed all required moves to end a turn</w:t>
+            <w:proofErr w:type="spellStart"/>
+            <w:r>
+              <w:t>draw_valdiation</w:t>
+            </w:r>
+            <w:proofErr w:type="spellEnd"/>
+            <w:r>
+              <w:t>: Checks if the deck is not empty, and if drawing from the discard pile is currently allowed by the rules.</w:t>
+            </w:r>
+          </w:p>
+          <w:p>
+            <w:r>
+              <w:t xml:space="preserve"># </w:t>
+            </w:r>
+            <w:proofErr w:type="spellStart"/>
+            <w:r>
+              <w:t>discard_validation</w:t>
+            </w:r>
+            <w:proofErr w:type="spellEnd"/>
+            <w:r>
+              <w:t>: Checks if the card is in the players hand and if discarding the card is valid under ruleset.</w:t>
+            </w:r>
+          </w:p>
+          <w:p>
+            <w:r>
+              <w:t xml:space="preserve"># </w:t>
+            </w:r>
+            <w:proofErr w:type="spellStart"/>
+            <w:proofErr w:type="gramStart"/>
+            <w:r>
+              <w:t>run</w:t>
+            </w:r>
+            <w:proofErr w:type="gramEnd"/>
+            <w:r>
+              <w:t>_validation</w:t>
+            </w:r>
+            <w:proofErr w:type="spellEnd"/>
+            <w:r>
+              <w:t>: Validates if a run follows all the rules.</w:t>
+            </w:r>
+          </w:p>
+          <w:p>
+            <w:r>
+              <w:t xml:space="preserve"># </w:t>
+            </w:r>
+            <w:proofErr w:type="spellStart"/>
+            <w:r>
+              <w:t>set_validation</w:t>
+            </w:r>
+            <w:proofErr w:type="spellEnd"/>
+            <w:r>
+              <w:t>: Validates if a set follows all the rules.</w:t>
+            </w:r>
+          </w:p>
+          <w:p>
+            <w:r>
+              <w:t xml:space="preserve"># </w:t>
+            </w:r>
+            <w:proofErr w:type="spellStart"/>
+            <w:r>
+              <w:t>meld_validaiton</w:t>
+            </w:r>
+            <w:proofErr w:type="spellEnd"/>
+            <w:r>
+              <w:t xml:space="preserve">: Abstracts </w:t>
+            </w:r>
+            <w:proofErr w:type="spellStart"/>
+            <w:r>
+              <w:t>run_validation</w:t>
+            </w:r>
+            <w:proofErr w:type="spellEnd"/>
+            <w:r>
+              <w:t xml:space="preserve"> and </w:t>
+            </w:r>
+            <w:proofErr w:type="spellStart"/>
+            <w:r>
+              <w:t>set_validation</w:t>
+            </w:r>
+            <w:proofErr w:type="spellEnd"/>
+          </w:p>
+          <w:p>
+            <w:r>
+              <w:t xml:space="preserve"># </w:t>
+            </w:r>
+            <w:proofErr w:type="spellStart"/>
+            <w:proofErr w:type="gramStart"/>
+            <w:r>
+              <w:t>lay</w:t>
+            </w:r>
+            <w:proofErr w:type="gramEnd"/>
+            <w:r>
+              <w:t>_off_validation</w:t>
+            </w:r>
+            <w:proofErr w:type="spellEnd"/>
+            <w:r>
+              <w:t>: Validates if a card can be added to a meld</w:t>
+            </w:r>
+          </w:p>
+          <w:p>
+            <w:r>
+              <w:t xml:space="preserve"># </w:t>
+            </w:r>
+            <w:proofErr w:type="spellStart"/>
+            <w:r>
+              <w:t>end_turn_validation</w:t>
+            </w:r>
+            <w:proofErr w:type="spellEnd"/>
+            <w:r>
+              <w:t xml:space="preserve">: Validates </w:t>
+            </w:r>
+            <w:proofErr w:type="spellStart"/>
+            <w:r>
+              <w:t>if</w:t>
+            </w:r>
+            <w:proofErr w:type="spellEnd"/>
+            <w:r>
+              <w:t xml:space="preserve"> has completed all required moves to end a turn</w:t>
             </w:r>
           </w:p>
         </w:tc>
@@ -4066,7 +4993,15 @@
           </w:tcPr>
           <w:p>
             <w:r>
-              <w:t>+ player_id (Integer)</w:t>
+              <w:t xml:space="preserve">+ </w:t>
+            </w:r>
+            <w:proofErr w:type="spellStart"/>
+            <w:r>
+              <w:t>player_id</w:t>
+            </w:r>
+            <w:proofErr w:type="spellEnd"/>
+            <w:r>
+              <w:t xml:space="preserve"> (Integer)</w:t>
             </w:r>
           </w:p>
           <w:p>
@@ -4081,7 +5016,15 @@
           </w:p>
           <w:p>
             <w:r>
-              <w:t># stored_melds (List of meld objects)</w:t>
+              <w:t xml:space="preserve"># </w:t>
+            </w:r>
+            <w:proofErr w:type="spellStart"/>
+            <w:r>
+              <w:t>stored_melds</w:t>
+            </w:r>
+            <w:proofErr w:type="spellEnd"/>
+            <w:r>
+              <w:t xml:space="preserve"> (List of meld objects)</w:t>
             </w:r>
           </w:p>
           <w:p>
@@ -4091,7 +5034,15 @@
           </w:p>
           <w:p>
             <w:r>
-              <w:t># has_melded (Boolean)</w:t>
+              <w:t xml:space="preserve"># </w:t>
+            </w:r>
+            <w:proofErr w:type="spellStart"/>
+            <w:r>
+              <w:t>has_melded</w:t>
+            </w:r>
+            <w:proofErr w:type="spellEnd"/>
+            <w:r>
+              <w:t xml:space="preserve"> (Boolean)</w:t>
             </w:r>
           </w:p>
         </w:tc>
@@ -4113,12 +5064,44 @@
           </w:tcPr>
           <w:p>
             <w:r>
-              <w:t># __init__: Initialises the player object.</w:t>
-            </w:r>
-          </w:p>
-          <w:p>
-            <w:r>
-              <w:t>+ store_meld: stores a valid meld into the stored_melds attribute</w:t>
+              <w:t># __</w:t>
+            </w:r>
+            <w:proofErr w:type="spellStart"/>
+            <w:r>
+              <w:t>init</w:t>
+            </w:r>
+            <w:proofErr w:type="spellEnd"/>
+            <w:r>
+              <w:t>__: Initialises the player object.</w:t>
+            </w:r>
+          </w:p>
+          <w:p>
+            <w:r>
+              <w:t xml:space="preserve">+ </w:t>
+            </w:r>
+            <w:proofErr w:type="spellStart"/>
+            <w:r>
+              <w:t>store_</w:t>
+            </w:r>
+            <w:proofErr w:type="gramStart"/>
+            <w:r>
+              <w:t>meld</w:t>
+            </w:r>
+            <w:proofErr w:type="spellEnd"/>
+            <w:r>
+              <w:t>:</w:t>
+            </w:r>
+            <w:proofErr w:type="gramEnd"/>
+            <w:r>
+              <w:t xml:space="preserve"> stores a valid meld into the </w:t>
+            </w:r>
+            <w:proofErr w:type="spellStart"/>
+            <w:r>
+              <w:t>stored_melds</w:t>
+            </w:r>
+            <w:proofErr w:type="spellEnd"/>
+            <w:r>
+              <w:t xml:space="preserve"> attribute</w:t>
             </w:r>
           </w:p>
           <w:p>
@@ -4128,17 +5111,73 @@
           </w:p>
           <w:p>
             <w:r>
-              <w:t>+ clear_stored_melds: clears the stored_melds list.</w:t>
-            </w:r>
-          </w:p>
-          <w:p>
-            <w:r>
-              <w:t>+ get_stored_melds_score: gets the total score of all the melds stored</w:t>
-            </w:r>
-          </w:p>
-          <w:p>
-            <w:r>
-              <w:t>+ add_to_score: adds to player score</w:t>
+              <w:t xml:space="preserve">+ </w:t>
+            </w:r>
+            <w:proofErr w:type="spellStart"/>
+            <w:r>
+              <w:t>clear_stored_</w:t>
+            </w:r>
+            <w:proofErr w:type="gramStart"/>
+            <w:r>
+              <w:t>melds</w:t>
+            </w:r>
+            <w:proofErr w:type="spellEnd"/>
+            <w:r>
+              <w:t>:</w:t>
+            </w:r>
+            <w:proofErr w:type="gramEnd"/>
+            <w:r>
+              <w:t xml:space="preserve"> clears the </w:t>
+            </w:r>
+            <w:proofErr w:type="spellStart"/>
+            <w:r>
+              <w:t>stored_melds</w:t>
+            </w:r>
+            <w:proofErr w:type="spellEnd"/>
+            <w:r>
+              <w:t xml:space="preserve"> list.</w:t>
+            </w:r>
+          </w:p>
+          <w:p>
+            <w:r>
+              <w:t xml:space="preserve">+ </w:t>
+            </w:r>
+            <w:proofErr w:type="spellStart"/>
+            <w:r>
+              <w:t>get_stored_melds_</w:t>
+            </w:r>
+            <w:proofErr w:type="gramStart"/>
+            <w:r>
+              <w:t>score</w:t>
+            </w:r>
+            <w:proofErr w:type="spellEnd"/>
+            <w:r>
+              <w:t>:</w:t>
+            </w:r>
+            <w:proofErr w:type="gramEnd"/>
+            <w:r>
+              <w:t xml:space="preserve"> gets the total score of all the melds stored</w:t>
+            </w:r>
+          </w:p>
+          <w:p>
+            <w:r>
+              <w:t xml:space="preserve">+ </w:t>
+            </w:r>
+            <w:proofErr w:type="spellStart"/>
+            <w:r>
+              <w:t>add_to_</w:t>
+            </w:r>
+            <w:proofErr w:type="gramStart"/>
+            <w:r>
+              <w:t>score</w:t>
+            </w:r>
+            <w:proofErr w:type="spellEnd"/>
+            <w:r>
+              <w:t>:</w:t>
+            </w:r>
+            <w:proofErr w:type="gramEnd"/>
+            <w:r>
+              <w:t xml:space="preserve"> adds to player score</w:t>
             </w:r>
           </w:p>
         </w:tc>
@@ -4188,40 +5227,93 @@
           </w:tcPr>
           <w:p>
             <w:r>
-              <w:t>+ allow_sets (Boolean)</w:t>
-            </w:r>
-          </w:p>
-          <w:p>
-            <w:r>
-              <w:t>+ allow_runs (Boolean)</w:t>
-            </w:r>
-          </w:p>
-          <w:p>
-            <w:r>
-              <w:t>+ min_meld_size (Integer)</w:t>
-            </w:r>
-          </w:p>
-          <w:p>
-            <w:r>
               <w:t xml:space="preserve">+ </w:t>
             </w:r>
-            <w:r>
-              <w:t>max_meld_size_set (Integer)</w:t>
-            </w:r>
-          </w:p>
-          <w:p>
-            <w:r>
-              <w:t>+ max_meld_size_run (Integer)</w:t>
-            </w:r>
-          </w:p>
-          <w:p>
-            <w:r>
-              <w:t>+ min_initial_meld_score (Integer)</w:t>
-            </w:r>
-          </w:p>
-          <w:p>
-            <w:r>
-              <w:t>+ initial_meld_increment (Integer)</w:t>
+            <w:proofErr w:type="spellStart"/>
+            <w:r>
+              <w:t>allow_sets</w:t>
+            </w:r>
+            <w:proofErr w:type="spellEnd"/>
+            <w:r>
+              <w:t xml:space="preserve"> (Boolean)</w:t>
+            </w:r>
+          </w:p>
+          <w:p>
+            <w:r>
+              <w:t xml:space="preserve">+ </w:t>
+            </w:r>
+            <w:proofErr w:type="spellStart"/>
+            <w:r>
+              <w:t>allow_runs</w:t>
+            </w:r>
+            <w:proofErr w:type="spellEnd"/>
+            <w:r>
+              <w:t xml:space="preserve"> (Boolean)</w:t>
+            </w:r>
+          </w:p>
+          <w:p>
+            <w:r>
+              <w:t xml:space="preserve">+ </w:t>
+            </w:r>
+            <w:proofErr w:type="spellStart"/>
+            <w:r>
+              <w:t>min_meld_size</w:t>
+            </w:r>
+            <w:proofErr w:type="spellEnd"/>
+            <w:r>
+              <w:t xml:space="preserve"> (Integer)</w:t>
+            </w:r>
+          </w:p>
+          <w:p>
+            <w:r>
+              <w:t xml:space="preserve">+ </w:t>
+            </w:r>
+            <w:proofErr w:type="spellStart"/>
+            <w:r>
+              <w:t>max_meld_size_set</w:t>
+            </w:r>
+            <w:proofErr w:type="spellEnd"/>
+            <w:r>
+              <w:t xml:space="preserve"> (Integer)</w:t>
+            </w:r>
+          </w:p>
+          <w:p>
+            <w:r>
+              <w:t xml:space="preserve">+ </w:t>
+            </w:r>
+            <w:proofErr w:type="spellStart"/>
+            <w:r>
+              <w:t>max_meld_size_run</w:t>
+            </w:r>
+            <w:proofErr w:type="spellEnd"/>
+            <w:r>
+              <w:t xml:space="preserve"> (Integer)</w:t>
+            </w:r>
+          </w:p>
+          <w:p>
+            <w:r>
+              <w:t xml:space="preserve">+ </w:t>
+            </w:r>
+            <w:proofErr w:type="spellStart"/>
+            <w:r>
+              <w:t>min_initial_meld_score</w:t>
+            </w:r>
+            <w:proofErr w:type="spellEnd"/>
+            <w:r>
+              <w:t xml:space="preserve"> (Integer)</w:t>
+            </w:r>
+          </w:p>
+          <w:p>
+            <w:r>
+              <w:t xml:space="preserve">+ </w:t>
+            </w:r>
+            <w:proofErr w:type="spellStart"/>
+            <w:r>
+              <w:t>initial_meld_increment</w:t>
+            </w:r>
+            <w:proofErr w:type="spellEnd"/>
+            <w:r>
+              <w:t xml:space="preserve"> (Integer)</w:t>
             </w:r>
           </w:p>
           <w:p>
@@ -4234,67 +5326,172 @@
           </w:p>
           <w:p>
             <w:r>
-              <w:t>+ wild_deadwood_score (Integer)</w:t>
-            </w:r>
-          </w:p>
-          <w:p>
-            <w:r>
-              <w:t>+ scoring_method (string)</w:t>
-            </w:r>
-          </w:p>
-          <w:p>
-            <w:r>
-              <w:t>+ ace_low (Boolean)</w:t>
-            </w:r>
-          </w:p>
-          <w:p>
-            <w:r>
-              <w:t>+ ace_high (Boolean)</w:t>
-            </w:r>
-          </w:p>
-          <w:p>
-            <w:r>
-              <w:t>+ ace_both (Boolean)</w:t>
-            </w:r>
-          </w:p>
-          <w:p>
-            <w:r>
-              <w:t>+ ace_wrap_around (Boolean)</w:t>
-            </w:r>
-          </w:p>
-          <w:p>
-            <w:r>
-              <w:t>+ ace_high_score (Integer)</w:t>
-            </w:r>
-          </w:p>
-          <w:p>
-            <w:r>
-              <w:t>+ initial_hand_size (Integer)</w:t>
-            </w:r>
-          </w:p>
-          <w:p>
-            <w:r>
-              <w:t>+ num_decks (Integer)</w:t>
-            </w:r>
-          </w:p>
-          <w:p>
-            <w:r>
-              <w:t>+ require_melding_to_draw_from_dicard (Boolean)</w:t>
-            </w:r>
-          </w:p>
-          <w:p>
-            <w:r>
-              <w:t>+ allow_wild_replacement (Boolean)</w:t>
-            </w:r>
-          </w:p>
-          <w:p>
-            <w:r>
-              <w:t>+ allow_wild_only_melds (Boolean)</w:t>
-            </w:r>
-          </w:p>
-          <w:p>
-            <w:r>
-              <w:t>+ prevent_discard_same_card (Boolean)</w:t>
+              <w:t xml:space="preserve">+ </w:t>
+            </w:r>
+            <w:proofErr w:type="spellStart"/>
+            <w:r>
+              <w:t>wild_deadwood_score</w:t>
+            </w:r>
+            <w:proofErr w:type="spellEnd"/>
+            <w:r>
+              <w:t xml:space="preserve"> (Integer)</w:t>
+            </w:r>
+          </w:p>
+          <w:p>
+            <w:r>
+              <w:t xml:space="preserve">+ </w:t>
+            </w:r>
+            <w:proofErr w:type="spellStart"/>
+            <w:r>
+              <w:t>scoring_method</w:t>
+            </w:r>
+            <w:proofErr w:type="spellEnd"/>
+            <w:r>
+              <w:t xml:space="preserve"> (string)</w:t>
+            </w:r>
+          </w:p>
+          <w:p>
+            <w:r>
+              <w:t xml:space="preserve">+ </w:t>
+            </w:r>
+            <w:proofErr w:type="spellStart"/>
+            <w:r>
+              <w:t>ace_low</w:t>
+            </w:r>
+            <w:proofErr w:type="spellEnd"/>
+            <w:r>
+              <w:t xml:space="preserve"> (Boolean)</w:t>
+            </w:r>
+          </w:p>
+          <w:p>
+            <w:r>
+              <w:t xml:space="preserve">+ </w:t>
+            </w:r>
+            <w:proofErr w:type="spellStart"/>
+            <w:r>
+              <w:t>ace_high</w:t>
+            </w:r>
+            <w:proofErr w:type="spellEnd"/>
+            <w:r>
+              <w:t xml:space="preserve"> (Boolean)</w:t>
+            </w:r>
+          </w:p>
+          <w:p>
+            <w:r>
+              <w:t xml:space="preserve">+ </w:t>
+            </w:r>
+            <w:proofErr w:type="spellStart"/>
+            <w:r>
+              <w:t>ace_both</w:t>
+            </w:r>
+            <w:proofErr w:type="spellEnd"/>
+            <w:r>
+              <w:t xml:space="preserve"> (Boolean)</w:t>
+            </w:r>
+          </w:p>
+          <w:p>
+            <w:r>
+              <w:t xml:space="preserve">+ </w:t>
+            </w:r>
+            <w:proofErr w:type="spellStart"/>
+            <w:r>
+              <w:t>ace_wrap_around</w:t>
+            </w:r>
+            <w:proofErr w:type="spellEnd"/>
+            <w:r>
+              <w:t xml:space="preserve"> (Boolean)</w:t>
+            </w:r>
+          </w:p>
+          <w:p>
+            <w:r>
+              <w:t xml:space="preserve">+ </w:t>
+            </w:r>
+            <w:proofErr w:type="spellStart"/>
+            <w:r>
+              <w:t>ace_high_score</w:t>
+            </w:r>
+            <w:proofErr w:type="spellEnd"/>
+            <w:r>
+              <w:t xml:space="preserve"> (Integer)</w:t>
+            </w:r>
+          </w:p>
+          <w:p>
+            <w:r>
+              <w:t xml:space="preserve">+ </w:t>
+            </w:r>
+            <w:proofErr w:type="spellStart"/>
+            <w:r>
+              <w:t>initial_hand_size</w:t>
+            </w:r>
+            <w:proofErr w:type="spellEnd"/>
+            <w:r>
+              <w:t xml:space="preserve"> (Integer)</w:t>
+            </w:r>
+          </w:p>
+          <w:p>
+            <w:r>
+              <w:lastRenderedPageBreak/>
+              <w:t xml:space="preserve">+ </w:t>
+            </w:r>
+            <w:proofErr w:type="spellStart"/>
+            <w:r>
+              <w:t>num_decks</w:t>
+            </w:r>
+            <w:proofErr w:type="spellEnd"/>
+            <w:r>
+              <w:t xml:space="preserve"> (Integer)</w:t>
+            </w:r>
+          </w:p>
+          <w:p>
+            <w:r>
+              <w:t xml:space="preserve">+ </w:t>
+            </w:r>
+            <w:proofErr w:type="spellStart"/>
+            <w:r>
+              <w:t>require_melding_to_draw_from_dicard</w:t>
+            </w:r>
+            <w:proofErr w:type="spellEnd"/>
+            <w:r>
+              <w:t xml:space="preserve"> (Boolean)</w:t>
+            </w:r>
+          </w:p>
+          <w:p>
+            <w:r>
+              <w:t xml:space="preserve">+ </w:t>
+            </w:r>
+            <w:proofErr w:type="spellStart"/>
+            <w:r>
+              <w:t>allow_wild_replacement</w:t>
+            </w:r>
+            <w:proofErr w:type="spellEnd"/>
+            <w:r>
+              <w:t xml:space="preserve"> (Boolean)</w:t>
+            </w:r>
+          </w:p>
+          <w:p>
+            <w:r>
+              <w:t xml:space="preserve">+ </w:t>
+            </w:r>
+            <w:proofErr w:type="spellStart"/>
+            <w:r>
+              <w:t>allow_wild_only_melds</w:t>
+            </w:r>
+            <w:proofErr w:type="spellEnd"/>
+            <w:r>
+              <w:t xml:space="preserve"> (Boolean)</w:t>
+            </w:r>
+          </w:p>
+          <w:p>
+            <w:r>
+              <w:t xml:space="preserve">+ </w:t>
+            </w:r>
+            <w:proofErr w:type="spellStart"/>
+            <w:r>
+              <w:t>prevent_discard_same_card</w:t>
+            </w:r>
+            <w:proofErr w:type="spellEnd"/>
+            <w:r>
+              <w:t xml:space="preserve"> (Boolean)</w:t>
             </w:r>
           </w:p>
         </w:tc>
@@ -4306,6 +5503,7 @@
           </w:tcPr>
           <w:p>
             <w:r>
+              <w:lastRenderedPageBreak/>
               <w:t>Methods</w:t>
             </w:r>
           </w:p>
@@ -4319,12 +5517,28 @@
               <w:t>-</w:t>
             </w:r>
             <w:r>
-              <w:t xml:space="preserve"> __init__: Initialises the player object</w:t>
-            </w:r>
-          </w:p>
-          <w:p>
-            <w:r>
-              <w:t>- get_validated: validates whether the provided variable for each attribute. Allows defaults, expected types, allowed values, and min/max values for integers</w:t>
+              <w:t xml:space="preserve"> __</w:t>
+            </w:r>
+            <w:proofErr w:type="spellStart"/>
+            <w:r>
+              <w:t>init</w:t>
+            </w:r>
+            <w:proofErr w:type="spellEnd"/>
+            <w:r>
+              <w:t>__: Initialises the player object</w:t>
+            </w:r>
+          </w:p>
+          <w:p>
+            <w:r>
+              <w:t xml:space="preserve">- </w:t>
+            </w:r>
+            <w:proofErr w:type="spellStart"/>
+            <w:r>
+              <w:t>get_validated</w:t>
+            </w:r>
+            <w:proofErr w:type="spellEnd"/>
+            <w:r>
+              <w:t>: validates whether the provided variable for each attribute. Allows defaults, expected types, allowed values, and min/max values for integers</w:t>
             </w:r>
           </w:p>
           <w:p>
@@ -4334,22 +5548,94 @@
           </w:p>
           <w:p>
             <w:r>
-              <w:t>+ clear_stored_melds: clears the stored_melds list.</w:t>
-            </w:r>
-          </w:p>
-          <w:p>
-            <w:r>
-              <w:t>+ get_stored_melds_score: gets the total score of all the melds stored</w:t>
-            </w:r>
-          </w:p>
-          <w:p>
-            <w:r>
-              <w:t>+ add_to_meld: adds card to meld on the table after being validated by Validator.</w:t>
-            </w:r>
-          </w:p>
-          <w:p>
-            <w:r>
-              <w:t xml:space="preserve">+ calculate_deadwood: calculates the score of all the cards in your </w:t>
+              <w:t xml:space="preserve">+ </w:t>
+            </w:r>
+            <w:proofErr w:type="spellStart"/>
+            <w:r>
+              <w:t>clear_stored_</w:t>
+            </w:r>
+            <w:proofErr w:type="gramStart"/>
+            <w:r>
+              <w:t>melds</w:t>
+            </w:r>
+            <w:proofErr w:type="spellEnd"/>
+            <w:r>
+              <w:t>:</w:t>
+            </w:r>
+            <w:proofErr w:type="gramEnd"/>
+            <w:r>
+              <w:t xml:space="preserve"> clears the </w:t>
+            </w:r>
+            <w:proofErr w:type="spellStart"/>
+            <w:r>
+              <w:t>stored_melds</w:t>
+            </w:r>
+            <w:proofErr w:type="spellEnd"/>
+            <w:r>
+              <w:t xml:space="preserve"> list.</w:t>
+            </w:r>
+          </w:p>
+          <w:p>
+            <w:r>
+              <w:t xml:space="preserve">+ </w:t>
+            </w:r>
+            <w:proofErr w:type="spellStart"/>
+            <w:r>
+              <w:t>get_stored_melds_</w:t>
+            </w:r>
+            <w:proofErr w:type="gramStart"/>
+            <w:r>
+              <w:t>score</w:t>
+            </w:r>
+            <w:proofErr w:type="spellEnd"/>
+            <w:r>
+              <w:t>:</w:t>
+            </w:r>
+            <w:proofErr w:type="gramEnd"/>
+            <w:r>
+              <w:t xml:space="preserve"> gets the total score of all the melds stored</w:t>
+            </w:r>
+          </w:p>
+          <w:p>
+            <w:r>
+              <w:t xml:space="preserve">+ </w:t>
+            </w:r>
+            <w:proofErr w:type="spellStart"/>
+            <w:r>
+              <w:t>add_to_</w:t>
+            </w:r>
+            <w:proofErr w:type="gramStart"/>
+            <w:r>
+              <w:t>meld</w:t>
+            </w:r>
+            <w:proofErr w:type="spellEnd"/>
+            <w:r>
+              <w:t>:</w:t>
+            </w:r>
+            <w:proofErr w:type="gramEnd"/>
+            <w:r>
+              <w:t xml:space="preserve"> adds card to meld on the table after being validated by Validator.</w:t>
+            </w:r>
+          </w:p>
+          <w:p>
+            <w:r>
+              <w:t xml:space="preserve">+ </w:t>
+            </w:r>
+            <w:proofErr w:type="spellStart"/>
+            <w:r>
+              <w:t>calculate_</w:t>
+            </w:r>
+            <w:proofErr w:type="gramStart"/>
+            <w:r>
+              <w:t>deadwood</w:t>
+            </w:r>
+            <w:proofErr w:type="spellEnd"/>
+            <w:r>
+              <w:t>:</w:t>
+            </w:r>
+            <w:proofErr w:type="gramEnd"/>
+            <w:r>
+              <w:t xml:space="preserve"> calculates the score of all the cards in your </w:t>
             </w:r>
             <w:r>
               <w:t>hand and</w:t>
@@ -4360,7 +5646,23 @@
           </w:p>
           <w:p>
             <w:r>
-              <w:t>+ add_to_score: adds to player score</w:t>
+              <w:t xml:space="preserve">+ </w:t>
+            </w:r>
+            <w:proofErr w:type="spellStart"/>
+            <w:r>
+              <w:t>add_to_</w:t>
+            </w:r>
+            <w:proofErr w:type="gramStart"/>
+            <w:r>
+              <w:t>score</w:t>
+            </w:r>
+            <w:proofErr w:type="spellEnd"/>
+            <w:r>
+              <w:t>:</w:t>
+            </w:r>
+            <w:proofErr w:type="gramEnd"/>
+            <w:r>
+              <w:t xml:space="preserve"> adds to player score</w:t>
             </w:r>
           </w:p>
         </w:tc>
@@ -4387,8 +5689,13 @@
             <w:pPr>
               <w:jc w:val="center"/>
             </w:pPr>
-            <w:r>
-              <w:t>GameState Class</w:t>
+            <w:proofErr w:type="spellStart"/>
+            <w:r>
+              <w:t>GameState</w:t>
+            </w:r>
+            <w:proofErr w:type="spellEnd"/>
+            <w:r>
+              <w:t xml:space="preserve"> Class</w:t>
             </w:r>
           </w:p>
         </w:tc>
@@ -4420,7 +5727,15 @@
           </w:p>
           <w:p>
             <w:r>
-              <w:t># game_state (Enumerator)</w:t>
+              <w:t xml:space="preserve"># </w:t>
+            </w:r>
+            <w:proofErr w:type="spellStart"/>
+            <w:r>
+              <w:t>game_state</w:t>
+            </w:r>
+            <w:proofErr w:type="spellEnd"/>
+            <w:r>
+              <w:t xml:space="preserve"> (Enumerator)</w:t>
             </w:r>
           </w:p>
           <w:p>
@@ -4441,12 +5756,28 @@
           </w:p>
           <w:p>
             <w:r>
-              <w:t># discard_pile (Discard Pile Object)</w:t>
-            </w:r>
-          </w:p>
-          <w:p>
-            <w:r>
-              <w:t># table_melds (List of Melds)</w:t>
+              <w:t xml:space="preserve"># </w:t>
+            </w:r>
+            <w:proofErr w:type="spellStart"/>
+            <w:r>
+              <w:t>discard_pile</w:t>
+            </w:r>
+            <w:proofErr w:type="spellEnd"/>
+            <w:r>
+              <w:t xml:space="preserve"> (Discard Pile Object)</w:t>
+            </w:r>
+          </w:p>
+          <w:p>
+            <w:r>
+              <w:t xml:space="preserve"># </w:t>
+            </w:r>
+            <w:proofErr w:type="spellStart"/>
+            <w:r>
+              <w:t>table_melds</w:t>
+            </w:r>
+            <w:proofErr w:type="spellEnd"/>
+            <w:r>
+              <w:t xml:space="preserve"> (List of Melds)</w:t>
             </w:r>
           </w:p>
           <w:p>
@@ -4456,12 +5787,28 @@
           </w:p>
           <w:p>
             <w:r>
-              <w:t># current_required_meld_score (Integer)</w:t>
-            </w:r>
-          </w:p>
-          <w:p>
-            <w:r>
-              <w:t># current_player_index (Integer)</w:t>
+              <w:t xml:space="preserve"># </w:t>
+            </w:r>
+            <w:proofErr w:type="spellStart"/>
+            <w:r>
+              <w:t>current_required_meld_score</w:t>
+            </w:r>
+            <w:proofErr w:type="spellEnd"/>
+            <w:r>
+              <w:t xml:space="preserve"> (Integer)</w:t>
+            </w:r>
+          </w:p>
+          <w:p>
+            <w:r>
+              <w:t xml:space="preserve"># </w:t>
+            </w:r>
+            <w:proofErr w:type="spellStart"/>
+            <w:r>
+              <w:t>current_player_index</w:t>
+            </w:r>
+            <w:proofErr w:type="spellEnd"/>
+            <w:r>
+              <w:t xml:space="preserve"> (Integer)</w:t>
             </w:r>
           </w:p>
         </w:tc>
@@ -4488,40 +5835,93 @@
           </w:tcPr>
           <w:p>
             <w:r>
-              <w:t>+ __init__ : Initialises the game state, with deck, discard pile, and table melds set to None until game starts</w:t>
-            </w:r>
-          </w:p>
-          <w:p>
-            <w:r>
-              <w:t>+ update_ruleset: Updates the used ruleset, if the game hasn’t started.</w:t>
-            </w:r>
-          </w:p>
-          <w:p>
-            <w:r>
-              <w:t>+ start_game: Initialises the deck, deals cards, and places a top card onto the discard pile</w:t>
-            </w:r>
-          </w:p>
-          <w:p>
-            <w:r>
-              <w:t>+ return_current_player: Returns the player whose turn it is</w:t>
-            </w:r>
-          </w:p>
-          <w:p>
-            <w:r>
-              <w:t>+ nex_turn: Advances to next player, maintaining the circular queue.</w:t>
-            </w:r>
-          </w:p>
-          <w:p>
-            <w:r>
-              <w:t>+ draw_from_deck</w:t>
-            </w:r>
+              <w:t>+ __</w:t>
+            </w:r>
+            <w:proofErr w:type="spellStart"/>
+            <w:r>
+              <w:t>init</w:t>
+            </w:r>
+            <w:proofErr w:type="spellEnd"/>
+            <w:r>
+              <w:t>__ : Initialises the game state, with deck, discard pile, and table melds set to None until game starts</w:t>
+            </w:r>
+          </w:p>
+          <w:p>
+            <w:r>
+              <w:t xml:space="preserve">+ </w:t>
+            </w:r>
+            <w:proofErr w:type="spellStart"/>
+            <w:r>
+              <w:t>update_ruleset</w:t>
+            </w:r>
+            <w:proofErr w:type="spellEnd"/>
+            <w:r>
+              <w:t>: Updates the used ruleset, if the game hasn’t started.</w:t>
+            </w:r>
+          </w:p>
+          <w:p>
+            <w:r>
+              <w:t xml:space="preserve">+ </w:t>
+            </w:r>
+            <w:proofErr w:type="spellStart"/>
+            <w:r>
+              <w:t>start_game</w:t>
+            </w:r>
+            <w:proofErr w:type="spellEnd"/>
+            <w:r>
+              <w:t>: Initialises the deck, deals cards, and places a top card onto the discard pile</w:t>
+            </w:r>
+          </w:p>
+          <w:p>
+            <w:r>
+              <w:t xml:space="preserve">+ </w:t>
+            </w:r>
+            <w:proofErr w:type="spellStart"/>
+            <w:r>
+              <w:t>return_current_player</w:t>
+            </w:r>
+            <w:proofErr w:type="spellEnd"/>
+            <w:r>
+              <w:t>: Returns the player whose turn it is</w:t>
+            </w:r>
+          </w:p>
+          <w:p>
+            <w:r>
+              <w:t xml:space="preserve">+ </w:t>
+            </w:r>
+            <w:proofErr w:type="spellStart"/>
+            <w:r>
+              <w:t>nex_turn</w:t>
+            </w:r>
+            <w:proofErr w:type="spellEnd"/>
+            <w:r>
+              <w:t>: Advances to next player, maintaining the circular queue.</w:t>
+            </w:r>
+          </w:p>
+          <w:p>
+            <w:r>
+              <w:t xml:space="preserve">+ </w:t>
+            </w:r>
+            <w:proofErr w:type="spellStart"/>
+            <w:r>
+              <w:t>draw_from_deck</w:t>
+            </w:r>
+            <w:proofErr w:type="spellEnd"/>
             <w:r>
               <w:t>: Uses the Validator method to validate, before drawing a card from the deck and adding it to the player’s hand.</w:t>
             </w:r>
           </w:p>
           <w:p>
             <w:r>
-              <w:t>+ draw_from_discard: Uses the Validator method to validate, before drawing a card from the discard pile and adding it to the player’s hand.</w:t>
+              <w:t xml:space="preserve">+ </w:t>
+            </w:r>
+            <w:proofErr w:type="spellStart"/>
+            <w:r>
+              <w:t>draw_from_discard</w:t>
+            </w:r>
+            <w:proofErr w:type="spellEnd"/>
+            <w:r>
+              <w:t>: Uses the Validator method to validate, before drawing a card from the discard pile and adding it to the player’s hand.</w:t>
             </w:r>
           </w:p>
           <w:p>
@@ -4531,30 +5931,118 @@
           </w:p>
           <w:p>
             <w:r>
-              <w:t>+ lay_off: Uses the Validator method to validate, removing a card from the players hand and adding it to a meld on the table.</w:t>
-            </w:r>
-          </w:p>
-          <w:p>
-            <w:r>
-              <w:t>+ return_game_state: returns the current GameStatus enum value</w:t>
-            </w:r>
-          </w:p>
-          <w:p>
-            <w:r>
-              <w:t>+ return_winner: returns winning player object, or none if the game isn’t over.</w:t>
-            </w:r>
-          </w:p>
-          <w:p>
-            <w:r>
-              <w:t># end_game: calculates all the scores</w:t>
-            </w:r>
-          </w:p>
-          <w:p>
-            <w:r>
-              <w:t>- check_win_condition: Uses the ruleset to check if a player has won this turn</w:t>
-            </w:r>
-            <w:r>
-              <w:t>, calls end_game if it has</w:t>
+              <w:t xml:space="preserve">+ </w:t>
+            </w:r>
+            <w:proofErr w:type="spellStart"/>
+            <w:r>
+              <w:t>lay_off</w:t>
+            </w:r>
+            <w:proofErr w:type="spellEnd"/>
+            <w:r>
+              <w:t>: Uses the Validator method to validate, removing a card from the players hand and adding it to a meld on the table.</w:t>
+            </w:r>
+          </w:p>
+          <w:p>
+            <w:r>
+              <w:t xml:space="preserve">+ </w:t>
+            </w:r>
+            <w:proofErr w:type="spellStart"/>
+            <w:r>
+              <w:t>return_game_</w:t>
+            </w:r>
+            <w:proofErr w:type="gramStart"/>
+            <w:r>
+              <w:t>state</w:t>
+            </w:r>
+            <w:proofErr w:type="spellEnd"/>
+            <w:r>
+              <w:t>:</w:t>
+            </w:r>
+            <w:proofErr w:type="gramEnd"/>
+            <w:r>
+              <w:t xml:space="preserve"> returns the current </w:t>
+            </w:r>
+            <w:proofErr w:type="spellStart"/>
+            <w:r>
+              <w:t>GameStatus</w:t>
+            </w:r>
+            <w:proofErr w:type="spellEnd"/>
+            <w:r>
+              <w:t xml:space="preserve"> </w:t>
+            </w:r>
+            <w:proofErr w:type="spellStart"/>
+            <w:r>
+              <w:t>enum</w:t>
+            </w:r>
+            <w:proofErr w:type="spellEnd"/>
+            <w:r>
+              <w:t xml:space="preserve"> value</w:t>
+            </w:r>
+          </w:p>
+          <w:p>
+            <w:r>
+              <w:t xml:space="preserve">+ </w:t>
+            </w:r>
+            <w:proofErr w:type="spellStart"/>
+            <w:r>
+              <w:t>return_</w:t>
+            </w:r>
+            <w:proofErr w:type="gramStart"/>
+            <w:r>
+              <w:t>winner</w:t>
+            </w:r>
+            <w:proofErr w:type="spellEnd"/>
+            <w:r>
+              <w:t>:</w:t>
+            </w:r>
+            <w:proofErr w:type="gramEnd"/>
+            <w:r>
+              <w:t xml:space="preserve"> returns winning player object, or none if the game isn’t over.</w:t>
+            </w:r>
+          </w:p>
+          <w:p>
+            <w:r>
+              <w:t xml:space="preserve"># </w:t>
+            </w:r>
+            <w:proofErr w:type="spellStart"/>
+            <w:r>
+              <w:t>end_</w:t>
+            </w:r>
+            <w:proofErr w:type="gramStart"/>
+            <w:r>
+              <w:t>game</w:t>
+            </w:r>
+            <w:proofErr w:type="spellEnd"/>
+            <w:r>
+              <w:t>:</w:t>
+            </w:r>
+            <w:proofErr w:type="gramEnd"/>
+            <w:r>
+              <w:t xml:space="preserve"> calculates all the scores</w:t>
+            </w:r>
+          </w:p>
+          <w:p>
+            <w:r>
+              <w:t xml:space="preserve">- </w:t>
+            </w:r>
+            <w:proofErr w:type="spellStart"/>
+            <w:r>
+              <w:t>check_win_condition</w:t>
+            </w:r>
+            <w:proofErr w:type="spellEnd"/>
+            <w:r>
+              <w:t>: Uses the ruleset to check if a player has won this turn</w:t>
+            </w:r>
+            <w:r>
+              <w:t xml:space="preserve">, calls </w:t>
+            </w:r>
+            <w:proofErr w:type="spellStart"/>
+            <w:r>
+              <w:t>end_game</w:t>
+            </w:r>
+            <w:proofErr w:type="spellEnd"/>
+            <w:r>
+              <w:t xml:space="preserve"> if it has</w:t>
             </w:r>
             <w:r>
               <w:t>.</w:t>
@@ -4562,7 +6050,15 @@
           </w:p>
           <w:p>
             <w:r>
-              <w:t>- update_required_meld_score: Checks the ruleset and most recent move to see if the required score to meld has increased.</w:t>
+              <w:t xml:space="preserve">- </w:t>
+            </w:r>
+            <w:proofErr w:type="spellStart"/>
+            <w:r>
+              <w:t>update_required_meld_score</w:t>
+            </w:r>
+            <w:proofErr w:type="spellEnd"/>
+            <w:r>
+              <w:t>: Checks the ruleset and most recent move to see if the required score to meld has increased.</w:t>
             </w:r>
           </w:p>
           <w:p/>
@@ -4605,8 +6101,21 @@
           <w:numId w:val="20"/>
         </w:numPr>
       </w:pPr>
-      <w:r>
-        <w:t>ruleset.is_wild(card): Card object as the argument, returns a Boolean expression depending on if the card is a wild cardor not.</w:t>
+      <w:proofErr w:type="spellStart"/>
+      <w:r>
+        <w:t>ruleset.is_wild</w:t>
+      </w:r>
+      <w:proofErr w:type="spellEnd"/>
+      <w:r>
+        <w:t xml:space="preserve">(card): Card object as the argument, returns a Boolean expression depending on if the card is a wild </w:t>
+      </w:r>
+      <w:proofErr w:type="spellStart"/>
+      <w:r>
+        <w:t>cardor</w:t>
+      </w:r>
+      <w:proofErr w:type="spellEnd"/>
+      <w:r>
+        <w:t xml:space="preserve"> not.</w:t>
       </w:r>
     </w:p>
     <w:p>
@@ -4617,8 +6126,13 @@
           <w:numId w:val="20"/>
         </w:numPr>
       </w:pPr>
-      <w:r>
-        <w:t>rank_sort(cards): List of card objects as the argument, uses a quicksort algorithm to sort them by rank.</w:t>
+      <w:proofErr w:type="spellStart"/>
+      <w:r>
+        <w:t>rank_sort</w:t>
+      </w:r>
+      <w:proofErr w:type="spellEnd"/>
+      <w:r>
+        <w:t>(cards): List of card objects as the argument, uses a quicksort algorithm to sort them by rank.</w:t>
       </w:r>
     </w:p>
     <w:p>
@@ -4688,7 +6202,15 @@
         <w:spacing w:before="0" w:after="0"/>
       </w:pPr>
       <w:r>
-        <w:t xml:space="preserve">    items_greater &lt;-- empty list</w:t>
+        <w:t xml:space="preserve">    </w:t>
+      </w:r>
+      <w:proofErr w:type="spellStart"/>
+      <w:r>
+        <w:t>items_greater</w:t>
+      </w:r>
+      <w:proofErr w:type="spellEnd"/>
+      <w:r>
+        <w:t xml:space="preserve"> &lt;-- empty list</w:t>
       </w:r>
     </w:p>
     <w:p>
@@ -4696,7 +6218,15 @@
         <w:spacing w:before="0" w:after="0"/>
       </w:pPr>
       <w:r>
-        <w:t xml:space="preserve">    items_lesser &lt;-- empty list</w:t>
+        <w:t xml:space="preserve">    </w:t>
+      </w:r>
+      <w:proofErr w:type="spellStart"/>
+      <w:r>
+        <w:t>items_lesser</w:t>
+      </w:r>
+      <w:proofErr w:type="spellEnd"/>
+      <w:r>
+        <w:t xml:space="preserve"> &lt;-- empty list</w:t>
       </w:r>
     </w:p>
     <w:p>
@@ -4728,8 +6258,13 @@
         <w:spacing w:before="0" w:after="0"/>
       </w:pPr>
       <w:r>
-        <w:t xml:space="preserve">            ADD item TO items_greater</w:t>
-      </w:r>
+        <w:t xml:space="preserve">            ADD item TO </w:t>
+      </w:r>
+      <w:proofErr w:type="spellStart"/>
+      <w:r>
+        <w:t>items_greater</w:t>
+      </w:r>
+      <w:proofErr w:type="spellEnd"/>
     </w:p>
     <w:p>
       <w:pPr>
@@ -4744,8 +6279,13 @@
         <w:spacing w:before="0" w:after="0"/>
       </w:pPr>
       <w:r>
-        <w:t xml:space="preserve">            ADD item TO items_lesser</w:t>
-      </w:r>
+        <w:t xml:space="preserve">            ADD item TO </w:t>
+      </w:r>
+      <w:proofErr w:type="spellStart"/>
+      <w:r>
+        <w:t>items_lesser</w:t>
+      </w:r>
+      <w:proofErr w:type="spellEnd"/>
     </w:p>
     <w:p>
       <w:pPr>
@@ -4760,7 +6300,23 @@
         <w:spacing w:before="0" w:after="0"/>
       </w:pPr>
       <w:r>
-        <w:t xml:space="preserve">    RETURN quicksort(items_lesser) + pivot + quicksort(items_greater)</w:t>
+        <w:t xml:space="preserve">    RETURN quicksort(</w:t>
+      </w:r>
+      <w:proofErr w:type="spellStart"/>
+      <w:r>
+        <w:t>items_lesser</w:t>
+      </w:r>
+      <w:proofErr w:type="spellEnd"/>
+      <w:r>
+        <w:t>) + pivot + quicksort(</w:t>
+      </w:r>
+      <w:proofErr w:type="spellStart"/>
+      <w:r>
+        <w:t>items_greater</w:t>
+      </w:r>
+      <w:proofErr w:type="spellEnd"/>
+      <w:r>
+        <w:t>)</w:t>
       </w:r>
     </w:p>
     <w:p>
@@ -4773,7 +6329,15 @@
         <w:spacing w:before="0" w:after="0"/>
       </w:pPr>
       <w:r>
-        <w:t>Quicksort is used for both run validation and for sorting player hands. In run validation it is used to ensure that the list is al sequential with no breaks.</w:t>
+        <w:t xml:space="preserve">Quicksort is used for both run validation and for sorting player hands. In run validation it is used to ensure that the list is </w:t>
+      </w:r>
+      <w:proofErr w:type="spellStart"/>
+      <w:r>
+        <w:t>al</w:t>
+      </w:r>
+      <w:proofErr w:type="spellEnd"/>
+      <w:r>
+        <w:t xml:space="preserve"> sequential with no breaks.</w:t>
       </w:r>
     </w:p>
     <w:p/>
@@ -4782,7 +6346,15 @@
         <w:spacing w:before="0" w:after="0" w:line="276" w:lineRule="auto"/>
       </w:pPr>
       <w:r>
-        <w:t>FUNCTION sort_suit(cards)</w:t>
+        <w:t xml:space="preserve">FUNCTION </w:t>
+      </w:r>
+      <w:proofErr w:type="spellStart"/>
+      <w:r>
+        <w:t>sort_suit</w:t>
+      </w:r>
+      <w:proofErr w:type="spellEnd"/>
+      <w:r>
+        <w:t>(cards)</w:t>
       </w:r>
     </w:p>
     <w:p>
@@ -4798,40 +6370,72 @@
         <w:spacing w:before="0" w:after="0" w:line="276" w:lineRule="auto"/>
       </w:pPr>
       <w:r>
-        <w:t xml:space="preserve">    hearts_cards &lt;-- empty list</w:t>
-      </w:r>
-    </w:p>
-    <w:p>
-      <w:pPr>
-        <w:spacing w:before="0" w:after="0" w:line="276" w:lineRule="auto"/>
-      </w:pPr>
-      <w:r>
-        <w:t xml:space="preserve">    clubs_cards &lt;-- empty list</w:t>
-      </w:r>
-    </w:p>
-    <w:p>
-      <w:pPr>
-        <w:spacing w:before="0" w:after="0" w:line="276" w:lineRule="auto"/>
-      </w:pPr>
-      <w:r>
-        <w:t xml:space="preserve">    diamonds_cards &lt;-- empty list</w:t>
-      </w:r>
-    </w:p>
-    <w:p>
-      <w:pPr>
-        <w:spacing w:before="0" w:after="0" w:line="276" w:lineRule="auto"/>
-      </w:pPr>
-      <w:r>
-        <w:t xml:space="preserve">    spades_cards &lt;-- empty list</w:t>
-      </w:r>
-    </w:p>
-    <w:p>
-      <w:pPr>
-        <w:spacing w:before="0" w:after="0" w:line="276" w:lineRule="auto"/>
-      </w:pPr>
-      <w:r>
         <w:t xml:space="preserve">    </w:t>
       </w:r>
+      <w:proofErr w:type="spellStart"/>
+      <w:r>
+        <w:t>hearts_cards</w:t>
+      </w:r>
+      <w:proofErr w:type="spellEnd"/>
+      <w:r>
+        <w:t xml:space="preserve"> &lt;-- empty list</w:t>
+      </w:r>
+    </w:p>
+    <w:p>
+      <w:pPr>
+        <w:spacing w:before="0" w:after="0" w:line="276" w:lineRule="auto"/>
+      </w:pPr>
+      <w:r>
+        <w:t xml:space="preserve">    </w:t>
+      </w:r>
+      <w:proofErr w:type="spellStart"/>
+      <w:r>
+        <w:t>clubs_cards</w:t>
+      </w:r>
+      <w:proofErr w:type="spellEnd"/>
+      <w:r>
+        <w:t xml:space="preserve"> &lt;-- empty list</w:t>
+      </w:r>
+    </w:p>
+    <w:p>
+      <w:pPr>
+        <w:spacing w:before="0" w:after="0" w:line="276" w:lineRule="auto"/>
+      </w:pPr>
+      <w:r>
+        <w:t xml:space="preserve">    </w:t>
+      </w:r>
+      <w:proofErr w:type="spellStart"/>
+      <w:r>
+        <w:t>diamonds_cards</w:t>
+      </w:r>
+      <w:proofErr w:type="spellEnd"/>
+      <w:r>
+        <w:t xml:space="preserve"> &lt;-- empty list</w:t>
+      </w:r>
+    </w:p>
+    <w:p>
+      <w:pPr>
+        <w:spacing w:before="0" w:after="0" w:line="276" w:lineRule="auto"/>
+      </w:pPr>
+      <w:r>
+        <w:t xml:space="preserve">    </w:t>
+      </w:r>
+      <w:proofErr w:type="spellStart"/>
+      <w:r>
+        <w:t>spades_cards</w:t>
+      </w:r>
+      <w:proofErr w:type="spellEnd"/>
+      <w:r>
+        <w:t xml:space="preserve"> &lt;-- empty list</w:t>
+      </w:r>
+    </w:p>
+    <w:p>
+      <w:pPr>
+        <w:spacing w:before="0" w:after="0" w:line="276" w:lineRule="auto"/>
+      </w:pPr>
+      <w:r>
+        <w:t xml:space="preserve">    </w:t>
+      </w:r>
     </w:p>
     <w:p>
       <w:pPr>
@@ -4846,64 +6450,117 @@
         <w:spacing w:before="0" w:after="0" w:line="276" w:lineRule="auto"/>
       </w:pPr>
       <w:r>
-        <w:t xml:space="preserve">        IF card.suit IS hearts THEN</w:t>
-      </w:r>
-    </w:p>
-    <w:p>
-      <w:pPr>
-        <w:spacing w:before="0" w:after="0" w:line="276" w:lineRule="auto"/>
-      </w:pPr>
-      <w:r>
-        <w:t xml:space="preserve">            ADD card TO hearts_cards</w:t>
-      </w:r>
-    </w:p>
-    <w:p>
-      <w:pPr>
-        <w:spacing w:before="0" w:after="0" w:line="276" w:lineRule="auto"/>
-      </w:pPr>
-      <w:r>
-        <w:t xml:space="preserve">        ELSE IF card.suit IS clubs THEN</w:t>
-      </w:r>
-    </w:p>
-    <w:p>
-      <w:pPr>
-        <w:spacing w:before="0" w:after="0" w:line="276" w:lineRule="auto"/>
-      </w:pPr>
-      <w:r>
-        <w:t xml:space="preserve">            ADD card TO clubs_cards</w:t>
-      </w:r>
-    </w:p>
-    <w:p>
-      <w:pPr>
-        <w:spacing w:before="0" w:after="0" w:line="276" w:lineRule="auto"/>
-      </w:pPr>
-      <w:r>
-        <w:t xml:space="preserve">        ELSE IF card.suit IS diamonds THEN</w:t>
-      </w:r>
-    </w:p>
-    <w:p>
-      <w:pPr>
-        <w:spacing w:before="0" w:after="0" w:line="276" w:lineRule="auto"/>
-      </w:pPr>
-      <w:r>
-        <w:t xml:space="preserve">            ADD card TO diamonds_cards</w:t>
-      </w:r>
-    </w:p>
-    <w:p>
-      <w:pPr>
-        <w:spacing w:before="0" w:after="0" w:line="276" w:lineRule="auto"/>
-      </w:pPr>
-      <w:r>
-        <w:t xml:space="preserve">        ELSE IF card,suit IS spades THEN</w:t>
-      </w:r>
-    </w:p>
-    <w:p>
-      <w:pPr>
-        <w:spacing w:before="0" w:after="0" w:line="276" w:lineRule="auto"/>
-      </w:pPr>
-      <w:r>
-        <w:t xml:space="preserve">            ADD card TO spades_cards</w:t>
-      </w:r>
+        <w:t xml:space="preserve">        IF </w:t>
+      </w:r>
+      <w:proofErr w:type="spellStart"/>
+      <w:r>
+        <w:t>card.suit</w:t>
+      </w:r>
+      <w:proofErr w:type="spellEnd"/>
+      <w:r>
+        <w:t xml:space="preserve"> IS hearts THEN</w:t>
+      </w:r>
+    </w:p>
+    <w:p>
+      <w:pPr>
+        <w:spacing w:before="0" w:after="0" w:line="276" w:lineRule="auto"/>
+      </w:pPr>
+      <w:r>
+        <w:t xml:space="preserve">            ADD card TO </w:t>
+      </w:r>
+      <w:proofErr w:type="spellStart"/>
+      <w:r>
+        <w:t>hearts_cards</w:t>
+      </w:r>
+      <w:proofErr w:type="spellEnd"/>
+    </w:p>
+    <w:p>
+      <w:pPr>
+        <w:spacing w:before="0" w:after="0" w:line="276" w:lineRule="auto"/>
+      </w:pPr>
+      <w:r>
+        <w:t xml:space="preserve">        ELSE IF </w:t>
+      </w:r>
+      <w:proofErr w:type="spellStart"/>
+      <w:r>
+        <w:t>card.suit</w:t>
+      </w:r>
+      <w:proofErr w:type="spellEnd"/>
+      <w:r>
+        <w:t xml:space="preserve"> IS clubs THEN</w:t>
+      </w:r>
+    </w:p>
+    <w:p>
+      <w:pPr>
+        <w:spacing w:before="0" w:after="0" w:line="276" w:lineRule="auto"/>
+      </w:pPr>
+      <w:r>
+        <w:t xml:space="preserve">            ADD card TO </w:t>
+      </w:r>
+      <w:proofErr w:type="spellStart"/>
+      <w:r>
+        <w:t>clubs_cards</w:t>
+      </w:r>
+      <w:proofErr w:type="spellEnd"/>
+    </w:p>
+    <w:p>
+      <w:pPr>
+        <w:spacing w:before="0" w:after="0" w:line="276" w:lineRule="auto"/>
+      </w:pPr>
+      <w:r>
+        <w:lastRenderedPageBreak/>
+        <w:t xml:space="preserve">        ELSE IF </w:t>
+      </w:r>
+      <w:proofErr w:type="spellStart"/>
+      <w:r>
+        <w:t>card.suit</w:t>
+      </w:r>
+      <w:proofErr w:type="spellEnd"/>
+      <w:r>
+        <w:t xml:space="preserve"> IS diamonds THEN</w:t>
+      </w:r>
+    </w:p>
+    <w:p>
+      <w:pPr>
+        <w:spacing w:before="0" w:after="0" w:line="276" w:lineRule="auto"/>
+      </w:pPr>
+      <w:r>
+        <w:t xml:space="preserve">            ADD card TO </w:t>
+      </w:r>
+      <w:proofErr w:type="spellStart"/>
+      <w:r>
+        <w:t>diamonds_cards</w:t>
+      </w:r>
+      <w:proofErr w:type="spellEnd"/>
+    </w:p>
+    <w:p>
+      <w:pPr>
+        <w:spacing w:before="0" w:after="0" w:line="276" w:lineRule="auto"/>
+      </w:pPr>
+      <w:r>
+        <w:t xml:space="preserve">        ELSE IF </w:t>
+      </w:r>
+      <w:proofErr w:type="spellStart"/>
+      <w:r>
+        <w:t>card,suit</w:t>
+      </w:r>
+      <w:proofErr w:type="spellEnd"/>
+      <w:r>
+        <w:t xml:space="preserve"> IS spades THEN</w:t>
+      </w:r>
+    </w:p>
+    <w:p>
+      <w:pPr>
+        <w:spacing w:before="0" w:after="0" w:line="276" w:lineRule="auto"/>
+      </w:pPr>
+      <w:r>
+        <w:t xml:space="preserve">            ADD card TO </w:t>
+      </w:r>
+      <w:proofErr w:type="spellStart"/>
+      <w:r>
+        <w:t>spades_cards</w:t>
+      </w:r>
+      <w:proofErr w:type="spellEnd"/>
     </w:p>
     <w:p>
       <w:pPr>
@@ -4918,15 +6575,79 @@
         <w:spacing w:before="0" w:after="0" w:line="276" w:lineRule="auto"/>
       </w:pPr>
       <w:r>
-        <w:t xml:space="preserve">    RETURN sort_rank(hearts_cards) + sort_rank(clubs_cards)</w:t>
-      </w:r>
-    </w:p>
-    <w:p>
-      <w:pPr>
-        <w:spacing w:before="0" w:after="0" w:line="276" w:lineRule="auto"/>
-      </w:pPr>
-      <w:r>
-        <w:t xml:space="preserve">    + sort_rank(diamonds_cards) + sort_rank(spades_cards)</w:t>
+        <w:t xml:space="preserve">    RETURN </w:t>
+      </w:r>
+      <w:proofErr w:type="spellStart"/>
+      <w:r>
+        <w:t>sort_rank</w:t>
+      </w:r>
+      <w:proofErr w:type="spellEnd"/>
+      <w:r>
+        <w:t>(</w:t>
+      </w:r>
+      <w:proofErr w:type="spellStart"/>
+      <w:r>
+        <w:t>hearts_cards</w:t>
+      </w:r>
+      <w:proofErr w:type="spellEnd"/>
+      <w:r>
+        <w:t xml:space="preserve">) + </w:t>
+      </w:r>
+      <w:proofErr w:type="spellStart"/>
+      <w:r>
+        <w:t>sort_rank</w:t>
+      </w:r>
+      <w:proofErr w:type="spellEnd"/>
+      <w:r>
+        <w:t>(</w:t>
+      </w:r>
+      <w:proofErr w:type="spellStart"/>
+      <w:r>
+        <w:t>clubs_cards</w:t>
+      </w:r>
+      <w:proofErr w:type="spellEnd"/>
+      <w:r>
+        <w:t>)</w:t>
+      </w:r>
+    </w:p>
+    <w:p>
+      <w:pPr>
+        <w:spacing w:before="0" w:after="0" w:line="276" w:lineRule="auto"/>
+      </w:pPr>
+      <w:r>
+        <w:t xml:space="preserve">    + </w:t>
+      </w:r>
+      <w:proofErr w:type="spellStart"/>
+      <w:r>
+        <w:t>sort_rank</w:t>
+      </w:r>
+      <w:proofErr w:type="spellEnd"/>
+      <w:r>
+        <w:t>(</w:t>
+      </w:r>
+      <w:proofErr w:type="spellStart"/>
+      <w:r>
+        <w:t>diamonds_cards</w:t>
+      </w:r>
+      <w:proofErr w:type="spellEnd"/>
+      <w:r>
+        <w:t xml:space="preserve">) + </w:t>
+      </w:r>
+      <w:proofErr w:type="spellStart"/>
+      <w:r>
+        <w:t>sort_rank</w:t>
+      </w:r>
+      <w:proofErr w:type="spellEnd"/>
+      <w:r>
+        <w:t>(</w:t>
+      </w:r>
+      <w:proofErr w:type="spellStart"/>
+      <w:r>
+        <w:t>spades_cards</w:t>
+      </w:r>
+      <w:proofErr w:type="spellEnd"/>
+      <w:r>
+        <w:t>)</w:t>
       </w:r>
     </w:p>
     <w:p>
@@ -4985,7 +6706,15 @@
         <w:spacing w:before="0" w:after="0" w:line="276" w:lineRule="auto"/>
       </w:pPr>
       <w:r>
-        <w:t>FUNCTION split_wilds(cards, ruleset)</w:t>
+        <w:t xml:space="preserve">FUNCTION </w:t>
+      </w:r>
+      <w:proofErr w:type="spellStart"/>
+      <w:r>
+        <w:t>split_wilds</w:t>
+      </w:r>
+      <w:proofErr w:type="spellEnd"/>
+      <w:r>
+        <w:t>(cards, ruleset)</w:t>
       </w:r>
     </w:p>
     <w:p>
@@ -5006,23 +6735,15 @@
         <w:spacing w:before="0" w:after="0" w:line="276" w:lineRule="auto"/>
       </w:pPr>
       <w:r>
-        <w:t xml:space="preserve">    non_wilds &lt;-- empty list</w:t>
-      </w:r>
-    </w:p>
-    <w:p>
-      <w:pPr>
-        <w:spacing w:before="0" w:after="0" w:line="276" w:lineRule="auto"/>
-      </w:pPr>
-      <w:r>
         <w:t xml:space="preserve">    </w:t>
       </w:r>
-    </w:p>
-    <w:p>
-      <w:pPr>
-        <w:spacing w:before="0" w:after="0" w:line="276" w:lineRule="auto"/>
-      </w:pPr>
-      <w:r>
-        <w:t xml:space="preserve">    FOR card IN cardds</w:t>
+      <w:proofErr w:type="spellStart"/>
+      <w:r>
+        <w:t>non_wilds</w:t>
+      </w:r>
+      <w:proofErr w:type="spellEnd"/>
+      <w:r>
+        <w:t xml:space="preserve"> &lt;-- empty list</w:t>
       </w:r>
     </w:p>
     <w:p>
@@ -5038,7 +6759,36 @@
         <w:spacing w:before="0" w:after="0" w:line="276" w:lineRule="auto"/>
       </w:pPr>
       <w:r>
-        <w:t xml:space="preserve">    IF ruleset.is_wild(card) THEN</w:t>
+        <w:t xml:space="preserve">    FOR card IN </w:t>
+      </w:r>
+      <w:proofErr w:type="spellStart"/>
+      <w:r>
+        <w:t>cardds</w:t>
+      </w:r>
+      <w:proofErr w:type="spellEnd"/>
+    </w:p>
+    <w:p>
+      <w:pPr>
+        <w:spacing w:before="0" w:after="0" w:line="276" w:lineRule="auto"/>
+      </w:pPr>
+      <w:r>
+        <w:t xml:space="preserve">    </w:t>
+      </w:r>
+    </w:p>
+    <w:p>
+      <w:pPr>
+        <w:spacing w:before="0" w:after="0" w:line="276" w:lineRule="auto"/>
+      </w:pPr>
+      <w:r>
+        <w:t xml:space="preserve">    IF </w:t>
+      </w:r>
+      <w:proofErr w:type="spellStart"/>
+      <w:r>
+        <w:t>ruleset.is_wild</w:t>
+      </w:r>
+      <w:proofErr w:type="spellEnd"/>
+      <w:r>
+        <w:t>(card) THEN</w:t>
       </w:r>
     </w:p>
     <w:p>
@@ -5062,8 +6812,13 @@
         <w:spacing w:before="0" w:after="0" w:line="276" w:lineRule="auto"/>
       </w:pPr>
       <w:r>
-        <w:t xml:space="preserve">        ADD card TO non_wilds</w:t>
-      </w:r>
+        <w:t xml:space="preserve">        ADD card TO </w:t>
+      </w:r>
+      <w:proofErr w:type="spellStart"/>
+      <w:r>
+        <w:t>non_wilds</w:t>
+      </w:r>
+      <w:proofErr w:type="spellEnd"/>
     </w:p>
     <w:p>
       <w:pPr>
@@ -5078,8 +6833,13 @@
         <w:spacing w:before="0" w:after="0" w:line="276" w:lineRule="auto"/>
       </w:pPr>
       <w:r>
-        <w:t xml:space="preserve">    RETURN wilds, non_wilds</w:t>
-      </w:r>
+        <w:t xml:space="preserve">    RETURN wilds, </w:t>
+      </w:r>
+      <w:proofErr w:type="spellStart"/>
+      <w:r>
+        <w:t>non_wilds</w:t>
+      </w:r>
+      <w:proofErr w:type="spellEnd"/>
     </w:p>
     <w:p>
       <w:r>
@@ -5099,7 +6859,15 @@
         <w:t>The two algorithms below are the algorithms used for validating melds in the game</w:t>
       </w:r>
       <w:r>
-        <w:t>. Assume the MeldType Enumeration exists.</w:t>
+        <w:t xml:space="preserve">. Assume the </w:t>
+      </w:r>
+      <w:proofErr w:type="spellStart"/>
+      <w:r>
+        <w:t>MeldType</w:t>
+      </w:r>
+      <w:proofErr w:type="spellEnd"/>
+      <w:r>
+        <w:t xml:space="preserve"> Enumeration exists.</w:t>
       </w:r>
     </w:p>
     <w:p>
@@ -5144,7 +6912,15 @@
         <w:spacing w:before="0" w:after="0" w:line="276" w:lineRule="auto"/>
       </w:pPr>
       <w:r>
-        <w:t>FUNCTION validate_set(cards, ruleset)</w:t>
+        <w:t xml:space="preserve">FUNCTION </w:t>
+      </w:r>
+      <w:proofErr w:type="spellStart"/>
+      <w:r>
+        <w:t>validate_set</w:t>
+      </w:r>
+      <w:proofErr w:type="spellEnd"/>
+      <w:r>
+        <w:t>(cards, ruleset)</w:t>
       </w:r>
     </w:p>
     <w:p>
@@ -5160,15 +6936,32 @@
         <w:spacing w:before="0" w:after="0" w:line="276" w:lineRule="auto"/>
       </w:pPr>
       <w:r>
-        <w:t xml:space="preserve">    IF ruleset.max_meld_size_set IS NOT NONE </w:t>
-      </w:r>
-    </w:p>
-    <w:p>
-      <w:pPr>
-        <w:spacing w:before="0" w:after="0" w:line="276" w:lineRule="auto"/>
-      </w:pPr>
-      <w:r>
-        <w:t xml:space="preserve">    AND LENGTH(meld) &gt; ruleset.max_meld_size_set THEN</w:t>
+        <w:lastRenderedPageBreak/>
+        <w:t xml:space="preserve">    IF </w:t>
+      </w:r>
+      <w:proofErr w:type="spellStart"/>
+      <w:r>
+        <w:t>ruleset.max_meld_size_set</w:t>
+      </w:r>
+      <w:proofErr w:type="spellEnd"/>
+      <w:r>
+        <w:t xml:space="preserve"> IS NOT NONE </w:t>
+      </w:r>
+    </w:p>
+    <w:p>
+      <w:pPr>
+        <w:spacing w:before="0" w:after="0" w:line="276" w:lineRule="auto"/>
+      </w:pPr>
+      <w:r>
+        <w:t xml:space="preserve">    AND LENGTH(meld) &gt; </w:t>
+      </w:r>
+      <w:proofErr w:type="spellStart"/>
+      <w:r>
+        <w:t>ruleset.max_meld_size_set</w:t>
+      </w:r>
+      <w:proofErr w:type="spellEnd"/>
+      <w:r>
+        <w:t xml:space="preserve"> THEN</w:t>
       </w:r>
     </w:p>
     <w:p>
@@ -5189,7 +6982,15 @@
         <w:spacing w:before="0" w:after="0" w:line="276" w:lineRule="auto"/>
       </w:pPr>
       <w:r>
-        <w:t xml:space="preserve">    IF LENTH(cards) &lt; ruleset.min_meld_size THEN</w:t>
+        <w:t xml:space="preserve">    IF LENTH(cards) &lt; </w:t>
+      </w:r>
+      <w:proofErr w:type="spellStart"/>
+      <w:r>
+        <w:t>ruleset.min_meld_size</w:t>
+      </w:r>
+      <w:proofErr w:type="spellEnd"/>
+      <w:r>
+        <w:t xml:space="preserve"> THEN</w:t>
       </w:r>
     </w:p>
     <w:p>
@@ -5257,23 +7058,47 @@
         <w:spacing w:before="0" w:after="0" w:line="276" w:lineRule="auto"/>
       </w:pPr>
       <w:r>
-        <w:t xml:space="preserve">        IF NOT ruleset.is_wild(card) THEN</w:t>
-      </w:r>
-    </w:p>
-    <w:p>
-      <w:pPr>
-        <w:spacing w:before="0" w:after="0" w:line="276" w:lineRule="auto"/>
-      </w:pPr>
-      <w:r>
-        <w:t xml:space="preserve">            ADD card.rank TO ranks</w:t>
-      </w:r>
-    </w:p>
-    <w:p>
-      <w:pPr>
-        <w:spacing w:before="0" w:after="0" w:line="276" w:lineRule="auto"/>
-      </w:pPr>
-      <w:r>
-        <w:t xml:space="preserve">            ADD card.suit TO suits</w:t>
+        <w:t xml:space="preserve">        IF NOT </w:t>
+      </w:r>
+      <w:proofErr w:type="spellStart"/>
+      <w:r>
+        <w:t>ruleset.is_wild</w:t>
+      </w:r>
+      <w:proofErr w:type="spellEnd"/>
+      <w:r>
+        <w:t>(card) THEN</w:t>
+      </w:r>
+    </w:p>
+    <w:p>
+      <w:pPr>
+        <w:spacing w:before="0" w:after="0" w:line="276" w:lineRule="auto"/>
+      </w:pPr>
+      <w:r>
+        <w:t xml:space="preserve">            ADD </w:t>
+      </w:r>
+      <w:proofErr w:type="spellStart"/>
+      <w:r>
+        <w:t>card.rank</w:t>
+      </w:r>
+      <w:proofErr w:type="spellEnd"/>
+      <w:r>
+        <w:t xml:space="preserve"> TO ranks</w:t>
+      </w:r>
+    </w:p>
+    <w:p>
+      <w:pPr>
+        <w:spacing w:before="0" w:after="0" w:line="276" w:lineRule="auto"/>
+      </w:pPr>
+      <w:r>
+        <w:t xml:space="preserve">            ADD </w:t>
+      </w:r>
+      <w:proofErr w:type="spellStart"/>
+      <w:r>
+        <w:t>card.suit</w:t>
+      </w:r>
+      <w:proofErr w:type="spellEnd"/>
+      <w:r>
+        <w:t xml:space="preserve"> TO suits</w:t>
       </w:r>
     </w:p>
     <w:p>
@@ -5336,14 +7161,24 @@
       <w:r>
         <w:t xml:space="preserve">    RETURN TRUE, </w:t>
       </w:r>
+      <w:proofErr w:type="spellStart"/>
       <w:r>
         <w:t>MeldType.SET</w:t>
       </w:r>
+      <w:proofErr w:type="spellEnd"/>
     </w:p>
     <w:p/>
     <w:p>
       <w:r>
-        <w:t>The above pseudocode documents how sets are validated against both the general rules of the game and any specific rules in the ruleset. First the size of the meld is checked against the max and minimum meld size specified in the ruleset. If it passes, then it creates a list of all the ranks and suits of the non-wild cards. Wild cards are not considered here as they act as substitutes and do not affect the validity of any set. By using the length of the set of ranks, we can see the number of different ranks in use, which if it is not equal to 1, means the set is invalid. Further, as every suit must be different, the length of the set of suits must equal to the length of suits, so if that fails, the set is invalid. Finally, if it passes all validation steps, it returns true. Finally, all return operations are Tuples with the structure of (False, error_message) or (True, cards)</w:t>
+        <w:t xml:space="preserve">The above pseudocode documents how sets are validated against both the general rules of the game and any specific rules in the ruleset. First the size of the meld is checked against the max and minimum meld size specified in the ruleset. If it passes, then it creates a list of all the ranks and suits of the non-wild cards. Wild cards are not considered here as they act as substitutes and do not affect the validity of any set. By using the length of the set of ranks, we can see the number of different ranks in use, which if it is not equal to 1, means the set is invalid. Further, as every suit must be different, the length of the set of suits must equal to the length of suits, so if that fails, the set is invalid. Finally, if it passes all validation steps, it returns true. Finally, all return operations are Tuples with the structure of (False, </w:t>
+      </w:r>
+      <w:proofErr w:type="spellStart"/>
+      <w:r>
+        <w:t>error_message</w:t>
+      </w:r>
+      <w:proofErr w:type="spellEnd"/>
+      <w:r>
+        <w:t>) or (True, cards)</w:t>
       </w:r>
     </w:p>
     <w:p>
@@ -5396,7 +7231,15 @@
         <w:jc w:val="left"/>
       </w:pPr>
       <w:r>
-        <w:t>FUNCTION validate_run(cards, ruleset)</w:t>
+        <w:t xml:space="preserve">FUNCTION </w:t>
+      </w:r>
+      <w:proofErr w:type="spellStart"/>
+      <w:r>
+        <w:t>validate_run</w:t>
+      </w:r>
+      <w:proofErr w:type="spellEnd"/>
+      <w:r>
+        <w:t>(cards, ruleset)</w:t>
       </w:r>
     </w:p>
     <w:p>
@@ -5414,7 +7257,15 @@
         <w:jc w:val="left"/>
       </w:pPr>
       <w:r>
-        <w:t xml:space="preserve">    IF ruleset.max_meld_size_run IS NOT NONE </w:t>
+        <w:t xml:space="preserve">    IF </w:t>
+      </w:r>
+      <w:proofErr w:type="spellStart"/>
+      <w:r>
+        <w:t>ruleset.max_meld_size_run</w:t>
+      </w:r>
+      <w:proofErr w:type="spellEnd"/>
+      <w:r>
+        <w:t xml:space="preserve"> IS NOT NONE </w:t>
       </w:r>
     </w:p>
     <w:p>
@@ -5423,7 +7274,15 @@
         <w:jc w:val="left"/>
       </w:pPr>
       <w:r>
-        <w:t xml:space="preserve">    AND LENGTH(meld) &gt; ruleset.max_meld_size_run THEN</w:t>
+        <w:t xml:space="preserve">    AND LENGTH(meld) &gt; </w:t>
+      </w:r>
+      <w:proofErr w:type="spellStart"/>
+      <w:r>
+        <w:t>ruleset.max_meld_size_run</w:t>
+      </w:r>
+      <w:proofErr w:type="spellEnd"/>
+      <w:r>
+        <w:t xml:space="preserve"> THEN</w:t>
       </w:r>
     </w:p>
     <w:p>
@@ -5432,6 +7291,7 @@
         <w:jc w:val="left"/>
       </w:pPr>
       <w:r>
+        <w:lastRenderedPageBreak/>
         <w:t xml:space="preserve">    </w:t>
       </w:r>
     </w:p>
@@ -5459,7 +7319,15 @@
         <w:jc w:val="left"/>
       </w:pPr>
       <w:r>
-        <w:t xml:space="preserve">    IF LENTH(cards) &lt; ruleset.min_meld_size THEN</w:t>
+        <w:t xml:space="preserve">    IF LENTH(cards) &lt; </w:t>
+      </w:r>
+      <w:proofErr w:type="spellStart"/>
+      <w:r>
+        <w:t>ruleset.min_meld_size</w:t>
+      </w:r>
+      <w:proofErr w:type="spellEnd"/>
+      <w:r>
+        <w:t xml:space="preserve"> THEN</w:t>
       </w:r>
     </w:p>
     <w:p>
@@ -5495,7 +7363,23 @@
         <w:jc w:val="left"/>
       </w:pPr>
       <w:r>
-        <w:t xml:space="preserve">    wilds, non_wilds &lt;-- split_wilds(cards)</w:t>
+        <w:t xml:space="preserve">    wilds, </w:t>
+      </w:r>
+      <w:proofErr w:type="spellStart"/>
+      <w:r>
+        <w:t>non_wilds</w:t>
+      </w:r>
+      <w:proofErr w:type="spellEnd"/>
+      <w:r>
+        <w:t xml:space="preserve"> &lt;-- </w:t>
+      </w:r>
+      <w:proofErr w:type="spellStart"/>
+      <w:r>
+        <w:t>split_wilds</w:t>
+      </w:r>
+      <w:proofErr w:type="spellEnd"/>
+      <w:r>
+        <w:t>(cards)</w:t>
       </w:r>
     </w:p>
     <w:p>
@@ -5513,7 +7397,15 @@
         <w:jc w:val="left"/>
       </w:pPr>
       <w:r>
-        <w:t xml:space="preserve">    IF NOT ruleset.allow_wild_only_melds AND LENGTH(ranks) == 0 THEN</w:t>
+        <w:t xml:space="preserve">    IF NOT </w:t>
+      </w:r>
+      <w:proofErr w:type="spellStart"/>
+      <w:r>
+        <w:t>ruleset.allow_wild_only_melds</w:t>
+      </w:r>
+      <w:proofErr w:type="spellEnd"/>
+      <w:r>
+        <w:t xml:space="preserve"> AND LENGTH(ranks) == 0 THEN</w:t>
       </w:r>
     </w:p>
     <w:p>
@@ -5567,8 +7459,13 @@
         <w:jc w:val="left"/>
       </w:pPr>
       <w:r>
-        <w:t xml:space="preserve">    FOR card IN non_wilds</w:t>
-      </w:r>
+        <w:t xml:space="preserve">    FOR card IN </w:t>
+      </w:r>
+      <w:proofErr w:type="spellStart"/>
+      <w:r>
+        <w:t>non_wilds</w:t>
+      </w:r>
+      <w:proofErr w:type="spellEnd"/>
     </w:p>
     <w:p>
       <w:pPr>
@@ -5576,7 +7473,15 @@
         <w:jc w:val="left"/>
       </w:pPr>
       <w:r>
-        <w:t xml:space="preserve">        ADD card.suit TO suits</w:t>
+        <w:t xml:space="preserve">        ADD </w:t>
+      </w:r>
+      <w:proofErr w:type="spellStart"/>
+      <w:r>
+        <w:t>card.suit</w:t>
+      </w:r>
+      <w:proofErr w:type="spellEnd"/>
+      <w:r>
+        <w:t xml:space="preserve"> TO suits</w:t>
       </w:r>
     </w:p>
     <w:p>
@@ -5585,7 +7490,15 @@
         <w:jc w:val="left"/>
       </w:pPr>
       <w:r>
-        <w:t xml:space="preserve">        ADD card.return_rank_index() TO indices</w:t>
+        <w:t xml:space="preserve">        ADD </w:t>
+      </w:r>
+      <w:proofErr w:type="spellStart"/>
+      <w:r>
+        <w:t>card.return_rank_index</w:t>
+      </w:r>
+      <w:proofErr w:type="spellEnd"/>
+      <w:r>
+        <w:t>() TO indices</w:t>
       </w:r>
     </w:p>
     <w:p>
@@ -5675,7 +7588,23 @@
         <w:jc w:val="left"/>
       </w:pPr>
       <w:r>
-        <w:t xml:space="preserve">    IF ruleset.ace_low OR ruleset.ace_both THEN</w:t>
+        <w:t xml:space="preserve">    IF </w:t>
+      </w:r>
+      <w:proofErr w:type="spellStart"/>
+      <w:r>
+        <w:t>ruleset.ace_low</w:t>
+      </w:r>
+      <w:proofErr w:type="spellEnd"/>
+      <w:r>
+        <w:t xml:space="preserve"> OR </w:t>
+      </w:r>
+      <w:proofErr w:type="spellStart"/>
+      <w:r>
+        <w:t>ruleset.ace_both</w:t>
+      </w:r>
+      <w:proofErr w:type="spellEnd"/>
+      <w:r>
+        <w:t xml:space="preserve"> THEN</w:t>
       </w:r>
     </w:p>
     <w:p>
@@ -5693,7 +7622,15 @@
         <w:jc w:val="left"/>
       </w:pPr>
       <w:r>
-        <w:t xml:space="preserve">        min_index &lt;-- MINIMUM(indices)</w:t>
+        <w:t xml:space="preserve">        </w:t>
+      </w:r>
+      <w:proofErr w:type="spellStart"/>
+      <w:r>
+        <w:t>min_index</w:t>
+      </w:r>
+      <w:proofErr w:type="spellEnd"/>
+      <w:r>
+        <w:t xml:space="preserve"> &lt;-- MINIMUM(indices)</w:t>
       </w:r>
     </w:p>
     <w:p>
@@ -5702,7 +7639,15 @@
         <w:jc w:val="left"/>
       </w:pPr>
       <w:r>
-        <w:t xml:space="preserve">        max_index &lt;-- MAXIMUM(indices)</w:t>
+        <w:t xml:space="preserve">        </w:t>
+      </w:r>
+      <w:proofErr w:type="spellStart"/>
+      <w:r>
+        <w:t>max_index</w:t>
+      </w:r>
+      <w:proofErr w:type="spellEnd"/>
+      <w:r>
+        <w:t xml:space="preserve"> &lt;-- MAXIMUM(indices)</w:t>
       </w:r>
     </w:p>
     <w:p>
@@ -5711,7 +7656,23 @@
         <w:jc w:val="left"/>
       </w:pPr>
       <w:r>
-        <w:t xml:space="preserve">        span &lt;-- max_index - min_index + 1</w:t>
+        <w:t xml:space="preserve">        span &lt;-- </w:t>
+      </w:r>
+      <w:proofErr w:type="spellStart"/>
+      <w:r>
+        <w:t>max_index</w:t>
+      </w:r>
+      <w:proofErr w:type="spellEnd"/>
+      <w:r>
+        <w:t xml:space="preserve"> - </w:t>
+      </w:r>
+      <w:proofErr w:type="spellStart"/>
+      <w:r>
+        <w:t>min_index</w:t>
+      </w:r>
+      <w:proofErr w:type="spellEnd"/>
+      <w:r>
+        <w:t xml:space="preserve"> + 1</w:t>
       </w:r>
     </w:p>
     <w:p>
@@ -5720,7 +7681,15 @@
         <w:jc w:val="left"/>
       </w:pPr>
       <w:r>
-        <w:t xml:space="preserve">        gaps &lt;-- span - LENGTH(non_wilds)</w:t>
+        <w:t xml:space="preserve">        gaps &lt;-- span - LENGTH(</w:t>
+      </w:r>
+      <w:proofErr w:type="spellStart"/>
+      <w:r>
+        <w:t>non_wilds</w:t>
+      </w:r>
+      <w:proofErr w:type="spellEnd"/>
+      <w:r>
+        <w:t>)</w:t>
       </w:r>
     </w:p>
     <w:p>
@@ -5765,7 +7734,15 @@
         <w:jc w:val="left"/>
       </w:pPr>
       <w:r>
-        <w:t xml:space="preserve">        has_ace &lt;-- FALSE</w:t>
+        <w:t xml:space="preserve">        </w:t>
+      </w:r>
+      <w:proofErr w:type="spellStart"/>
+      <w:r>
+        <w:t>has_ace</w:t>
+      </w:r>
+      <w:proofErr w:type="spellEnd"/>
+      <w:r>
+        <w:t xml:space="preserve"> &lt;-- FALSE</w:t>
       </w:r>
     </w:p>
     <w:p>
@@ -5774,7 +7751,15 @@
         <w:jc w:val="left"/>
       </w:pPr>
       <w:r>
-        <w:t xml:space="preserve">        has_king &lt;-- FALSE</w:t>
+        <w:t xml:space="preserve">        </w:t>
+      </w:r>
+      <w:proofErr w:type="spellStart"/>
+      <w:r>
+        <w:t>has_king</w:t>
+      </w:r>
+      <w:proofErr w:type="spellEnd"/>
+      <w:r>
+        <w:t xml:space="preserve"> &lt;-- FALSE</w:t>
       </w:r>
     </w:p>
     <w:p>
@@ -5810,7 +7795,15 @@
         <w:jc w:val="left"/>
       </w:pPr>
       <w:r>
-        <w:t xml:space="preserve">            has_ace &lt;-- TRUE</w:t>
+        <w:t xml:space="preserve">            </w:t>
+      </w:r>
+      <w:proofErr w:type="spellStart"/>
+      <w:r>
+        <w:t>has_ace</w:t>
+      </w:r>
+      <w:proofErr w:type="spellEnd"/>
+      <w:r>
+        <w:t xml:space="preserve"> &lt;-- TRUE</w:t>
       </w:r>
     </w:p>
     <w:p>
@@ -5828,7 +7821,15 @@
         <w:jc w:val="left"/>
       </w:pPr>
       <w:r>
-        <w:t xml:space="preserve">            has_king == TRUE</w:t>
+        <w:t xml:space="preserve">            </w:t>
+      </w:r>
+      <w:proofErr w:type="spellStart"/>
+      <w:r>
+        <w:t>has_king</w:t>
+      </w:r>
+      <w:proofErr w:type="spellEnd"/>
+      <w:r>
+        <w:t xml:space="preserve"> == TRUE</w:t>
       </w:r>
     </w:p>
     <w:p>
@@ -5855,7 +7856,23 @@
         <w:jc w:val="left"/>
       </w:pPr>
       <w:r>
-        <w:t xml:space="preserve">    IF ruleset.ace_high OR ruleset.ace_both THEN</w:t>
+        <w:t xml:space="preserve">    IF </w:t>
+      </w:r>
+      <w:proofErr w:type="spellStart"/>
+      <w:r>
+        <w:t>ruleset.ace_high</w:t>
+      </w:r>
+      <w:proofErr w:type="spellEnd"/>
+      <w:r>
+        <w:t xml:space="preserve"> OR </w:t>
+      </w:r>
+      <w:proofErr w:type="spellStart"/>
+      <w:r>
+        <w:t>ruleset.ace_both</w:t>
+      </w:r>
+      <w:proofErr w:type="spellEnd"/>
+      <w:r>
+        <w:t xml:space="preserve"> THEN</w:t>
       </w:r>
     </w:p>
     <w:p>
@@ -5864,6 +7881,7 @@
         <w:jc w:val="left"/>
       </w:pPr>
       <w:r>
+        <w:lastRenderedPageBreak/>
         <w:t xml:space="preserve">            </w:t>
       </w:r>
     </w:p>
@@ -5873,7 +7891,15 @@
         <w:jc w:val="left"/>
       </w:pPr>
       <w:r>
-        <w:t xml:space="preserve">        adjusted_indices = []</w:t>
+        <w:t xml:space="preserve">        </w:t>
+      </w:r>
+      <w:proofErr w:type="spellStart"/>
+      <w:r>
+        <w:t>adjusted_indices</w:t>
+      </w:r>
+      <w:proofErr w:type="spellEnd"/>
+      <w:r>
+        <w:t xml:space="preserve"> = []</w:t>
       </w:r>
     </w:p>
     <w:p>
@@ -5900,8 +7926,13 @@
         <w:jc w:val="left"/>
       </w:pPr>
       <w:r>
-        <w:t xml:space="preserve">                ADD 13 TO adjusted_indices</w:t>
-      </w:r>
+        <w:t xml:space="preserve">                ADD 13 TO </w:t>
+      </w:r>
+      <w:proofErr w:type="spellStart"/>
+      <w:r>
+        <w:t>adjusted_indices</w:t>
+      </w:r>
+      <w:proofErr w:type="spellEnd"/>
     </w:p>
     <w:p>
       <w:pPr>
@@ -5918,8 +7949,13 @@
         <w:jc w:val="left"/>
       </w:pPr>
       <w:r>
-        <w:t xml:space="preserve">                ADD index TO adjusted_indices</w:t>
-      </w:r>
+        <w:t xml:space="preserve">                ADD index TO </w:t>
+      </w:r>
+      <w:proofErr w:type="spellStart"/>
+      <w:r>
+        <w:t>adjusted_indices</w:t>
+      </w:r>
+      <w:proofErr w:type="spellEnd"/>
     </w:p>
     <w:p>
       <w:pPr>
@@ -5936,7 +7972,23 @@
         <w:jc w:val="left"/>
       </w:pPr>
       <w:r>
-        <w:t xml:space="preserve">        adjusted_indices = quicksort(adjusted_indices)</w:t>
+        <w:t xml:space="preserve">        </w:t>
+      </w:r>
+      <w:proofErr w:type="spellStart"/>
+      <w:r>
+        <w:t>adjusted_indices</w:t>
+      </w:r>
+      <w:proofErr w:type="spellEnd"/>
+      <w:r>
+        <w:t xml:space="preserve"> = quicksort(</w:t>
+      </w:r>
+      <w:proofErr w:type="spellStart"/>
+      <w:r>
+        <w:t>adjusted_indices</w:t>
+      </w:r>
+      <w:proofErr w:type="spellEnd"/>
+      <w:r>
+        <w:t>)</w:t>
       </w:r>
     </w:p>
     <w:p>
@@ -5954,7 +8006,23 @@
         <w:jc w:val="left"/>
       </w:pPr>
       <w:r>
-        <w:t xml:space="preserve">        min_index &lt;-- MINIMUM(adjusted_indices)</w:t>
+        <w:t xml:space="preserve">        </w:t>
+      </w:r>
+      <w:proofErr w:type="spellStart"/>
+      <w:r>
+        <w:t>min_index</w:t>
+      </w:r>
+      <w:proofErr w:type="spellEnd"/>
+      <w:r>
+        <w:t xml:space="preserve"> &lt;-- MINIMUM(</w:t>
+      </w:r>
+      <w:proofErr w:type="spellStart"/>
+      <w:r>
+        <w:t>adjusted_indices</w:t>
+      </w:r>
+      <w:proofErr w:type="spellEnd"/>
+      <w:r>
+        <w:t>)</w:t>
       </w:r>
     </w:p>
     <w:p>
@@ -5963,7 +8031,23 @@
         <w:jc w:val="left"/>
       </w:pPr>
       <w:r>
-        <w:t xml:space="preserve">        max_index &lt;-- MAXIMUM(adjusted_indices)</w:t>
+        <w:t xml:space="preserve">        </w:t>
+      </w:r>
+      <w:proofErr w:type="spellStart"/>
+      <w:r>
+        <w:t>max_index</w:t>
+      </w:r>
+      <w:proofErr w:type="spellEnd"/>
+      <w:r>
+        <w:t xml:space="preserve"> &lt;-- MAXIMUM(</w:t>
+      </w:r>
+      <w:proofErr w:type="spellStart"/>
+      <w:r>
+        <w:t>adjusted_indices</w:t>
+      </w:r>
+      <w:proofErr w:type="spellEnd"/>
+      <w:r>
+        <w:t>)</w:t>
       </w:r>
     </w:p>
     <w:p>
@@ -5972,7 +8056,23 @@
         <w:jc w:val="left"/>
       </w:pPr>
       <w:r>
-        <w:t xml:space="preserve">        span &lt;-- max_index - min_index + 1</w:t>
+        <w:t xml:space="preserve">        span &lt;-- </w:t>
+      </w:r>
+      <w:proofErr w:type="spellStart"/>
+      <w:r>
+        <w:t>max_index</w:t>
+      </w:r>
+      <w:proofErr w:type="spellEnd"/>
+      <w:r>
+        <w:t xml:space="preserve"> - </w:t>
+      </w:r>
+      <w:proofErr w:type="spellStart"/>
+      <w:r>
+        <w:t>min_index</w:t>
+      </w:r>
+      <w:proofErr w:type="spellEnd"/>
+      <w:r>
+        <w:t xml:space="preserve"> + 1</w:t>
       </w:r>
     </w:p>
     <w:p>
@@ -5981,7 +8081,15 @@
         <w:jc w:val="left"/>
       </w:pPr>
       <w:r>
-        <w:t xml:space="preserve">        gaps &lt;-- span - LENGTH(non_wilds)</w:t>
+        <w:t xml:space="preserve">        gaps &lt;-- span - LENGTH(</w:t>
+      </w:r>
+      <w:proofErr w:type="spellStart"/>
+      <w:r>
+        <w:t>non_wilds</w:t>
+      </w:r>
+      <w:proofErr w:type="spellEnd"/>
+      <w:r>
+        <w:t>)</w:t>
       </w:r>
     </w:p>
     <w:p>
@@ -6010,9 +8118,11 @@
       <w:r>
         <w:t xml:space="preserve">            RETURN TRUE, </w:t>
       </w:r>
+      <w:proofErr w:type="spellStart"/>
       <w:r>
         <w:t>MeldType.RUN</w:t>
       </w:r>
+      <w:proofErr w:type="spellEnd"/>
     </w:p>
     <w:p>
       <w:pPr>
@@ -6029,7 +8139,23 @@
         <w:jc w:val="left"/>
       </w:pPr>
       <w:r>
-        <w:t xml:space="preserve">        IF ruleset.ace_wrap_around AND has_king THEN</w:t>
+        <w:t xml:space="preserve">        IF </w:t>
+      </w:r>
+      <w:proofErr w:type="spellStart"/>
+      <w:r>
+        <w:t>ruleset.ace_wrap_around</w:t>
+      </w:r>
+      <w:proofErr w:type="spellEnd"/>
+      <w:r>
+        <w:t xml:space="preserve"> AND </w:t>
+      </w:r>
+      <w:proofErr w:type="spellStart"/>
+      <w:r>
+        <w:t>has_king</w:t>
+      </w:r>
+      <w:proofErr w:type="spellEnd"/>
+      <w:r>
+        <w:t xml:space="preserve"> THEN</w:t>
       </w:r>
     </w:p>
     <w:p>
@@ -6038,7 +8164,15 @@
         <w:jc w:val="left"/>
       </w:pPr>
       <w:r>
-        <w:t xml:space="preserve">           low_indices &lt;-- empty list    </w:t>
+        <w:t xml:space="preserve">           </w:t>
+      </w:r>
+      <w:proofErr w:type="spellStart"/>
+      <w:r>
+        <w:t>low_indices</w:t>
+      </w:r>
+      <w:proofErr w:type="spellEnd"/>
+      <w:r>
+        <w:t xml:space="preserve"> &lt;-- empty list    </w:t>
       </w:r>
     </w:p>
     <w:p>
@@ -6047,7 +8181,15 @@
         <w:jc w:val="left"/>
       </w:pPr>
       <w:r>
-        <w:t xml:space="preserve">           high_indices &lt;-- empty list</w:t>
+        <w:t xml:space="preserve">           </w:t>
+      </w:r>
+      <w:proofErr w:type="spellStart"/>
+      <w:r>
+        <w:t>high_indices</w:t>
+      </w:r>
+      <w:proofErr w:type="spellEnd"/>
+      <w:r>
+        <w:t xml:space="preserve"> &lt;-- empty list</w:t>
       </w:r>
     </w:p>
     <w:p>
@@ -6083,8 +8225,13 @@
         <w:jc w:val="left"/>
       </w:pPr>
       <w:r>
-        <w:t xml:space="preserve">                   ADD index TO low_indices</w:t>
-      </w:r>
+        <w:t xml:space="preserve">                   ADD index TO </w:t>
+      </w:r>
+      <w:proofErr w:type="spellStart"/>
+      <w:r>
+        <w:t>low_indices</w:t>
+      </w:r>
+      <w:proofErr w:type="spellEnd"/>
     </w:p>
     <w:p>
       <w:pPr>
@@ -6101,8 +8248,13 @@
         <w:jc w:val="left"/>
       </w:pPr>
       <w:r>
-        <w:t xml:space="preserve">                   ADD index TO high_indices</w:t>
-      </w:r>
+        <w:t xml:space="preserve">                   ADD index TO </w:t>
+      </w:r>
+      <w:proofErr w:type="spellStart"/>
+      <w:r>
+        <w:t>high_indices</w:t>
+      </w:r>
+      <w:proofErr w:type="spellEnd"/>
     </w:p>
     <w:p>
       <w:pPr>
@@ -6119,7 +8271,23 @@
         <w:jc w:val="left"/>
       </w:pPr>
       <w:r>
-        <w:t xml:space="preserve">               IF LENGTH(low_indices) &gt; 0 AND LENGTH(high_indices) &gt;0 THEN</w:t>
+        <w:t xml:space="preserve">               IF LENGTH(</w:t>
+      </w:r>
+      <w:proofErr w:type="spellStart"/>
+      <w:r>
+        <w:t>low_indices</w:t>
+      </w:r>
+      <w:proofErr w:type="spellEnd"/>
+      <w:r>
+        <w:t>) &gt; 0 AND LENGTH(</w:t>
+      </w:r>
+      <w:proofErr w:type="spellStart"/>
+      <w:r>
+        <w:t>high_indices</w:t>
+      </w:r>
+      <w:proofErr w:type="spellEnd"/>
+      <w:r>
+        <w:t>) &gt;0 THEN</w:t>
       </w:r>
     </w:p>
     <w:p>
@@ -6128,7 +8296,31 @@
         <w:jc w:val="left"/>
       </w:pPr>
       <w:r>
-        <w:t xml:space="preserve">                   low_span &lt;-- MAX(low_indices) - MIN(low_indices)</w:t>
+        <w:t xml:space="preserve">                   </w:t>
+      </w:r>
+      <w:proofErr w:type="spellStart"/>
+      <w:r>
+        <w:t>low_span</w:t>
+      </w:r>
+      <w:proofErr w:type="spellEnd"/>
+      <w:r>
+        <w:t xml:space="preserve"> &lt;-- MAX(</w:t>
+      </w:r>
+      <w:proofErr w:type="spellStart"/>
+      <w:r>
+        <w:t>low_indices</w:t>
+      </w:r>
+      <w:proofErr w:type="spellEnd"/>
+      <w:r>
+        <w:t>) - MIN(</w:t>
+      </w:r>
+      <w:proofErr w:type="spellStart"/>
+      <w:r>
+        <w:t>low_indices</w:t>
+      </w:r>
+      <w:proofErr w:type="spellEnd"/>
+      <w:r>
+        <w:t>)</w:t>
       </w:r>
     </w:p>
     <w:p>
@@ -6137,7 +8329,31 @@
         <w:jc w:val="left"/>
       </w:pPr>
       <w:r>
-        <w:t xml:space="preserve">                   high_span &lt;-- MAX(high_indices) - MIN(high_indices)</w:t>
+        <w:t xml:space="preserve">                   </w:t>
+      </w:r>
+      <w:proofErr w:type="spellStart"/>
+      <w:r>
+        <w:t>high_span</w:t>
+      </w:r>
+      <w:proofErr w:type="spellEnd"/>
+      <w:r>
+        <w:t xml:space="preserve"> &lt;-- MAX(</w:t>
+      </w:r>
+      <w:proofErr w:type="spellStart"/>
+      <w:r>
+        <w:t>high_indices</w:t>
+      </w:r>
+      <w:proofErr w:type="spellEnd"/>
+      <w:r>
+        <w:t>) - MIN(</w:t>
+      </w:r>
+      <w:proofErr w:type="spellStart"/>
+      <w:r>
+        <w:t>high_indices</w:t>
+      </w:r>
+      <w:proofErr w:type="spellEnd"/>
+      <w:r>
+        <w:t>)</w:t>
       </w:r>
     </w:p>
     <w:p>
@@ -6155,7 +8371,31 @@
         <w:jc w:val="left"/>
       </w:pPr>
       <w:r>
-        <w:t xml:space="preserve">                   total_gaps &lt;-- (low_span - LENGTH(low_indices))</w:t>
+        <w:t xml:space="preserve">                   </w:t>
+      </w:r>
+      <w:proofErr w:type="spellStart"/>
+      <w:r>
+        <w:t>total_gaps</w:t>
+      </w:r>
+      <w:proofErr w:type="spellEnd"/>
+      <w:r>
+        <w:t xml:space="preserve"> &lt;-- (</w:t>
+      </w:r>
+      <w:proofErr w:type="spellStart"/>
+      <w:r>
+        <w:t>low_span</w:t>
+      </w:r>
+      <w:proofErr w:type="spellEnd"/>
+      <w:r>
+        <w:t xml:space="preserve"> - LENGTH(</w:t>
+      </w:r>
+      <w:proofErr w:type="spellStart"/>
+      <w:r>
+        <w:t>low_indices</w:t>
+      </w:r>
+      <w:proofErr w:type="spellEnd"/>
+      <w:r>
+        <w:t>))</w:t>
       </w:r>
     </w:p>
     <w:p>
@@ -6164,7 +8404,23 @@
         <w:jc w:val="left"/>
       </w:pPr>
       <w:r>
-        <w:t xml:space="preserve">                   + (high_span - LENGTH(high_indices))</w:t>
+        <w:t xml:space="preserve">                   + (</w:t>
+      </w:r>
+      <w:proofErr w:type="spellStart"/>
+      <w:r>
+        <w:t>high_span</w:t>
+      </w:r>
+      <w:proofErr w:type="spellEnd"/>
+      <w:r>
+        <w:t xml:space="preserve"> - LENGTH(</w:t>
+      </w:r>
+      <w:proofErr w:type="spellStart"/>
+      <w:r>
+        <w:t>high_indices</w:t>
+      </w:r>
+      <w:proofErr w:type="spellEnd"/>
+      <w:r>
+        <w:t>))</w:t>
       </w:r>
     </w:p>
     <w:p>
@@ -6182,7 +8438,15 @@
         <w:jc w:val="left"/>
       </w:pPr>
       <w:r>
-        <w:t xml:space="preserve">                   IF total_gaps &lt;= LENGTH(wilds) THEN</w:t>
+        <w:t xml:space="preserve">                   IF </w:t>
+      </w:r>
+      <w:proofErr w:type="spellStart"/>
+      <w:r>
+        <w:t>total_gaps</w:t>
+      </w:r>
+      <w:proofErr w:type="spellEnd"/>
+      <w:r>
+        <w:t xml:space="preserve"> &lt;= LENGTH(wilds) THEN</w:t>
       </w:r>
     </w:p>
     <w:p>
@@ -6193,9 +8457,11 @@
       <w:r>
         <w:t xml:space="preserve">                       RETURN TRUE, </w:t>
       </w:r>
+      <w:proofErr w:type="spellStart"/>
       <w:r>
         <w:t>MeldType.RUN</w:t>
       </w:r>
+      <w:proofErr w:type="spellEnd"/>
     </w:p>
     <w:p>
       <w:pPr>
@@ -6220,7 +8486,15 @@
         <w:t>The above algorithm validates whether a group of cards constitutes a run for a given ruleset. The first validation step is for the size of the run, ensuring that that no unnecessary computation is expended if a rule is clearly violated. Then, wild and non-wilds are separated</w:t>
       </w:r>
       <w:r>
-        <w:t xml:space="preserve"> because wild cads can act as substitutes, so only the non-wilds are needed. The next important part of validation uses the SET function to confirm that all non-wild have the same suit and no duplicate ranks exist.</w:t>
+        <w:t xml:space="preserve"> because wild </w:t>
+      </w:r>
+      <w:proofErr w:type="spellStart"/>
+      <w:r>
+        <w:t>cads</w:t>
+      </w:r>
+      <w:proofErr w:type="spellEnd"/>
+      <w:r>
+        <w:t xml:space="preserve"> can act as substitutes, so only the non-wilds are needed. The next important part of validation uses the SET function to confirm that all non-wild have the same suit and no duplicate ranks exist.</w:t>
       </w:r>
     </w:p>
     <w:p>
@@ -6228,6 +8502,7 @@
         <w:spacing w:line="276" w:lineRule="auto"/>
       </w:pPr>
       <w:r>
+        <w:lastRenderedPageBreak/>
         <w:t>Next is the gap calculation, which calculates the number of gaps between the non</w:t>
       </w:r>
       <w:r>
@@ -6237,7 +8512,23 @@
         <w:t>wilds</w:t>
       </w:r>
       <w:r>
-        <w:t>. It then validates if the number of gaps is equal to the number of wilds. Further, for ace_high it changes the index of ace from 0 to 13, and then does the gaps validation. For ace_wrap_around, it validates sequences going King, Ace, 2, etc.</w:t>
+        <w:t xml:space="preserve">. It then validates if the number of gaps is equal to the number of wilds. Further, for </w:t>
+      </w:r>
+      <w:proofErr w:type="spellStart"/>
+      <w:r>
+        <w:t>ace_high</w:t>
+      </w:r>
+      <w:proofErr w:type="spellEnd"/>
+      <w:r>
+        <w:t xml:space="preserve"> it changes the index of ace from 0 to 13, and then does the gaps validation. For </w:t>
+      </w:r>
+      <w:proofErr w:type="spellStart"/>
+      <w:r>
+        <w:t>ace_wrap_around</w:t>
+      </w:r>
+      <w:proofErr w:type="spellEnd"/>
+      <w:r>
+        <w:t>, it validates sequences going King, Ace, 2, etc.</w:t>
       </w:r>
     </w:p>
     <w:p>
@@ -6281,8 +8572,13 @@
           <w:numId w:val="16"/>
         </w:numPr>
       </w:pPr>
-      <w:r>
-        <w:t>has_melded: Boolean if player has already melded</w:t>
+      <w:proofErr w:type="spellStart"/>
+      <w:r>
+        <w:t>has_melded</w:t>
+      </w:r>
+      <w:proofErr w:type="spellEnd"/>
+      <w:r>
+        <w:t>: Boolean if player has already melded</w:t>
       </w:r>
     </w:p>
     <w:p>
@@ -6305,8 +8601,13 @@
           <w:numId w:val="16"/>
         </w:numPr>
       </w:pPr>
-      <w:r>
-        <w:t>required_score: Integer of the required score to meld for the first time.</w:t>
+      <w:proofErr w:type="spellStart"/>
+      <w:r>
+        <w:t>required_score</w:t>
+      </w:r>
+      <w:proofErr w:type="spellEnd"/>
+      <w:r>
+        <w:t>: Integer of the required score to meld for the first time.</w:t>
       </w:r>
     </w:p>
     <w:p/>
@@ -6315,7 +8616,31 @@
         <w:spacing w:before="0" w:after="0" w:line="276" w:lineRule="auto"/>
       </w:pPr>
       <w:r>
-        <w:t>FUNCTION validate_play_melds(melds, has_melded, ruleset, required_score)</w:t>
+        <w:t xml:space="preserve">FUNCTION </w:t>
+      </w:r>
+      <w:proofErr w:type="spellStart"/>
+      <w:r>
+        <w:t>validate_play_melds</w:t>
+      </w:r>
+      <w:proofErr w:type="spellEnd"/>
+      <w:r>
+        <w:t xml:space="preserve">(melds, </w:t>
+      </w:r>
+      <w:proofErr w:type="spellStart"/>
+      <w:r>
+        <w:t>has_melded</w:t>
+      </w:r>
+      <w:proofErr w:type="spellEnd"/>
+      <w:r>
+        <w:t xml:space="preserve">, ruleset, </w:t>
+      </w:r>
+      <w:proofErr w:type="spellStart"/>
+      <w:r>
+        <w:t>required_score</w:t>
+      </w:r>
+      <w:proofErr w:type="spellEnd"/>
+      <w:r>
+        <w:t>)</w:t>
       </w:r>
     </w:p>
     <w:p>
@@ -6355,15 +8680,15 @@
         <w:spacing w:before="0" w:after="0" w:line="276" w:lineRule="auto"/>
       </w:pPr>
       <w:r>
-        <w:t xml:space="preserve">    IF NOT has_melded THEN</w:t>
-      </w:r>
-    </w:p>
-    <w:p>
-      <w:pPr>
-        <w:spacing w:before="0" w:after="0" w:line="276" w:lineRule="auto"/>
-      </w:pPr>
-      <w:r>
-        <w:t xml:space="preserve">        total_score &lt;-- 0</w:t>
+        <w:t xml:space="preserve">    IF NOT </w:t>
+      </w:r>
+      <w:proofErr w:type="spellStart"/>
+      <w:r>
+        <w:t>has_melded</w:t>
+      </w:r>
+      <w:proofErr w:type="spellEnd"/>
+      <w:r>
+        <w:t xml:space="preserve"> THEN</w:t>
       </w:r>
     </w:p>
     <w:p>
@@ -6373,6 +8698,22 @@
       <w:r>
         <w:t xml:space="preserve">        </w:t>
       </w:r>
+      <w:proofErr w:type="spellStart"/>
+      <w:r>
+        <w:t>total_score</w:t>
+      </w:r>
+      <w:proofErr w:type="spellEnd"/>
+      <w:r>
+        <w:t xml:space="preserve"> &lt;-- 0</w:t>
+      </w:r>
+    </w:p>
+    <w:p>
+      <w:pPr>
+        <w:spacing w:before="0" w:after="0" w:line="276" w:lineRule="auto"/>
+      </w:pPr>
+      <w:r>
+        <w:t xml:space="preserve">        </w:t>
+      </w:r>
     </w:p>
     <w:p>
       <w:pPr>
@@ -6387,21 +8728,61 @@
         <w:spacing w:before="0" w:after="0" w:line="276" w:lineRule="auto"/>
       </w:pPr>
       <w:r>
-        <w:t xml:space="preserve">            total_score &lt;-- total_score + meld.return_meld_value(ruleset)</w:t>
-      </w:r>
-    </w:p>
-    <w:p>
-      <w:pPr>
-        <w:spacing w:before="0" w:after="0" w:line="276" w:lineRule="auto"/>
-      </w:pPr>
-      <w:r>
-        <w:t xml:space="preserve">        IF total_score &lt; required</w:t>
+        <w:t xml:space="preserve">            </w:t>
+      </w:r>
+      <w:proofErr w:type="spellStart"/>
+      <w:r>
+        <w:t>total_score</w:t>
+      </w:r>
+      <w:proofErr w:type="spellEnd"/>
+      <w:r>
+        <w:t xml:space="preserve"> &lt;-- </w:t>
+      </w:r>
+      <w:proofErr w:type="spellStart"/>
+      <w:r>
+        <w:t>total_score</w:t>
+      </w:r>
+      <w:proofErr w:type="spellEnd"/>
+      <w:r>
+        <w:t xml:space="preserve"> + </w:t>
+      </w:r>
+      <w:proofErr w:type="spellStart"/>
+      <w:r>
+        <w:t>meld.return_meld_value</w:t>
+      </w:r>
+      <w:proofErr w:type="spellEnd"/>
+      <w:r>
+        <w:t>(ruleset)</w:t>
+      </w:r>
+    </w:p>
+    <w:p>
+      <w:pPr>
+        <w:spacing w:before="0" w:after="0" w:line="276" w:lineRule="auto"/>
+      </w:pPr>
+      <w:r>
+        <w:t xml:space="preserve">        IF </w:t>
+      </w:r>
+      <w:proofErr w:type="spellStart"/>
+      <w:r>
+        <w:t>total_score</w:t>
+      </w:r>
+      <w:proofErr w:type="spellEnd"/>
+      <w:r>
+        <w:t xml:space="preserve"> &lt; </w:t>
+      </w:r>
+      <w:proofErr w:type="spellStart"/>
+      <w:r>
+        <w:t>required</w:t>
       </w:r>
       <w:r>
         <w:t>_</w:t>
       </w:r>
       <w:r>
-        <w:t>score THEN</w:t>
+        <w:t>score</w:t>
+      </w:r>
+      <w:proofErr w:type="spellEnd"/>
+      <w:r>
+        <w:t xml:space="preserve"> THEN</w:t>
       </w:r>
     </w:p>
     <w:p>
@@ -6501,7 +8882,15 @@
     </w:p>
     <w:p>
       <w:r>
-        <w:t>The validate_meld function is an abstraction of the previous two meld validation functions.</w:t>
+        <w:t xml:space="preserve">The </w:t>
+      </w:r>
+      <w:proofErr w:type="spellStart"/>
+      <w:r>
+        <w:t>validate_meld</w:t>
+      </w:r>
+      <w:proofErr w:type="spellEnd"/>
+      <w:r>
+        <w:t xml:space="preserve"> function is an abstraction of the previous two meld validation functions.</w:t>
       </w:r>
     </w:p>
     <w:p/>
@@ -6510,15 +8899,23 @@
         <w:spacing w:before="0" w:after="0" w:line="276" w:lineRule="auto"/>
       </w:pPr>
       <w:r>
-        <w:t>FUNCTION validate_lay_off(card, meld, ruleset, has_melded)</w:t>
-      </w:r>
-    </w:p>
-    <w:p>
-      <w:pPr>
-        <w:spacing w:before="0" w:after="0" w:line="276" w:lineRule="auto"/>
-      </w:pPr>
-      <w:r>
-        <w:t xml:space="preserve">    test_cards &lt;-- meld.cards + [card]</w:t>
+        <w:t xml:space="preserve">FUNCTION </w:t>
+      </w:r>
+      <w:proofErr w:type="spellStart"/>
+      <w:r>
+        <w:t>validate_lay_off</w:t>
+      </w:r>
+      <w:proofErr w:type="spellEnd"/>
+      <w:r>
+        <w:t xml:space="preserve">(card, meld, ruleset, </w:t>
+      </w:r>
+      <w:proofErr w:type="spellStart"/>
+      <w:r>
+        <w:t>has_melded</w:t>
+      </w:r>
+      <w:proofErr w:type="spellEnd"/>
+      <w:r>
+        <w:t>)</w:t>
       </w:r>
     </w:p>
     <w:p>
@@ -6528,13 +8925,21 @@
       <w:r>
         <w:t xml:space="preserve">    </w:t>
       </w:r>
-    </w:p>
-    <w:p>
-      <w:pPr>
-        <w:spacing w:before="0" w:after="0" w:line="276" w:lineRule="auto"/>
-      </w:pPr>
-      <w:r>
-        <w:t xml:space="preserve">    valid, error = validate_meld(test_cards, ruleset)</w:t>
+      <w:proofErr w:type="spellStart"/>
+      <w:r>
+        <w:t>test_cards</w:t>
+      </w:r>
+      <w:proofErr w:type="spellEnd"/>
+      <w:r>
+        <w:t xml:space="preserve"> &lt;-- </w:t>
+      </w:r>
+      <w:proofErr w:type="spellStart"/>
+      <w:r>
+        <w:t>meld.cards</w:t>
+      </w:r>
+      <w:proofErr w:type="spellEnd"/>
+      <w:r>
+        <w:t xml:space="preserve"> + [card]</w:t>
       </w:r>
     </w:p>
     <w:p>
@@ -6550,27 +8955,24 @@
         <w:spacing w:before="0" w:after="0" w:line="276" w:lineRule="auto"/>
       </w:pPr>
       <w:r>
-        <w:t xml:space="preserve">    IF ruleset.require_melding_to_lay_off AND NOT has_melded THEN</w:t>
-      </w:r>
-    </w:p>
-    <w:p>
-      <w:pPr>
-        <w:spacing w:before="0" w:after="0" w:line="276" w:lineRule="auto"/>
-      </w:pPr>
-      <w:r>
-        <w:t xml:space="preserve">        RETURN FALSE, "You Require </w:t>
-      </w:r>
-      <w:r>
-        <w:t>t</w:t>
-      </w:r>
-      <w:r>
-        <w:t xml:space="preserve">o Have Melded </w:t>
-      </w:r>
-      <w:r>
-        <w:t>to</w:t>
-      </w:r>
-      <w:r>
-        <w:t xml:space="preserve"> Lay Off"</w:t>
+        <w:lastRenderedPageBreak/>
+        <w:t xml:space="preserve">    valid, error = </w:t>
+      </w:r>
+      <w:proofErr w:type="spellStart"/>
+      <w:r>
+        <w:t>validate_meld</w:t>
+      </w:r>
+      <w:proofErr w:type="spellEnd"/>
+      <w:r>
+        <w:t>(</w:t>
+      </w:r>
+      <w:proofErr w:type="spellStart"/>
+      <w:r>
+        <w:t>test_cards</w:t>
+      </w:r>
+      <w:proofErr w:type="spellEnd"/>
+      <w:r>
+        <w:t>, ruleset)</w:t>
       </w:r>
     </w:p>
     <w:p>
@@ -6586,10 +8988,47 @@
         <w:spacing w:before="0" w:after="0" w:line="276" w:lineRule="auto"/>
       </w:pPr>
       <w:r>
-        <w:t xml:space="preserve">    IF valid THE</w:t>
-      </w:r>
-      <w:r>
-        <w:t>N</w:t>
+        <w:t xml:space="preserve">    IF </w:t>
+      </w:r>
+      <w:proofErr w:type="spellStart"/>
+      <w:r>
+        <w:t>ruleset.require_melding_to_lay_off</w:t>
+      </w:r>
+      <w:proofErr w:type="spellEnd"/>
+      <w:r>
+        <w:t xml:space="preserve"> AND NOT </w:t>
+      </w:r>
+      <w:proofErr w:type="spellStart"/>
+      <w:r>
+        <w:t>has_melded</w:t>
+      </w:r>
+      <w:proofErr w:type="spellEnd"/>
+      <w:r>
+        <w:t xml:space="preserve"> THEN</w:t>
+      </w:r>
+    </w:p>
+    <w:p>
+      <w:pPr>
+        <w:spacing w:before="0" w:after="0" w:line="276" w:lineRule="auto"/>
+      </w:pPr>
+      <w:r>
+        <w:t xml:space="preserve">        RETURN FALSE, "You Require to Have Melded to Lay Off"</w:t>
+      </w:r>
+    </w:p>
+    <w:p>
+      <w:pPr>
+        <w:spacing w:before="0" w:after="0" w:line="276" w:lineRule="auto"/>
+      </w:pPr>
+      <w:r>
+        <w:t xml:space="preserve">    </w:t>
+      </w:r>
+    </w:p>
+    <w:p>
+      <w:pPr>
+        <w:spacing w:before="0" w:after="0" w:line="276" w:lineRule="auto"/>
+      </w:pPr>
+      <w:r>
+        <w:t xml:space="preserve">    IF valid THEN</w:t>
       </w:r>
     </w:p>
     <w:p>
@@ -6661,8 +9100,13 @@
           <w:numId w:val="22"/>
         </w:numPr>
       </w:pPr>
-      <w:r>
-        <w:t>has_drawn: Boolean of whether the player has drawn a card this turn.</w:t>
+      <w:proofErr w:type="spellStart"/>
+      <w:r>
+        <w:t>has_drawn</w:t>
+      </w:r>
+      <w:proofErr w:type="spellEnd"/>
+      <w:r>
+        <w:t>: Boolean of whether the player has drawn a card this turn.</w:t>
       </w:r>
     </w:p>
     <w:p>
@@ -6673,8 +9117,13 @@
           <w:numId w:val="22"/>
         </w:numPr>
       </w:pPr>
-      <w:r>
-        <w:t xml:space="preserve">drawn_from_discard: card object </w:t>
+      <w:proofErr w:type="spellStart"/>
+      <w:r>
+        <w:t>drawn_from_discard</w:t>
+      </w:r>
+      <w:proofErr w:type="spellEnd"/>
+      <w:r>
+        <w:t xml:space="preserve">: card object </w:t>
       </w:r>
       <w:r>
         <w:t>that was immediately drawn from the discard pile, resets to None after every turn</w:t>
@@ -6698,15 +9147,47 @@
         <w:spacing w:before="0" w:after="0" w:line="276" w:lineRule="auto"/>
       </w:pPr>
       <w:r>
-        <w:t>FUNCTION validate_discard(card, cards, has_drawn, drawn_from_discard, ruleset):</w:t>
-      </w:r>
-    </w:p>
-    <w:p>
-      <w:pPr>
-        <w:spacing w:before="0" w:after="0" w:line="276" w:lineRule="auto"/>
-      </w:pPr>
-      <w:r>
-        <w:t xml:space="preserve">    IF card NOT IN cards THEN</w:t>
+        <w:t xml:space="preserve">FUNCTION </w:t>
+      </w:r>
+      <w:proofErr w:type="spellStart"/>
+      <w:r>
+        <w:t>validate_discard</w:t>
+      </w:r>
+      <w:proofErr w:type="spellEnd"/>
+      <w:r>
+        <w:t xml:space="preserve">(card, cards, </w:t>
+      </w:r>
+      <w:proofErr w:type="spellStart"/>
+      <w:r>
+        <w:t>has_drawn</w:t>
+      </w:r>
+      <w:proofErr w:type="spellEnd"/>
+      <w:r>
+        <w:t xml:space="preserve">, </w:t>
+      </w:r>
+      <w:proofErr w:type="spellStart"/>
+      <w:r>
+        <w:t>drawn_from_discard</w:t>
+      </w:r>
+      <w:proofErr w:type="spellEnd"/>
+      <w:r>
+        <w:t>, ruleset):</w:t>
+      </w:r>
+    </w:p>
+    <w:p>
+      <w:pPr>
+        <w:spacing w:before="0" w:after="0" w:line="276" w:lineRule="auto"/>
+      </w:pPr>
+      <w:r>
+        <w:t xml:space="preserve">    IF card NOT IN </w:t>
+      </w:r>
+      <w:proofErr w:type="gramStart"/>
+      <w:r>
+        <w:t>cards</w:t>
+      </w:r>
+      <w:proofErr w:type="gramEnd"/>
+      <w:r>
+        <w:t xml:space="preserve"> THEN</w:t>
       </w:r>
     </w:p>
     <w:p>
@@ -6730,7 +9211,15 @@
         <w:spacing w:before="0" w:after="0" w:line="276" w:lineRule="auto"/>
       </w:pPr>
       <w:r>
-        <w:t xml:space="preserve">    IF NOT has_drawn THEN</w:t>
+        <w:t xml:space="preserve">    IF NOT </w:t>
+      </w:r>
+      <w:proofErr w:type="spellStart"/>
+      <w:r>
+        <w:t>has_drawn</w:t>
+      </w:r>
+      <w:proofErr w:type="spellEnd"/>
+      <w:r>
+        <w:t xml:space="preserve"> THEN</w:t>
       </w:r>
     </w:p>
     <w:p>
@@ -6754,15 +9243,39 @@
         <w:spacing w:before="0" w:after="0" w:line="276" w:lineRule="auto"/>
       </w:pPr>
       <w:r>
-        <w:t xml:space="preserve">    IF ruleset.prevent_discard_same_card AND drawn_from_discard == card THEN</w:t>
-      </w:r>
-    </w:p>
-    <w:p>
-      <w:pPr>
-        <w:spacing w:before="0" w:after="0" w:line="276" w:lineRule="auto"/>
-      </w:pPr>
-      <w:r>
-        <w:t xml:space="preserve">        RETURN FALSE, "Cannot Discard Card Immedietly Drawn </w:t>
+        <w:t xml:space="preserve">    IF </w:t>
+      </w:r>
+      <w:proofErr w:type="spellStart"/>
+      <w:r>
+        <w:t>ruleset.prevent_discard_same_card</w:t>
+      </w:r>
+      <w:proofErr w:type="spellEnd"/>
+      <w:r>
+        <w:t xml:space="preserve"> AND </w:t>
+      </w:r>
+      <w:proofErr w:type="spellStart"/>
+      <w:r>
+        <w:t>drawn_from_discard</w:t>
+      </w:r>
+      <w:proofErr w:type="spellEnd"/>
+      <w:r>
+        <w:t xml:space="preserve"> == card THEN</w:t>
+      </w:r>
+    </w:p>
+    <w:p>
+      <w:pPr>
+        <w:spacing w:before="0" w:after="0" w:line="276" w:lineRule="auto"/>
+      </w:pPr>
+      <w:r>
+        <w:t xml:space="preserve">        RETURN FALSE, "Cannot Discard Card </w:t>
+      </w:r>
+      <w:proofErr w:type="spellStart"/>
+      <w:r>
+        <w:t>Immedietly</w:t>
+      </w:r>
+      <w:proofErr w:type="spellEnd"/>
+      <w:r>
+        <w:t xml:space="preserve"> Drawn </w:t>
       </w:r>
       <w:r>
         <w:t>from</w:t>
@@ -6790,7 +9303,23 @@
     <w:p/>
     <w:p>
       <w:r>
-        <w:t>The above algorithm validates if the selected card can be discarded. First it checks if the card is in the hand, then it checks if the player has drawn a card yet. If both pass, it checks if the card was a card that was in the discard pile immediately before, and if that is allowed in the ruleset. If all validation steps pass, it return TRUE, NONE.</w:t>
+        <w:t xml:space="preserve">The above algorithm validates if the selected card can be discarded. </w:t>
+      </w:r>
+      <w:proofErr w:type="gramStart"/>
+      <w:r>
+        <w:t>First</w:t>
+      </w:r>
+      <w:proofErr w:type="gramEnd"/>
+      <w:r>
+        <w:t xml:space="preserve"> it checks if the card is in the hand, then it checks if the player has drawn a card yet. If both pass, it checks if the card was a card that was in the discard pile immediately before, and if that is allowed in the ruleset. If all validation steps pass, it </w:t>
+      </w:r>
+      <w:proofErr w:type="gramStart"/>
+      <w:r>
+        <w:t>return</w:t>
+      </w:r>
+      <w:proofErr w:type="gramEnd"/>
+      <w:r>
+        <w:t xml:space="preserve"> TRUE, NONE.</w:t>
       </w:r>
     </w:p>
     <w:p>
@@ -6832,8 +9361,13 @@
           <w:numId w:val="23"/>
         </w:numPr>
       </w:pPr>
-      <w:r>
-        <w:t>has_drawn: Boolean if player has drawn this turn</w:t>
+      <w:proofErr w:type="spellStart"/>
+      <w:r>
+        <w:t>has_drawn</w:t>
+      </w:r>
+      <w:proofErr w:type="spellEnd"/>
+      <w:r>
+        <w:t>: Boolean if player has drawn this turn</w:t>
       </w:r>
     </w:p>
     <w:p/>
@@ -6842,15 +9376,40 @@
         <w:spacing w:before="0" w:after="0" w:line="276" w:lineRule="auto"/>
       </w:pPr>
       <w:r>
-        <w:t>FUNCTION validate_draw(deck, has_drawn)</w:t>
-      </w:r>
-    </w:p>
-    <w:p>
-      <w:pPr>
-        <w:spacing w:before="0" w:after="0" w:line="276" w:lineRule="auto"/>
-      </w:pPr>
-      <w:r>
-        <w:t xml:space="preserve">    IF deck.is_empty() THEN</w:t>
+        <w:lastRenderedPageBreak/>
+        <w:t xml:space="preserve">FUNCTION </w:t>
+      </w:r>
+      <w:proofErr w:type="spellStart"/>
+      <w:r>
+        <w:t>validate_draw</w:t>
+      </w:r>
+      <w:proofErr w:type="spellEnd"/>
+      <w:r>
+        <w:t xml:space="preserve">(deck, </w:t>
+      </w:r>
+      <w:proofErr w:type="spellStart"/>
+      <w:r>
+        <w:t>has_drawn</w:t>
+      </w:r>
+      <w:proofErr w:type="spellEnd"/>
+      <w:r>
+        <w:t>)</w:t>
+      </w:r>
+    </w:p>
+    <w:p>
+      <w:pPr>
+        <w:spacing w:before="0" w:after="0" w:line="276" w:lineRule="auto"/>
+      </w:pPr>
+      <w:r>
+        <w:t xml:space="preserve">    IF </w:t>
+      </w:r>
+      <w:proofErr w:type="spellStart"/>
+      <w:r>
+        <w:t>deck.is_empty</w:t>
+      </w:r>
+      <w:proofErr w:type="spellEnd"/>
+      <w:r>
+        <w:t>() THEN</w:t>
       </w:r>
     </w:p>
     <w:p>
@@ -6866,7 +9425,15 @@
         <w:spacing w:before="0" w:after="0" w:line="276" w:lineRule="auto"/>
       </w:pPr>
       <w:r>
-        <w:t xml:space="preserve">    IF has_drawn THEN</w:t>
+        <w:t xml:space="preserve">    IF </w:t>
+      </w:r>
+      <w:proofErr w:type="spellStart"/>
+      <w:r>
+        <w:t>has_drawn</w:t>
+      </w:r>
+      <w:proofErr w:type="spellEnd"/>
+      <w:r>
+        <w:t xml:space="preserve"> THEN</w:t>
       </w:r>
     </w:p>
     <w:p>
@@ -6931,8 +9498,13 @@
         </w:numPr>
         <w:spacing w:line="276" w:lineRule="auto"/>
       </w:pPr>
-      <w:r>
-        <w:t>discard_pile: list of card objects representing the discard pile</w:t>
+      <w:proofErr w:type="spellStart"/>
+      <w:r>
+        <w:t>discard_pile</w:t>
+      </w:r>
+      <w:proofErr w:type="spellEnd"/>
+      <w:r>
+        <w:t>: list of card objects representing the discard pile</w:t>
       </w:r>
     </w:p>
     <w:p>
@@ -6944,8 +9516,13 @@
         </w:numPr>
         <w:spacing w:line="276" w:lineRule="auto"/>
       </w:pPr>
-      <w:r>
-        <w:t>has_drawn: Boolean if the player has drawn this turn</w:t>
+      <w:proofErr w:type="spellStart"/>
+      <w:r>
+        <w:t>has_drawn</w:t>
+      </w:r>
+      <w:proofErr w:type="spellEnd"/>
+      <w:r>
+        <w:t>: Boolean if the player has drawn this turn</w:t>
       </w:r>
     </w:p>
     <w:p>
@@ -6957,8 +9534,13 @@
         </w:numPr>
         <w:spacing w:line="276" w:lineRule="auto"/>
       </w:pPr>
-      <w:r>
-        <w:t>has_melded: Boolean if the player has melded this game</w:t>
+      <w:proofErr w:type="spellStart"/>
+      <w:r>
+        <w:t>has_melded</w:t>
+      </w:r>
+      <w:proofErr w:type="spellEnd"/>
+      <w:r>
+        <w:t>: Boolean if the player has melded this game</w:t>
       </w:r>
     </w:p>
     <w:p>
@@ -6990,7 +9572,39 @@
         <w:ind w:left="360"/>
       </w:pPr>
       <w:r>
-        <w:t>FUNCTION validate_draw_discard(card, discard_pile, has_drawn, has_melded, ruleset)</w:t>
+        <w:t xml:space="preserve">FUNCTION </w:t>
+      </w:r>
+      <w:proofErr w:type="spellStart"/>
+      <w:r>
+        <w:t>validate_draw_discard</w:t>
+      </w:r>
+      <w:proofErr w:type="spellEnd"/>
+      <w:r>
+        <w:t xml:space="preserve">(card, </w:t>
+      </w:r>
+      <w:proofErr w:type="spellStart"/>
+      <w:r>
+        <w:t>discard_pile</w:t>
+      </w:r>
+      <w:proofErr w:type="spellEnd"/>
+      <w:r>
+        <w:t xml:space="preserve">, </w:t>
+      </w:r>
+      <w:proofErr w:type="spellStart"/>
+      <w:r>
+        <w:t>has_drawn</w:t>
+      </w:r>
+      <w:proofErr w:type="spellEnd"/>
+      <w:r>
+        <w:t xml:space="preserve">, </w:t>
+      </w:r>
+      <w:proofErr w:type="spellStart"/>
+      <w:r>
+        <w:t>has_melded</w:t>
+      </w:r>
+      <w:proofErr w:type="spellEnd"/>
+      <w:r>
+        <w:t>, ruleset)</w:t>
       </w:r>
     </w:p>
     <w:p>
@@ -6999,7 +9613,15 @@
         <w:ind w:left="360"/>
       </w:pPr>
       <w:r>
-        <w:t xml:space="preserve">    IF discard_pile.empty THEN</w:t>
+        <w:t xml:space="preserve">    IF </w:t>
+      </w:r>
+      <w:proofErr w:type="spellStart"/>
+      <w:r>
+        <w:t>discard_pile.empty</w:t>
+      </w:r>
+      <w:proofErr w:type="spellEnd"/>
+      <w:r>
+        <w:t xml:space="preserve"> THEN</w:t>
       </w:r>
     </w:p>
     <w:p>
@@ -7017,7 +9639,15 @@
         <w:ind w:left="360"/>
       </w:pPr>
       <w:r>
-        <w:t xml:space="preserve">    IF has_drawn THEN</w:t>
+        <w:t xml:space="preserve">    IF </w:t>
+      </w:r>
+      <w:proofErr w:type="spellStart"/>
+      <w:r>
+        <w:t>has_drawn</w:t>
+      </w:r>
+      <w:proofErr w:type="spellEnd"/>
+      <w:r>
+        <w:t xml:space="preserve"> THEN</w:t>
       </w:r>
     </w:p>
     <w:p>
@@ -7035,7 +9665,15 @@
         <w:ind w:left="360"/>
       </w:pPr>
       <w:r>
-        <w:t xml:space="preserve">    IF card NOT IN discard_pile THEN</w:t>
+        <w:t xml:space="preserve">    IF card NOT IN </w:t>
+      </w:r>
+      <w:proofErr w:type="spellStart"/>
+      <w:r>
+        <w:t>discard_pile</w:t>
+      </w:r>
+      <w:proofErr w:type="spellEnd"/>
+      <w:r>
+        <w:t xml:space="preserve"> THEN</w:t>
       </w:r>
     </w:p>
     <w:p>
@@ -7062,7 +9700,23 @@
         <w:ind w:left="360"/>
       </w:pPr>
       <w:r>
-        <w:t xml:space="preserve">    IF ruleset.require_melding_to_draw_from_disc AND NOT has_melded THEN</w:t>
+        <w:t xml:space="preserve">    IF </w:t>
+      </w:r>
+      <w:proofErr w:type="spellStart"/>
+      <w:r>
+        <w:t>ruleset.require_melding_to_draw_from_disc</w:t>
+      </w:r>
+      <w:proofErr w:type="spellEnd"/>
+      <w:r>
+        <w:t xml:space="preserve"> AND NOT </w:t>
+      </w:r>
+      <w:proofErr w:type="spellStart"/>
+      <w:r>
+        <w:t>has_melded</w:t>
+      </w:r>
+      <w:proofErr w:type="spellEnd"/>
+      <w:r>
+        <w:t xml:space="preserve"> THEN</w:t>
       </w:r>
     </w:p>
     <w:p>
@@ -7137,7 +9791,15 @@
         <w:spacing w:before="0" w:after="0" w:line="276" w:lineRule="auto"/>
       </w:pPr>
       <w:r>
-        <w:t>FUNCTION create_deck(ruleset)</w:t>
+        <w:t xml:space="preserve">FUNCTION </w:t>
+      </w:r>
+      <w:proofErr w:type="spellStart"/>
+      <w:r>
+        <w:t>create_deck</w:t>
+      </w:r>
+      <w:proofErr w:type="spellEnd"/>
+      <w:r>
+        <w:t>(ruleset)</w:t>
       </w:r>
     </w:p>
     <w:p>
@@ -7153,6 +9815,7 @@
         <w:spacing w:before="0" w:after="0" w:line="276" w:lineRule="auto"/>
       </w:pPr>
       <w:r>
+        <w:lastRenderedPageBreak/>
         <w:t xml:space="preserve">    cards &lt;-- empty list</w:t>
       </w:r>
     </w:p>
@@ -7169,23 +9832,44 @@
         <w:spacing w:before="0" w:after="0" w:line="276" w:lineRule="auto"/>
       </w:pPr>
       <w:r>
-        <w:t xml:space="preserve">    FOR deck &lt;-- 1 IN RANGE(ruleset.num_decks)</w:t>
-      </w:r>
-    </w:p>
-    <w:p>
-      <w:pPr>
-        <w:spacing w:before="0" w:after="0" w:line="276" w:lineRule="auto"/>
-      </w:pPr>
-      <w:r>
-        <w:t xml:space="preserve">        FOR rank IN rank_index</w:t>
-      </w:r>
-    </w:p>
-    <w:p>
-      <w:pPr>
-        <w:spacing w:before="0" w:after="0" w:line="276" w:lineRule="auto"/>
-      </w:pPr>
-      <w:r>
-        <w:t xml:space="preserve">            IF rank NOT IN ruleset.wilds THEN</w:t>
+        <w:t xml:space="preserve">    FOR deck &lt;-- 1 IN RANGE(</w:t>
+      </w:r>
+      <w:proofErr w:type="spellStart"/>
+      <w:r>
+        <w:t>ruleset.num_decks</w:t>
+      </w:r>
+      <w:proofErr w:type="spellEnd"/>
+      <w:r>
+        <w:t>)</w:t>
+      </w:r>
+    </w:p>
+    <w:p>
+      <w:pPr>
+        <w:spacing w:before="0" w:after="0" w:line="276" w:lineRule="auto"/>
+      </w:pPr>
+      <w:r>
+        <w:t xml:space="preserve">        FOR rank IN </w:t>
+      </w:r>
+      <w:proofErr w:type="spellStart"/>
+      <w:r>
+        <w:t>rank_index</w:t>
+      </w:r>
+      <w:proofErr w:type="spellEnd"/>
+    </w:p>
+    <w:p>
+      <w:pPr>
+        <w:spacing w:before="0" w:after="0" w:line="276" w:lineRule="auto"/>
+      </w:pPr>
+      <w:r>
+        <w:t xml:space="preserve">            IF rank NOT IN </w:t>
+      </w:r>
+      <w:proofErr w:type="spellStart"/>
+      <w:r>
+        <w:t>ruleset.wilds</w:t>
+      </w:r>
+      <w:proofErr w:type="spellEnd"/>
+      <w:r>
+        <w:t xml:space="preserve"> THEN</w:t>
       </w:r>
     </w:p>
     <w:p>
@@ -7201,7 +9885,15 @@
         <w:spacing w:before="0" w:after="0" w:line="276" w:lineRule="auto"/>
       </w:pPr>
       <w:r>
-        <w:t xml:space="preserve">                    card &lt;-- create_card(rank, suit, ruleset)</w:t>
+        <w:t xml:space="preserve">                    card &lt;-- </w:t>
+      </w:r>
+      <w:proofErr w:type="spellStart"/>
+      <w:r>
+        <w:t>create_card</w:t>
+      </w:r>
+      <w:proofErr w:type="spellEnd"/>
+      <w:r>
+        <w:t>(rank, suit, ruleset)</w:t>
       </w:r>
     </w:p>
     <w:p>
@@ -7225,23 +9917,60 @@
         <w:spacing w:before="0" w:after="0" w:line="276" w:lineRule="auto"/>
       </w:pPr>
       <w:r>
-        <w:t xml:space="preserve">    FOR wild, num_wild IN ruleset.wilds</w:t>
-      </w:r>
-    </w:p>
-    <w:p>
-      <w:pPr>
-        <w:spacing w:before="0" w:after="0" w:line="276" w:lineRule="auto"/>
-      </w:pPr>
-      <w:r>
-        <w:t xml:space="preserve">        FOR i &lt;-- 1 IN RANGE(num_wild)</w:t>
-      </w:r>
-    </w:p>
-    <w:p>
-      <w:pPr>
-        <w:spacing w:before="0" w:after="0" w:line="276" w:lineRule="auto"/>
-      </w:pPr>
-      <w:r>
-        <w:t xml:space="preserve">            card &lt;-- create_card(wild, NONE, ruleset)</w:t>
+        <w:t xml:space="preserve">    FOR wild, </w:t>
+      </w:r>
+      <w:proofErr w:type="spellStart"/>
+      <w:r>
+        <w:t>num_wild</w:t>
+      </w:r>
+      <w:proofErr w:type="spellEnd"/>
+      <w:r>
+        <w:t xml:space="preserve"> IN </w:t>
+      </w:r>
+      <w:proofErr w:type="spellStart"/>
+      <w:r>
+        <w:t>ruleset.wilds</w:t>
+      </w:r>
+      <w:proofErr w:type="spellEnd"/>
+    </w:p>
+    <w:p>
+      <w:pPr>
+        <w:spacing w:before="0" w:after="0" w:line="276" w:lineRule="auto"/>
+      </w:pPr>
+      <w:r>
+        <w:t xml:space="preserve">        FOR </w:t>
+      </w:r>
+      <w:proofErr w:type="spellStart"/>
+      <w:r>
+        <w:t>i</w:t>
+      </w:r>
+      <w:proofErr w:type="spellEnd"/>
+      <w:r>
+        <w:t xml:space="preserve"> &lt;-- 1 IN RANGE(</w:t>
+      </w:r>
+      <w:proofErr w:type="spellStart"/>
+      <w:r>
+        <w:t>num_wild</w:t>
+      </w:r>
+      <w:proofErr w:type="spellEnd"/>
+      <w:r>
+        <w:t>)</w:t>
+      </w:r>
+    </w:p>
+    <w:p>
+      <w:pPr>
+        <w:spacing w:before="0" w:after="0" w:line="276" w:lineRule="auto"/>
+      </w:pPr>
+      <w:r>
+        <w:t xml:space="preserve">            card &lt;-- </w:t>
+      </w:r>
+      <w:proofErr w:type="spellStart"/>
+      <w:r>
+        <w:t>create_card</w:t>
+      </w:r>
+      <w:proofErr w:type="spellEnd"/>
+      <w:r>
+        <w:t>(wild, NONE, ruleset)</w:t>
       </w:r>
     </w:p>
     <w:p>
@@ -7267,7 +9996,15 @@
     </w:p>
     <w:p>
       <w:r>
-        <w:t>The first for loop creates all non-wild cards, by using nested for loops. The second for loop creates all wild cards, using the tuple given in the ruleset.wilds, before adding them to the deck. The deck is then returned.</w:t>
+        <w:t xml:space="preserve">The first for loop creates all non-wild cards, by using nested for loops. The second for loop creates all wild cards, using the tuple given in the </w:t>
+      </w:r>
+      <w:proofErr w:type="spellStart"/>
+      <w:r>
+        <w:t>ruleset.wilds</w:t>
+      </w:r>
+      <w:proofErr w:type="spellEnd"/>
+      <w:r>
+        <w:t>, before adding them to the deck. The deck is then returned.</w:t>
       </w:r>
     </w:p>
     <w:p>
@@ -7297,23 +10034,47 @@
         <w:spacing w:before="0" w:after="0" w:line="276" w:lineRule="auto"/>
       </w:pPr>
       <w:r>
-        <w:t xml:space="preserve">    FOR i FROM last index OF cards DOWN TO 1</w:t>
-      </w:r>
-    </w:p>
-    <w:p>
-      <w:pPr>
-        <w:spacing w:before="0" w:after="0" w:line="276" w:lineRule="auto"/>
-      </w:pPr>
-      <w:r>
-        <w:t xml:space="preserve">        roll = random integer between 0 and i (inclusive)</w:t>
-      </w:r>
-    </w:p>
-    <w:p>
-      <w:pPr>
-        <w:spacing w:before="0" w:after="0" w:line="276" w:lineRule="auto"/>
-      </w:pPr>
-      <w:r>
-        <w:t xml:space="preserve">        SWAP cards[i] WITH cards[roll]</w:t>
+        <w:t xml:space="preserve">    FOR </w:t>
+      </w:r>
+      <w:proofErr w:type="spellStart"/>
+      <w:r>
+        <w:t>i</w:t>
+      </w:r>
+      <w:proofErr w:type="spellEnd"/>
+      <w:r>
+        <w:t xml:space="preserve"> FROM last index OF cards DOWN TO 1</w:t>
+      </w:r>
+    </w:p>
+    <w:p>
+      <w:pPr>
+        <w:spacing w:before="0" w:after="0" w:line="276" w:lineRule="auto"/>
+      </w:pPr>
+      <w:r>
+        <w:t xml:space="preserve">        roll = random integer between 0 and </w:t>
+      </w:r>
+      <w:proofErr w:type="spellStart"/>
+      <w:r>
+        <w:t>i</w:t>
+      </w:r>
+      <w:proofErr w:type="spellEnd"/>
+      <w:r>
+        <w:t xml:space="preserve"> (inclusive)</w:t>
+      </w:r>
+    </w:p>
+    <w:p>
+      <w:pPr>
+        <w:spacing w:before="0" w:after="0" w:line="276" w:lineRule="auto"/>
+      </w:pPr>
+      <w:r>
+        <w:t xml:space="preserve">        SWAP cards[</w:t>
+      </w:r>
+      <w:proofErr w:type="spellStart"/>
+      <w:r>
+        <w:t>i</w:t>
+      </w:r>
+      <w:proofErr w:type="spellEnd"/>
+      <w:r>
+        <w:t>] WITH cards[roll]</w:t>
       </w:r>
     </w:p>
     <w:p>
@@ -7326,7 +10087,15 @@
         <w:spacing w:line="276" w:lineRule="auto"/>
       </w:pPr>
       <w:r>
-        <w:t>This is a fischer-yates algorithm is used to swap two cards from the deck, ensuring a perfect shuffle in O(n) time complexity. This is used rather than picking a random card from the deck when drawing, to reduce it to an algorithm only used once when a deck is created.</w:t>
+        <w:t xml:space="preserve">This is a </w:t>
+      </w:r>
+      <w:proofErr w:type="spellStart"/>
+      <w:r>
+        <w:t>fischer</w:t>
+      </w:r>
+      <w:proofErr w:type="spellEnd"/>
+      <w:r>
+        <w:t>-yates algorithm is used to swap two cards from the deck, ensuring a perfect shuffle in O(n) time complexity. This is used rather than picking a random card from the deck when drawing, to reduce it to an algorithm only used once when a deck is created.</w:t>
       </w:r>
     </w:p>
     <w:p>
@@ -7342,7 +10111,15 @@
         <w:t>The two below algorithms are how wild cards are assigned the attributes of the card they are taking the place of.</w:t>
       </w:r>
       <w:r>
-        <w:t xml:space="preserve"> Both use the split_meld function, so that will be explored first.</w:t>
+        <w:t xml:space="preserve"> Both use the </w:t>
+      </w:r>
+      <w:proofErr w:type="spellStart"/>
+      <w:r>
+        <w:t>split_meld</w:t>
+      </w:r>
+      <w:proofErr w:type="spellEnd"/>
+      <w:r>
+        <w:t xml:space="preserve"> function, so that will be explored first.</w:t>
       </w:r>
     </w:p>
     <w:p>
@@ -7358,7 +10135,15 @@
         <w:spacing w:before="0" w:after="0"/>
       </w:pPr>
       <w:r>
-        <w:t>FUNCTION wild_assignment_set(cards, ruleset)</w:t>
+        <w:t xml:space="preserve">FUNCTION </w:t>
+      </w:r>
+      <w:proofErr w:type="spellStart"/>
+      <w:r>
+        <w:t>wild_assignment_set</w:t>
+      </w:r>
+      <w:proofErr w:type="spellEnd"/>
+      <w:r>
+        <w:t>(cards, ruleset)</w:t>
       </w:r>
     </w:p>
     <w:p>
@@ -7371,7 +10156,23 @@
         <w:spacing w:before="0" w:after="0"/>
       </w:pPr>
       <w:r>
-        <w:t xml:space="preserve">    wilds, non_wilds &lt;-- split_wilds(cards, ruleset)</w:t>
+        <w:t xml:space="preserve">    wilds, </w:t>
+      </w:r>
+      <w:proofErr w:type="spellStart"/>
+      <w:r>
+        <w:t>non_wilds</w:t>
+      </w:r>
+      <w:proofErr w:type="spellEnd"/>
+      <w:r>
+        <w:t xml:space="preserve"> &lt;-- </w:t>
+      </w:r>
+      <w:proofErr w:type="spellStart"/>
+      <w:r>
+        <w:t>split_wilds</w:t>
+      </w:r>
+      <w:proofErr w:type="spellEnd"/>
+      <w:r>
+        <w:t>(cards, ruleset)</w:t>
       </w:r>
     </w:p>
     <w:p>
@@ -7387,7 +10188,15 @@
         <w:spacing w:before="0" w:after="0"/>
       </w:pPr>
       <w:r>
-        <w:t xml:space="preserve">    non_wild_suits &lt;-- empty list</w:t>
+        <w:t xml:space="preserve">    </w:t>
+      </w:r>
+      <w:proofErr w:type="spellStart"/>
+      <w:r>
+        <w:t>non_wild_suits</w:t>
+      </w:r>
+      <w:proofErr w:type="spellEnd"/>
+      <w:r>
+        <w:t xml:space="preserve"> &lt;-- empty list</w:t>
       </w:r>
     </w:p>
     <w:p>
@@ -7403,16 +10212,34 @@
         <w:spacing w:before="0" w:after="0"/>
       </w:pPr>
       <w:r>
-        <w:t xml:space="preserve">    FOR card IN non_wilds</w:t>
-      </w:r>
+        <w:t xml:space="preserve">    FOR card IN </w:t>
+      </w:r>
+      <w:proofErr w:type="spellStart"/>
+      <w:r>
+        <w:t>non_wilds</w:t>
+      </w:r>
+      <w:proofErr w:type="spellEnd"/>
     </w:p>
     <w:p>
       <w:pPr>
         <w:spacing w:before="0" w:after="0"/>
       </w:pPr>
       <w:r>
-        <w:t xml:space="preserve">        ADD card.suit TO non_wild_suits</w:t>
-      </w:r>
+        <w:t xml:space="preserve">        ADD </w:t>
+      </w:r>
+      <w:proofErr w:type="spellStart"/>
+      <w:r>
+        <w:t>card.suit</w:t>
+      </w:r>
+      <w:proofErr w:type="spellEnd"/>
+      <w:r>
+        <w:t xml:space="preserve"> TO </w:t>
+      </w:r>
+      <w:proofErr w:type="spellStart"/>
+      <w:r>
+        <w:t>non_wild_suits</w:t>
+      </w:r>
+      <w:proofErr w:type="spellEnd"/>
     </w:p>
     <w:p>
       <w:pPr>
@@ -7427,7 +10254,15 @@
         <w:spacing w:before="0" w:after="0"/>
       </w:pPr>
       <w:r>
-        <w:t xml:space="preserve">    missing_suits &lt;-- empty list</w:t>
+        <w:t xml:space="preserve">    </w:t>
+      </w:r>
+      <w:proofErr w:type="spellStart"/>
+      <w:r>
+        <w:t>missing_suits</w:t>
+      </w:r>
+      <w:proofErr w:type="spellEnd"/>
+      <w:r>
+        <w:t xml:space="preserve"> &lt;-- empty list</w:t>
       </w:r>
     </w:p>
     <w:p>
@@ -7435,6 +10270,7 @@
         <w:spacing w:before="0" w:after="0"/>
       </w:pPr>
       <w:r>
+        <w:lastRenderedPageBreak/>
         <w:t xml:space="preserve">    </w:t>
       </w:r>
     </w:p>
@@ -7451,7 +10287,15 @@
         <w:spacing w:before="0" w:after="0"/>
       </w:pPr>
       <w:r>
-        <w:t xml:space="preserve">        IF suit NOT IN non_wild_suits THEN</w:t>
+        <w:t xml:space="preserve">        IF suit NOT IN </w:t>
+      </w:r>
+      <w:proofErr w:type="spellStart"/>
+      <w:r>
+        <w:t>non_wild_suits</w:t>
+      </w:r>
+      <w:proofErr w:type="spellEnd"/>
+      <w:r>
+        <w:t xml:space="preserve"> THEN</w:t>
       </w:r>
     </w:p>
     <w:p>
@@ -7459,8 +10303,13 @@
         <w:spacing w:before="0" w:after="0"/>
       </w:pPr>
       <w:r>
-        <w:t xml:space="preserve">            ADD suit TO missing_suits</w:t>
-      </w:r>
+        <w:t xml:space="preserve">            ADD suit TO </w:t>
+      </w:r>
+      <w:proofErr w:type="spellStart"/>
+      <w:r>
+        <w:t>missing_suits</w:t>
+      </w:r>
+      <w:proofErr w:type="spellEnd"/>
     </w:p>
     <w:p>
       <w:pPr>
@@ -7475,7 +10324,15 @@
         <w:spacing w:before="0" w:after="0"/>
       </w:pPr>
       <w:r>
-        <w:t xml:space="preserve">    FOR i &lt;-- 0 TO LENGTH(wilds) - 1</w:t>
+        <w:t xml:space="preserve">    FOR </w:t>
+      </w:r>
+      <w:proofErr w:type="spellStart"/>
+      <w:r>
+        <w:t>i</w:t>
+      </w:r>
+      <w:proofErr w:type="spellEnd"/>
+      <w:r>
+        <w:t xml:space="preserve"> &lt;-- 0 TO LENGTH(wilds) - 1</w:t>
       </w:r>
     </w:p>
     <w:p>
@@ -7483,7 +10340,15 @@
         <w:spacing w:before="0" w:after="0"/>
       </w:pPr>
       <w:r>
-        <w:t xml:space="preserve">        wild_assignments[wild] &lt;-- {</w:t>
+        <w:t xml:space="preserve">        </w:t>
+      </w:r>
+      <w:proofErr w:type="spellStart"/>
+      <w:r>
+        <w:t>wild_assignments</w:t>
+      </w:r>
+      <w:proofErr w:type="spellEnd"/>
+      <w:r>
+        <w:t>[wild] &lt;-- {</w:t>
       </w:r>
     </w:p>
     <w:p>
@@ -7491,7 +10356,23 @@
         <w:spacing w:before="0" w:after="0"/>
       </w:pPr>
       <w:r>
-        <w:t xml:space="preserve">            'SCORE' : non_wilds[0].return_value(),</w:t>
+        <w:t xml:space="preserve">            'SCORE' : </w:t>
+      </w:r>
+      <w:proofErr w:type="spellStart"/>
+      <w:r>
+        <w:t>non_wilds</w:t>
+      </w:r>
+      <w:proofErr w:type="spellEnd"/>
+      <w:r>
+        <w:t>[0].</w:t>
+      </w:r>
+      <w:proofErr w:type="spellStart"/>
+      <w:r>
+        <w:t>return_value</w:t>
+      </w:r>
+      <w:proofErr w:type="spellEnd"/>
+      <w:r>
+        <w:t>(),</w:t>
       </w:r>
     </w:p>
     <w:p>
@@ -7499,7 +10380,23 @@
         <w:spacing w:before="0" w:after="0"/>
       </w:pPr>
       <w:r>
-        <w:t xml:space="preserve">            'RANK_INDEX' : non_wilds[0].return_rank_index(),</w:t>
+        <w:t xml:space="preserve">            'RANK_INDEX' : </w:t>
+      </w:r>
+      <w:proofErr w:type="spellStart"/>
+      <w:r>
+        <w:t>non_wilds</w:t>
+      </w:r>
+      <w:proofErr w:type="spellEnd"/>
+      <w:r>
+        <w:t>[0].</w:t>
+      </w:r>
+      <w:proofErr w:type="spellStart"/>
+      <w:r>
+        <w:t>return_rank_index</w:t>
+      </w:r>
+      <w:proofErr w:type="spellEnd"/>
+      <w:r>
+        <w:t>(),</w:t>
       </w:r>
     </w:p>
     <w:p>
@@ -7507,7 +10404,15 @@
         <w:spacing w:before="0" w:after="0"/>
       </w:pPr>
       <w:r>
-        <w:t xml:space="preserve">            'RANK' : non_wilds[0].rank,</w:t>
+        <w:t xml:space="preserve">            'RANK' : </w:t>
+      </w:r>
+      <w:proofErr w:type="spellStart"/>
+      <w:r>
+        <w:t>non_wilds</w:t>
+      </w:r>
+      <w:proofErr w:type="spellEnd"/>
+      <w:r>
+        <w:t>[0].rank,</w:t>
       </w:r>
     </w:p>
     <w:p>
@@ -7515,7 +10420,23 @@
         <w:spacing w:before="0" w:after="0"/>
       </w:pPr>
       <w:r>
-        <w:t xml:space="preserve">            'SUIT' : missing_suits[i]</w:t>
+        <w:t xml:space="preserve">            'SUIT' : </w:t>
+      </w:r>
+      <w:proofErr w:type="spellStart"/>
+      <w:r>
+        <w:t>missing_suits</w:t>
+      </w:r>
+      <w:proofErr w:type="spellEnd"/>
+      <w:r>
+        <w:t>[</w:t>
+      </w:r>
+      <w:proofErr w:type="spellStart"/>
+      <w:r>
+        <w:t>i</w:t>
+      </w:r>
+      <w:proofErr w:type="spellEnd"/>
+      <w:r>
+        <w:t>]</w:t>
       </w:r>
     </w:p>
     <w:p>
@@ -7529,7 +10450,23 @@
     <w:p/>
     <w:p>
       <w:r>
-        <w:t>This finds the missing suit(s) in the set, and then add to the wild_assignments dictionary another dictionary outlining the attributes of the wild card, with everything being the same as the non-wild cards, except for the suit, which takes one of the missing suits.</w:t>
+        <w:t xml:space="preserve">This finds the missing suit(s) in the </w:t>
+      </w:r>
+      <w:proofErr w:type="gramStart"/>
+      <w:r>
+        <w:t>set, and</w:t>
+      </w:r>
+      <w:proofErr w:type="gramEnd"/>
+      <w:r>
+        <w:t xml:space="preserve"> then add to the </w:t>
+      </w:r>
+      <w:proofErr w:type="spellStart"/>
+      <w:r>
+        <w:t>wild_assignments</w:t>
+      </w:r>
+      <w:proofErr w:type="spellEnd"/>
+      <w:r>
+        <w:t xml:space="preserve"> dictionary another dictionary outlining the attributes of the wild card, with everything being the same as the non-wild cards, except for the suit, which takes one of the missing suits.</w:t>
       </w:r>
     </w:p>
     <w:p>
@@ -7548,20 +10485,44 @@
         <w:spacing w:before="0" w:after="0" w:line="276" w:lineRule="auto"/>
       </w:pPr>
       <w:r>
-        <w:t>FUNCTION wild_assignment_run(cards, ruleset)</w:t>
-      </w:r>
-    </w:p>
-    <w:p>
-      <w:pPr>
-        <w:spacing w:before="0" w:after="0" w:line="276" w:lineRule="auto"/>
-      </w:pPr>
-    </w:p>
-    <w:p>
-      <w:pPr>
-        <w:spacing w:before="0" w:after="0" w:line="276" w:lineRule="auto"/>
-      </w:pPr>
-      <w:r>
-        <w:t xml:space="preserve">    wilds, non_wilds &lt;-- split_wilds(cards, ruleset)</w:t>
+        <w:t xml:space="preserve">FUNCTION </w:t>
+      </w:r>
+      <w:proofErr w:type="spellStart"/>
+      <w:r>
+        <w:t>wild_assignment_run</w:t>
+      </w:r>
+      <w:proofErr w:type="spellEnd"/>
+      <w:r>
+        <w:t>(cards, ruleset)</w:t>
+      </w:r>
+    </w:p>
+    <w:p>
+      <w:pPr>
+        <w:spacing w:before="0" w:after="0" w:line="276" w:lineRule="auto"/>
+      </w:pPr>
+    </w:p>
+    <w:p>
+      <w:pPr>
+        <w:spacing w:before="0" w:after="0" w:line="276" w:lineRule="auto"/>
+      </w:pPr>
+      <w:r>
+        <w:t xml:space="preserve">    wilds, </w:t>
+      </w:r>
+      <w:proofErr w:type="spellStart"/>
+      <w:r>
+        <w:t>non_wilds</w:t>
+      </w:r>
+      <w:proofErr w:type="spellEnd"/>
+      <w:r>
+        <w:t xml:space="preserve"> &lt;-- </w:t>
+      </w:r>
+      <w:proofErr w:type="spellStart"/>
+      <w:r>
+        <w:t>split_wilds</w:t>
+      </w:r>
+      <w:proofErr w:type="spellEnd"/>
+      <w:r>
+        <w:t>(cards, ruleset)</w:t>
       </w:r>
     </w:p>
     <w:p>
@@ -7593,15 +10554,28 @@
         <w:spacing w:before="0" w:after="0" w:line="276" w:lineRule="auto"/>
       </w:pPr>
       <w:r>
-        <w:t xml:space="preserve">    FOR card IN non_wilds</w:t>
-      </w:r>
-    </w:p>
-    <w:p>
-      <w:pPr>
-        <w:spacing w:before="0" w:after="0" w:line="276" w:lineRule="auto"/>
-      </w:pPr>
-      <w:r>
-        <w:t xml:space="preserve">        ADD card.return_rank_index() TO indices</w:t>
+        <w:t xml:space="preserve">    FOR card IN </w:t>
+      </w:r>
+      <w:proofErr w:type="spellStart"/>
+      <w:r>
+        <w:t>non_wilds</w:t>
+      </w:r>
+      <w:proofErr w:type="spellEnd"/>
+    </w:p>
+    <w:p>
+      <w:pPr>
+        <w:spacing w:before="0" w:after="0" w:line="276" w:lineRule="auto"/>
+      </w:pPr>
+      <w:r>
+        <w:t xml:space="preserve">        ADD </w:t>
+      </w:r>
+      <w:proofErr w:type="spellStart"/>
+      <w:r>
+        <w:t>card.return_rank_index</w:t>
+      </w:r>
+      <w:proofErr w:type="spellEnd"/>
+      <w:r>
+        <w:t>() TO indices</w:t>
       </w:r>
     </w:p>
     <w:p>
@@ -7633,23 +10607,15 @@
         <w:spacing w:before="0" w:after="0" w:line="276" w:lineRule="auto"/>
       </w:pPr>
       <w:r>
-        <w:t xml:space="preserve">    range_indeces &lt;-- FIRST(indices) TO LAST(indices)</w:t>
-      </w:r>
-    </w:p>
-    <w:p>
-      <w:pPr>
-        <w:spacing w:before="0" w:after="0" w:line="276" w:lineRule="auto"/>
-      </w:pPr>
-      <w:r>
         <w:t xml:space="preserve">    </w:t>
       </w:r>
-    </w:p>
-    <w:p>
-      <w:pPr>
-        <w:spacing w:before="0" w:after="0" w:line="276" w:lineRule="auto"/>
-      </w:pPr>
-      <w:r>
-        <w:t xml:space="preserve">    missing_indices &lt;-- empty list</w:t>
+      <w:proofErr w:type="spellStart"/>
+      <w:r>
+        <w:t>range_indeces</w:t>
+      </w:r>
+      <w:proofErr w:type="spellEnd"/>
+      <w:r>
+        <w:t xml:space="preserve"> &lt;-- FIRST(indices) TO LAST(indices)</w:t>
       </w:r>
     </w:p>
     <w:p>
@@ -7665,39 +10631,15 @@
         <w:spacing w:before="0" w:after="0" w:line="276" w:lineRule="auto"/>
       </w:pPr>
       <w:r>
-        <w:t xml:space="preserve">    FOR index IN range_indices</w:t>
-      </w:r>
-    </w:p>
-    <w:p>
-      <w:pPr>
-        <w:spacing w:before="0" w:after="0" w:line="276" w:lineRule="auto"/>
-      </w:pPr>
-      <w:r>
-        <w:t xml:space="preserve">        IF index NOT IN indices THEN</w:t>
-      </w:r>
-    </w:p>
-    <w:p>
-      <w:pPr>
-        <w:spacing w:before="0" w:after="0" w:line="276" w:lineRule="auto"/>
-      </w:pPr>
-      <w:r>
-        <w:t xml:space="preserve">            ADD index TO missing_indices</w:t>
-      </w:r>
-    </w:p>
-    <w:p>
-      <w:pPr>
-        <w:spacing w:before="0" w:after="0" w:line="276" w:lineRule="auto"/>
-      </w:pPr>
-      <w:r>
         <w:t xml:space="preserve">    </w:t>
       </w:r>
-    </w:p>
-    <w:p>
-      <w:pPr>
-        <w:spacing w:before="0" w:after="0" w:line="276" w:lineRule="auto"/>
-      </w:pPr>
-      <w:r>
-        <w:t xml:space="preserve">    assigned_wilds &lt;-- empty list</w:t>
+      <w:proofErr w:type="spellStart"/>
+      <w:r>
+        <w:t>missing_indices</w:t>
+      </w:r>
+      <w:proofErr w:type="spellEnd"/>
+      <w:r>
+        <w:t xml:space="preserve"> &lt;-- empty list</w:t>
       </w:r>
     </w:p>
     <w:p>
@@ -7713,39 +10655,161 @@
         <w:spacing w:before="0" w:after="0" w:line="276" w:lineRule="auto"/>
       </w:pPr>
       <w:r>
-        <w:t xml:space="preserve">    FOR wild, missing_index IN ZIP(wilds, missing_indices)</w:t>
-      </w:r>
-    </w:p>
-    <w:p>
-      <w:pPr>
-        <w:spacing w:before="0" w:after="0" w:line="276" w:lineRule="auto"/>
-      </w:pPr>
-      <w:r>
-        <w:t xml:space="preserve">        wild_assignments[wild] &lt;-- {</w:t>
-      </w:r>
-    </w:p>
-    <w:p>
-      <w:pPr>
-        <w:spacing w:before="0" w:after="0" w:line="276" w:lineRule="auto"/>
-      </w:pPr>
-      <w:r>
-        <w:t xml:space="preserve">            SCORE : score of missing_index rank,</w:t>
-      </w:r>
-    </w:p>
-    <w:p>
-      <w:pPr>
-        <w:spacing w:before="0" w:after="0" w:line="276" w:lineRule="auto"/>
-      </w:pPr>
-      <w:r>
-        <w:t xml:space="preserve">            RANK_INDEX : missing_index,</w:t>
-      </w:r>
-    </w:p>
-    <w:p>
-      <w:pPr>
-        <w:spacing w:before="0" w:after="0" w:line="276" w:lineRule="auto"/>
-      </w:pPr>
-      <w:r>
-        <w:t xml:space="preserve">            RANK : rank of missing_index,</w:t>
+        <w:t xml:space="preserve">    FOR index IN </w:t>
+      </w:r>
+      <w:proofErr w:type="spellStart"/>
+      <w:r>
+        <w:t>range_indices</w:t>
+      </w:r>
+      <w:proofErr w:type="spellEnd"/>
+    </w:p>
+    <w:p>
+      <w:pPr>
+        <w:spacing w:before="0" w:after="0" w:line="276" w:lineRule="auto"/>
+      </w:pPr>
+      <w:r>
+        <w:t xml:space="preserve">        IF index NOT IN </w:t>
+      </w:r>
+      <w:proofErr w:type="gramStart"/>
+      <w:r>
+        <w:t>indices</w:t>
+      </w:r>
+      <w:proofErr w:type="gramEnd"/>
+      <w:r>
+        <w:t xml:space="preserve"> THEN</w:t>
+      </w:r>
+    </w:p>
+    <w:p>
+      <w:pPr>
+        <w:spacing w:before="0" w:after="0" w:line="276" w:lineRule="auto"/>
+      </w:pPr>
+      <w:r>
+        <w:t xml:space="preserve">            ADD index TO </w:t>
+      </w:r>
+      <w:proofErr w:type="spellStart"/>
+      <w:r>
+        <w:t>missing_indices</w:t>
+      </w:r>
+      <w:proofErr w:type="spellEnd"/>
+    </w:p>
+    <w:p>
+      <w:pPr>
+        <w:spacing w:before="0" w:after="0" w:line="276" w:lineRule="auto"/>
+      </w:pPr>
+      <w:r>
+        <w:t xml:space="preserve">    </w:t>
+      </w:r>
+    </w:p>
+    <w:p>
+      <w:pPr>
+        <w:spacing w:before="0" w:after="0" w:line="276" w:lineRule="auto"/>
+      </w:pPr>
+      <w:r>
+        <w:t xml:space="preserve">    </w:t>
+      </w:r>
+      <w:proofErr w:type="spellStart"/>
+      <w:r>
+        <w:t>assigned_wilds</w:t>
+      </w:r>
+      <w:proofErr w:type="spellEnd"/>
+      <w:r>
+        <w:t xml:space="preserve"> &lt;-- empty list</w:t>
+      </w:r>
+    </w:p>
+    <w:p>
+      <w:pPr>
+        <w:spacing w:before="0" w:after="0" w:line="276" w:lineRule="auto"/>
+      </w:pPr>
+      <w:r>
+        <w:t xml:space="preserve">    </w:t>
+      </w:r>
+    </w:p>
+    <w:p>
+      <w:pPr>
+        <w:spacing w:before="0" w:after="0" w:line="276" w:lineRule="auto"/>
+      </w:pPr>
+      <w:r>
+        <w:t xml:space="preserve">    FOR wild, </w:t>
+      </w:r>
+      <w:proofErr w:type="spellStart"/>
+      <w:r>
+        <w:t>missing_index</w:t>
+      </w:r>
+      <w:proofErr w:type="spellEnd"/>
+      <w:r>
+        <w:t xml:space="preserve"> IN ZIP(wilds, </w:t>
+      </w:r>
+      <w:proofErr w:type="spellStart"/>
+      <w:r>
+        <w:t>missing_indices</w:t>
+      </w:r>
+      <w:proofErr w:type="spellEnd"/>
+      <w:r>
+        <w:t>)</w:t>
+      </w:r>
+    </w:p>
+    <w:p>
+      <w:pPr>
+        <w:spacing w:before="0" w:after="0" w:line="276" w:lineRule="auto"/>
+      </w:pPr>
+      <w:r>
+        <w:t xml:space="preserve">        </w:t>
+      </w:r>
+      <w:proofErr w:type="spellStart"/>
+      <w:r>
+        <w:t>wild_assignments</w:t>
+      </w:r>
+      <w:proofErr w:type="spellEnd"/>
+      <w:r>
+        <w:t>[wild] &lt;-- {</w:t>
+      </w:r>
+    </w:p>
+    <w:p>
+      <w:pPr>
+        <w:spacing w:before="0" w:after="0" w:line="276" w:lineRule="auto"/>
+      </w:pPr>
+      <w:r>
+        <w:t xml:space="preserve">            SCORE : score of </w:t>
+      </w:r>
+      <w:proofErr w:type="spellStart"/>
+      <w:r>
+        <w:t>missing_index</w:t>
+      </w:r>
+      <w:proofErr w:type="spellEnd"/>
+      <w:r>
+        <w:t xml:space="preserve"> rank,</w:t>
+      </w:r>
+    </w:p>
+    <w:p>
+      <w:pPr>
+        <w:spacing w:before="0" w:after="0" w:line="276" w:lineRule="auto"/>
+      </w:pPr>
+      <w:r>
+        <w:t xml:space="preserve">            RANK_INDEX : </w:t>
+      </w:r>
+      <w:proofErr w:type="spellStart"/>
+      <w:r>
+        <w:t>missing_index</w:t>
+      </w:r>
+      <w:proofErr w:type="spellEnd"/>
+      <w:r>
+        <w:t>,</w:t>
+      </w:r>
+    </w:p>
+    <w:p>
+      <w:pPr>
+        <w:spacing w:before="0" w:after="0" w:line="276" w:lineRule="auto"/>
+      </w:pPr>
+      <w:r>
+        <w:t xml:space="preserve">            RANK : rank of </w:t>
+      </w:r>
+      <w:proofErr w:type="spellStart"/>
+      <w:r>
+        <w:t>missing_index</w:t>
+      </w:r>
+      <w:proofErr w:type="spellEnd"/>
+      <w:r>
+        <w:t>,</w:t>
       </w:r>
     </w:p>
     <w:p>
@@ -7761,8 +10825,13 @@
         <w:spacing w:before="0" w:after="0" w:line="276" w:lineRule="auto"/>
       </w:pPr>
       <w:r>
-        <w:t xml:space="preserve">        ADD wild TO assigned_wilds</w:t>
-      </w:r>
+        <w:t xml:space="preserve">        ADD wild TO </w:t>
+      </w:r>
+      <w:proofErr w:type="spellStart"/>
+      <w:r>
+        <w:t>assigned_wilds</w:t>
+      </w:r>
+      <w:proofErr w:type="spellEnd"/>
     </w:p>
     <w:p>
       <w:pPr>
@@ -7777,14 +10846,20 @@
         <w:spacing w:before="0" w:after="0" w:line="276" w:lineRule="auto"/>
       </w:pPr>
       <w:r>
-        <w:t xml:space="preserve">    FOR wild IN assigned_wilds</w:t>
-      </w:r>
-    </w:p>
-    <w:p>
-      <w:pPr>
-        <w:spacing w:before="0" w:after="0" w:line="276" w:lineRule="auto"/>
-      </w:pPr>
-      <w:r>
+        <w:t xml:space="preserve">    FOR wild IN </w:t>
+      </w:r>
+      <w:proofErr w:type="spellStart"/>
+      <w:r>
+        <w:t>assigned_wilds</w:t>
+      </w:r>
+      <w:proofErr w:type="spellEnd"/>
+    </w:p>
+    <w:p>
+      <w:pPr>
+        <w:spacing w:before="0" w:after="0" w:line="276" w:lineRule="auto"/>
+      </w:pPr>
+      <w:r>
+        <w:lastRenderedPageBreak/>
         <w:t xml:space="preserve">        REMOVE wild FROM wilds</w:t>
       </w:r>
     </w:p>
@@ -7809,23 +10884,55 @@
         <w:spacing w:before="0" w:after="0" w:line="276" w:lineRule="auto"/>
       </w:pPr>
       <w:r>
-        <w:t xml:space="preserve">        FOR i &lt;-- 0 TO LENGTH(wilds) - 1</w:t>
-      </w:r>
-    </w:p>
-    <w:p>
-      <w:pPr>
-        <w:spacing w:before="0" w:after="0" w:line="276" w:lineRule="auto"/>
-      </w:pPr>
-      <w:r>
-        <w:t xml:space="preserve">            offset &lt;-- MIN(indices) - (LENTH(wilds) - i)</w:t>
-      </w:r>
-    </w:p>
-    <w:p>
-      <w:pPr>
-        <w:spacing w:before="0" w:after="0" w:line="276" w:lineRule="auto"/>
-      </w:pPr>
-      <w:r>
-        <w:t xml:space="preserve">            wild_assignments[wilds[i] &lt;-- {</w:t>
+        <w:t xml:space="preserve">        FOR </w:t>
+      </w:r>
+      <w:proofErr w:type="spellStart"/>
+      <w:r>
+        <w:t>i</w:t>
+      </w:r>
+      <w:proofErr w:type="spellEnd"/>
+      <w:r>
+        <w:t xml:space="preserve"> &lt;-- 0 TO LENGTH(wilds) - 1</w:t>
+      </w:r>
+    </w:p>
+    <w:p>
+      <w:pPr>
+        <w:spacing w:before="0" w:after="0" w:line="276" w:lineRule="auto"/>
+      </w:pPr>
+      <w:r>
+        <w:t xml:space="preserve">            offset &lt;-- MIN(indices) - (LENTH(wilds) - </w:t>
+      </w:r>
+      <w:proofErr w:type="spellStart"/>
+      <w:r>
+        <w:t>i</w:t>
+      </w:r>
+      <w:proofErr w:type="spellEnd"/>
+      <w:r>
+        <w:t>)</w:t>
+      </w:r>
+    </w:p>
+    <w:p>
+      <w:pPr>
+        <w:spacing w:before="0" w:after="0" w:line="276" w:lineRule="auto"/>
+      </w:pPr>
+      <w:r>
+        <w:t xml:space="preserve">            </w:t>
+      </w:r>
+      <w:proofErr w:type="spellStart"/>
+      <w:r>
+        <w:t>wild_assignments</w:t>
+      </w:r>
+      <w:proofErr w:type="spellEnd"/>
+      <w:r>
+        <w:t>[wilds[</w:t>
+      </w:r>
+      <w:proofErr w:type="spellStart"/>
+      <w:r>
+        <w:t>i</w:t>
+      </w:r>
+      <w:proofErr w:type="spellEnd"/>
+      <w:r>
+        <w:t>] &lt;-- {</w:t>
       </w:r>
     </w:p>
     <w:p>
@@ -7870,7 +10977,15 @@
         <w:spacing w:before="0" w:after="0" w:line="276" w:lineRule="auto"/>
       </w:pPr>
       <w:r>
-        <w:t xml:space="preserve">This finds any missing indices in a run, adding to the wild_assignments dictionary another dictionary outlining the attributes of the wild card, with only the suit being the same as the </w:t>
+        <w:t xml:space="preserve">This finds any missing indices in a run, adding to the </w:t>
+      </w:r>
+      <w:proofErr w:type="spellStart"/>
+      <w:r>
+        <w:t>wild_assignments</w:t>
+      </w:r>
+      <w:proofErr w:type="spellEnd"/>
+      <w:r>
+        <w:t xml:space="preserve"> dictionary another dictionary outlining the attributes of the wild card, with only the suit being the same as the </w:t>
       </w:r>
       <w:r>
         <w:t>non-wild</w:t>
@@ -7947,8 +11062,13 @@
           <w:numId w:val="25"/>
         </w:numPr>
       </w:pPr>
-      <w:r>
-        <w:t>expected_value: The expected value type</w:t>
+      <w:proofErr w:type="spellStart"/>
+      <w:r>
+        <w:t>expected_value</w:t>
+      </w:r>
+      <w:proofErr w:type="spellEnd"/>
+      <w:r>
+        <w:t>: The expected value type</w:t>
       </w:r>
     </w:p>
     <w:p>
@@ -7959,8 +11079,13 @@
           <w:numId w:val="25"/>
         </w:numPr>
       </w:pPr>
-      <w:r>
-        <w:t>allowed_values: A list of all allowed values, if one exists</w:t>
+      <w:proofErr w:type="spellStart"/>
+      <w:r>
+        <w:t>allowed_values</w:t>
+      </w:r>
+      <w:proofErr w:type="spellEnd"/>
+      <w:r>
+        <w:t>: A list of all allowed values, if one exists</w:t>
       </w:r>
     </w:p>
     <w:p>
@@ -7971,8 +11096,13 @@
           <w:numId w:val="25"/>
         </w:numPr>
       </w:pPr>
-      <w:r>
-        <w:t>min_value: Minimum value, if one exists</w:t>
+      <w:proofErr w:type="spellStart"/>
+      <w:r>
+        <w:t>min_value</w:t>
+      </w:r>
+      <w:proofErr w:type="spellEnd"/>
+      <w:r>
+        <w:t>: Minimum value, if one exists</w:t>
       </w:r>
     </w:p>
     <w:p>
@@ -7983,8 +11113,13 @@
           <w:numId w:val="25"/>
         </w:numPr>
       </w:pPr>
-      <w:r>
-        <w:t>max_value: Maximum value, if one exists</w:t>
+      <w:proofErr w:type="spellStart"/>
+      <w:r>
+        <w:t>max_value</w:t>
+      </w:r>
+      <w:proofErr w:type="spellEnd"/>
+      <w:r>
+        <w:t>: Maximum value, if one exists</w:t>
       </w:r>
     </w:p>
     <w:p/>
@@ -7993,7 +11128,15 @@
         <w:spacing w:before="0" w:after="0"/>
       </w:pPr>
       <w:r>
-        <w:t>FUNCTION ruleset_validation(</w:t>
+        <w:t xml:space="preserve">FUNCTION </w:t>
+      </w:r>
+      <w:proofErr w:type="spellStart"/>
+      <w:r>
+        <w:t>ruleset_validation</w:t>
+      </w:r>
+      <w:proofErr w:type="spellEnd"/>
+      <w:r>
+        <w:t>(</w:t>
       </w:r>
     </w:p>
     <w:p>
@@ -8025,7 +11168,15 @@
         <w:spacing w:before="0" w:after="0"/>
       </w:pPr>
       <w:r>
-        <w:t xml:space="preserve">    expected_value,</w:t>
+        <w:t xml:space="preserve">    </w:t>
+      </w:r>
+      <w:proofErr w:type="spellStart"/>
+      <w:r>
+        <w:t>expected_value</w:t>
+      </w:r>
+      <w:proofErr w:type="spellEnd"/>
+      <w:r>
+        <w:t>,</w:t>
       </w:r>
     </w:p>
     <w:p>
@@ -8033,7 +11184,15 @@
         <w:spacing w:before="0" w:after="0"/>
       </w:pPr>
       <w:r>
-        <w:t xml:space="preserve">    allowed_values,</w:t>
+        <w:t xml:space="preserve">    </w:t>
+      </w:r>
+      <w:proofErr w:type="spellStart"/>
+      <w:r>
+        <w:t>allowed_values</w:t>
+      </w:r>
+      <w:proofErr w:type="spellEnd"/>
+      <w:r>
+        <w:t>,</w:t>
       </w:r>
     </w:p>
     <w:p>
@@ -8041,7 +11200,15 @@
         <w:spacing w:before="0" w:after="0"/>
       </w:pPr>
       <w:r>
-        <w:t xml:space="preserve">    min_value,</w:t>
+        <w:t xml:space="preserve">    </w:t>
+      </w:r>
+      <w:proofErr w:type="spellStart"/>
+      <w:r>
+        <w:t>min_value</w:t>
+      </w:r>
+      <w:proofErr w:type="spellEnd"/>
+      <w:r>
+        <w:t>,</w:t>
       </w:r>
     </w:p>
     <w:p>
@@ -8049,7 +11216,15 @@
         <w:spacing w:before="0" w:after="0"/>
       </w:pPr>
       <w:r>
-        <w:t xml:space="preserve">    max_value)</w:t>
+        <w:t xml:space="preserve">    </w:t>
+      </w:r>
+      <w:proofErr w:type="spellStart"/>
+      <w:r>
+        <w:t>max_value</w:t>
+      </w:r>
+      <w:proofErr w:type="spellEnd"/>
+      <w:r>
+        <w:t>)</w:t>
       </w:r>
     </w:p>
     <w:p>
@@ -8078,7 +11253,15 @@
         <w:spacing w:before="0" w:after="0"/>
       </w:pPr>
       <w:r>
-        <w:t xml:space="preserve">    IF value IS NOT NONE AND value IS NOT OF expected_tupe THEN</w:t>
+        <w:t xml:space="preserve">    IF value IS NOT NONE AND value IS NOT OF </w:t>
+      </w:r>
+      <w:proofErr w:type="spellStart"/>
+      <w:r>
+        <w:t>expected_tupe</w:t>
+      </w:r>
+      <w:proofErr w:type="spellEnd"/>
+      <w:r>
+        <w:t xml:space="preserve"> THEN</w:t>
       </w:r>
     </w:p>
     <w:p>
@@ -8102,7 +11285,23 @@
         <w:spacing w:before="0" w:after="0"/>
       </w:pPr>
       <w:r>
-        <w:t xml:space="preserve">    IF allowed_values IS NOT NONE AND value NOT IN allowed_values THEN</w:t>
+        <w:t xml:space="preserve">    IF </w:t>
+      </w:r>
+      <w:proofErr w:type="spellStart"/>
+      <w:r>
+        <w:t>allowed_values</w:t>
+      </w:r>
+      <w:proofErr w:type="spellEnd"/>
+      <w:r>
+        <w:t xml:space="preserve"> IS NOT NONE AND value NOT IN </w:t>
+      </w:r>
+      <w:proofErr w:type="spellStart"/>
+      <w:r>
+        <w:t>allowed_values</w:t>
+      </w:r>
+      <w:proofErr w:type="spellEnd"/>
+      <w:r>
+        <w:t xml:space="preserve"> THEN</w:t>
       </w:r>
     </w:p>
     <w:p>
@@ -8126,7 +11325,23 @@
         <w:spacing w:before="0" w:after="0"/>
       </w:pPr>
       <w:r>
-        <w:t xml:space="preserve">    IF min_value IS NOT NONE AND value &lt; min_value THEN</w:t>
+        <w:t xml:space="preserve">    IF </w:t>
+      </w:r>
+      <w:proofErr w:type="spellStart"/>
+      <w:r>
+        <w:t>min_value</w:t>
+      </w:r>
+      <w:proofErr w:type="spellEnd"/>
+      <w:r>
+        <w:t xml:space="preserve"> IS NOT NONE AND value &lt; </w:t>
+      </w:r>
+      <w:proofErr w:type="spellStart"/>
+      <w:r>
+        <w:t>min_value</w:t>
+      </w:r>
+      <w:proofErr w:type="spellEnd"/>
+      <w:r>
+        <w:t xml:space="preserve"> THEN</w:t>
       </w:r>
     </w:p>
     <w:p>
@@ -8150,7 +11365,23 @@
         <w:spacing w:before="0" w:after="0"/>
       </w:pPr>
       <w:r>
-        <w:t xml:space="preserve">    IF max_value IS NOT NONE AND value &gt; max_value THEN</w:t>
+        <w:t xml:space="preserve">    IF </w:t>
+      </w:r>
+      <w:proofErr w:type="spellStart"/>
+      <w:r>
+        <w:t>max_value</w:t>
+      </w:r>
+      <w:proofErr w:type="spellEnd"/>
+      <w:r>
+        <w:t xml:space="preserve"> IS NOT NONE AND value &gt; </w:t>
+      </w:r>
+      <w:proofErr w:type="spellStart"/>
+      <w:r>
+        <w:t>max_value</w:t>
+      </w:r>
+      <w:proofErr w:type="spellEnd"/>
+      <w:r>
+        <w:t xml:space="preserve"> THEN</w:t>
       </w:r>
     </w:p>
     <w:p>
@@ -8166,6 +11397,7 @@
         <w:spacing w:before="0" w:after="0"/>
       </w:pPr>
       <w:r>
+        <w:lastRenderedPageBreak/>
         <w:t xml:space="preserve">    </w:t>
       </w:r>
     </w:p>
@@ -8252,7 +11484,15 @@
     </w:p>
     <w:p>
       <w:r>
-        <w:t>By utilising a relational database, the natural relationships in House Rummy can be represented with the structured data it can provide, while enforcing the referential integrity of the system. As mentioned previously, MySQL is used for its maturity and support with my preferred back-end Flask, with the library Flask-SQLAlchemy.</w:t>
+        <w:t>By utilising a relational database, the natural relationships in House Rummy can be represented with the structured data it can provide, while enforcing the referential integrity of the system. As mentioned previously, MySQL is used for its maturity and support with my preferred back-end Flask, with the library Flask-</w:t>
+      </w:r>
+      <w:proofErr w:type="spellStart"/>
+      <w:r>
+        <w:t>SQLAlchemy</w:t>
+      </w:r>
+      <w:proofErr w:type="spellEnd"/>
+      <w:r>
+        <w:t>.</w:t>
       </w:r>
     </w:p>
     <w:p>
@@ -8286,7 +11526,16 @@
     </w:p>
     <w:p>
       <w:r>
-        <w:t>While strictly speaking these do not adhere to the first normal form, as they are non-atomic elements, due to the practical system requirements they are the optimal choice. JSON files solve the issue of storing complex data, by having a file with variable structure that can be processed as a unit. This is useful because it avoids the needs of additional tables and fields, keeping the schema simple. The ruleset field especially benefits from the varied structure, as with updates new rule parameters can be added or removed without changing the database schema. This introduces a new problem, where the amount of complex relational queries are reduced, which could be useful, such as looking for a move that played a specific card. However, the general access pattern does not rely on such queries.</w:t>
+        <w:lastRenderedPageBreak/>
+        <w:t xml:space="preserve">While strictly speaking these do not adhere to the first normal form, as they are non-atomic elements, due to the practical system requirements they are the optimal choice. JSON files solve the issue of storing complex data, by having a file with variable structure that can be processed as a unit. This is useful because it avoids the needs of additional tables and fields, keeping the schema simple. The ruleset field especially benefits from the varied structure, as with updates new rule parameters can be added or removed without changing the database schema. This introduces a new problem, where the amount of complex relational queries </w:t>
+      </w:r>
+      <w:proofErr w:type="gramStart"/>
+      <w:r>
+        <w:t>are</w:t>
+      </w:r>
+      <w:proofErr w:type="gramEnd"/>
+      <w:r>
+        <w:t xml:space="preserve"> reduced, which could be useful, such as looking for a move that played a specific card. However, the general access pattern does not rely on such queries.</w:t>
       </w:r>
     </w:p>
     <w:p/>
@@ -8339,8 +11588,13 @@
         </w:numPr>
         <w:spacing w:line="276" w:lineRule="auto"/>
       </w:pPr>
-      <w:r>
-        <w:t>GameHistory: Links users to games, showing the role they played, along with the personal result of the user.</w:t>
+      <w:proofErr w:type="spellStart"/>
+      <w:r>
+        <w:t>GameHistory</w:t>
+      </w:r>
+      <w:proofErr w:type="spellEnd"/>
+      <w:r>
+        <w:t>: Links users to games, showing the role they played, along with the personal result of the user.</w:t>
       </w:r>
     </w:p>
     <w:p>
@@ -8352,8 +11606,13 @@
         </w:numPr>
         <w:spacing w:line="276" w:lineRule="auto"/>
       </w:pPr>
-      <w:r>
-        <w:t>FriendsList: Self-referential connections between users, along with status for whether the friend request is pending, denied, or accepted.</w:t>
+      <w:proofErr w:type="spellStart"/>
+      <w:r>
+        <w:t>FriendsList</w:t>
+      </w:r>
+      <w:proofErr w:type="spellEnd"/>
+      <w:r>
+        <w:t>: Self-referential connections between users, along with status for whether the friend request is pending, denied, or accepted.</w:t>
       </w:r>
     </w:p>
     <w:p>
@@ -8375,7 +11634,15 @@
         <w:spacing w:line="276" w:lineRule="auto"/>
       </w:pPr>
       <w:r>
-        <w:t>System actions are recorded with an identifier in the user_id field, rather than a user, allowing for them to be separated while retaining consistency in the structure.</w:t>
+        <w:t xml:space="preserve">System actions are recorded with an identifier in the </w:t>
+      </w:r>
+      <w:proofErr w:type="spellStart"/>
+      <w:r>
+        <w:t>user_id</w:t>
+      </w:r>
+      <w:proofErr w:type="spellEnd"/>
+      <w:r>
+        <w:t xml:space="preserve"> field, rather than a user, allowing for them to be separated while retaining consistency in the structure.</w:t>
       </w:r>
     </w:p>
     <w:p>
@@ -8414,6 +11681,7 @@
         <w:pStyle w:val="Heading3"/>
       </w:pPr>
       <w:r>
+        <w:lastRenderedPageBreak/>
         <w:t>Homepage:</w:t>
       </w:r>
     </w:p>
@@ -8423,7 +11691,7 @@
           <w:noProof/>
         </w:rPr>
         <w:drawing>
-          <wp:inline distT="0" distB="0" distL="0" distR="0" wp14:anchorId="057725D5" wp14:editId="036F0C78">
+          <wp:inline distT="0" distB="0" distL="0" distR="0" wp14:anchorId="057725D5" wp14:editId="1E6CCDE2">
             <wp:extent cx="5727700" cy="3225800"/>
             <wp:effectExtent l="0" t="0" r="6350" b="0"/>
             <wp:docPr id="326077618" name="Picture 9"/>
@@ -8545,7 +11813,6 @@
         <w:pStyle w:val="Heading3"/>
       </w:pPr>
       <w:r>
-        <w:lastRenderedPageBreak/>
         <w:t>Sign-up/Login:</w:t>
       </w:r>
     </w:p>
@@ -8609,6 +11876,7 @@
         <w:rPr>
           <w:noProof/>
         </w:rPr>
+        <w:lastRenderedPageBreak/>
         <w:drawing>
           <wp:inline distT="0" distB="0" distL="0" distR="0" wp14:anchorId="3D18F212" wp14:editId="3045DE54">
             <wp:extent cx="5727700" cy="3225800"/>
@@ -8674,7 +11942,6 @@
         <w:pStyle w:val="Heading3"/>
       </w:pPr>
       <w:r>
-        <w:lastRenderedPageBreak/>
         <w:t>Game Lobby:</w:t>
       </w:r>
     </w:p>
@@ -8684,7 +11951,7 @@
           <w:noProof/>
         </w:rPr>
         <w:drawing>
-          <wp:inline distT="0" distB="0" distL="0" distR="0" wp14:anchorId="7FE03C44" wp14:editId="58898F28">
+          <wp:inline distT="0" distB="0" distL="0" distR="0" wp14:anchorId="7FE03C44" wp14:editId="2C1AE26A">
             <wp:extent cx="5727700" cy="3225800"/>
             <wp:effectExtent l="0" t="0" r="6350" b="0"/>
             <wp:docPr id="1463784480" name="Picture 11"/>
@@ -8759,6 +12026,7 @@
         </w:numPr>
       </w:pPr>
       <w:r>
+        <w:lastRenderedPageBreak/>
         <w:t>The INVITE hyperlink which allows them to invite a player based on their user</w:t>
       </w:r>
       <w:r>
@@ -8801,7 +12069,15 @@
         </w:numPr>
       </w:pPr>
       <w:r>
-        <w:t>Ruleset: This outlines the rules used in the game. The host can change rules, or import a JSON file.</w:t>
+        <w:t xml:space="preserve">Ruleset: This outlines the rules used in the game. The host can change </w:t>
+      </w:r>
+      <w:proofErr w:type="gramStart"/>
+      <w:r>
+        <w:t>rules, or</w:t>
+      </w:r>
+      <w:proofErr w:type="gramEnd"/>
+      <w:r>
+        <w:t xml:space="preserve"> import a JSON file.</w:t>
       </w:r>
     </w:p>
     <w:p>
@@ -8809,7 +12085,6 @@
         <w:pStyle w:val="Heading3"/>
       </w:pPr>
       <w:r>
-        <w:lastRenderedPageBreak/>
         <w:t>Friends List:</w:t>
       </w:r>
     </w:p>
@@ -8878,9 +12153,12 @@
       <w:pPr>
         <w:pStyle w:val="Heading3"/>
       </w:pPr>
-      <w:r>
+      <w:proofErr w:type="spellStart"/>
+      <w:r>
+        <w:lastRenderedPageBreak/>
         <w:t>GameState</w:t>
       </w:r>
+      <w:proofErr w:type="spellEnd"/>
       <w:r>
         <w:t>:</w:t>
       </w:r>
@@ -8942,16 +12220,227 @@
     </w:p>
     <w:p>
       <w:r>
-        <w:t xml:space="preserve">The gamestate allows players to see the current game board. Other players hands are shown face down, while the user’s cards are shown face up. The sort-hand button allows the user to automatically sort their hand by either rank or suit. Furthermore, when hovering over other </w:t>
-      </w:r>
+        <w:t xml:space="preserve">The </w:t>
+      </w:r>
+      <w:proofErr w:type="spellStart"/>
+      <w:r>
+        <w:t>gamestate</w:t>
+      </w:r>
+      <w:proofErr w:type="spellEnd"/>
+      <w:r>
+        <w:t xml:space="preserve"> allows players to see the current game board. Other players hands are shown face down, while the user’s cards are shown face up. The sort-hand button allows the user to automatically sort their hand by either rank or suit. Furthermore, when hovering over other players hands, a small text box with the number of cards in that players hands is visible. You cand draw from the deck or discard pile by clicking on them. By clicking on a card in the hand, it is selected, either to be discarded, be put into a meld, or added to a meld on the table. Melds are place faced up on the table, where everyone can see or interact with them.</w:t>
+      </w:r>
+    </w:p>
+    <w:p>
+      <w:r>
+        <w:t>The cards in the hand are in a fan pattern, maximizing space while still allowing for all cards to be seen.</w:t>
+      </w:r>
+    </w:p>
+    <w:p/>
+    <w:p>
+      <w:pPr>
+        <w:pStyle w:val="Heading2"/>
+      </w:pPr>
       <w:r>
         <w:lastRenderedPageBreak/>
-        <w:t>players hands, a small text box with the number of cards in that players hands is visible. You cand draw from the deck or discard pile by clicking on them. By clicking on a card in the hand, it is selected, either to be discarded, be put into a meld, or added to a meld on the table. Melds are place faced up on the table, where everyone can see or interact with them.</w:t>
-      </w:r>
-    </w:p>
-    <w:p>
-      <w:r>
-        <w:t>The cards in the hand are in a fan pattern, maximizing space while still allowing for all cards to be seen.</w:t>
+        <w:t>Final Designs:</w:t>
+      </w:r>
+    </w:p>
+    <w:p>
+      <w:pPr>
+        <w:pStyle w:val="Heading3"/>
+      </w:pPr>
+      <w:r>
+        <w:t>Main Menu:</w:t>
+      </w:r>
+    </w:p>
+    <w:p>
+      <w:r>
+        <w:drawing>
+          <wp:inline distT="0" distB="0" distL="0" distR="0" wp14:anchorId="00495214" wp14:editId="0D166CDA">
+            <wp:extent cx="5731510" cy="3222625"/>
+            <wp:effectExtent l="0" t="0" r="2540" b="0"/>
+            <wp:docPr id="808046292" name="Picture 1"/>
+            <wp:cNvGraphicFramePr>
+              <a:graphicFrameLocks xmlns:a="http://schemas.openxmlformats.org/drawingml/2006/main" noChangeAspect="1"/>
+            </wp:cNvGraphicFramePr>
+            <a:graphic xmlns:a="http://schemas.openxmlformats.org/drawingml/2006/main">
+              <a:graphicData uri="http://schemas.openxmlformats.org/drawingml/2006/picture">
+                <pic:pic xmlns:pic="http://schemas.openxmlformats.org/drawingml/2006/picture">
+                  <pic:nvPicPr>
+                    <pic:cNvPr id="808046292" name=""/>
+                    <pic:cNvPicPr/>
+                  </pic:nvPicPr>
+                  <pic:blipFill>
+                    <a:blip r:embed="rId22"/>
+                    <a:stretch>
+                      <a:fillRect/>
+                    </a:stretch>
+                  </pic:blipFill>
+                  <pic:spPr>
+                    <a:xfrm>
+                      <a:off x="0" y="0"/>
+                      <a:ext cx="5731510" cy="3222625"/>
+                    </a:xfrm>
+                    <a:prstGeom prst="rect">
+                      <a:avLst/>
+                    </a:prstGeom>
+                  </pic:spPr>
+                </pic:pic>
+              </a:graphicData>
+            </a:graphic>
+          </wp:inline>
+        </w:drawing>
+      </w:r>
+    </w:p>
+    <w:p>
+      <w:pPr>
+        <w:pStyle w:val="Heading3"/>
+      </w:pPr>
+      <w:r>
+        <w:t>Sign-up:</w:t>
+      </w:r>
+    </w:p>
+    <w:p>
+      <w:r>
+        <w:drawing>
+          <wp:inline distT="0" distB="0" distL="0" distR="0" wp14:anchorId="272BB6D4" wp14:editId="19278D8A">
+            <wp:extent cx="5731510" cy="3222625"/>
+            <wp:effectExtent l="0" t="0" r="2540" b="0"/>
+            <wp:docPr id="1538527958" name="Picture 1"/>
+            <wp:cNvGraphicFramePr>
+              <a:graphicFrameLocks xmlns:a="http://schemas.openxmlformats.org/drawingml/2006/main" noChangeAspect="1"/>
+            </wp:cNvGraphicFramePr>
+            <a:graphic xmlns:a="http://schemas.openxmlformats.org/drawingml/2006/main">
+              <a:graphicData uri="http://schemas.openxmlformats.org/drawingml/2006/picture">
+                <pic:pic xmlns:pic="http://schemas.openxmlformats.org/drawingml/2006/picture">
+                  <pic:nvPicPr>
+                    <pic:cNvPr id="1538527958" name=""/>
+                    <pic:cNvPicPr/>
+                  </pic:nvPicPr>
+                  <pic:blipFill>
+                    <a:blip r:embed="rId23"/>
+                    <a:stretch>
+                      <a:fillRect/>
+                    </a:stretch>
+                  </pic:blipFill>
+                  <pic:spPr>
+                    <a:xfrm>
+                      <a:off x="0" y="0"/>
+                      <a:ext cx="5731510" cy="3222625"/>
+                    </a:xfrm>
+                    <a:prstGeom prst="rect">
+                      <a:avLst/>
+                    </a:prstGeom>
+                  </pic:spPr>
+                </pic:pic>
+              </a:graphicData>
+            </a:graphic>
+          </wp:inline>
+        </w:drawing>
+      </w:r>
+    </w:p>
+    <w:p>
+      <w:pPr>
+        <w:pStyle w:val="Heading3"/>
+      </w:pPr>
+      <w:r>
+        <w:lastRenderedPageBreak/>
+        <w:t>Login:</w:t>
+      </w:r>
+    </w:p>
+    <w:p>
+      <w:r>
+        <w:drawing>
+          <wp:inline distT="0" distB="0" distL="0" distR="0" wp14:anchorId="68229ACE" wp14:editId="1F6DEDA9">
+            <wp:extent cx="5731510" cy="3222625"/>
+            <wp:effectExtent l="0" t="0" r="2540" b="0"/>
+            <wp:docPr id="247406755" name="Picture 1"/>
+            <wp:cNvGraphicFramePr>
+              <a:graphicFrameLocks xmlns:a="http://schemas.openxmlformats.org/drawingml/2006/main" noChangeAspect="1"/>
+            </wp:cNvGraphicFramePr>
+            <a:graphic xmlns:a="http://schemas.openxmlformats.org/drawingml/2006/main">
+              <a:graphicData uri="http://schemas.openxmlformats.org/drawingml/2006/picture">
+                <pic:pic xmlns:pic="http://schemas.openxmlformats.org/drawingml/2006/picture">
+                  <pic:nvPicPr>
+                    <pic:cNvPr id="247406755" name=""/>
+                    <pic:cNvPicPr/>
+                  </pic:nvPicPr>
+                  <pic:blipFill>
+                    <a:blip r:embed="rId24"/>
+                    <a:stretch>
+                      <a:fillRect/>
+                    </a:stretch>
+                  </pic:blipFill>
+                  <pic:spPr>
+                    <a:xfrm>
+                      <a:off x="0" y="0"/>
+                      <a:ext cx="5731510" cy="3222625"/>
+                    </a:xfrm>
+                    <a:prstGeom prst="rect">
+                      <a:avLst/>
+                    </a:prstGeom>
+                  </pic:spPr>
+                </pic:pic>
+              </a:graphicData>
+            </a:graphic>
+          </wp:inline>
+        </w:drawing>
+      </w:r>
+    </w:p>
+    <w:p>
+      <w:pPr>
+        <w:pStyle w:val="Heading3"/>
+      </w:pPr>
+      <w:r>
+        <w:t>Custom Rulesets:</w:t>
+      </w:r>
+    </w:p>
+    <w:p>
+      <w:r>
+        <w:drawing>
+          <wp:inline distT="0" distB="0" distL="0" distR="0" wp14:anchorId="6DFC74B2" wp14:editId="3D0A597B">
+            <wp:extent cx="5731510" cy="3222625"/>
+            <wp:effectExtent l="0" t="0" r="2540" b="0"/>
+            <wp:docPr id="573681676" name="Picture 1"/>
+            <wp:cNvGraphicFramePr>
+              <a:graphicFrameLocks xmlns:a="http://schemas.openxmlformats.org/drawingml/2006/main" noChangeAspect="1"/>
+            </wp:cNvGraphicFramePr>
+            <a:graphic xmlns:a="http://schemas.openxmlformats.org/drawingml/2006/main">
+              <a:graphicData uri="http://schemas.openxmlformats.org/drawingml/2006/picture">
+                <pic:pic xmlns:pic="http://schemas.openxmlformats.org/drawingml/2006/picture">
+                  <pic:nvPicPr>
+                    <pic:cNvPr id="573681676" name=""/>
+                    <pic:cNvPicPr/>
+                  </pic:nvPicPr>
+                  <pic:blipFill>
+                    <a:blip r:embed="rId25"/>
+                    <a:stretch>
+                      <a:fillRect/>
+                    </a:stretch>
+                  </pic:blipFill>
+                  <pic:spPr>
+                    <a:xfrm>
+                      <a:off x="0" y="0"/>
+                      <a:ext cx="5731510" cy="3222625"/>
+                    </a:xfrm>
+                    <a:prstGeom prst="rect">
+                      <a:avLst/>
+                    </a:prstGeom>
+                  </pic:spPr>
+                </pic:pic>
+              </a:graphicData>
+            </a:graphic>
+          </wp:inline>
+        </w:drawing>
+      </w:r>
+    </w:p>
+    <w:p>
+      <w:pPr>
+        <w:pStyle w:val="Heading3"/>
+      </w:pPr>
+      <w:r>
+        <w:t>Friends List:</w:t>
       </w:r>
     </w:p>
     <w:p/>
@@ -8963,6 +12452,213 @@
           <w:szCs w:val="60"/>
         </w:rPr>
       </w:pPr>
+      <w:r>
+        <w:rPr>
+          <w:sz w:val="60"/>
+          <w:szCs w:val="60"/>
+        </w:rPr>
+        <w:lastRenderedPageBreak/>
+        <w:t>Technical Solution:</w:t>
+      </w:r>
+    </w:p>
+    <w:p>
+      <w:pPr>
+        <w:pStyle w:val="Heading2"/>
+      </w:pPr>
+      <w:r>
+        <w:t>Files &amp; Skills used:</w:t>
+      </w:r>
+    </w:p>
+    <w:p>
+      <w:r>
+        <w:t>The following table summarises the files used in the project and the techniques used in each.</w:t>
+      </w:r>
+    </w:p>
+    <w:p/>
+    <w:p>
+      <w:pPr>
+        <w:pStyle w:val="Heading3"/>
+      </w:pPr>
+      <w:r>
+        <w:t>Game Logic:</w:t>
+      </w:r>
+    </w:p>
+    <w:tbl>
+      <w:tblPr>
+        <w:tblStyle w:val="TableGrid"/>
+        <w:tblW w:w="0" w:type="auto"/>
+        <w:tblLook w:val="04A0" w:firstRow="1" w:lastRow="0" w:firstColumn="1" w:lastColumn="0" w:noHBand="0" w:noVBand="1"/>
+      </w:tblPr>
+      <w:tblGrid>
+        <w:gridCol w:w="2547"/>
+        <w:gridCol w:w="3118"/>
+        <w:gridCol w:w="3351"/>
+      </w:tblGrid>
+      <w:tr>
+        <w:tc>
+          <w:tcPr>
+            <w:tcW w:w="2547" w:type="dxa"/>
+          </w:tcPr>
+          <w:p>
+            <w:r>
+              <w:t>File</w:t>
+            </w:r>
+          </w:p>
+        </w:tc>
+        <w:tc>
+          <w:tcPr>
+            <w:tcW w:w="3118" w:type="dxa"/>
+          </w:tcPr>
+          <w:p>
+            <w:r>
+              <w:t>Skills Used – (Group)</w:t>
+            </w:r>
+          </w:p>
+        </w:tc>
+        <w:tc>
+          <w:tcPr>
+            <w:tcW w:w="3351" w:type="dxa"/>
+          </w:tcPr>
+          <w:p>
+            <w:r>
+              <w:t>Evidence (Methods/Attributes)</w:t>
+            </w:r>
+          </w:p>
+        </w:tc>
+      </w:tr>
+      <w:tr>
+        <w:tc>
+          <w:tcPr>
+            <w:tcW w:w="2547" w:type="dxa"/>
+          </w:tcPr>
+          <w:p>
+            <w:r>
+              <w:t>card.py</w:t>
+            </w:r>
+          </w:p>
+        </w:tc>
+        <w:tc>
+          <w:tcPr>
+            <w:tcW w:w="3118" w:type="dxa"/>
+          </w:tcPr>
+          <w:p>
+            <w:r>
+              <w:t>Appropriate choice of simple data types (C)</w:t>
+            </w:r>
+          </w:p>
+          <w:p>
+            <w:r>
+              <w:t>Dictionaries (B)</w:t>
+            </w:r>
+          </w:p>
+        </w:tc>
+        <w:tc>
+          <w:tcPr>
+            <w:tcW w:w="3351" w:type="dxa"/>
+          </w:tcPr>
+          <w:p>
+            <w:r>
+              <w:t xml:space="preserve">Rank and suit attributes, </w:t>
+            </w:r>
+            <w:proofErr w:type="spellStart"/>
+            <w:r>
+              <w:t>to_dict</w:t>
+            </w:r>
+            <w:proofErr w:type="spellEnd"/>
+            <w:r>
+              <w:t xml:space="preserve"> method, JSON conversion</w:t>
+            </w:r>
+          </w:p>
+        </w:tc>
+      </w:tr>
+      <w:tr>
+        <w:tc>
+          <w:tcPr>
+            <w:tcW w:w="2547" w:type="dxa"/>
+          </w:tcPr>
+          <w:p>
+            <w:r>
+              <w:t>deck.py</w:t>
+            </w:r>
+          </w:p>
+        </w:tc>
+        <w:tc>
+          <w:tcPr>
+            <w:tcW w:w="3118" w:type="dxa"/>
+          </w:tcPr>
+          <w:p>
+            <w:r>
+              <w:t>Lists (A/B)</w:t>
+            </w:r>
+          </w:p>
+          <w:p>
+            <w:r>
+              <w:t>Stack Operations( (A)</w:t>
+            </w:r>
+          </w:p>
+        </w:tc>
+        <w:tc>
+          <w:tcPr>
+            <w:tcW w:w="3351" w:type="dxa"/>
+          </w:tcPr>
+          <w:p>
+            <w:r>
+              <w:t>Cards list, daw(), peel(</w:t>
+            </w:r>
+            <w:proofErr w:type="gramStart"/>
+            <w:r>
+              <w:t>), and</w:t>
+            </w:r>
+            <w:proofErr w:type="gramEnd"/>
+            <w:r>
+              <w:t xml:space="preserve"> </w:t>
+            </w:r>
+            <w:proofErr w:type="spellStart"/>
+            <w:r>
+              <w:t>add_card</w:t>
+            </w:r>
+            <w:proofErr w:type="spellEnd"/>
+            <w:r>
+              <w:t>() allow it to act as a stack.</w:t>
+            </w:r>
+          </w:p>
+        </w:tc>
+      </w:tr>
+      <w:tr>
+        <w:tc>
+          <w:tcPr>
+            <w:tcW w:w="2547" w:type="dxa"/>
+          </w:tcPr>
+          <w:p>
+            <w:r>
+              <w:t>discard_pile.py</w:t>
+            </w:r>
+          </w:p>
+        </w:tc>
+        <w:tc>
+          <w:tcPr>
+            <w:tcW w:w="3118" w:type="dxa"/>
+          </w:tcPr>
+          <w:p/>
+        </w:tc>
+        <w:tc>
+          <w:tcPr>
+            <w:tcW w:w="3351" w:type="dxa"/>
+          </w:tcPr>
+          <w:p/>
+        </w:tc>
+      </w:tr>
+    </w:tbl>
+    <w:p/>
+    <w:p/>
+    <w:p>
+      <w:pPr>
+        <w:pStyle w:val="Heading1"/>
+        <w:rPr>
+          <w:sz w:val="60"/>
+          <w:szCs w:val="60"/>
+        </w:rPr>
+      </w:pPr>
       <w:bookmarkStart w:id="23" w:name="_x0caq1dg85bk" w:colFirst="0" w:colLast="0"/>
       <w:bookmarkEnd w:id="23"/>
       <w:r>
@@ -9045,6 +12741,7 @@
       <w:bookmarkStart w:id="25" w:name="_mc27cbkyrtnw" w:colFirst="0" w:colLast="0"/>
       <w:bookmarkEnd w:id="25"/>
       <w:r>
+        <w:lastRenderedPageBreak/>
         <w:t>Bibliography:</w:t>
       </w:r>
     </w:p>
@@ -9052,19 +12749,36 @@
       <w:bookmarkStart w:id="26" w:name="oznbccsgauts" w:colFirst="0" w:colLast="0"/>
       <w:bookmarkEnd w:id="26"/>
       <w:r>
-        <w:t xml:space="preserve">[1] CardzMania 2026, </w:t>
-      </w:r>
+        <w:t xml:space="preserve">[1] </w:t>
+      </w:r>
+      <w:proofErr w:type="spellStart"/>
+      <w:r>
+        <w:t>CardzMania</w:t>
+      </w:r>
+      <w:proofErr w:type="spellEnd"/>
+      <w:r>
+        <w:t xml:space="preserve"> 2026, </w:t>
+      </w:r>
+      <w:proofErr w:type="spellStart"/>
       <w:r>
         <w:rPr>
           <w:i/>
           <w:iCs/>
         </w:rPr>
-        <w:t>CardzMania - Play 50+ card games online with up to 12 players</w:t>
+        <w:t>CardzMania</w:t>
+      </w:r>
+      <w:proofErr w:type="spellEnd"/>
+      <w:r>
+        <w:rPr>
+          <w:i/>
+          <w:iCs/>
+        </w:rPr>
+        <w:t xml:space="preserve"> - Play 50+ card games online with up to 12 players</w:t>
       </w:r>
       <w:r>
         <w:t xml:space="preserve">. Available at: </w:t>
       </w:r>
-      <w:hyperlink r:id="rId22">
+      <w:hyperlink r:id="rId26">
         <w:r>
           <w:rPr>
             <w:color w:val="1155CC"/>
@@ -9079,8 +12793,8 @@
     </w:p>
     <w:p/>
     <w:sectPr>
-      <w:headerReference w:type="default" r:id="rId23"/>
-      <w:footerReference w:type="default" r:id="rId24"/>
+      <w:headerReference w:type="default" r:id="rId27"/>
+      <w:footerReference w:type="default" r:id="rId28"/>
       <w:pgSz w:w="11906" w:h="16838"/>
       <w:pgMar w:top="1440" w:right="1440" w:bottom="1440" w:left="1440" w:header="708" w:footer="708" w:gutter="0"/>
       <w:pgNumType w:start="1"/>
@@ -12549,6 +16263,7 @@
   <w:style w:type="character" w:default="1" w:styleId="DefaultParagraphFont">
     <w:name w:val="Default Paragraph Font"/>
     <w:uiPriority w:val="1"/>
+    <w:semiHidden/>
     <w:unhideWhenUsed/>
   </w:style>
   <w:style w:type="table" w:default="1" w:styleId="TableNormal">
